--- a/hin/docx/030.content.docx
+++ b/hin/docx/030.content.docx
@@ -150,26 +150,6 @@
           <w:lang w:val="hi_IN" w:bidi="hi_IN"/>
         </w:rPr>
         <w:t>ल</w:t>
-      </w:r>
-      <w:r>
-        <w:rPr>
-          <w:lang w:val="hi_IN" w:bidi="hi_IN"/>
-        </w:rPr>
-      </w:r>
-    </w:p>
-    <w:p>
-      <w:pPr/>
-      <w:r>
-        <w:rPr>
-          <w:lang w:val="hi_IN" w:bidi="hi_IN"/>
-        </w:rPr>
-      </w:r>
-      <w:r>
-        <w:rPr>
-          <w:i/>
-          <w:lang w:val="hi_IN" w:bidi="hi_IN"/>
-        </w:rPr>
-        <w:t>लिखित शब्द, लूका के सुसमाचार में धनवान और कंगाल, लूका–प्रेरितों के काम में स्तुति और आनन्द</w:t>
       </w:r>
       <w:r>
         <w:rPr>

--- a/hin/docx/030.content.docx
+++ b/hin/docx/030.content.docx
@@ -19,7 +19,7 @@
         <w:rPr>
           <w:lang w:val="hi_IN" w:bidi="hi_IN"/>
         </w:rPr>
-        <w:t>Resource: Study Notes - Themes (Tyndale)</w:t>
+        <w:t>Resource: Tyndale Open Study Notes</w:t>
       </w:r>
       <w:r>
         <w:rPr>
@@ -112,7 +112,7 @@
         <w:rPr>
           <w:lang w:val="hi_IN" w:bidi="hi_IN"/>
         </w:rPr>
-        <w:t>Study Notes - Themes (Tyndale)</w:t>
+        <w:t>Tyndale Open Study Notes</w:t>
       </w:r>
     </w:p>
     <w:p>

--- a/hin/docx/030.content.docx
+++ b/hin/docx/030.content.docx
@@ -149,7 +149,7 @@
         <w:rPr>
           <w:lang w:val="hi_IN" w:bidi="hi_IN"/>
         </w:rPr>
-        <w:t>ल</w:t>
+        <w:t>व</w:t>
       </w:r>
       <w:r>
         <w:rPr>
@@ -212,7 +212,7 @@
         <w:rPr>
           <w:lang w:val="hi_IN" w:bidi="hi_IN"/>
         </w:rPr>
-        <w:t>लिखित शब्द</w:t>
+        <w:t>वचन</w:t>
       </w:r>
       <w:r>
         <w:rPr>
@@ -231,20 +231,14 @@
         <w:rPr>
           <w:lang w:val="hi_IN" w:bidi="hi_IN"/>
         </w:rPr>
-        <w:t>भविष्यद्वक्ता</w:t>
-      </w:r>
-      <w:r>
-        <w:rPr>
-          <w:b/>
-          <w:lang w:val="hi_IN" w:bidi="hi_IN"/>
-        </w:rPr>
-        <w:t xml:space="preserve"> </w:t>
-      </w:r>
-      <w:r>
-        <w:rPr>
-          <w:lang w:val="hi_IN" w:bidi="hi_IN"/>
-        </w:rPr>
-        <w:t>यिर्मयाह की सार्वजनिक सुनवाई के दौरान मन्दिर परिसर में जब उनका मुकदमा चल रहा था, तब उनके मित्रों ने उनका जीवन बचाया (</w:t>
+        <w:t xml:space="preserve">प्रेरित यूहन्ना अपने सुसमाचार की शुरुआत यीशु मसीह के एक अद्वितीय वर्णन के साथ करते हैं, जिसे "वचन" (यूनानी </w:t>
+      </w:r>
+      <w:r>
+        <w:rPr>
+          <w:i/>
+          <w:lang w:val="hi_IN" w:bidi="hi_IN"/>
+        </w:rPr>
+        <w:t xml:space="preserve">लोगोस, </w:t>
       </w:r>
       <w:hyperlink r:id="rId13">
         <w:r>
@@ -255,33 +249,14 @@
             <w:color w:val="0000EE"/>
             <w:u w:val="single"/>
           </w:rPr>
-          <w:t>यिर्म 26</w:t>
-        </w:r>
-      </w:hyperlink>
-      <w:r>
-        <w:rPr>
-          <w:lang w:val="hi_IN" w:bidi="hi_IN"/>
-        </w:rPr>
-        <w:t xml:space="preserve">)। फिर भी, राजा यहोयाकीम ने </w:t>
-      </w:r>
-      <w:r>
-        <w:rPr>
-          <w:lang w:val="hi_IN" w:bidi="hi_IN"/>
-        </w:rPr>
-        <w:t>भविष्यद्वक्ता</w:t>
-      </w:r>
-      <w:r>
-        <w:rPr>
-          <w:b/>
-          <w:lang w:val="hi_IN" w:bidi="hi_IN"/>
-        </w:rPr>
-        <w:t xml:space="preserve"> </w:t>
-      </w:r>
-      <w:r>
-        <w:rPr>
-          <w:lang w:val="hi_IN" w:bidi="hi_IN"/>
-        </w:rPr>
-        <w:t>ऊरिय्याह को मार डाला और यिर्मयाह को गिरफ्तार करने की कोशिश की। क्या इससे यिर्मयाह की सार्वजनिक सेवकाई समाप्त हो जाएगी? क्या यहूदा के अगुवों और लोगों तक प्रभु का सन्देश पहुँचाने का एकमात्र तरीका सार्वजनिक भाषण ही था?</w:t>
+          <w:t>यूह 1:1</w:t>
+        </w:r>
+      </w:hyperlink>
+      <w:r>
+        <w:rPr>
+          <w:lang w:val="hi_IN" w:bidi="hi_IN"/>
+        </w:rPr>
+        <w:t>) कहा गया है। पहली शताब्दी में, यूनानी और यहूदी दोनों श्रोता इस शीर्षक के गहरे अर्थ को समझते थे।</w:t>
       </w:r>
     </w:p>
     <w:p>
@@ -295,7 +270,7 @@
         <w:rPr>
           <w:lang w:val="hi_IN" w:bidi="hi_IN"/>
         </w:rPr>
-        <w:t>संदेशवाहकों को मारना और चुप कराना प्रभु के सन्देश को नहीं रोक सका। प्रभु अपने सन्देश को लिखित रूप में भी प्रभावी ढंग से साझा कर सकते हैं। प्रभु ने यिर्मयाह से कहा कि वे सभी सन्देश लिख लें जो उन्होंने प्रचार किए थे (</w:t>
+        <w:t>यूनानी लोग उन मौलिक शक्तियों के बारे में सोचते थे जो भूमण्डल को बनाए रखती हैं। यहूदी परमेश्वर को याद करते थे जिन्होंने संसार को बोलकर रचा था (</w:t>
       </w:r>
       <w:hyperlink r:id="rId14">
         <w:r>
@@ -306,14 +281,68 @@
             <w:color w:val="0000EE"/>
             <w:u w:val="single"/>
           </w:rPr>
-          <w:t>यिर्म 36</w:t>
-        </w:r>
-      </w:hyperlink>
-      <w:r>
-        <w:rPr>
-          <w:lang w:val="hi_IN" w:bidi="hi_IN"/>
-        </w:rPr>
-        <w:t>)। यिर्मयाह के पास बारूक नाम का एक सहायक था, जो लिखने और प्रतिलिपियाँ बनाने में निपुण था।</w:t>
+          <w:t>उत 1:3–28</w:t>
+        </w:r>
+      </w:hyperlink>
+      <w:r>
+        <w:rPr>
+          <w:lang w:val="hi_IN" w:bidi="hi_IN"/>
+        </w:rPr>
+        <w:t xml:space="preserve">; </w:t>
+      </w:r>
+      <w:hyperlink r:id="rId15">
+        <w:r>
+          <w:rPr>
+            <w:lang w:val="hi_IN" w:bidi="hi_IN"/>
+          </w:rPr>
+          <w:rPr>
+            <w:color w:val="0000EE"/>
+            <w:u w:val="single"/>
+          </w:rPr>
+          <w:t>भज 33:6</w:t>
+        </w:r>
+      </w:hyperlink>
+      <w:r>
+        <w:rPr>
+          <w:lang w:val="hi_IN" w:bidi="hi_IN"/>
+        </w:rPr>
+        <w:t xml:space="preserve">, </w:t>
+      </w:r>
+      <w:hyperlink r:id="rId16">
+        <w:r>
+          <w:rPr>
+            <w:lang w:val="hi_IN" w:bidi="hi_IN"/>
+          </w:rPr>
+          <w:rPr>
+            <w:color w:val="0000EE"/>
+            <w:u w:val="single"/>
+          </w:rPr>
+          <w:t>9</w:t>
+        </w:r>
+      </w:hyperlink>
+      <w:r>
+        <w:rPr>
+          <w:lang w:val="hi_IN" w:bidi="hi_IN"/>
+        </w:rPr>
+        <w:t>)। यीशु के समय में, परमेश्वर का "वचन" रचनात्मक व्यक्तिगत गुण प्राप्त कर चुका था। यहूदी परमेश्वर के "वचन" को परमेश्वर की "बुद्धि" के बारे में बात करने का एक और तरीका मानते थे। बुद्धि के माध्यम से, परमेश्वर संसार को रचने के लिए भूमण्डल में प्रवेश करते थे (</w:t>
+      </w:r>
+      <w:hyperlink r:id="rId17">
+        <w:r>
+          <w:rPr>
+            <w:lang w:val="hi_IN" w:bidi="hi_IN"/>
+          </w:rPr>
+          <w:rPr>
+            <w:color w:val="0000EE"/>
+            <w:u w:val="single"/>
+          </w:rPr>
+          <w:t>नीति 8:22–31</w:t>
+        </w:r>
+      </w:hyperlink>
+      <w:r>
+        <w:rPr>
+          <w:lang w:val="hi_IN" w:bidi="hi_IN"/>
+        </w:rPr>
+        <w:t>)।</w:t>
       </w:r>
     </w:p>
     <w:p>
@@ -327,31 +356,66 @@
         <w:rPr>
           <w:lang w:val="hi_IN" w:bidi="hi_IN"/>
         </w:rPr>
-        <w:t xml:space="preserve">छिपते समय, यिर्मयाह और बारूक ने एक </w:t>
-      </w:r>
-      <w:r>
-        <w:rPr>
-          <w:lang w:val="hi_IN" w:bidi="hi_IN"/>
-        </w:rPr>
-        <w:t>कुण्डलपत्र</w:t>
-      </w:r>
-      <w:r>
-        <w:rPr>
-          <w:lang w:val="hi_IN" w:bidi="hi_IN"/>
-        </w:rPr>
-        <w:t xml:space="preserve"> (सरकण्डा से बना एक कागज) खरीदा और सन्देशों को लिखने के लिए तैयार किया। जब उन्होंने लिखना समाप्त किया, तो उन्होंने कुण्डलपत्र को मन्दिर के आँगन में और राजा यहोयाकीम के लिए पढ़ा। राजा ने कुण्डलपत्र को फाड़कर जला दिया। लेकिन यिर्मयाह ने नए कुण्डलपत्र पर सन्देशों को लिखा, नई सामग्री को जोड़ते हुए। यिर्मयाह की सेवकाई के शेष समय में, उन्होंने अपने सन्देशों को सरकण्डे पर लिखा। फिर उन्होंने उन्हें विभिन्न देशों के अगुवों और बेबीलोन में इस्राएली </w:t>
-      </w:r>
-      <w:r>
-        <w:rPr>
-          <w:lang w:val="hi_IN" w:bidi="hi_IN"/>
-        </w:rPr>
-        <w:t xml:space="preserve">बन्दियों के पास </w:t>
-      </w:r>
-      <w:r>
-        <w:rPr>
-          <w:lang w:val="hi_IN" w:bidi="hi_IN"/>
-        </w:rPr>
-        <w:t xml:space="preserve">भेजा (देखें </w:t>
+        <w:t>यूहन्ना बताते हैं कि यीशु परमेश्वर के समान सार या प्रकृति साझा करते हैं। पुत्र समय से पहले अस्तित्व में थे और उन्होंने सब कुछ रचा। यूहन्ना इस सच्चाई को कि यीशु परमेश्वर हैं, प्राचीन यहूदी विचार बुद्धि से जोड़ते हैं। यह ईश्वरीय बुद्धि, जो समय से पहले परमेश्वर के साथ थी, अब परमेश्वर यीशु मसीह में प्रकट होती है। एक शक्तिशाली पद में, यूहन्ना लिखते हैं कि यह लोगोस, या बुद्धि, एक मनुष्य बन गया और हमारे बीच निवास किया (</w:t>
+      </w:r>
+      <w:hyperlink r:id="rId18">
+        <w:r>
+          <w:rPr>
+            <w:lang w:val="hi_IN" w:bidi="hi_IN"/>
+          </w:rPr>
+          <w:rPr>
+            <w:color w:val="0000EE"/>
+            <w:u w:val="single"/>
+          </w:rPr>
+          <w:t>यूह 1:14</w:t>
+        </w:r>
+      </w:hyperlink>
+      <w:r>
+        <w:rPr>
+          <w:lang w:val="hi_IN" w:bidi="hi_IN"/>
+        </w:rPr>
+        <w:t>)। जो परमेश्वर हैं, वही लोगोस हैं, और लोगोस यीशु मसीह हैं।</w:t>
+      </w:r>
+    </w:p>
+    <w:p>
+      <w:pPr/>
+      <w:r>
+        <w:rPr>
+          <w:lang w:val="hi_IN" w:bidi="hi_IN"/>
+        </w:rPr>
+      </w:r>
+      <w:r>
+        <w:rPr>
+          <w:u w:val="single"/>
+          <w:lang w:val="hi_IN" w:bidi="hi_IN"/>
+        </w:rPr>
+        <w:t>आगे के अध्ययन के लिए अंश</w:t>
+      </w:r>
+    </w:p>
+    <w:p>
+      <w:pPr/>
+      <w:r>
+        <w:rPr>
+          <w:lang w:val="hi_IN" w:bidi="hi_IN"/>
+        </w:rPr>
+      </w:r>
+      <w:hyperlink r:id="rId14">
+        <w:r>
+          <w:rPr>
+            <w:lang w:val="hi_IN" w:bidi="hi_IN"/>
+          </w:rPr>
+          <w:rPr>
+            <w:color w:val="0000EE"/>
+            <w:u w:val="single"/>
+          </w:rPr>
+          <w:t>उत्पत्ति 1:3–28</w:t>
+        </w:r>
+      </w:hyperlink>
+      <w:r>
+        <w:rPr>
+          <w:lang w:val="hi_IN" w:bidi="hi_IN"/>
+        </w:rPr>
+        <w:t xml:space="preserve">; </w:t>
       </w:r>
       <w:hyperlink r:id="rId15">
         <w:r>
@@ -362,7 +426,403 @@
             <w:color w:val="0000EE"/>
             <w:u w:val="single"/>
           </w:rPr>
-          <w:t>यिर्म 29</w:t>
+          <w:t>भजन संहिता 33:6</w:t>
+        </w:r>
+      </w:hyperlink>
+      <w:r>
+        <w:rPr>
+          <w:lang w:val="hi_IN" w:bidi="hi_IN"/>
+        </w:rPr>
+        <w:t xml:space="preserve">, </w:t>
+      </w:r>
+      <w:hyperlink r:id="rId16">
+        <w:r>
+          <w:rPr>
+            <w:lang w:val="hi_IN" w:bidi="hi_IN"/>
+          </w:rPr>
+          <w:rPr>
+            <w:color w:val="0000EE"/>
+            <w:u w:val="single"/>
+          </w:rPr>
+          <w:t>9</w:t>
+        </w:r>
+      </w:hyperlink>
+      <w:r>
+        <w:rPr>
+          <w:lang w:val="hi_IN" w:bidi="hi_IN"/>
+        </w:rPr>
+        <w:t xml:space="preserve">; </w:t>
+      </w:r>
+      <w:hyperlink r:id="rId17">
+        <w:r>
+          <w:rPr>
+            <w:lang w:val="hi_IN" w:bidi="hi_IN"/>
+          </w:rPr>
+          <w:rPr>
+            <w:color w:val="0000EE"/>
+            <w:u w:val="single"/>
+          </w:rPr>
+          <w:t>नीतिवचन 8:22–31</w:t>
+        </w:r>
+      </w:hyperlink>
+      <w:r>
+        <w:rPr>
+          <w:lang w:val="hi_IN" w:bidi="hi_IN"/>
+        </w:rPr>
+        <w:t xml:space="preserve">; </w:t>
+      </w:r>
+      <w:hyperlink r:id="rId19">
+        <w:r>
+          <w:rPr>
+            <w:lang w:val="hi_IN" w:bidi="hi_IN"/>
+          </w:rPr>
+          <w:rPr>
+            <w:color w:val="0000EE"/>
+            <w:u w:val="single"/>
+          </w:rPr>
+          <w:t>यशायाह 40:8</w:t>
+        </w:r>
+      </w:hyperlink>
+      <w:r>
+        <w:rPr>
+          <w:lang w:val="hi_IN" w:bidi="hi_IN"/>
+        </w:rPr>
+        <w:t xml:space="preserve">; </w:t>
+      </w:r>
+      <w:hyperlink r:id="rId20">
+        <w:r>
+          <w:rPr>
+            <w:lang w:val="hi_IN" w:bidi="hi_IN"/>
+          </w:rPr>
+          <w:rPr>
+            <w:color w:val="0000EE"/>
+            <w:u w:val="single"/>
+          </w:rPr>
+          <w:t>यूहन्ना 1:1–18</w:t>
+        </w:r>
+      </w:hyperlink>
+      <w:r>
+        <w:rPr>
+          <w:lang w:val="hi_IN" w:bidi="hi_IN"/>
+        </w:rPr>
+        <w:t xml:space="preserve">; </w:t>
+      </w:r>
+      <w:hyperlink r:id="rId21">
+        <w:r>
+          <w:rPr>
+            <w:lang w:val="hi_IN" w:bidi="hi_IN"/>
+          </w:rPr>
+          <w:rPr>
+            <w:color w:val="0000EE"/>
+            <w:u w:val="single"/>
+          </w:rPr>
+          <w:t>1 यूहन्ना 1:1</w:t>
+        </w:r>
+      </w:hyperlink>
+      <w:r>
+        <w:rPr>
+          <w:lang w:val="hi_IN" w:bidi="hi_IN"/>
+        </w:rPr>
+        <w:t xml:space="preserve">; </w:t>
+      </w:r>
+      <w:hyperlink r:id="rId22">
+        <w:r>
+          <w:rPr>
+            <w:lang w:val="hi_IN" w:bidi="hi_IN"/>
+          </w:rPr>
+          <w:rPr>
+            <w:color w:val="0000EE"/>
+            <w:u w:val="single"/>
+          </w:rPr>
+          <w:t>प्रकाशितवाक्य 19:13</w:t>
+        </w:r>
+      </w:hyperlink>
+      <w:r>
+        <w:rPr>
+          <w:lang w:val="hi_IN" w:bidi="hi_IN"/>
+        </w:rPr>
+      </w:r>
+      <w:r>
+        <w:rPr>
+          <w:lang w:val="hi_IN" w:bidi="hi_IN"/>
+        </w:rPr>
+      </w:r>
+    </w:p>
+    <w:p>
+      <w:pPr/>
+      <w:r>
+        <w:rPr>
+          <w:lang w:val="hi_IN" w:bidi="hi_IN"/>
+        </w:rPr>
+      </w:r>
+    </w:p>
+    <w:p>
+      <w:pPr>
+        <w:pStyle w:val="Heading2"/>
+      </w:pPr>
+      <w:r>
+        <w:rPr>
+          <w:lang w:val="hi_IN" w:bidi="hi_IN"/>
+        </w:rPr>
+        <w:t>"वह आएगा"</w:t>
+      </w:r>
+      <w:r>
+        <w:rPr>
+          <w:lang w:val="hi_IN" w:bidi="hi_IN"/>
+        </w:rPr>
+      </w:r>
+    </w:p>
+    <w:p>
+      <w:pPr/>
+      <w:r>
+        <w:rPr>
+          <w:lang w:val="hi_IN" w:bidi="hi_IN"/>
+        </w:rPr>
+      </w:r>
+      <w:r>
+        <w:rPr>
+          <w:lang w:val="hi_IN" w:bidi="hi_IN"/>
+        </w:rPr>
+        <w:t>यीशु ने अपने अनुयायियों से वादा किया कि वह लौटकर उन्हें अपने साथ हमेशा के लिए ले जाएँगे (</w:t>
+      </w:r>
+      <w:hyperlink r:id="rId23">
+        <w:r>
+          <w:rPr>
+            <w:lang w:val="hi_IN" w:bidi="hi_IN"/>
+          </w:rPr>
+          <w:rPr>
+            <w:color w:val="0000EE"/>
+            <w:u w:val="single"/>
+          </w:rPr>
+          <w:t>यूह 14:1–3</w:t>
+        </w:r>
+      </w:hyperlink>
+      <w:r>
+        <w:rPr>
+          <w:lang w:val="hi_IN" w:bidi="hi_IN"/>
+        </w:rPr>
+        <w:t>)। यीशु के स्वर्गारोहण के ठीक बाद, प्रेरितों को एक संदेश मिला कि वह एक दिन वापस आएँगे (</w:t>
+      </w:r>
+      <w:hyperlink r:id="rId24">
+        <w:r>
+          <w:rPr>
+            <w:lang w:val="hi_IN" w:bidi="hi_IN"/>
+          </w:rPr>
+          <w:rPr>
+            <w:color w:val="0000EE"/>
+            <w:u w:val="single"/>
+          </w:rPr>
+          <w:t>प्रेरि 1:9–11</w:t>
+        </w:r>
+      </w:hyperlink>
+      <w:r>
+        <w:rPr>
+          <w:lang w:val="hi_IN" w:bidi="hi_IN"/>
+        </w:rPr>
+        <w:t>)। प्रकाशितवाक्य की पुस्तक में वर्णित दर्शनों में, यूहन्ना ने यीशु को फिर से लौटने का वादा करते हुए सुना (</w:t>
+      </w:r>
+      <w:hyperlink r:id="rId25">
+        <w:r>
+          <w:rPr>
+            <w:lang w:val="hi_IN" w:bidi="hi_IN"/>
+          </w:rPr>
+          <w:rPr>
+            <w:color w:val="0000EE"/>
+            <w:u w:val="single"/>
+          </w:rPr>
+          <w:t>प्रका 22:6–20</w:t>
+        </w:r>
+      </w:hyperlink>
+      <w:r>
+        <w:rPr>
+          <w:lang w:val="hi_IN" w:bidi="hi_IN"/>
+        </w:rPr>
+        <w:t xml:space="preserve">)। </w:t>
+      </w:r>
+    </w:p>
+    <w:p>
+      <w:pPr/>
+      <w:r>
+        <w:rPr>
+          <w:lang w:val="hi_IN" w:bidi="hi_IN"/>
+        </w:rPr>
+      </w:r>
+      <w:r>
+        <w:rPr>
+          <w:lang w:val="hi_IN" w:bidi="hi_IN"/>
+        </w:rPr>
+        <w:t>सब कुछ का अंतिम समापन, "प्रभु का दिन" (</w:t>
+      </w:r>
+      <w:hyperlink r:id="rId26">
+        <w:r>
+          <w:rPr>
+            <w:lang w:val="hi_IN" w:bidi="hi_IN"/>
+          </w:rPr>
+          <w:rPr>
+            <w:color w:val="0000EE"/>
+            <w:u w:val="single"/>
+          </w:rPr>
+          <w:t>2 थिस्स 2:2</w:t>
+        </w:r>
+      </w:hyperlink>
+      <w:r>
+        <w:rPr>
+          <w:lang w:val="hi_IN" w:bidi="hi_IN"/>
+        </w:rPr>
+        <w:t>), एक आश्चर्य के रूप में आएगा, "रात में चोर के समान" (</w:t>
+      </w:r>
+      <w:hyperlink r:id="rId27">
+        <w:r>
+          <w:rPr>
+            <w:lang w:val="hi_IN" w:bidi="hi_IN"/>
+          </w:rPr>
+          <w:rPr>
+            <w:color w:val="0000EE"/>
+            <w:u w:val="single"/>
+          </w:rPr>
+          <w:t>1 थिस्स 5:2</w:t>
+        </w:r>
+      </w:hyperlink>
+      <w:r>
+        <w:rPr>
+          <w:lang w:val="hi_IN" w:bidi="hi_IN"/>
+        </w:rPr>
+        <w:t>)। यीशु ने कहा "केवल पिता" जानते हैं कि वह दिन कब होगा (</w:t>
+      </w:r>
+      <w:hyperlink r:id="rId28">
+        <w:r>
+          <w:rPr>
+            <w:lang w:val="hi_IN" w:bidi="hi_IN"/>
+          </w:rPr>
+          <w:rPr>
+            <w:color w:val="0000EE"/>
+            <w:u w:val="single"/>
+          </w:rPr>
+          <w:t>मत्ती 24:36</w:t>
+        </w:r>
+      </w:hyperlink>
+      <w:r>
+        <w:rPr>
+          <w:lang w:val="hi_IN" w:bidi="hi_IN"/>
+        </w:rPr>
+        <w:t xml:space="preserve">; </w:t>
+      </w:r>
+      <w:hyperlink r:id="rId29">
+        <w:r>
+          <w:rPr>
+            <w:lang w:val="hi_IN" w:bidi="hi_IN"/>
+          </w:rPr>
+          <w:rPr>
+            <w:color w:val="0000EE"/>
+            <w:u w:val="single"/>
+          </w:rPr>
+          <w:t>प्रेरि 1:6–7</w:t>
+        </w:r>
+      </w:hyperlink>
+      <w:r>
+        <w:rPr>
+          <w:lang w:val="hi_IN" w:bidi="hi_IN"/>
+        </w:rPr>
+        <w:t>)। अब आशा और दृढ़ विश्वास का समय है, न कि अनुमान लगाने का। मसीहियों को अंत के लिए तिथियाँ और समय निर्धारित नहीं करना चाहिए।</w:t>
+      </w:r>
+    </w:p>
+    <w:p>
+      <w:pPr/>
+      <w:r>
+        <w:rPr>
+          <w:lang w:val="hi_IN" w:bidi="hi_IN"/>
+        </w:rPr>
+      </w:r>
+      <w:r>
+        <w:rPr>
+          <w:lang w:val="hi_IN" w:bidi="hi_IN"/>
+        </w:rPr>
+        <w:t>जब बाइबल भविष्य की घटनाओं (समय के अंत में क्या होगा) के बारे में सिखाती है, तो यह हमें दो महत्वपूर्ण बातें बताती है: कठिन समय के दौरान आशा और अभी कैसे जीना है, इसके लिए बुद्धि। अंत समय के बारे में बाइबल की शिक्षा, जिसे एस्कैटोलॉजी (भविष्य में क्या होगा इसका अध्ययन) भी कहा जाता है, हमें आज ईमानदारी से जीने पर ध्यान केंद्रित करने में मदद करती है। इन घटनाओं के बारे में चिंता करने के बजाय, हमें इस बात पर ध्यान केंद्रित करना चाहिए कि हम अभी कैसे जीते हैं।</w:t>
+      </w:r>
+    </w:p>
+    <w:p>
+      <w:pPr/>
+      <w:r>
+        <w:rPr>
+          <w:lang w:val="hi_IN" w:bidi="hi_IN"/>
+        </w:rPr>
+      </w:r>
+      <w:r>
+        <w:rPr>
+          <w:lang w:val="hi_IN" w:bidi="hi_IN"/>
+        </w:rPr>
+        <w:t>प्रेरित पौलुस घटनाओं का वर्णन करते हैं जैसे "</w:t>
+      </w:r>
+      <w:r>
+        <w:rPr>
+          <w:lang w:val="hi_IN" w:bidi="hi_IN"/>
+        </w:rPr>
+        <w:t>विद्रोह</w:t>
+      </w:r>
+      <w:r>
+        <w:rPr>
+          <w:lang w:val="hi_IN" w:bidi="hi_IN"/>
+        </w:rPr>
+        <w:t>" और "</w:t>
+      </w:r>
+      <w:r>
+        <w:rPr>
+          <w:lang w:val="hi_IN" w:bidi="hi_IN"/>
+        </w:rPr>
+        <w:t>अधर्मी पुरुष</w:t>
+      </w:r>
+      <w:r>
+        <w:rPr>
+          <w:lang w:val="hi_IN" w:bidi="hi_IN"/>
+        </w:rPr>
+        <w:t>" अर्थात् विनाश के पुत्र का प्रकट होना जो "प्रभु के दिन" से पहले होगा (</w:t>
+      </w:r>
+      <w:hyperlink r:id="rId30">
+        <w:r>
+          <w:rPr>
+            <w:lang w:val="hi_IN" w:bidi="hi_IN"/>
+          </w:rPr>
+          <w:rPr>
+            <w:color w:val="0000EE"/>
+            <w:u w:val="single"/>
+          </w:rPr>
+          <w:t>2 थिस्स 2:1–12</w:t>
+        </w:r>
+      </w:hyperlink>
+      <w:r>
+        <w:rPr>
+          <w:lang w:val="hi_IN" w:bidi="hi_IN"/>
+        </w:rPr>
+        <w:t>)। फिर भी, वह विवरणों पर ध्यान केंद्रित नहीं करते। इसके बजाय, वह अपने श्रोताओं को इन घटनाओं की याद दिलाते हैं ताकि झूठी शिक्षाओं का खण्डन कर सकें और उन मसीहियों को प्रोत्साहित कर सकें जो विश्वास के लिए कष्ट सहते हैं (</w:t>
+      </w:r>
+      <w:hyperlink r:id="rId31">
+        <w:r>
+          <w:rPr>
+            <w:lang w:val="hi_IN" w:bidi="hi_IN"/>
+          </w:rPr>
+          <w:rPr>
+            <w:color w:val="0000EE"/>
+            <w:u w:val="single"/>
+          </w:rPr>
+          <w:t>2 थिस्स 1:3–10</w:t>
+        </w:r>
+      </w:hyperlink>
+      <w:r>
+        <w:rPr>
+          <w:lang w:val="hi_IN" w:bidi="hi_IN"/>
+        </w:rPr>
+        <w:t xml:space="preserve">; </w:t>
+      </w:r>
+      <w:hyperlink r:id="rId32">
+        <w:r>
+          <w:rPr>
+            <w:lang w:val="hi_IN" w:bidi="hi_IN"/>
+          </w:rPr>
+          <w:rPr>
+            <w:color w:val="0000EE"/>
+            <w:u w:val="single"/>
+          </w:rPr>
+          <w:t>2:5</w:t>
         </w:r>
       </w:hyperlink>
       <w:r>
@@ -383,54 +843,2528 @@
         <w:rPr>
           <w:lang w:val="hi_IN" w:bidi="hi_IN"/>
         </w:rPr>
-        <w:t>परमेश्वर के वचन को लिखने की पहली घटना निश्चित रूप से निर्गमन में दिखाई देती है। परमेश्वर ने मूसा को वाचा के वचन लिखने का निर्देश दिया (</w:t>
-      </w:r>
-      <w:hyperlink r:id="rId16">
-        <w:r>
-          <w:rPr>
-            <w:lang w:val="hi_IN" w:bidi="hi_IN"/>
-          </w:rPr>
-          <w:rPr>
-            <w:color w:val="0000EE"/>
-            <w:u w:val="single"/>
-          </w:rPr>
-          <w:t>निर्ग 24:4</w:t>
-        </w:r>
-      </w:hyperlink>
-      <w:r>
-        <w:rPr>
-          <w:lang w:val="hi_IN" w:bidi="hi_IN"/>
-        </w:rPr>
-        <w:t xml:space="preserve">, साथ ही देखें </w:t>
-      </w:r>
-      <w:hyperlink r:id="rId17">
-        <w:r>
-          <w:rPr>
-            <w:lang w:val="hi_IN" w:bidi="hi_IN"/>
-          </w:rPr>
-          <w:rPr>
-            <w:color w:val="0000EE"/>
-            <w:u w:val="single"/>
-          </w:rPr>
-          <w:t>निर्ग 17:14</w:t>
-        </w:r>
-      </w:hyperlink>
-      <w:r>
-        <w:rPr>
-          <w:lang w:val="hi_IN" w:bidi="hi_IN"/>
-        </w:rPr>
-        <w:t>)। यह विशेष रूप से बताता है कि मूसा ने व्यवस्थाविवरण की पुस्तक लिखी (</w:t>
-      </w:r>
-      <w:hyperlink r:id="rId18">
-        <w:r>
-          <w:rPr>
-            <w:lang w:val="hi_IN" w:bidi="hi_IN"/>
-          </w:rPr>
-          <w:rPr>
-            <w:color w:val="0000EE"/>
-            <w:u w:val="single"/>
-          </w:rPr>
-          <w:t>व्य.वि. 31:9</w:t>
+        <w:t>जब मसीह वापस आएँगे, तो वह:</w:t>
+      </w:r>
+    </w:p>
+    <w:p>
+      <w:pPr>
+        <w:pStyle w:val="ListBullet"/>
+        <w:spacing w:line="240" w:lineRule="auto"/>
+        <w:ind w:left="720"/>
+      </w:pPr>
+      <w:r>
+        <w:rPr>
+          <w:lang w:val="hi_IN" w:bidi="hi_IN"/>
+        </w:rPr>
+      </w:r>
+      <w:r>
+        <w:rPr>
+          <w:lang w:val="hi_IN" w:bidi="hi_IN"/>
+        </w:rPr>
+        <w:t>यीशु (सुसमाचार) के बारे में शुभ समाचार के विरोधियों पर विजय प्राप्त करेंगे</w:t>
+      </w:r>
+    </w:p>
+    <w:p>
+      <w:pPr>
+        <w:pStyle w:val="ListBullet"/>
+        <w:spacing w:line="240" w:lineRule="auto"/>
+        <w:ind w:left="720"/>
+      </w:pPr>
+      <w:r>
+        <w:rPr>
+          <w:lang w:val="hi_IN" w:bidi="hi_IN"/>
+        </w:rPr>
+      </w:r>
+      <w:r>
+        <w:rPr>
+          <w:lang w:val="hi_IN" w:bidi="hi_IN"/>
+        </w:rPr>
+        <w:t>कष्ट सह रहे मसीहियों को बचाएँगे (</w:t>
+      </w:r>
+      <w:hyperlink r:id="rId33">
+        <w:r>
+          <w:rPr>
+            <w:lang w:val="hi_IN" w:bidi="hi_IN"/>
+          </w:rPr>
+          <w:rPr>
+            <w:color w:val="0000EE"/>
+            <w:u w:val="single"/>
+          </w:rPr>
+          <w:t>2 थिस्स 1:7–10</w:t>
+        </w:r>
+      </w:hyperlink>
+      <w:r>
+        <w:rPr>
+          <w:lang w:val="hi_IN" w:bidi="hi_IN"/>
+        </w:rPr>
+        <w:t>)</w:t>
+      </w:r>
+    </w:p>
+    <w:p>
+      <w:pPr>
+        <w:pStyle w:val="ListBullet"/>
+        <w:spacing w:line="240" w:lineRule="auto"/>
+        <w:ind w:left="720"/>
+      </w:pPr>
+      <w:r>
+        <w:rPr>
+          <w:lang w:val="hi_IN" w:bidi="hi_IN"/>
+        </w:rPr>
+      </w:r>
+      <w:r>
+        <w:rPr>
+          <w:lang w:val="hi_IN" w:bidi="hi_IN"/>
+        </w:rPr>
+        <w:t>अपने अनुयायियों को सदा के लिए अपने साथ एकत्रित करेंगे (</w:t>
+      </w:r>
+      <w:hyperlink r:id="rId34">
+        <w:r>
+          <w:rPr>
+            <w:lang w:val="hi_IN" w:bidi="hi_IN"/>
+          </w:rPr>
+          <w:rPr>
+            <w:color w:val="0000EE"/>
+            <w:u w:val="single"/>
+          </w:rPr>
+          <w:t>1 थिस्स 4:13–17</w:t>
+        </w:r>
+      </w:hyperlink>
+      <w:r>
+        <w:rPr>
+          <w:lang w:val="hi_IN" w:bidi="hi_IN"/>
+        </w:rPr>
+        <w:t>)</w:t>
+      </w:r>
+    </w:p>
+    <w:p>
+      <w:pPr/>
+      <w:r>
+        <w:rPr>
+          <w:lang w:val="hi_IN" w:bidi="hi_IN"/>
+        </w:rPr>
+      </w:r>
+      <w:r>
+        <w:rPr>
+          <w:lang w:val="hi_IN" w:bidi="hi_IN"/>
+        </w:rPr>
+        <w:t>इस भविष्य की घटना के लिए अभी प्रतिक्रिया की आवश्यकता है। जो लोग सुसमाचार को स्वीकार करते हैं और परमेश्वर के लिए जीते हैं, वे बचाव के प्रति आश्वस्त हो सकते हैं। जो लोग परमेश्वर को अस्वीकार करते हैं, वे अनंत विनाश का अनुभव करेंगे। मसीहियों के लिए परमेश्वर का चुनाव और बुलाहट, उनकी आशा और सांत्वना है (</w:t>
+      </w:r>
+      <w:hyperlink r:id="rId35">
+        <w:r>
+          <w:rPr>
+            <w:lang w:val="hi_IN" w:bidi="hi_IN"/>
+          </w:rPr>
+          <w:rPr>
+            <w:color w:val="0000EE"/>
+            <w:u w:val="single"/>
+          </w:rPr>
+          <w:t>2 थिस्स 2:13–14</w:t>
+        </w:r>
+      </w:hyperlink>
+      <w:r>
+        <w:rPr>
+          <w:lang w:val="hi_IN" w:bidi="hi_IN"/>
+        </w:rPr>
+        <w:t>)। वे भविष्य की ओर देखते हुए अभी स्थिर रह सकते हैं (</w:t>
+      </w:r>
+      <w:hyperlink r:id="rId36">
+        <w:r>
+          <w:rPr>
+            <w:lang w:val="hi_IN" w:bidi="hi_IN"/>
+          </w:rPr>
+          <w:rPr>
+            <w:color w:val="0000EE"/>
+            <w:u w:val="single"/>
+          </w:rPr>
+          <w:t>2:14–15</w:t>
+        </w:r>
+      </w:hyperlink>
+      <w:r>
+        <w:rPr>
+          <w:lang w:val="hi_IN" w:bidi="hi_IN"/>
+        </w:rPr>
+        <w:t>)। जब वह वापस आएँगे तो उनके पास परिणाम का आश्वासन होगा।</w:t>
+      </w:r>
+    </w:p>
+    <w:p>
+      <w:pPr/>
+      <w:r>
+        <w:rPr>
+          <w:lang w:val="hi_IN" w:bidi="hi_IN"/>
+        </w:rPr>
+      </w:r>
+      <w:r>
+        <w:rPr>
+          <w:u w:val="single"/>
+          <w:lang w:val="hi_IN" w:bidi="hi_IN"/>
+        </w:rPr>
+        <w:t>अधिक अध्ययन के लिए अंश</w:t>
+      </w:r>
+    </w:p>
+    <w:p>
+      <w:pPr/>
+      <w:r>
+        <w:rPr>
+          <w:lang w:val="hi_IN" w:bidi="hi_IN"/>
+        </w:rPr>
+      </w:r>
+      <w:hyperlink r:id="rId37">
+        <w:r>
+          <w:rPr>
+            <w:lang w:val="hi_IN" w:bidi="hi_IN"/>
+          </w:rPr>
+          <w:rPr>
+            <w:color w:val="0000EE"/>
+            <w:u w:val="single"/>
+          </w:rPr>
+          <w:t>मत्ती 25:1–46</w:t>
+        </w:r>
+      </w:hyperlink>
+      <w:r>
+        <w:rPr>
+          <w:lang w:val="hi_IN" w:bidi="hi_IN"/>
+        </w:rPr>
+        <w:t xml:space="preserve">; </w:t>
+      </w:r>
+      <w:hyperlink r:id="rId29">
+        <w:r>
+          <w:rPr>
+            <w:lang w:val="hi_IN" w:bidi="hi_IN"/>
+          </w:rPr>
+          <w:rPr>
+            <w:color w:val="0000EE"/>
+            <w:u w:val="single"/>
+          </w:rPr>
+          <w:t>प्रेरितों के काम 1:6–7</w:t>
+        </w:r>
+      </w:hyperlink>
+      <w:r>
+        <w:rPr>
+          <w:lang w:val="hi_IN" w:bidi="hi_IN"/>
+        </w:rPr>
+        <w:t xml:space="preserve">; </w:t>
+      </w:r>
+      <w:hyperlink r:id="rId38">
+        <w:r>
+          <w:rPr>
+            <w:lang w:val="hi_IN" w:bidi="hi_IN"/>
+          </w:rPr>
+          <w:rPr>
+            <w:color w:val="0000EE"/>
+            <w:u w:val="single"/>
+          </w:rPr>
+          <w:t>1 थिस्सलुनीकियों 4:13–5:11</w:t>
+        </w:r>
+      </w:hyperlink>
+      <w:r>
+        <w:rPr>
+          <w:lang w:val="hi_IN" w:bidi="hi_IN"/>
+        </w:rPr>
+        <w:t xml:space="preserve">; </w:t>
+      </w:r>
+      <w:hyperlink r:id="rId33">
+        <w:r>
+          <w:rPr>
+            <w:lang w:val="hi_IN" w:bidi="hi_IN"/>
+          </w:rPr>
+          <w:rPr>
+            <w:color w:val="0000EE"/>
+            <w:u w:val="single"/>
+          </w:rPr>
+          <w:t>2 थिस्सलुनीकियों 1:7–10</w:t>
+        </w:r>
+      </w:hyperlink>
+      <w:r>
+        <w:rPr>
+          <w:lang w:val="hi_IN" w:bidi="hi_IN"/>
+        </w:rPr>
+        <w:t>;</w:t>
+      </w:r>
+      <w:hyperlink r:id="rId30">
+        <w:r>
+          <w:rPr>
+            <w:lang w:val="hi_IN" w:bidi="hi_IN"/>
+          </w:rPr>
+          <w:rPr>
+            <w:color w:val="0000EE"/>
+            <w:u w:val="single"/>
+          </w:rPr>
+          <w:t xml:space="preserve"> 2:1–12</w:t>
+        </w:r>
+      </w:hyperlink>
+      <w:r>
+        <w:rPr>
+          <w:lang w:val="hi_IN" w:bidi="hi_IN"/>
+        </w:rPr>
+      </w:r>
+      <w:r>
+        <w:rPr>
+          <w:lang w:val="hi_IN" w:bidi="hi_IN"/>
+        </w:rPr>
+      </w:r>
+    </w:p>
+    <w:p>
+      <w:pPr/>
+      <w:r>
+        <w:rPr>
+          <w:lang w:val="hi_IN" w:bidi="hi_IN"/>
+        </w:rPr>
+      </w:r>
+    </w:p>
+    <w:p>
+      <w:pPr>
+        <w:pStyle w:val="Heading2"/>
+      </w:pPr>
+      <w:r>
+        <w:rPr>
+          <w:lang w:val="hi_IN" w:bidi="hi_IN"/>
+        </w:rPr>
+        <w:t>वाचा का सन्दूक</w:t>
+      </w:r>
+      <w:r>
+        <w:rPr>
+          <w:lang w:val="hi_IN" w:bidi="hi_IN"/>
+        </w:rPr>
+      </w:r>
+    </w:p>
+    <w:p>
+      <w:pPr/>
+      <w:r>
+        <w:rPr>
+          <w:lang w:val="hi_IN" w:bidi="hi_IN"/>
+        </w:rPr>
+      </w:r>
+      <w:r>
+        <w:rPr>
+          <w:lang w:val="hi_IN" w:bidi="hi_IN"/>
+        </w:rPr>
+        <w:t xml:space="preserve">वाचा का सन्दूक लकड़ी का एक सन्दूक था जो सोने से मढ़ा हुआ था, यह यहूदियों के तम्बू के परमपवित्र स्थान में स्थित था, और बाद में मन्दिर में रखा गया। यह इस्राएल को परमेश्वर की वाचा की याद दिलाता था। इसके अन्दर वाचा की </w:t>
+      </w:r>
+      <w:r>
+        <w:rPr>
+          <w:lang w:val="hi_IN" w:bidi="hi_IN"/>
+        </w:rPr>
+        <w:t>तख्तियों</w:t>
+      </w:r>
+      <w:r>
+        <w:rPr>
+          <w:lang w:val="hi_IN" w:bidi="hi_IN"/>
+        </w:rPr>
+        <w:t xml:space="preserve"> थीं, जिन्हें "दस आज्ञाएँ" कहा जाता है। प्रायश्चित के दिन, महायाजक लोगों को शुद्ध करने के लिए सन्दूक के आवरण पर लहू छिड़कते थे (</w:t>
+      </w:r>
+      <w:hyperlink r:id="rId39">
+        <w:r>
+          <w:rPr>
+            <w:lang w:val="hi_IN" w:bidi="hi_IN"/>
+          </w:rPr>
+          <w:rPr>
+            <w:color w:val="0000EE"/>
+            <w:u w:val="single"/>
+          </w:rPr>
+          <w:t>लैव्य 16:2–17</w:t>
+        </w:r>
+      </w:hyperlink>
+      <w:r>
+        <w:rPr>
+          <w:lang w:val="hi_IN" w:bidi="hi_IN"/>
+        </w:rPr>
+        <w:t>)।</w:t>
+      </w:r>
+    </w:p>
+    <w:p>
+      <w:pPr/>
+      <w:r>
+        <w:rPr>
+          <w:lang w:val="hi_IN" w:bidi="hi_IN"/>
+        </w:rPr>
+      </w:r>
+      <w:r>
+        <w:rPr>
+          <w:lang w:val="hi_IN" w:bidi="hi_IN"/>
+        </w:rPr>
+        <w:t xml:space="preserve">इस्राएल के जंगल में समय के दौरान, परमेश्वर की महिमा सन्दूक के ऊपर प्रकट हुई, जहाँ वे अपने लोगों से मिलते थे (देखें </w:t>
+      </w:r>
+      <w:hyperlink r:id="rId40">
+        <w:r>
+          <w:rPr>
+            <w:lang w:val="hi_IN" w:bidi="hi_IN"/>
+          </w:rPr>
+          <w:rPr>
+            <w:color w:val="0000EE"/>
+            <w:u w:val="single"/>
+          </w:rPr>
+          <w:t>निर्ग 25:22</w:t>
+        </w:r>
+      </w:hyperlink>
+      <w:r>
+        <w:rPr>
+          <w:lang w:val="hi_IN" w:bidi="hi_IN"/>
+        </w:rPr>
+        <w:t>)। इस्राएल के इतिहास में, सन्दूक परमेश्वर की उपस्थिति का प्रतीक था। लोग इसे अपने साथ ले जाते थे जब वे यात्रा करते थे (</w:t>
+      </w:r>
+      <w:hyperlink r:id="rId41">
+        <w:r>
+          <w:rPr>
+            <w:lang w:val="hi_IN" w:bidi="hi_IN"/>
+          </w:rPr>
+          <w:rPr>
+            <w:color w:val="0000EE"/>
+            <w:u w:val="single"/>
+          </w:rPr>
+          <w:t>गिन 10:33–36</w:t>
+        </w:r>
+      </w:hyperlink>
+      <w:r>
+        <w:rPr>
+          <w:lang w:val="hi_IN" w:bidi="hi_IN"/>
+        </w:rPr>
+        <w:t>)। जब वे इसे यरदन तक लाए, तो पानी रुक गया ताकि इस्राएली सूखी जमीन पर पार कर सकें (</w:t>
+      </w:r>
+      <w:hyperlink r:id="rId42">
+        <w:r>
+          <w:rPr>
+            <w:lang w:val="hi_IN" w:bidi="hi_IN"/>
+          </w:rPr>
+          <w:rPr>
+            <w:color w:val="0000EE"/>
+            <w:u w:val="single"/>
+          </w:rPr>
+          <w:t>यहो 3:4–6</w:t>
+        </w:r>
+      </w:hyperlink>
+      <w:r>
+        <w:rPr>
+          <w:lang w:val="hi_IN" w:bidi="hi_IN"/>
+        </w:rPr>
+        <w:t>)। उन्होंने सन्दूक को यरीहो के चारों ओर घुमाया इससे पहले कि नगर पर आक्रमण किया गया। यह राजा दाऊद के समय में अम्मोनी नगर रब्बाह की घेराबंदी के दौरान मौजूद था (</w:t>
+      </w:r>
+      <w:hyperlink r:id="rId43">
+        <w:r>
+          <w:rPr>
+            <w:lang w:val="hi_IN" w:bidi="hi_IN"/>
+          </w:rPr>
+          <w:rPr>
+            <w:color w:val="0000EE"/>
+            <w:u w:val="single"/>
+          </w:rPr>
+          <w:t>2 शमू 11:1–11</w:t>
+        </w:r>
+      </w:hyperlink>
+      <w:r>
+        <w:rPr>
+          <w:lang w:val="hi_IN" w:bidi="hi_IN"/>
+        </w:rPr>
+        <w:t>)।</w:t>
+      </w:r>
+    </w:p>
+    <w:p>
+      <w:pPr/>
+      <w:r>
+        <w:rPr>
+          <w:lang w:val="hi_IN" w:bidi="hi_IN"/>
+        </w:rPr>
+      </w:r>
+      <w:r>
+        <w:rPr>
+          <w:lang w:val="hi_IN" w:bidi="hi_IN"/>
+        </w:rPr>
+        <w:t>पलिश्ती सन्दूक को इस्राएल के परमेश्वर के समान मानते थे (</w:t>
+      </w:r>
+      <w:hyperlink r:id="rId44">
+        <w:r>
+          <w:rPr>
+            <w:lang w:val="hi_IN" w:bidi="hi_IN"/>
+          </w:rPr>
+          <w:rPr>
+            <w:color w:val="0000EE"/>
+            <w:u w:val="single"/>
+          </w:rPr>
+          <w:t>1 शमू 4:6–8</w:t>
+        </w:r>
+      </w:hyperlink>
+      <w:r>
+        <w:rPr>
+          <w:lang w:val="hi_IN" w:bidi="hi_IN"/>
+        </w:rPr>
+        <w:t>)। यह समझ में आता था क्योंकि पलिश्ती अपने देवताओं की मूर्तियों को युद्ध में ले जाते थे (</w:t>
+      </w:r>
+      <w:hyperlink r:id="rId45">
+        <w:r>
+          <w:rPr>
+            <w:lang w:val="hi_IN" w:bidi="hi_IN"/>
+          </w:rPr>
+          <w:rPr>
+            <w:color w:val="0000EE"/>
+            <w:u w:val="single"/>
+          </w:rPr>
+          <w:t>2 शमू 5:21</w:t>
+        </w:r>
+      </w:hyperlink>
+      <w:r>
+        <w:rPr>
+          <w:lang w:val="hi_IN" w:bidi="hi_IN"/>
+        </w:rPr>
+        <w:t xml:space="preserve">)। इस्राएली परमेश्वर की मूर्तियों का उपयोग नहीं करते थे। इसलिए वे सन्दूक को परमेश्वर का "पादपीठ" और अस्थायी निवास मानते थे, न कि उनकी मूर्ति (देखें </w:t>
+      </w:r>
+      <w:hyperlink r:id="rId46">
+        <w:r>
+          <w:rPr>
+            <w:lang w:val="hi_IN" w:bidi="hi_IN"/>
+          </w:rPr>
+          <w:rPr>
+            <w:color w:val="0000EE"/>
+            <w:u w:val="single"/>
+          </w:rPr>
+          <w:t>1 इति 28:2</w:t>
+        </w:r>
+      </w:hyperlink>
+      <w:r>
+        <w:rPr>
+          <w:lang w:val="hi_IN" w:bidi="hi_IN"/>
+        </w:rPr>
+        <w:t>)।</w:t>
+      </w:r>
+    </w:p>
+    <w:p>
+      <w:pPr/>
+      <w:r>
+        <w:rPr>
+          <w:lang w:val="hi_IN" w:bidi="hi_IN"/>
+        </w:rPr>
+      </w:r>
+      <w:r>
+        <w:rPr>
+          <w:lang w:val="hi_IN" w:bidi="hi_IN"/>
+        </w:rPr>
+        <w:t>फिर भी, इस्राएलियों ने सन्दूक के बारे में एक गलत दृष्टिकोण विकसित कर लिया। उन्होंने इस पवित्र वस्तु को एक जादुई सन्दूक की तरह माना और परमेश्वर की उपस्थिति का उपयोग अपने लाभ के लिए करने की कोशिश की। उन्होंने सोचा "</w:t>
+      </w:r>
+      <w:r>
+        <w:rPr>
+          <w:lang w:val="hi_IN" w:bidi="hi_IN"/>
+        </w:rPr>
+        <w:t>वह हमारे बीच में आकर हमें शत्रुओं के हाथ से बचाए</w:t>
+      </w:r>
+      <w:r>
+        <w:rPr>
+          <w:lang w:val="hi_IN" w:bidi="hi_IN"/>
+        </w:rPr>
+        <w:t xml:space="preserve">” (देखें </w:t>
+      </w:r>
+      <w:hyperlink r:id="rId47">
+        <w:r>
+          <w:rPr>
+            <w:lang w:val="hi_IN" w:bidi="hi_IN"/>
+          </w:rPr>
+          <w:rPr>
+            <w:color w:val="0000EE"/>
+            <w:u w:val="single"/>
+          </w:rPr>
+          <w:t>1 शमू 4:3</w:t>
+        </w:r>
+      </w:hyperlink>
+      <w:r>
+        <w:rPr>
+          <w:lang w:val="hi_IN" w:bidi="hi_IN"/>
+        </w:rPr>
+        <w:t>)। उस दिन उनकी हार ने दिखाया कि कोई भी परमेश्वर को नियन्त्रित नहीं कर सकता (</w:t>
+      </w:r>
+      <w:hyperlink r:id="rId48">
+        <w:r>
+          <w:rPr>
+            <w:lang w:val="hi_IN" w:bidi="hi_IN"/>
+          </w:rPr>
+          <w:rPr>
+            <w:color w:val="0000EE"/>
+            <w:u w:val="single"/>
+          </w:rPr>
+          <w:t>4:1–11</w:t>
+        </w:r>
+      </w:hyperlink>
+      <w:r>
+        <w:rPr>
+          <w:lang w:val="hi_IN" w:bidi="hi_IN"/>
+        </w:rPr>
+        <w:t xml:space="preserve">)। वह अपने लोगों के अगुवा हैं, और उन्हें उनकी आज्ञा का पालन और उन पर भरोसा करना चाहिए (तुलना करें </w:t>
+      </w:r>
+      <w:hyperlink r:id="rId49">
+        <w:r>
+          <w:rPr>
+            <w:lang w:val="hi_IN" w:bidi="hi_IN"/>
+          </w:rPr>
+          <w:rPr>
+            <w:color w:val="0000EE"/>
+            <w:u w:val="single"/>
+          </w:rPr>
+          <w:t>यहो 5:13–15</w:t>
+        </w:r>
+      </w:hyperlink>
+      <w:r>
+        <w:rPr>
+          <w:lang w:val="hi_IN" w:bidi="hi_IN"/>
+        </w:rPr>
+        <w:t>)।</w:t>
+      </w:r>
+    </w:p>
+    <w:p>
+      <w:pPr/>
+      <w:r>
+        <w:rPr>
+          <w:lang w:val="hi_IN" w:bidi="hi_IN"/>
+        </w:rPr>
+      </w:r>
+      <w:r>
+        <w:rPr>
+          <w:lang w:val="hi_IN" w:bidi="hi_IN"/>
+        </w:rPr>
+        <w:t>अन्ततः राजा दाऊद ने सन्दूक को यरूशलेम में स्थानान्तरित किया (</w:t>
+      </w:r>
+      <w:hyperlink r:id="rId50">
+        <w:r>
+          <w:rPr>
+            <w:lang w:val="hi_IN" w:bidi="hi_IN"/>
+          </w:rPr>
+          <w:rPr>
+            <w:color w:val="0000EE"/>
+            <w:u w:val="single"/>
+          </w:rPr>
+          <w:t>2 शमू 6:1–17</w:t>
+        </w:r>
+      </w:hyperlink>
+      <w:r>
+        <w:rPr>
+          <w:lang w:val="hi_IN" w:bidi="hi_IN"/>
+        </w:rPr>
+        <w:t>)। जब राजा सुलैमान ने मन्दिर का निर्माण किया, तब उन्होंने सन्दूक को परमपवित्र स्थान में रखा। यह इस्राएली आराधना का केन्द्र बना रहा (</w:t>
+      </w:r>
+      <w:hyperlink r:id="rId51">
+        <w:r>
+          <w:rPr>
+            <w:lang w:val="hi_IN" w:bidi="hi_IN"/>
+          </w:rPr>
+          <w:rPr>
+            <w:color w:val="0000EE"/>
+            <w:u w:val="single"/>
+          </w:rPr>
+          <w:t>1 रा 8:1–11</w:t>
+        </w:r>
+      </w:hyperlink>
+      <w:r>
+        <w:rPr>
+          <w:lang w:val="hi_IN" w:bidi="hi_IN"/>
+        </w:rPr>
+        <w:t>)।</w:t>
+      </w:r>
+    </w:p>
+    <w:p>
+      <w:pPr/>
+      <w:r>
+        <w:rPr>
+          <w:lang w:val="hi_IN" w:bidi="hi_IN"/>
+        </w:rPr>
+      </w:r>
+      <w:r>
+        <w:rPr>
+          <w:lang w:val="hi_IN" w:bidi="hi_IN"/>
+        </w:rPr>
+        <w:t>इब्री शास्त्र प्रारम्भिक राज्य या राजशाही के बाद सन्दूक का उल्लेख नहीं करते हैं। इसे सम्भवतः 586 ई.पू. में बाबुलियों द्वारा मन्दिर के साथ नष्ट कर दिया गया था। फिर भी, अपोक्रिफा (या ड्यूटेरोकैनन) से एक परम्परा का दावा है कि भविष्यद्वक्ता यिर्मयाह ने बेबीलोन में बँधुआई के दौरान सन्दूक को छिपा दिया था (</w:t>
+      </w:r>
+      <w:hyperlink r:id="rId52">
+        <w:r>
+          <w:rPr>
+            <w:lang w:val="hi_IN" w:bidi="hi_IN"/>
+          </w:rPr>
+          <w:rPr>
+            <w:color w:val="0000EE"/>
+            <w:u w:val="single"/>
+          </w:rPr>
+          <w:t>2 मक्का 2:4–8</w:t>
+        </w:r>
+      </w:hyperlink>
+      <w:r>
+        <w:rPr>
+          <w:lang w:val="hi_IN" w:bidi="hi_IN"/>
+        </w:rPr>
+        <w:t xml:space="preserve">) (अपोक्रिफा प्राचीन ग्रंथों का एक समूह है जो इब्री बाइबल में शामिल नहीं है परन्तु कुछ मसीही समूहों द्वारा पवित्रशास्त्र के रूप में स्वीकार किया जाता है।) फिर भी, यीशु मसीह के माध्यम से परमेश्वर की उपस्थिति और उनके पूर्ण बलिदान ने सन्दूक की आवश्यकता को खत्म कर दिया (देखें </w:t>
+      </w:r>
+      <w:hyperlink r:id="rId53">
+        <w:r>
+          <w:rPr>
+            <w:lang w:val="hi_IN" w:bidi="hi_IN"/>
+          </w:rPr>
+          <w:rPr>
+            <w:color w:val="0000EE"/>
+            <w:u w:val="single"/>
+          </w:rPr>
+          <w:t>इब्रा 9:1–10:18</w:t>
+        </w:r>
+      </w:hyperlink>
+      <w:r>
+        <w:rPr>
+          <w:lang w:val="hi_IN" w:bidi="hi_IN"/>
+        </w:rPr>
+        <w:t>)।</w:t>
+      </w:r>
+    </w:p>
+    <w:p>
+      <w:pPr/>
+      <w:r>
+        <w:rPr>
+          <w:lang w:val="hi_IN" w:bidi="hi_IN"/>
+        </w:rPr>
+      </w:r>
+      <w:r>
+        <w:rPr>
+          <w:u w:val="single"/>
+          <w:lang w:val="hi_IN" w:bidi="hi_IN"/>
+        </w:rPr>
+        <w:t>आगे के अध्ययन के लिए अंश</w:t>
+      </w:r>
+    </w:p>
+    <w:p>
+      <w:pPr/>
+      <w:r>
+        <w:rPr>
+          <w:lang w:val="hi_IN" w:bidi="hi_IN"/>
+        </w:rPr>
+      </w:r>
+      <w:hyperlink r:id="rId54">
+        <w:r>
+          <w:rPr>
+            <w:lang w:val="hi_IN" w:bidi="hi_IN"/>
+          </w:rPr>
+          <w:rPr>
+            <w:color w:val="0000EE"/>
+            <w:u w:val="single"/>
+          </w:rPr>
+          <w:t>निर्गमन 25:10–22</w:t>
+        </w:r>
+      </w:hyperlink>
+      <w:r>
+        <w:rPr>
+          <w:lang w:val="hi_IN" w:bidi="hi_IN"/>
+        </w:rPr>
+        <w:t xml:space="preserve">; </w:t>
+      </w:r>
+      <w:hyperlink r:id="rId55">
+        <w:r>
+          <w:rPr>
+            <w:lang w:val="hi_IN" w:bidi="hi_IN"/>
+          </w:rPr>
+          <w:rPr>
+            <w:color w:val="0000EE"/>
+            <w:u w:val="single"/>
+          </w:rPr>
+          <w:t>40:20–21</w:t>
+        </w:r>
+      </w:hyperlink>
+      <w:r>
+        <w:rPr>
+          <w:lang w:val="hi_IN" w:bidi="hi_IN"/>
+        </w:rPr>
+        <w:t xml:space="preserve">; </w:t>
+      </w:r>
+      <w:hyperlink r:id="rId56">
+        <w:r>
+          <w:rPr>
+            <w:lang w:val="hi_IN" w:bidi="hi_IN"/>
+          </w:rPr>
+          <w:rPr>
+            <w:color w:val="0000EE"/>
+            <w:u w:val="single"/>
+          </w:rPr>
+          <w:t>लैव्यव्यवस्था 16:2</w:t>
+        </w:r>
+      </w:hyperlink>
+      <w:r>
+        <w:rPr>
+          <w:lang w:val="hi_IN" w:bidi="hi_IN"/>
+        </w:rPr>
+        <w:t xml:space="preserve">; </w:t>
+      </w:r>
+      <w:hyperlink r:id="rId41">
+        <w:r>
+          <w:rPr>
+            <w:lang w:val="hi_IN" w:bidi="hi_IN"/>
+          </w:rPr>
+          <w:rPr>
+            <w:color w:val="0000EE"/>
+            <w:u w:val="single"/>
+          </w:rPr>
+          <w:t>गिनती 10:33–36</w:t>
+        </w:r>
+      </w:hyperlink>
+      <w:r>
+        <w:rPr>
+          <w:lang w:val="hi_IN" w:bidi="hi_IN"/>
+        </w:rPr>
+        <w:t xml:space="preserve">; </w:t>
+      </w:r>
+      <w:hyperlink r:id="rId57">
+        <w:r>
+          <w:rPr>
+            <w:lang w:val="hi_IN" w:bidi="hi_IN"/>
+          </w:rPr>
+          <w:rPr>
+            <w:color w:val="0000EE"/>
+            <w:u w:val="single"/>
+          </w:rPr>
+          <w:t>व्यवस्थाविवरण 31:25–26</w:t>
+        </w:r>
+      </w:hyperlink>
+      <w:r>
+        <w:rPr>
+          <w:lang w:val="hi_IN" w:bidi="hi_IN"/>
+        </w:rPr>
+        <w:t xml:space="preserve">; </w:t>
+      </w:r>
+      <w:hyperlink r:id="rId42">
+        <w:r>
+          <w:rPr>
+            <w:lang w:val="hi_IN" w:bidi="hi_IN"/>
+          </w:rPr>
+          <w:rPr>
+            <w:color w:val="0000EE"/>
+            <w:u w:val="single"/>
+          </w:rPr>
+          <w:t>यहोशू 3:4–6</w:t>
+        </w:r>
+      </w:hyperlink>
+      <w:r>
+        <w:rPr>
+          <w:lang w:val="hi_IN" w:bidi="hi_IN"/>
+        </w:rPr>
+        <w:t xml:space="preserve">; </w:t>
+      </w:r>
+      <w:hyperlink r:id="rId58">
+        <w:r>
+          <w:rPr>
+            <w:lang w:val="hi_IN" w:bidi="hi_IN"/>
+          </w:rPr>
+          <w:rPr>
+            <w:color w:val="0000EE"/>
+            <w:u w:val="single"/>
+          </w:rPr>
+          <w:t>6:6–13</w:t>
+        </w:r>
+      </w:hyperlink>
+      <w:r>
+        <w:rPr>
+          <w:lang w:val="hi_IN" w:bidi="hi_IN"/>
+        </w:rPr>
+        <w:t xml:space="preserve">; </w:t>
+      </w:r>
+      <w:hyperlink r:id="rId59">
+        <w:r>
+          <w:rPr>
+            <w:lang w:val="hi_IN" w:bidi="hi_IN"/>
+          </w:rPr>
+          <w:rPr>
+            <w:color w:val="0000EE"/>
+            <w:u w:val="single"/>
+          </w:rPr>
+          <w:t>न्यायियों 20:26–28</w:t>
+        </w:r>
+      </w:hyperlink>
+      <w:r>
+        <w:rPr>
+          <w:lang w:val="hi_IN" w:bidi="hi_IN"/>
+        </w:rPr>
+        <w:t xml:space="preserve">; </w:t>
+      </w:r>
+      <w:hyperlink r:id="rId60">
+        <w:r>
+          <w:rPr>
+            <w:lang w:val="hi_IN" w:bidi="hi_IN"/>
+          </w:rPr>
+          <w:rPr>
+            <w:color w:val="0000EE"/>
+            <w:u w:val="single"/>
+          </w:rPr>
+          <w:t>1 शमूएल 4:3–11</w:t>
+        </w:r>
+      </w:hyperlink>
+      <w:r>
+        <w:rPr>
+          <w:lang w:val="hi_IN" w:bidi="hi_IN"/>
+        </w:rPr>
+        <w:t xml:space="preserve">; </w:t>
+      </w:r>
+      <w:hyperlink r:id="rId61">
+        <w:r>
+          <w:rPr>
+            <w:lang w:val="hi_IN" w:bidi="hi_IN"/>
+          </w:rPr>
+          <w:rPr>
+            <w:color w:val="0000EE"/>
+            <w:u w:val="single"/>
+          </w:rPr>
+          <w:t>5:1–7:2</w:t>
+        </w:r>
+      </w:hyperlink>
+      <w:r>
+        <w:rPr>
+          <w:lang w:val="hi_IN" w:bidi="hi_IN"/>
+        </w:rPr>
+        <w:t xml:space="preserve">; </w:t>
+      </w:r>
+      <w:hyperlink r:id="rId50">
+        <w:r>
+          <w:rPr>
+            <w:lang w:val="hi_IN" w:bidi="hi_IN"/>
+          </w:rPr>
+          <w:rPr>
+            <w:color w:val="0000EE"/>
+            <w:u w:val="single"/>
+          </w:rPr>
+          <w:t>2 शमूएल 6:1–17</w:t>
+        </w:r>
+      </w:hyperlink>
+      <w:r>
+        <w:rPr>
+          <w:lang w:val="hi_IN" w:bidi="hi_IN"/>
+        </w:rPr>
+        <w:t xml:space="preserve">; </w:t>
+      </w:r>
+      <w:hyperlink r:id="rId62">
+        <w:r>
+          <w:rPr>
+            <w:lang w:val="hi_IN" w:bidi="hi_IN"/>
+          </w:rPr>
+          <w:rPr>
+            <w:color w:val="0000EE"/>
+            <w:u w:val="single"/>
+          </w:rPr>
+          <w:t>यिर्मयाह 3:16–18</w:t>
+        </w:r>
+      </w:hyperlink>
+      <w:r>
+        <w:rPr>
+          <w:lang w:val="hi_IN" w:bidi="hi_IN"/>
+        </w:rPr>
+      </w:r>
+      <w:r>
+        <w:rPr>
+          <w:lang w:val="hi_IN" w:bidi="hi_IN"/>
+        </w:rPr>
+      </w:r>
+    </w:p>
+    <w:p>
+      <w:pPr/>
+      <w:r>
+        <w:rPr>
+          <w:lang w:val="hi_IN" w:bidi="hi_IN"/>
+        </w:rPr>
+      </w:r>
+    </w:p>
+    <w:p>
+      <w:pPr>
+        <w:pStyle w:val="Heading2"/>
+      </w:pPr>
+      <w:r>
+        <w:rPr>
+          <w:lang w:val="hi_IN" w:bidi="hi_IN"/>
+        </w:rPr>
+        <w:t>विपत्तियाँ</w:t>
+      </w:r>
+      <w:r>
+        <w:rPr>
+          <w:lang w:val="hi_IN" w:bidi="hi_IN"/>
+        </w:rPr>
+      </w:r>
+    </w:p>
+    <w:p>
+      <w:pPr/>
+      <w:r>
+        <w:rPr>
+          <w:lang w:val="hi_IN" w:bidi="hi_IN"/>
+        </w:rPr>
+      </w:r>
+      <w:r>
+        <w:rPr>
+          <w:lang w:val="hi_IN" w:bidi="hi_IN"/>
+        </w:rPr>
+        <w:t>मिस्र में आई विपत्तियों का मुख्य उद्देश्य इब्री लोगों को मिस्र के अत्याचार से छुड़ाना नहीं था। यदि केवल छुटकारा ही उद्देश्य होता, तो एक बड़ा चमत्कार ही पर्याप्त होता। इन विपत्तियों का उद्देश्य इस्राएल, मिस्र और आसपास की जातियों को यह दिखाना था कि परमेश्वर कौन हैं।</w:t>
+      </w:r>
+    </w:p>
+    <w:p>
+      <w:pPr/>
+      <w:r>
+        <w:rPr>
+          <w:lang w:val="hi_IN" w:bidi="hi_IN"/>
+        </w:rPr>
+      </w:r>
+      <w:r>
+        <w:rPr>
+          <w:lang w:val="hi_IN" w:bidi="hi_IN"/>
+        </w:rPr>
+        <w:t xml:space="preserve">इस्राएली सम्भवतः भूल चुके थे कि परमेश्वर कौन हैं। वे सैकड़ों वर्षों तक मिस्र में रहे, जो एक ऐसी संस्कृति थी जहाँ बहुत से झूठे देवताओं की उपासना की जाती थी। जब वे मिस्र पहुँचे थे, तब वे परमेश्वर के विषय में जो कुछ भी जानते थे, वहाँ के मूर्तिपूजक विचारों से उनके विश्वास पर प्रभाव पड़ा (देखें </w:t>
+      </w:r>
+      <w:hyperlink r:id="rId63">
+        <w:r>
+          <w:rPr>
+            <w:lang w:val="hi_IN" w:bidi="hi_IN"/>
+          </w:rPr>
+          <w:rPr>
+            <w:color w:val="0000EE"/>
+            <w:u w:val="single"/>
+          </w:rPr>
+          <w:t>निर्ग 32</w:t>
+        </w:r>
+      </w:hyperlink>
+      <w:r>
+        <w:rPr>
+          <w:lang w:val="hi_IN" w:bidi="hi_IN"/>
+        </w:rPr>
+        <w:t>)।</w:t>
+      </w:r>
+    </w:p>
+    <w:p>
+      <w:pPr/>
+      <w:r>
+        <w:rPr>
+          <w:lang w:val="hi_IN" w:bidi="hi_IN"/>
+        </w:rPr>
+      </w:r>
+      <w:r>
+        <w:rPr>
+          <w:lang w:val="hi_IN" w:bidi="hi_IN"/>
+        </w:rPr>
+        <w:t>निर्गमन की पुस्तक में वर्णित विपत्तियाँ यहोवा की सम्पूर्ण सृष्टि पर पूर्ण सामर्थ्य को प्रगट करती हैं। ये आपदाएँ उन तत्त्वों पर लक्ष्य बनाकर भेजी गईं जिन्हें मिस्री सम्मान देते थे और उपासना करते थे:</w:t>
+      </w:r>
+    </w:p>
+    <w:p>
+      <w:pPr>
+        <w:pStyle w:val="ListNumber"/>
+        <w:numPr>
+          <w:ilvl w:val="0"/>
+          <w:numId w:val="14"/>
+        </w:numPr>
+        <w:spacing w:line="240" w:lineRule="auto"/>
+        <w:ind w:left="720"/>
+      </w:pPr>
+      <w:r>
+        <w:rPr>
+          <w:lang w:val="hi_IN" w:bidi="hi_IN"/>
+        </w:rPr>
+      </w:r>
+      <w:r>
+        <w:rPr>
+          <w:i/>
+          <w:lang w:val="hi_IN" w:bidi="hi_IN"/>
+        </w:rPr>
+        <w:t>नील नदी लहू बन गई</w:t>
+      </w:r>
+      <w:r>
+        <w:rPr>
+          <w:lang w:val="hi_IN" w:bidi="hi_IN"/>
+        </w:rPr>
+        <w:t xml:space="preserve"> (</w:t>
+      </w:r>
+      <w:hyperlink r:id="rId64">
+        <w:r>
+          <w:rPr>
+            <w:lang w:val="hi_IN" w:bidi="hi_IN"/>
+          </w:rPr>
+          <w:rPr>
+            <w:color w:val="0000EE"/>
+            <w:u w:val="single"/>
+          </w:rPr>
+          <w:t>7:14–25</w:t>
+        </w:r>
+      </w:hyperlink>
+      <w:r>
+        <w:rPr>
+          <w:lang w:val="hi_IN" w:bidi="hi_IN"/>
+        </w:rPr>
+        <w:t>): नील नदी, जिसे मिस्र में जीवन और उर्वरता देनेवाले देवता के रूप में देखा जाता था, मृत्यु का प्रतीक बन गई।</w:t>
+      </w:r>
+    </w:p>
+    <w:p>
+      <w:pPr>
+        <w:pStyle w:val="ListNumber"/>
+        <w:spacing w:line="240" w:lineRule="auto"/>
+        <w:ind w:left="720"/>
+      </w:pPr>
+      <w:r>
+        <w:rPr>
+          <w:lang w:val="hi_IN" w:bidi="hi_IN"/>
+        </w:rPr>
+      </w:r>
+      <w:r>
+        <w:rPr>
+          <w:i/>
+          <w:lang w:val="hi_IN" w:bidi="hi_IN"/>
+        </w:rPr>
+        <w:t>मेंढक</w:t>
+      </w:r>
+      <w:r>
+        <w:rPr>
+          <w:lang w:val="hi_IN" w:bidi="hi_IN"/>
+        </w:rPr>
+        <w:t xml:space="preserve"> (</w:t>
+      </w:r>
+      <w:hyperlink r:id="rId65">
+        <w:r>
+          <w:rPr>
+            <w:lang w:val="hi_IN" w:bidi="hi_IN"/>
+          </w:rPr>
+          <w:rPr>
+            <w:color w:val="0000EE"/>
+            <w:u w:val="single"/>
+          </w:rPr>
+          <w:t>8:1–15</w:t>
+        </w:r>
+      </w:hyperlink>
+      <w:r>
+        <w:rPr>
+          <w:lang w:val="hi_IN" w:bidi="hi_IN"/>
+        </w:rPr>
+        <w:t xml:space="preserve">): मिस्र के लोग मेंढकों का सम्मान करते थे, जिनका प्रतिनिधित्व </w:t>
+      </w:r>
+      <w:r>
+        <w:rPr>
+          <w:i/>
+          <w:lang w:val="hi_IN" w:bidi="hi_IN"/>
+        </w:rPr>
+        <w:t>हेकेत</w:t>
+      </w:r>
+      <w:r>
+        <w:rPr>
+          <w:lang w:val="hi_IN" w:bidi="hi_IN"/>
+        </w:rPr>
+        <w:t xml:space="preserve"> द्वारा किया जाता था, जो प्रजनन क्षमता की मेंढक-सिर वाली देवी थी। वे मानते थे कि उसके पास मृत्यु के बाद जीवन का रहस्य है। अब मेंढक पूरे देश में भर गए और मृत्यु की दुर्गन्ध फैलाने लगे।</w:t>
+      </w:r>
+    </w:p>
+    <w:p>
+      <w:pPr>
+        <w:pStyle w:val="ListNumber"/>
+        <w:spacing w:line="240" w:lineRule="auto"/>
+        <w:ind w:left="720"/>
+      </w:pPr>
+      <w:r>
+        <w:rPr>
+          <w:lang w:val="hi_IN" w:bidi="hi_IN"/>
+        </w:rPr>
+      </w:r>
+      <w:r>
+        <w:rPr>
+          <w:i/>
+          <w:lang w:val="hi_IN" w:bidi="hi_IN"/>
+        </w:rPr>
+        <w:t>कुटकियाँ</w:t>
+      </w:r>
+      <w:r>
+        <w:rPr>
+          <w:lang w:val="hi_IN" w:bidi="hi_IN"/>
+        </w:rPr>
+        <w:t xml:space="preserve"> (</w:t>
+      </w:r>
+      <w:hyperlink r:id="rId66">
+        <w:r>
+          <w:rPr>
+            <w:lang w:val="hi_IN" w:bidi="hi_IN"/>
+          </w:rPr>
+          <w:rPr>
+            <w:color w:val="0000EE"/>
+            <w:u w:val="single"/>
+          </w:rPr>
+          <w:t>8:16–19</w:t>
+        </w:r>
+      </w:hyperlink>
+      <w:r>
+        <w:rPr>
+          <w:lang w:val="hi_IN" w:bidi="hi_IN"/>
+        </w:rPr>
+        <w:t xml:space="preserve">): "परमेश्वर के हाथ" ने भूमि से काटनेवाले कीड़ों की विपत्ति भेजी। इसने मिस्र के भूमि के देवता </w:t>
+      </w:r>
+      <w:r>
+        <w:rPr>
+          <w:i/>
+          <w:lang w:val="hi_IN" w:bidi="hi_IN"/>
+        </w:rPr>
+        <w:t>गेब</w:t>
+      </w:r>
+      <w:r>
+        <w:rPr>
+          <w:lang w:val="hi_IN" w:bidi="hi_IN"/>
+        </w:rPr>
+        <w:t xml:space="preserve"> पर परमेश्वर की सामर्थ्य को प्रगट किया।</w:t>
+      </w:r>
+    </w:p>
+    <w:p>
+      <w:pPr>
+        <w:pStyle w:val="ListNumber"/>
+        <w:spacing w:line="240" w:lineRule="auto"/>
+        <w:ind w:left="720"/>
+      </w:pPr>
+      <w:r>
+        <w:rPr>
+          <w:lang w:val="hi_IN" w:bidi="hi_IN"/>
+        </w:rPr>
+      </w:r>
+      <w:r>
+        <w:rPr>
+          <w:i/>
+          <w:lang w:val="hi_IN" w:bidi="hi_IN"/>
+        </w:rPr>
+        <w:t>डांस</w:t>
+      </w:r>
+      <w:r>
+        <w:rPr>
+          <w:lang w:val="hi_IN" w:bidi="hi_IN"/>
+        </w:rPr>
+        <w:t xml:space="preserve"> (</w:t>
+      </w:r>
+      <w:hyperlink r:id="rId67">
+        <w:r>
+          <w:rPr>
+            <w:lang w:val="hi_IN" w:bidi="hi_IN"/>
+          </w:rPr>
+          <w:rPr>
+            <w:color w:val="0000EE"/>
+            <w:u w:val="single"/>
+          </w:rPr>
+          <w:t>8:20–32</w:t>
+        </w:r>
+      </w:hyperlink>
+      <w:r>
+        <w:rPr>
+          <w:lang w:val="hi_IN" w:bidi="hi_IN"/>
+        </w:rPr>
+        <w:t>): यहोवा ने इस्राएल और मिस्र के बीच एक स्पष्ट भेद किया। काटने वाली डांस के झुण्डों ने देश को भर दिया और फ़िरौन समेत सब मिस्रियों को कष्ट पहुँचाया। मिस्री लोग डांस को मृत्यु से जीवन के प्रतीक के रूप में उपासना करते थे।</w:t>
+      </w:r>
+    </w:p>
+    <w:p>
+      <w:pPr>
+        <w:pStyle w:val="ListNumber"/>
+        <w:spacing w:line="240" w:lineRule="auto"/>
+        <w:ind w:left="720"/>
+      </w:pPr>
+      <w:r>
+        <w:rPr>
+          <w:lang w:val="hi_IN" w:bidi="hi_IN"/>
+        </w:rPr>
+      </w:r>
+      <w:r>
+        <w:rPr>
+          <w:i/>
+          <w:lang w:val="hi_IN" w:bidi="hi_IN"/>
+        </w:rPr>
+        <w:t>पशुओं की मृत्यु</w:t>
+      </w:r>
+      <w:r>
+        <w:rPr>
+          <w:lang w:val="hi_IN" w:bidi="hi_IN"/>
+        </w:rPr>
+        <w:t xml:space="preserve"> (</w:t>
+      </w:r>
+      <w:hyperlink r:id="rId68">
+        <w:r>
+          <w:rPr>
+            <w:lang w:val="hi_IN" w:bidi="hi_IN"/>
+          </w:rPr>
+          <w:rPr>
+            <w:color w:val="0000EE"/>
+            <w:u w:val="single"/>
+          </w:rPr>
+          <w:t>9:1–7</w:t>
+        </w:r>
+      </w:hyperlink>
+      <w:r>
+        <w:rPr>
+          <w:lang w:val="hi_IN" w:bidi="hi_IN"/>
+        </w:rPr>
+        <w:t xml:space="preserve">): मिस्रवासी मवेशियों को पवित्र मानते थे और विश्वास करते थे कि वे जीवन और उर्वरता को नियन्त्रित करते हैं। उन्होंने मिस्र के प्रधान देवता </w:t>
+      </w:r>
+      <w:r>
+        <w:rPr>
+          <w:i/>
+          <w:lang w:val="hi_IN" w:bidi="hi_IN"/>
+        </w:rPr>
+        <w:t>अमोन-रे</w:t>
+      </w:r>
+      <w:r>
+        <w:rPr>
+          <w:lang w:val="hi_IN" w:bidi="hi_IN"/>
+        </w:rPr>
+        <w:t xml:space="preserve"> को एक सांड के रूप में चित्रित किया। "यहोवा का हाथ" मवेशियों पर पड़ा, उनकी सर्वोच्च शक्ति को दर्शाते हुए।</w:t>
+      </w:r>
+    </w:p>
+    <w:p>
+      <w:pPr>
+        <w:pStyle w:val="ListNumber"/>
+        <w:spacing w:line="240" w:lineRule="auto"/>
+        <w:ind w:left="720"/>
+      </w:pPr>
+      <w:r>
+        <w:rPr>
+          <w:lang w:val="hi_IN" w:bidi="hi_IN"/>
+        </w:rPr>
+      </w:r>
+      <w:r>
+        <w:rPr>
+          <w:i/>
+          <w:lang w:val="hi_IN" w:bidi="hi_IN"/>
+        </w:rPr>
+        <w:t>फफोले और फोड़े</w:t>
+      </w:r>
+      <w:r>
+        <w:rPr>
+          <w:lang w:val="hi_IN" w:bidi="hi_IN"/>
+        </w:rPr>
+        <w:t xml:space="preserve"> (</w:t>
+      </w:r>
+      <w:hyperlink r:id="rId69">
+        <w:r>
+          <w:rPr>
+            <w:lang w:val="hi_IN" w:bidi="hi_IN"/>
+          </w:rPr>
+          <w:rPr>
+            <w:color w:val="0000EE"/>
+            <w:u w:val="single"/>
+          </w:rPr>
+          <w:t>9:8–12</w:t>
+        </w:r>
+      </w:hyperlink>
+      <w:r>
+        <w:rPr>
+          <w:lang w:val="hi_IN" w:bidi="hi_IN"/>
+        </w:rPr>
+        <w:t xml:space="preserve">): परमेश्वर ने मिस्रियों को दर्दनाक फोड़े दिए। मिस्र की चंगाई की देवी, </w:t>
+      </w:r>
+      <w:r>
+        <w:rPr>
+          <w:i/>
+          <w:lang w:val="hi_IN" w:bidi="hi_IN"/>
+        </w:rPr>
+        <w:t>सेखमेत</w:t>
+      </w:r>
+      <w:r>
+        <w:rPr>
+          <w:lang w:val="hi_IN" w:bidi="hi_IN"/>
+        </w:rPr>
+        <w:t>, उनकी कोई सहायता नहीं कर सकी।</w:t>
+      </w:r>
+    </w:p>
+    <w:p>
+      <w:pPr>
+        <w:pStyle w:val="ListNumber"/>
+        <w:spacing w:line="240" w:lineRule="auto"/>
+        <w:ind w:left="720"/>
+      </w:pPr>
+      <w:r>
+        <w:rPr>
+          <w:lang w:val="hi_IN" w:bidi="hi_IN"/>
+        </w:rPr>
+      </w:r>
+      <w:r>
+        <w:rPr>
+          <w:i/>
+          <w:lang w:val="hi_IN" w:bidi="hi_IN"/>
+        </w:rPr>
+        <w:t>ओले</w:t>
+      </w:r>
+      <w:r>
+        <w:rPr>
+          <w:lang w:val="hi_IN" w:bidi="hi_IN"/>
+        </w:rPr>
+        <w:t xml:space="preserve"> (</w:t>
+      </w:r>
+      <w:hyperlink r:id="rId70">
+        <w:r>
+          <w:rPr>
+            <w:lang w:val="hi_IN" w:bidi="hi_IN"/>
+          </w:rPr>
+          <w:rPr>
+            <w:color w:val="0000EE"/>
+            <w:u w:val="single"/>
+          </w:rPr>
+          <w:t>9:13–35</w:t>
+        </w:r>
+      </w:hyperlink>
+      <w:r>
+        <w:rPr>
+          <w:lang w:val="hi_IN" w:bidi="hi_IN"/>
+        </w:rPr>
+        <w:t xml:space="preserve">): मिस्र का देवता </w:t>
+      </w:r>
+      <w:r>
+        <w:rPr>
+          <w:i/>
+          <w:lang w:val="hi_IN" w:bidi="hi_IN"/>
+        </w:rPr>
+        <w:t>ओसिरिस</w:t>
+      </w:r>
+      <w:r>
+        <w:rPr>
+          <w:lang w:val="hi_IN" w:bidi="hi_IN"/>
+        </w:rPr>
+        <w:t>, जो पौधों का प्रतिनिधित्व करता था, यहोवा को उन्हें नाश करने से रोक नहीं सका, क्योंकि "पृथ्वी यहोवा ही की है।"</w:t>
+      </w:r>
+    </w:p>
+    <w:p>
+      <w:pPr>
+        <w:pStyle w:val="ListNumber"/>
+        <w:spacing w:line="240" w:lineRule="auto"/>
+        <w:ind w:left="720"/>
+      </w:pPr>
+      <w:r>
+        <w:rPr>
+          <w:lang w:val="hi_IN" w:bidi="hi_IN"/>
+        </w:rPr>
+      </w:r>
+      <w:r>
+        <w:rPr>
+          <w:i/>
+          <w:lang w:val="hi_IN" w:bidi="hi_IN"/>
+        </w:rPr>
+        <w:t>टिड्डियाँ</w:t>
+      </w:r>
+      <w:r>
+        <w:rPr>
+          <w:lang w:val="hi_IN" w:bidi="hi_IN"/>
+        </w:rPr>
+        <w:t xml:space="preserve"> (</w:t>
+      </w:r>
+      <w:hyperlink r:id="rId71">
+        <w:r>
+          <w:rPr>
+            <w:lang w:val="hi_IN" w:bidi="hi_IN"/>
+          </w:rPr>
+          <w:rPr>
+            <w:color w:val="0000EE"/>
+            <w:u w:val="single"/>
+          </w:rPr>
+          <w:t>10:1–20</w:t>
+        </w:r>
+      </w:hyperlink>
+      <w:r>
+        <w:rPr>
+          <w:lang w:val="hi_IN" w:bidi="hi_IN"/>
+        </w:rPr>
+        <w:t>): यहोवा ने पवन के द्वारा टिड्डियों को भेजा, जिन्होंने शेष बचे पौधों को भी खा लिया। इससे मिस्र की फसलें बहाल करने की ओसिरिस की आशा भी समाप्त हो गई।</w:t>
+      </w:r>
+    </w:p>
+    <w:p>
+      <w:pPr>
+        <w:pStyle w:val="ListNumber"/>
+        <w:spacing w:line="240" w:lineRule="auto"/>
+        <w:ind w:left="720"/>
+      </w:pPr>
+      <w:r>
+        <w:rPr>
+          <w:lang w:val="hi_IN" w:bidi="hi_IN"/>
+        </w:rPr>
+      </w:r>
+      <w:r>
+        <w:rPr>
+          <w:i/>
+          <w:lang w:val="hi_IN" w:bidi="hi_IN"/>
+        </w:rPr>
+        <w:t>अंधकार</w:t>
+      </w:r>
+      <w:r>
+        <w:rPr>
+          <w:lang w:val="hi_IN" w:bidi="hi_IN"/>
+        </w:rPr>
+        <w:t xml:space="preserve"> (</w:t>
+      </w:r>
+      <w:hyperlink r:id="rId72">
+        <w:r>
+          <w:rPr>
+            <w:lang w:val="hi_IN" w:bidi="hi_IN"/>
+          </w:rPr>
+          <w:rPr>
+            <w:color w:val="0000EE"/>
+            <w:u w:val="single"/>
+          </w:rPr>
+          <w:t>10:21–29</w:t>
+        </w:r>
+      </w:hyperlink>
+      <w:r>
+        <w:rPr>
+          <w:lang w:val="hi_IN" w:bidi="hi_IN"/>
+        </w:rPr>
+        <w:t xml:space="preserve">): यहोवा ने सूर्य देवता और मिस्र के देवताओं के प्रधान </w:t>
+      </w:r>
+      <w:r>
+        <w:rPr>
+          <w:i/>
+          <w:lang w:val="hi_IN" w:bidi="hi_IN"/>
+        </w:rPr>
+        <w:t>रे</w:t>
+      </w:r>
+      <w:r>
+        <w:rPr>
+          <w:lang w:val="hi_IN" w:bidi="hi_IN"/>
+        </w:rPr>
+        <w:t>, पर पूरा नियन्त्रण दिखाया, जिसे मानव जाति का पिता माना जाता था। मिस्र में कोई भी शक्ति यहोवा और उनकी योजनाओं का विरोध नहीं कर सकती थी।</w:t>
+      </w:r>
+    </w:p>
+    <w:p>
+      <w:pPr>
+        <w:pStyle w:val="ListNumber"/>
+        <w:spacing w:line="240" w:lineRule="auto"/>
+        <w:ind w:left="720"/>
+      </w:pPr>
+      <w:r>
+        <w:rPr>
+          <w:lang w:val="hi_IN" w:bidi="hi_IN"/>
+        </w:rPr>
+      </w:r>
+      <w:r>
+        <w:rPr>
+          <w:i/>
+          <w:lang w:val="hi_IN" w:bidi="hi_IN"/>
+        </w:rPr>
+        <w:t>पहिलौठे की मृत्यु</w:t>
+      </w:r>
+      <w:r>
+        <w:rPr>
+          <w:lang w:val="hi_IN" w:bidi="hi_IN"/>
+        </w:rPr>
+        <w:t xml:space="preserve"> (</w:t>
+      </w:r>
+      <w:hyperlink r:id="rId73">
+        <w:r>
+          <w:rPr>
+            <w:lang w:val="hi_IN" w:bidi="hi_IN"/>
+          </w:rPr>
+          <w:rPr>
+            <w:color w:val="0000EE"/>
+            <w:u w:val="single"/>
+          </w:rPr>
+          <w:t>11:1–12:30</w:t>
+        </w:r>
+      </w:hyperlink>
+      <w:r>
+        <w:rPr>
+          <w:lang w:val="hi_IN" w:bidi="hi_IN"/>
+        </w:rPr>
+        <w:t>): यहोवा ने हर मिस्री परिवार के पुरुष वारिस का प्राण ले लिया, जिसे वे सबसे अधिक मूल्यवान मानते थे। वहीं दूसरी ओर, यहोवा ने इस्राएल को फसह के बलिदान लहू द्वारा बचा लिया।</w:t>
+      </w:r>
+    </w:p>
+    <w:p>
+      <w:pPr/>
+      <w:r>
+        <w:rPr>
+          <w:lang w:val="hi_IN" w:bidi="hi_IN"/>
+        </w:rPr>
+      </w:r>
+      <w:r>
+        <w:rPr>
+          <w:lang w:val="hi_IN" w:bidi="hi_IN"/>
+        </w:rPr>
+        <w:t>यहोवा ने मिस्रियों और इस्राएलियों दोनों को यह दिखाया कि वही एकमात्र परमेश्वर है।</w:t>
+      </w:r>
+    </w:p>
+    <w:p>
+      <w:pPr/>
+      <w:r>
+        <w:rPr>
+          <w:lang w:val="hi_IN" w:bidi="hi_IN"/>
+        </w:rPr>
+      </w:r>
+      <w:r>
+        <w:rPr>
+          <w:lang w:val="hi_IN" w:bidi="hi_IN"/>
+        </w:rPr>
+        <w:t xml:space="preserve">इन विपत्तियों को कई बार "चिन्हों" के रूप में जाना जाता है, जैसे यीशु के चमत्कारों को कहा गया (उदाहरण के लिए, </w:t>
+      </w:r>
+      <w:hyperlink r:id="rId74">
+        <w:r>
+          <w:rPr>
+            <w:lang w:val="hi_IN" w:bidi="hi_IN"/>
+          </w:rPr>
+          <w:rPr>
+            <w:color w:val="0000EE"/>
+            <w:u w:val="single"/>
+          </w:rPr>
+          <w:t>निर्ग 7:3</w:t>
+        </w:r>
+      </w:hyperlink>
+      <w:r>
+        <w:rPr>
+          <w:lang w:val="hi_IN" w:bidi="hi_IN"/>
+        </w:rPr>
+        <w:t xml:space="preserve">; </w:t>
+      </w:r>
+      <w:hyperlink r:id="rId75">
+        <w:r>
+          <w:rPr>
+            <w:lang w:val="hi_IN" w:bidi="hi_IN"/>
+          </w:rPr>
+          <w:rPr>
+            <w:color w:val="0000EE"/>
+            <w:u w:val="single"/>
+          </w:rPr>
+          <w:t>10:1–2</w:t>
+        </w:r>
+      </w:hyperlink>
+      <w:r>
+        <w:rPr>
+          <w:lang w:val="hi_IN" w:bidi="hi_IN"/>
+        </w:rPr>
+        <w:t xml:space="preserve">; </w:t>
+      </w:r>
+      <w:hyperlink r:id="rId76">
+        <w:r>
+          <w:rPr>
+            <w:lang w:val="hi_IN" w:bidi="hi_IN"/>
+          </w:rPr>
+          <w:rPr>
+            <w:color w:val="0000EE"/>
+            <w:u w:val="single"/>
+          </w:rPr>
+          <w:t>यूह 2:23</w:t>
+        </w:r>
+      </w:hyperlink>
+      <w:r>
+        <w:rPr>
+          <w:lang w:val="hi_IN" w:bidi="hi_IN"/>
+        </w:rPr>
+        <w:t xml:space="preserve">; </w:t>
+      </w:r>
+      <w:hyperlink r:id="rId77">
+        <w:r>
+          <w:rPr>
+            <w:lang w:val="hi_IN" w:bidi="hi_IN"/>
+          </w:rPr>
+          <w:rPr>
+            <w:color w:val="0000EE"/>
+            <w:u w:val="single"/>
+          </w:rPr>
+          <w:t>4:48</w:t>
+        </w:r>
+      </w:hyperlink>
+      <w:r>
+        <w:rPr>
+          <w:lang w:val="hi_IN" w:bidi="hi_IN"/>
+        </w:rPr>
+        <w:t xml:space="preserve">; </w:t>
+      </w:r>
+      <w:hyperlink r:id="rId78">
+        <w:r>
+          <w:rPr>
+            <w:lang w:val="hi_IN" w:bidi="hi_IN"/>
+          </w:rPr>
+          <w:rPr>
+            <w:color w:val="0000EE"/>
+            <w:u w:val="single"/>
+          </w:rPr>
+          <w:t>12:37</w:t>
+        </w:r>
+      </w:hyperlink>
+      <w:r>
+        <w:rPr>
+          <w:lang w:val="hi_IN" w:bidi="hi_IN"/>
+        </w:rPr>
+        <w:t>)। ये विपत्तियाँ दर्शाती हैं कि सृष्टि की गई वस्तुओं की उपासना करने से परमेश्वर का न्याय आता है। इसके विपरीत, यीशु के चमत्कार दिखाते हैं कि परमेश्वर जीवन के वरदान के द्वारा सृष्टि के सभी घातक पहलुओं पर विजय प्राप्त कर सकते हैं — जैसे बीमारी, दुष्ट आत्माएँ, अप्रत्याशित प्रकृति और मृत्यु।</w:t>
+      </w:r>
+    </w:p>
+    <w:p>
+      <w:pPr/>
+      <w:r>
+        <w:rPr>
+          <w:lang w:val="hi_IN" w:bidi="hi_IN"/>
+        </w:rPr>
+      </w:r>
+      <w:r>
+        <w:rPr>
+          <w:u w:val="single"/>
+          <w:lang w:val="hi_IN" w:bidi="hi_IN"/>
+        </w:rPr>
+        <w:t>अधिक अध्ययन के लिए अंश</w:t>
+      </w:r>
+    </w:p>
+    <w:p>
+      <w:pPr/>
+      <w:r>
+        <w:rPr>
+          <w:lang w:val="hi_IN" w:bidi="hi_IN"/>
+        </w:rPr>
+      </w:r>
+      <w:hyperlink r:id="rId79">
+        <w:r>
+          <w:rPr>
+            <w:lang w:val="hi_IN" w:bidi="hi_IN"/>
+          </w:rPr>
+          <w:rPr>
+            <w:color w:val="0000EE"/>
+            <w:u w:val="single"/>
+          </w:rPr>
+          <w:t>उत्पत्ति 12:15–20</w:t>
+        </w:r>
+      </w:hyperlink>
+      <w:r>
+        <w:rPr>
+          <w:lang w:val="hi_IN" w:bidi="hi_IN"/>
+        </w:rPr>
+        <w:t xml:space="preserve">; </w:t>
+      </w:r>
+      <w:hyperlink r:id="rId80">
+        <w:r>
+          <w:rPr>
+            <w:lang w:val="hi_IN" w:bidi="hi_IN"/>
+          </w:rPr>
+          <w:rPr>
+            <w:color w:val="0000EE"/>
+            <w:u w:val="single"/>
+          </w:rPr>
+          <w:t>20:1–18</w:t>
+        </w:r>
+      </w:hyperlink>
+      <w:r>
+        <w:rPr>
+          <w:lang w:val="hi_IN" w:bidi="hi_IN"/>
+        </w:rPr>
+        <w:t xml:space="preserve">; </w:t>
+      </w:r>
+      <w:hyperlink r:id="rId81">
+        <w:r>
+          <w:rPr>
+            <w:lang w:val="hi_IN" w:bidi="hi_IN"/>
+          </w:rPr>
+          <w:rPr>
+            <w:color w:val="0000EE"/>
+            <w:u w:val="single"/>
+          </w:rPr>
+          <w:t>निर्गमन 7:3–5</w:t>
+        </w:r>
+      </w:hyperlink>
+      <w:r>
+        <w:rPr>
+          <w:lang w:val="hi_IN" w:bidi="hi_IN"/>
+        </w:rPr>
+        <w:t xml:space="preserve">; </w:t>
+      </w:r>
+      <w:hyperlink r:id="rId82">
+        <w:r>
+          <w:rPr>
+            <w:lang w:val="hi_IN" w:bidi="hi_IN"/>
+          </w:rPr>
+          <w:rPr>
+            <w:color w:val="0000EE"/>
+            <w:u w:val="single"/>
+          </w:rPr>
+          <w:t xml:space="preserve">7:14–11:10; </w:t>
+        </w:r>
+      </w:hyperlink>
+      <w:hyperlink r:id="rId83">
+        <w:r>
+          <w:rPr>
+            <w:lang w:val="hi_IN" w:bidi="hi_IN"/>
+          </w:rPr>
+          <w:rPr>
+            <w:color w:val="0000EE"/>
+            <w:u w:val="single"/>
+          </w:rPr>
+          <w:t>12:28–33</w:t>
+        </w:r>
+      </w:hyperlink>
+      <w:r>
+        <w:rPr>
+          <w:lang w:val="hi_IN" w:bidi="hi_IN"/>
+        </w:rPr>
+        <w:t xml:space="preserve">; </w:t>
+      </w:r>
+      <w:hyperlink r:id="rId84">
+        <w:r>
+          <w:rPr>
+            <w:lang w:val="hi_IN" w:bidi="hi_IN"/>
+          </w:rPr>
+          <w:rPr>
+            <w:color w:val="0000EE"/>
+            <w:u w:val="single"/>
+          </w:rPr>
+          <w:t>32:35</w:t>
+        </w:r>
+      </w:hyperlink>
+      <w:r>
+        <w:rPr>
+          <w:lang w:val="hi_IN" w:bidi="hi_IN"/>
+        </w:rPr>
+        <w:t xml:space="preserve">; </w:t>
+      </w:r>
+      <w:hyperlink r:id="rId85">
+        <w:r>
+          <w:rPr>
+            <w:lang w:val="hi_IN" w:bidi="hi_IN"/>
+          </w:rPr>
+          <w:rPr>
+            <w:color w:val="0000EE"/>
+            <w:u w:val="single"/>
+          </w:rPr>
+          <w:t>गिनती 11:33</w:t>
+        </w:r>
+      </w:hyperlink>
+      <w:r>
+        <w:rPr>
+          <w:lang w:val="hi_IN" w:bidi="hi_IN"/>
+        </w:rPr>
+        <w:t xml:space="preserve">; </w:t>
+      </w:r>
+      <w:hyperlink r:id="rId86">
+        <w:r>
+          <w:rPr>
+            <w:lang w:val="hi_IN" w:bidi="hi_IN"/>
+          </w:rPr>
+          <w:rPr>
+            <w:color w:val="0000EE"/>
+            <w:u w:val="single"/>
+          </w:rPr>
+          <w:t>12:1–15</w:t>
+        </w:r>
+      </w:hyperlink>
+      <w:r>
+        <w:rPr>
+          <w:lang w:val="hi_IN" w:bidi="hi_IN"/>
+        </w:rPr>
+        <w:t xml:space="preserve">; </w:t>
+      </w:r>
+      <w:hyperlink r:id="rId87">
+        <w:r>
+          <w:rPr>
+            <w:lang w:val="hi_IN" w:bidi="hi_IN"/>
+          </w:rPr>
+          <w:rPr>
+            <w:color w:val="0000EE"/>
+            <w:u w:val="single"/>
+          </w:rPr>
+          <w:t>16:43–50</w:t>
+        </w:r>
+      </w:hyperlink>
+      <w:r>
+        <w:rPr>
+          <w:lang w:val="hi_IN" w:bidi="hi_IN"/>
+        </w:rPr>
+        <w:t xml:space="preserve">; </w:t>
+      </w:r>
+      <w:hyperlink r:id="rId88">
+        <w:r>
+          <w:rPr>
+            <w:lang w:val="hi_IN" w:bidi="hi_IN"/>
+          </w:rPr>
+          <w:rPr>
+            <w:color w:val="0000EE"/>
+            <w:u w:val="single"/>
+          </w:rPr>
+          <w:t>1 राजाओं 13:4</w:t>
+        </w:r>
+      </w:hyperlink>
+      <w:r>
+        <w:rPr>
+          <w:lang w:val="hi_IN" w:bidi="hi_IN"/>
+        </w:rPr>
+        <w:t xml:space="preserve">; </w:t>
+      </w:r>
+      <w:hyperlink r:id="rId89">
+        <w:r>
+          <w:rPr>
+            <w:lang w:val="hi_IN" w:bidi="hi_IN"/>
+          </w:rPr>
+          <w:rPr>
+            <w:color w:val="0000EE"/>
+            <w:u w:val="single"/>
+          </w:rPr>
+          <w:t>2 राजाओं 2:24</w:t>
+        </w:r>
+      </w:hyperlink>
+      <w:r>
+        <w:rPr>
+          <w:lang w:val="hi_IN" w:bidi="hi_IN"/>
+        </w:rPr>
+        <w:t xml:space="preserve">; </w:t>
+      </w:r>
+      <w:hyperlink r:id="rId90">
+        <w:r>
+          <w:rPr>
+            <w:lang w:val="hi_IN" w:bidi="hi_IN"/>
+          </w:rPr>
+          <w:rPr>
+            <w:color w:val="0000EE"/>
+            <w:u w:val="single"/>
+          </w:rPr>
+          <w:t>2 इतिहास 26:16–21</w:t>
+        </w:r>
+      </w:hyperlink>
+      <w:r>
+        <w:rPr>
+          <w:lang w:val="hi_IN" w:bidi="hi_IN"/>
+        </w:rPr>
+        <w:t xml:space="preserve">; </w:t>
+      </w:r>
+      <w:hyperlink r:id="rId91">
+        <w:r>
+          <w:rPr>
+            <w:lang w:val="hi_IN" w:bidi="hi_IN"/>
+          </w:rPr>
+          <w:rPr>
+            <w:color w:val="0000EE"/>
+            <w:u w:val="single"/>
+          </w:rPr>
+          <w:t>प्रेरितों के काम 5:1–11</w:t>
+        </w:r>
+      </w:hyperlink>
+      <w:r>
+        <w:rPr>
+          <w:lang w:val="hi_IN" w:bidi="hi_IN"/>
+        </w:rPr>
+      </w:r>
+      <w:r>
+        <w:rPr>
+          <w:lang w:val="hi_IN" w:bidi="hi_IN"/>
+        </w:rPr>
+      </w:r>
+    </w:p>
+    <w:p>
+      <w:pPr/>
+      <w:r>
+        <w:rPr>
+          <w:lang w:val="hi_IN" w:bidi="hi_IN"/>
+        </w:rPr>
+      </w:r>
+    </w:p>
+    <w:p>
+      <w:pPr>
+        <w:pStyle w:val="Heading2"/>
+      </w:pPr>
+      <w:r>
+        <w:rPr>
+          <w:lang w:val="hi_IN" w:bidi="hi_IN"/>
+        </w:rPr>
+        <w:t>विवाह और यौनसम्बन्ध</w:t>
+      </w:r>
+      <w:r>
+        <w:rPr>
+          <w:lang w:val="hi_IN" w:bidi="hi_IN"/>
+        </w:rPr>
+      </w:r>
+    </w:p>
+    <w:p>
+      <w:pPr/>
+      <w:r>
+        <w:rPr>
+          <w:lang w:val="hi_IN" w:bidi="hi_IN"/>
+        </w:rPr>
+      </w:r>
+      <w:r>
+        <w:rPr>
+          <w:lang w:val="hi_IN" w:bidi="hi_IN"/>
+        </w:rPr>
+        <w:t>पवित्रशास्त्र विवाह को आरम्भ से ही पवित्र मानता है। यौन अभिव्यक्ति इसका एक महत्वपूर्ण हिस्सा है (</w:t>
+      </w:r>
+      <w:hyperlink r:id="rId92">
+        <w:r>
+          <w:rPr>
+            <w:lang w:val="hi_IN" w:bidi="hi_IN"/>
+          </w:rPr>
+          <w:rPr>
+            <w:color w:val="0000EE"/>
+            <w:u w:val="single"/>
+          </w:rPr>
+          <w:t>उत 2:23–25</w:t>
+        </w:r>
+      </w:hyperlink>
+      <w:r>
+        <w:rPr>
+          <w:lang w:val="hi_IN" w:bidi="hi_IN"/>
+        </w:rPr>
+        <w:t>)। पहला मानव पाप सभी सम्बन्धों में बाधा का कारण बना। यह पहले परमेश्वर और मनुष्यों के बीच, फिर पति और पत्नी के बीच, और यहाँ तक कि मनुष्य और सृष्टि के बीच हुआ (</w:t>
+      </w:r>
+      <w:hyperlink r:id="rId93">
+        <w:r>
+          <w:rPr>
+            <w:lang w:val="hi_IN" w:bidi="hi_IN"/>
+          </w:rPr>
+          <w:rPr>
+            <w:color w:val="0000EE"/>
+            <w:u w:val="single"/>
+          </w:rPr>
+          <w:t>उत 3</w:t>
+        </w:r>
+      </w:hyperlink>
+      <w:r>
+        <w:rPr>
+          <w:lang w:val="hi_IN" w:bidi="hi_IN"/>
+        </w:rPr>
+        <w:t>)। आदम और हव्वा के बीच विभाजन उनके लैंगिक स्वरूप में प्रकट हुआ। वे अब बगीचे में बिना शर्म के नग्न नहीं रह सकते थे।</w:t>
+      </w:r>
+    </w:p>
+    <w:p>
+      <w:pPr/>
+      <w:r>
+        <w:rPr>
+          <w:lang w:val="hi_IN" w:bidi="hi_IN"/>
+        </w:rPr>
+      </w:r>
+      <w:r>
+        <w:rPr>
+          <w:lang w:val="hi_IN" w:bidi="hi_IN"/>
+        </w:rPr>
+        <w:t>नीतिवचन में, बुद्धिमान शिक्षक अक्सर युवकों को विवाह के बाहर यौन प्रलोभनों से बचने की चेतावनी देते हैं (</w:t>
+      </w:r>
+      <w:hyperlink r:id="rId94">
+        <w:r>
+          <w:rPr>
+            <w:lang w:val="hi_IN" w:bidi="hi_IN"/>
+          </w:rPr>
+          <w:rPr>
+            <w:color w:val="0000EE"/>
+            <w:u w:val="single"/>
+          </w:rPr>
+          <w:t>नीति 2:16–22</w:t>
+        </w:r>
+      </w:hyperlink>
+      <w:r>
+        <w:rPr>
+          <w:lang w:val="hi_IN" w:bidi="hi_IN"/>
+        </w:rPr>
+        <w:t xml:space="preserve">; </w:t>
+      </w:r>
+      <w:hyperlink r:id="rId95">
+        <w:r>
+          <w:rPr>
+            <w:lang w:val="hi_IN" w:bidi="hi_IN"/>
+          </w:rPr>
+          <w:rPr>
+            <w:color w:val="0000EE"/>
+            <w:u w:val="single"/>
+          </w:rPr>
+          <w:t>5:1–23</w:t>
+        </w:r>
+      </w:hyperlink>
+      <w:r>
+        <w:rPr>
+          <w:lang w:val="hi_IN" w:bidi="hi_IN"/>
+        </w:rPr>
+        <w:t xml:space="preserve">; </w:t>
+      </w:r>
+      <w:hyperlink r:id="rId96">
+        <w:r>
+          <w:rPr>
+            <w:lang w:val="hi_IN" w:bidi="hi_IN"/>
+          </w:rPr>
+          <w:rPr>
+            <w:color w:val="0000EE"/>
+            <w:u w:val="single"/>
+          </w:rPr>
+          <w:t>6:20–7:27</w:t>
+        </w:r>
+      </w:hyperlink>
+      <w:r>
+        <w:rPr>
+          <w:lang w:val="hi_IN" w:bidi="hi_IN"/>
+        </w:rPr>
+        <w:t>)। यद्यपि एक युवा पुरुष अन्य स्त्रियाँ को आकर्षक पा सकता है, परन्तु इन प्रलोभनों के अनुसार चलने से गम्भीर परिणाम हो सकते हैं। उसका परिवार और भविष्य के लक्ष्य नष्ट हो सकते हैं। नीतिवचन युवकों को अपनी पत्नियों के साथ मजबूत सम्बन्ध बनाने की सलाह देता है। पवित्र शास्त्र पुरुषों को अन्य स्त्रियों के साथ रहने के बजाय एक स्वस्थ वैवाहिक सम्बन्ध बनाए रखने के लिए प्रोत्साहित करता है (</w:t>
+      </w:r>
+      <w:hyperlink r:id="rId97">
+        <w:r>
+          <w:rPr>
+            <w:lang w:val="hi_IN" w:bidi="hi_IN"/>
+          </w:rPr>
+          <w:rPr>
+            <w:color w:val="0000EE"/>
+            <w:u w:val="single"/>
+          </w:rPr>
+          <w:t>5:15–20</w:t>
+        </w:r>
+      </w:hyperlink>
+      <w:r>
+        <w:rPr>
+          <w:lang w:val="hi_IN" w:bidi="hi_IN"/>
+        </w:rPr>
+        <w:t>)।</w:t>
+      </w:r>
+    </w:p>
+    <w:p>
+      <w:pPr/>
+      <w:r>
+        <w:rPr>
+          <w:lang w:val="hi_IN" w:bidi="hi_IN"/>
+        </w:rPr>
+      </w:r>
+      <w:r>
+        <w:rPr>
+          <w:lang w:val="hi_IN" w:bidi="hi_IN"/>
+        </w:rPr>
+        <w:t>यद्यपि नीतिवचन का यह भाग पहले युवकों को सिखाने के लिए लिखा गया था, फिर भी हर कोई विवाह और यौन सम्बन्ध से जुड़े इन विषयों पर विचार कर सकता है। नीतिवचन की पुस्तक सभी को वैवाहिक प्रेम की पवित्रता और सुन्दरता को पहचानने के लिए प्रोत्साहित करती है, जैसा कि बुद्धिमान सृष्टिकर्ता परमेश्वर ने इसकी योजना बनाई थी।</w:t>
+      </w:r>
+    </w:p>
+    <w:p>
+      <w:pPr/>
+      <w:r>
+        <w:rPr>
+          <w:lang w:val="hi_IN" w:bidi="hi_IN"/>
+        </w:rPr>
+      </w:r>
+      <w:r>
+        <w:rPr>
+          <w:lang w:val="hi_IN" w:bidi="hi_IN"/>
+        </w:rPr>
+        <w:t xml:space="preserve">नया नियम यौन सम्बन्ध की पवित्रता और विवाह के भीतर उसकी उचित अभिव्यक्ति पर जोर देता है। यीशु उत्पत्ति में सृष्टि की कथा का उल्लेख करते हैं ताकि विवाह की स्थायित्वता पर जोर दिया जा सके। </w:t>
+      </w:r>
+      <w:hyperlink r:id="rId98">
+        <w:r>
+          <w:rPr>
+            <w:lang w:val="hi_IN" w:bidi="hi_IN"/>
+          </w:rPr>
+          <w:rPr>
+            <w:color w:val="0000EE"/>
+            <w:u w:val="single"/>
+          </w:rPr>
+          <w:t>उत 2:24</w:t>
+        </w:r>
+      </w:hyperlink>
+      <w:r>
+        <w:rPr>
+          <w:lang w:val="hi_IN" w:bidi="hi_IN"/>
+        </w:rPr>
+        <w:t xml:space="preserve"> का उद्धरण देने के बाद, वे कहते हैं, “</w:t>
+      </w:r>
+      <w:r>
+        <w:rPr>
+          <w:lang w:val="hi_IN" w:bidi="hi_IN"/>
+        </w:rPr>
+        <w:t>अतः वे अब दो नहीं, परन्तु एक तन हैं इसलिए जिसे परमेश्वर ने जोड़ा है, उसे मनुष्य अलग न करे</w:t>
+      </w:r>
+      <w:r>
+        <w:rPr>
+          <w:lang w:val="hi_IN" w:bidi="hi_IN"/>
+        </w:rPr>
+        <w:t>” (</w:t>
+      </w:r>
+      <w:hyperlink r:id="rId99">
+        <w:r>
+          <w:rPr>
+            <w:lang w:val="hi_IN" w:bidi="hi_IN"/>
+          </w:rPr>
+          <w:rPr>
+            <w:color w:val="0000EE"/>
+            <w:u w:val="single"/>
+          </w:rPr>
+          <w:t>मत्ती 19:3–6</w:t>
+        </w:r>
+      </w:hyperlink>
+      <w:r>
+        <w:rPr>
+          <w:lang w:val="hi_IN" w:bidi="hi_IN"/>
+        </w:rPr>
+        <w:t>)। प्रेरित पौलुस विवाह में यौन अंतरंगता बनाए रखने के महत्व पर चर्चा करते हैं, ताकि शैतान के प्रलोभनों से बचा जा सके (</w:t>
+      </w:r>
+      <w:hyperlink r:id="rId100">
+        <w:r>
+          <w:rPr>
+            <w:lang w:val="hi_IN" w:bidi="hi_IN"/>
+          </w:rPr>
+          <w:rPr>
+            <w:color w:val="0000EE"/>
+            <w:u w:val="single"/>
+          </w:rPr>
+          <w:t>1 कुरि 7:3–5</w:t>
+        </w:r>
+      </w:hyperlink>
+      <w:r>
+        <w:rPr>
+          <w:lang w:val="hi_IN" w:bidi="hi_IN"/>
+        </w:rPr>
+        <w:t xml:space="preserve">)। परमेश्वर चाहते हैं कि जो लोग विवाह करते हैं वे एक-दूसरे के प्रति वफादार रहें और हानिकारक यौन आचरणों से बचें जो उनके पवित्र सम्बन्ध को नुकसान पहुंचा सकती हैं (देखें </w:t>
+      </w:r>
+      <w:hyperlink r:id="rId101">
+        <w:r>
+          <w:rPr>
+            <w:lang w:val="hi_IN" w:bidi="hi_IN"/>
+          </w:rPr>
+          <w:rPr>
+            <w:color w:val="0000EE"/>
+            <w:u w:val="single"/>
+          </w:rPr>
+          <w:t>इब्रा 13:4</w:t>
+        </w:r>
+      </w:hyperlink>
+      <w:r>
+        <w:rPr>
+          <w:lang w:val="hi_IN" w:bidi="hi_IN"/>
+        </w:rPr>
+        <w:t>)।</w:t>
+      </w:r>
+    </w:p>
+    <w:p>
+      <w:pPr/>
+      <w:r>
+        <w:rPr>
+          <w:lang w:val="hi_IN" w:bidi="hi_IN"/>
+        </w:rPr>
+      </w:r>
+      <w:r>
+        <w:rPr>
+          <w:u w:val="single"/>
+          <w:lang w:val="hi_IN" w:bidi="hi_IN"/>
+        </w:rPr>
+        <w:t>अधिक अध्ययन के लिए पद्द्यांश</w:t>
+      </w:r>
+    </w:p>
+    <w:p>
+      <w:pPr/>
+      <w:r>
+        <w:rPr>
+          <w:lang w:val="hi_IN" w:bidi="hi_IN"/>
+        </w:rPr>
+      </w:r>
+      <w:hyperlink r:id="rId102">
+        <w:r>
+          <w:rPr>
+            <w:lang w:val="hi_IN" w:bidi="hi_IN"/>
+          </w:rPr>
+          <w:rPr>
+            <w:color w:val="0000EE"/>
+            <w:u w:val="single"/>
+          </w:rPr>
+          <w:t>उत्पत्ति 2:18–25</w:t>
+        </w:r>
+      </w:hyperlink>
+      <w:r>
+        <w:rPr>
+          <w:lang w:val="hi_IN" w:bidi="hi_IN"/>
+        </w:rPr>
+        <w:t xml:space="preserve">; </w:t>
+      </w:r>
+      <w:hyperlink r:id="rId94">
+        <w:r>
+          <w:rPr>
+            <w:lang w:val="hi_IN" w:bidi="hi_IN"/>
+          </w:rPr>
+          <w:rPr>
+            <w:color w:val="0000EE"/>
+            <w:u w:val="single"/>
+          </w:rPr>
+          <w:t>नीतिवचन 2:16–22</w:t>
+        </w:r>
+      </w:hyperlink>
+      <w:r>
+        <w:rPr>
+          <w:lang w:val="hi_IN" w:bidi="hi_IN"/>
+        </w:rPr>
+        <w:t xml:space="preserve">; </w:t>
+      </w:r>
+      <w:hyperlink r:id="rId97">
+        <w:r>
+          <w:rPr>
+            <w:lang w:val="hi_IN" w:bidi="hi_IN"/>
+          </w:rPr>
+          <w:rPr>
+            <w:color w:val="0000EE"/>
+            <w:u w:val="single"/>
+          </w:rPr>
+          <w:t>5:15–20</w:t>
+        </w:r>
+      </w:hyperlink>
+      <w:r>
+        <w:rPr>
+          <w:lang w:val="hi_IN" w:bidi="hi_IN"/>
+        </w:rPr>
+        <w:t xml:space="preserve">; </w:t>
+      </w:r>
+      <w:hyperlink r:id="rId103">
+        <w:r>
+          <w:rPr>
+            <w:lang w:val="hi_IN" w:bidi="hi_IN"/>
+          </w:rPr>
+          <w:rPr>
+            <w:color w:val="0000EE"/>
+            <w:u w:val="single"/>
+          </w:rPr>
+          <w:t>6:20–35</w:t>
+        </w:r>
+      </w:hyperlink>
+      <w:r>
+        <w:rPr>
+          <w:lang w:val="hi_IN" w:bidi="hi_IN"/>
+        </w:rPr>
+        <w:t xml:space="preserve">; </w:t>
+      </w:r>
+      <w:hyperlink r:id="rId104">
+        <w:r>
+          <w:rPr>
+            <w:lang w:val="hi_IN" w:bidi="hi_IN"/>
+          </w:rPr>
+          <w:rPr>
+            <w:color w:val="0000EE"/>
+            <w:u w:val="single"/>
+          </w:rPr>
+          <w:t>7:1–27</w:t>
+        </w:r>
+      </w:hyperlink>
+      <w:r>
+        <w:rPr>
+          <w:lang w:val="hi_IN" w:bidi="hi_IN"/>
+        </w:rPr>
+        <w:t xml:space="preserve">; </w:t>
+      </w:r>
+      <w:hyperlink r:id="rId105">
+        <w:r>
+          <w:rPr>
+            <w:lang w:val="hi_IN" w:bidi="hi_IN"/>
+          </w:rPr>
+          <w:rPr>
+            <w:color w:val="0000EE"/>
+            <w:u w:val="single"/>
+          </w:rPr>
+          <w:t>यिर्मयाह 5:7–11</w:t>
+        </w:r>
+      </w:hyperlink>
+      <w:r>
+        <w:rPr>
+          <w:lang w:val="hi_IN" w:bidi="hi_IN"/>
+        </w:rPr>
+        <w:t xml:space="preserve">; </w:t>
+      </w:r>
+      <w:hyperlink r:id="rId106">
+        <w:r>
+          <w:rPr>
+            <w:lang w:val="hi_IN" w:bidi="hi_IN"/>
+          </w:rPr>
+          <w:rPr>
+            <w:color w:val="0000EE"/>
+            <w:u w:val="single"/>
+          </w:rPr>
+          <w:t>होशे 2:20</w:t>
+        </w:r>
+      </w:hyperlink>
+      <w:r>
+        <w:rPr>
+          <w:lang w:val="hi_IN" w:bidi="hi_IN"/>
+        </w:rPr>
+        <w:t xml:space="preserve">; </w:t>
+      </w:r>
+      <w:hyperlink r:id="rId107">
+        <w:r>
+          <w:rPr>
+            <w:lang w:val="hi_IN" w:bidi="hi_IN"/>
+          </w:rPr>
+          <w:rPr>
+            <w:color w:val="0000EE"/>
+            <w:u w:val="single"/>
+          </w:rPr>
+          <w:t>मलाकी 2:14–16</w:t>
+        </w:r>
+      </w:hyperlink>
+      <w:r>
+        <w:rPr>
+          <w:lang w:val="hi_IN" w:bidi="hi_IN"/>
+        </w:rPr>
+        <w:t xml:space="preserve">; </w:t>
+      </w:r>
+      <w:hyperlink r:id="rId108">
+        <w:r>
+          <w:rPr>
+            <w:lang w:val="hi_IN" w:bidi="hi_IN"/>
+          </w:rPr>
+          <w:rPr>
+            <w:color w:val="0000EE"/>
+            <w:u w:val="single"/>
+          </w:rPr>
+          <w:t>मत्ती 19:4–6</w:t>
+        </w:r>
+      </w:hyperlink>
+      <w:r>
+        <w:rPr>
+          <w:lang w:val="hi_IN" w:bidi="hi_IN"/>
+        </w:rPr>
+        <w:t xml:space="preserve">; </w:t>
+      </w:r>
+      <w:hyperlink r:id="rId109">
+        <w:r>
+          <w:rPr>
+            <w:lang w:val="hi_IN" w:bidi="hi_IN"/>
+          </w:rPr>
+          <w:rPr>
+            <w:color w:val="0000EE"/>
+            <w:u w:val="single"/>
+          </w:rPr>
+          <w:t>22:30</w:t>
+        </w:r>
+      </w:hyperlink>
+      <w:r>
+        <w:rPr>
+          <w:lang w:val="hi_IN" w:bidi="hi_IN"/>
+        </w:rPr>
+        <w:t xml:space="preserve">; </w:t>
+      </w:r>
+      <w:hyperlink r:id="rId110">
+        <w:r>
+          <w:rPr>
+            <w:lang w:val="hi_IN" w:bidi="hi_IN"/>
+          </w:rPr>
+          <w:rPr>
+            <w:color w:val="0000EE"/>
+            <w:u w:val="single"/>
+          </w:rPr>
+          <w:t>1 कुरिन्थियों 6:15–20</w:t>
+        </w:r>
+      </w:hyperlink>
+      <w:r>
+        <w:rPr>
+          <w:lang w:val="hi_IN" w:bidi="hi_IN"/>
+        </w:rPr>
+        <w:t xml:space="preserve">; </w:t>
+      </w:r>
+      <w:hyperlink r:id="rId101">
+        <w:r>
+          <w:rPr>
+            <w:lang w:val="hi_IN" w:bidi="hi_IN"/>
+          </w:rPr>
+          <w:rPr>
+            <w:color w:val="0000EE"/>
+            <w:u w:val="single"/>
+          </w:rPr>
+          <w:t>इब्रानियों 13:4</w:t>
+        </w:r>
+      </w:hyperlink>
+      <w:r>
+        <w:rPr>
+          <w:lang w:val="hi_IN" w:bidi="hi_IN"/>
+        </w:rPr>
+      </w:r>
+      <w:r>
+        <w:rPr>
+          <w:lang w:val="hi_IN" w:bidi="hi_IN"/>
+        </w:rPr>
+      </w:r>
+    </w:p>
+    <w:p>
+      <w:pPr/>
+      <w:r>
+        <w:rPr>
+          <w:lang w:val="hi_IN" w:bidi="hi_IN"/>
+        </w:rPr>
+      </w:r>
+    </w:p>
+    <w:p>
+      <w:pPr>
+        <w:pStyle w:val="Heading2"/>
+      </w:pPr>
+      <w:r>
+        <w:rPr>
+          <w:lang w:val="hi_IN" w:bidi="hi_IN"/>
+        </w:rPr>
+        <w:t>विश्वास और अच्छे कर्म</w:t>
+      </w:r>
+      <w:r>
+        <w:rPr>
+          <w:lang w:val="hi_IN" w:bidi="hi_IN"/>
+        </w:rPr>
+      </w:r>
+    </w:p>
+    <w:p>
+      <w:pPr/>
+      <w:r>
+        <w:rPr>
+          <w:lang w:val="hi_IN" w:bidi="hi_IN"/>
+        </w:rPr>
+      </w:r>
+      <w:r>
+        <w:rPr>
+          <w:lang w:val="hi_IN" w:bidi="hi_IN"/>
+        </w:rPr>
+        <w:t xml:space="preserve">यीशु ने सिखाया कि हम अच्छे काम करने से ("कर्म") नहीं बचते हैं। इसके बजाय, उन्होंने सिखाया कि हमें भीतर से बदलने की आवश्यकता है। यह परिवर्तन तब होता है जब परमेश्वर अपने अनुग्रह के माध्यम से हम में कार्य करते हैं। जब परमेश्वर हमें बदलते हैं, तो हम स्वाभाविक रूप से अलग तरीके से जीना शुरू करते हैं और उनकी आज्ञाओं का पालन करते हैं। जब किसी का यीशु मसीह के साथ वास्तविक सम्बन्ध होता है, तो वे परिणामस्वरूप अच्छे काम करने लगते हैं (उदाहरण के लिए देखें, </w:t>
+      </w:r>
+      <w:hyperlink r:id="rId111">
+        <w:r>
+          <w:rPr>
+            <w:lang w:val="hi_IN" w:bidi="hi_IN"/>
+          </w:rPr>
+          <w:rPr>
+            <w:color w:val="0000EE"/>
+            <w:u w:val="single"/>
+          </w:rPr>
+          <w:t>मत्ती 7:15–20</w:t>
+        </w:r>
+      </w:hyperlink>
+      <w:r>
+        <w:rPr>
+          <w:lang w:val="hi_IN" w:bidi="hi_IN"/>
+        </w:rPr>
+        <w:t xml:space="preserve">; </w:t>
+      </w:r>
+      <w:hyperlink r:id="rId112">
+        <w:r>
+          <w:rPr>
+            <w:lang w:val="hi_IN" w:bidi="hi_IN"/>
+          </w:rPr>
+          <w:rPr>
+            <w:color w:val="0000EE"/>
+            <w:u w:val="single"/>
+          </w:rPr>
+          <w:t>12:33–37</w:t>
+        </w:r>
+      </w:hyperlink>
+      <w:r>
+        <w:rPr>
+          <w:lang w:val="hi_IN" w:bidi="hi_IN"/>
+        </w:rPr>
+        <w:t xml:space="preserve">; </w:t>
+      </w:r>
+      <w:hyperlink r:id="rId113">
+        <w:r>
+          <w:rPr>
+            <w:lang w:val="hi_IN" w:bidi="hi_IN"/>
+          </w:rPr>
+          <w:rPr>
+            <w:color w:val="0000EE"/>
+            <w:u w:val="single"/>
+          </w:rPr>
+          <w:t>15:15–20</w:t>
+        </w:r>
+      </w:hyperlink>
+      <w:r>
+        <w:rPr>
+          <w:lang w:val="hi_IN" w:bidi="hi_IN"/>
+        </w:rPr>
+        <w:t>)।</w:t>
+      </w:r>
+    </w:p>
+    <w:p>
+      <w:pPr/>
+      <w:r>
+        <w:rPr>
+          <w:lang w:val="hi_IN" w:bidi="hi_IN"/>
+        </w:rPr>
+      </w:r>
+      <w:r>
+        <w:rPr>
+          <w:lang w:val="hi_IN" w:bidi="hi_IN"/>
+        </w:rPr>
+        <w:t xml:space="preserve">भेड़ और बकरियों का दृष्टान्त दिखाता है कि विश्वास और कर्म कैसे निकटता से जुड़े होते हैं। यीशु की शिक्षाओं में विश्वास, कार्य और परमेश्वर की अन्तिम स्वीकृति के बीच का यह सम्बन्ध एक सामान्य विषय है (उदाहरण के लिए, </w:t>
+      </w:r>
+      <w:hyperlink r:id="rId114">
+        <w:r>
+          <w:rPr>
+            <w:lang w:val="hi_IN" w:bidi="hi_IN"/>
+          </w:rPr>
+          <w:rPr>
+            <w:color w:val="0000EE"/>
+            <w:u w:val="single"/>
+          </w:rPr>
+          <w:t>मत्ती 7:13–27</w:t>
+        </w:r>
+      </w:hyperlink>
+      <w:r>
+        <w:rPr>
+          <w:lang w:val="hi_IN" w:bidi="hi_IN"/>
+        </w:rPr>
+        <w:t xml:space="preserve">; </w:t>
+      </w:r>
+      <w:hyperlink r:id="rId115">
+        <w:r>
+          <w:rPr>
+            <w:lang w:val="hi_IN" w:bidi="hi_IN"/>
+          </w:rPr>
+          <w:rPr>
+            <w:color w:val="0000EE"/>
+            <w:u w:val="single"/>
+          </w:rPr>
+          <w:t>13:3–9</w:t>
         </w:r>
       </w:hyperlink>
       <w:r>
@@ -439,160 +3373,124 @@
         </w:rPr>
         <w:t xml:space="preserve">, </w:t>
       </w:r>
-      <w:hyperlink r:id="rId19">
-        <w:r>
-          <w:rPr>
-            <w:lang w:val="hi_IN" w:bidi="hi_IN"/>
-          </w:rPr>
-          <w:rPr>
-            <w:color w:val="0000EE"/>
-            <w:u w:val="single"/>
-          </w:rPr>
-          <w:t>24</w:t>
-        </w:r>
-      </w:hyperlink>
-      <w:r>
-        <w:rPr>
-          <w:lang w:val="hi_IN" w:bidi="hi_IN"/>
-        </w:rPr>
-        <w:t>)। लिखित व्यवस्था का अस्तित्व सम्भवतः परमेश्वर के प्रकाशनों को दर्ज करने की परम्परा की शुरुआत थी (</w:t>
-      </w:r>
-      <w:hyperlink r:id="rId20">
-        <w:r>
-          <w:rPr>
-            <w:lang w:val="hi_IN" w:bidi="hi_IN"/>
-          </w:rPr>
-          <w:rPr>
-            <w:color w:val="0000EE"/>
-            <w:u w:val="single"/>
-          </w:rPr>
-          <w:t>यहो 24:26</w:t>
-        </w:r>
-      </w:hyperlink>
-      <w:r>
-        <w:rPr>
-          <w:lang w:val="hi_IN" w:bidi="hi_IN"/>
-        </w:rPr>
-        <w:t xml:space="preserve">; </w:t>
-      </w:r>
-      <w:hyperlink r:id="rId21">
-        <w:r>
-          <w:rPr>
-            <w:lang w:val="hi_IN" w:bidi="hi_IN"/>
-          </w:rPr>
-          <w:rPr>
-            <w:color w:val="0000EE"/>
-            <w:u w:val="single"/>
-          </w:rPr>
-          <w:t>1 शमू 10:25</w:t>
-        </w:r>
-      </w:hyperlink>
-      <w:r>
-        <w:rPr>
-          <w:lang w:val="hi_IN" w:bidi="hi_IN"/>
-        </w:rPr>
-        <w:t xml:space="preserve">; </w:t>
-      </w:r>
-      <w:hyperlink r:id="rId22">
-        <w:r>
-          <w:rPr>
-            <w:lang w:val="hi_IN" w:bidi="hi_IN"/>
-          </w:rPr>
-          <w:rPr>
-            <w:color w:val="0000EE"/>
-            <w:u w:val="single"/>
-          </w:rPr>
-          <w:t>1 इति 29:29</w:t>
-        </w:r>
-      </w:hyperlink>
-      <w:r>
-        <w:rPr>
-          <w:lang w:val="hi_IN" w:bidi="hi_IN"/>
-        </w:rPr>
-        <w:t xml:space="preserve">; </w:t>
-      </w:r>
-      <w:hyperlink r:id="rId23">
-        <w:r>
-          <w:rPr>
-            <w:lang w:val="hi_IN" w:bidi="hi_IN"/>
-          </w:rPr>
-          <w:rPr>
-            <w:color w:val="0000EE"/>
-            <w:u w:val="single"/>
-          </w:rPr>
-          <w:t>2 इति 9:29</w:t>
-        </w:r>
-      </w:hyperlink>
-      <w:r>
-        <w:rPr>
-          <w:lang w:val="hi_IN" w:bidi="hi_IN"/>
-        </w:rPr>
-        <w:t xml:space="preserve">; </w:t>
-      </w:r>
-      <w:hyperlink r:id="rId24">
-        <w:r>
-          <w:rPr>
-            <w:lang w:val="hi_IN" w:bidi="hi_IN"/>
-          </w:rPr>
-          <w:rPr>
-            <w:color w:val="0000EE"/>
-            <w:u w:val="single"/>
-          </w:rPr>
-          <w:t>यशा 8:16–17</w:t>
-        </w:r>
-      </w:hyperlink>
-      <w:r>
-        <w:rPr>
-          <w:lang w:val="hi_IN" w:bidi="hi_IN"/>
-        </w:rPr>
-        <w:t xml:space="preserve">; </w:t>
-      </w:r>
-      <w:hyperlink r:id="rId25">
-        <w:r>
-          <w:rPr>
-            <w:lang w:val="hi_IN" w:bidi="hi_IN"/>
-          </w:rPr>
-          <w:rPr>
-            <w:color w:val="0000EE"/>
-            <w:u w:val="single"/>
-          </w:rPr>
-          <w:t>30:8</w:t>
-        </w:r>
-      </w:hyperlink>
-      <w:r>
-        <w:rPr>
-          <w:lang w:val="hi_IN" w:bidi="hi_IN"/>
-        </w:rPr>
-        <w:t xml:space="preserve">)। ऐसा प्रतीत होता है कि भविष्यद्वक्ताओं ने इस्राएल के कई ऐतिहासिक लेखनों को दर्ज किया (देखें </w:t>
-      </w:r>
-      <w:hyperlink r:id="rId26">
-        <w:r>
-          <w:rPr>
-            <w:lang w:val="hi_IN" w:bidi="hi_IN"/>
-          </w:rPr>
-          <w:rPr>
-            <w:color w:val="0000EE"/>
-            <w:u w:val="single"/>
-          </w:rPr>
-          <w:t>2 इति 12:15</w:t>
-        </w:r>
-      </w:hyperlink>
-      <w:r>
-        <w:rPr>
-          <w:lang w:val="hi_IN" w:bidi="hi_IN"/>
-        </w:rPr>
-        <w:t xml:space="preserve">; </w:t>
-      </w:r>
-      <w:hyperlink r:id="rId27">
-        <w:r>
-          <w:rPr>
-            <w:lang w:val="hi_IN" w:bidi="hi_IN"/>
-          </w:rPr>
-          <w:rPr>
-            <w:color w:val="0000EE"/>
-            <w:u w:val="single"/>
-          </w:rPr>
-          <w:t>13:22</w:t>
+      <w:hyperlink r:id="rId116">
+        <w:r>
+          <w:rPr>
+            <w:lang w:val="hi_IN" w:bidi="hi_IN"/>
+          </w:rPr>
+          <w:rPr>
+            <w:color w:val="0000EE"/>
+            <w:u w:val="single"/>
+          </w:rPr>
+          <w:t>18–23</w:t>
+        </w:r>
+      </w:hyperlink>
+      <w:r>
+        <w:rPr>
+          <w:lang w:val="hi_IN" w:bidi="hi_IN"/>
+        </w:rPr>
+        <w:t xml:space="preserve">; </w:t>
+      </w:r>
+      <w:hyperlink r:id="rId117">
+        <w:r>
+          <w:rPr>
+            <w:lang w:val="hi_IN" w:bidi="hi_IN"/>
+          </w:rPr>
+          <w:rPr>
+            <w:color w:val="0000EE"/>
+            <w:u w:val="single"/>
+          </w:rPr>
+          <w:t>16:27</w:t>
+        </w:r>
+      </w:hyperlink>
+      <w:r>
+        <w:rPr>
+          <w:lang w:val="hi_IN" w:bidi="hi_IN"/>
+        </w:rPr>
+        <w:t>)। यीशु के लिए, कर्म स्पष्ट रूप से विश्वास को दर्शाते हैं, जो पश्चाताप से शुरू होता है। पश्चाताप हृदय और मन का एक परिवर्तन है जो व्यक्ति को पाप करना छोड़ने और परमेश्वर के प्रति अधिक आज्ञाकारी बनने के लिए प्रेरित करता है (</w:t>
+      </w:r>
+      <w:hyperlink r:id="rId118">
+        <w:r>
+          <w:rPr>
+            <w:lang w:val="hi_IN" w:bidi="hi_IN"/>
+          </w:rPr>
+          <w:rPr>
+            <w:color w:val="0000EE"/>
+            <w:u w:val="single"/>
+          </w:rPr>
+          <w:t>मत्ती 4:17</w:t>
+        </w:r>
+      </w:hyperlink>
+      <w:r>
+        <w:rPr>
+          <w:lang w:val="hi_IN" w:bidi="hi_IN"/>
+        </w:rPr>
+        <w:t xml:space="preserve">; देखें </w:t>
+      </w:r>
+      <w:hyperlink r:id="rId119">
+        <w:r>
+          <w:rPr>
+            <w:lang w:val="hi_IN" w:bidi="hi_IN"/>
+          </w:rPr>
+          <w:rPr>
+            <w:color w:val="0000EE"/>
+            <w:u w:val="single"/>
+          </w:rPr>
+          <w:t>3:2</w:t>
+        </w:r>
+      </w:hyperlink>
+      <w:r>
+        <w:rPr>
+          <w:lang w:val="hi_IN" w:bidi="hi_IN"/>
+        </w:rPr>
+        <w:t xml:space="preserve">, </w:t>
+      </w:r>
+      <w:hyperlink r:id="rId120">
+        <w:r>
+          <w:rPr>
+            <w:lang w:val="hi_IN" w:bidi="hi_IN"/>
+          </w:rPr>
+          <w:rPr>
+            <w:color w:val="0000EE"/>
+            <w:u w:val="single"/>
+          </w:rPr>
+          <w:t>8–10</w:t>
+        </w:r>
+      </w:hyperlink>
+      <w:r>
+        <w:rPr>
+          <w:lang w:val="hi_IN" w:bidi="hi_IN"/>
+        </w:rPr>
+        <w:t xml:space="preserve">; </w:t>
+      </w:r>
+      <w:hyperlink r:id="rId121">
+        <w:r>
+          <w:rPr>
+            <w:lang w:val="hi_IN" w:bidi="hi_IN"/>
+          </w:rPr>
+          <w:rPr>
+            <w:color w:val="0000EE"/>
+            <w:u w:val="single"/>
+          </w:rPr>
+          <w:t>11:20–24</w:t>
+        </w:r>
+      </w:hyperlink>
+      <w:r>
+        <w:rPr>
+          <w:lang w:val="hi_IN" w:bidi="hi_IN"/>
+        </w:rPr>
+        <w:t xml:space="preserve">; </w:t>
+      </w:r>
+      <w:hyperlink r:id="rId122">
+        <w:r>
+          <w:rPr>
+            <w:lang w:val="hi_IN" w:bidi="hi_IN"/>
+          </w:rPr>
+          <w:rPr>
+            <w:color w:val="0000EE"/>
+            <w:u w:val="single"/>
+          </w:rPr>
+          <w:t>12:38–42</w:t>
         </w:r>
       </w:hyperlink>
       <w:r>
@@ -613,7 +3511,223 @@
         <w:rPr>
           <w:lang w:val="hi_IN" w:bidi="hi_IN"/>
         </w:rPr>
-        <w:t>समुदायों ने इन दस्तावेजों को लम्बे समय तक संरक्षित किया, विशेष रूप से वे जो चमड़े के कुण्डलपत्रों पर लिखे गए थे। उन्होंने एक दस्तावेज़ की कई प्रतियाँ बनाईं। ये प्रतियाँ इतनी मूल्यवान थीं कि लोगों ने उन्हें सदियों तक सावधानीपूर्वक संरक्षित रखा। उन्होंने प्रतियों का कई भाषाओं में अनुवाद भी किया।</w:t>
+        <w:t xml:space="preserve">कुछ लोग परमेश्वर के अनुग्रह द्वारा उद्धार का गलत अर्थ समझते हैं। इससे विश्वास और कर्मों के बीच एक गलत भेद उत्पन्न हो गया है। उद्धार केवल कर्मों से नहीं आता, लेकिन इसमें कर्म भी शामिल होते हैं (देखें </w:t>
+      </w:r>
+      <w:hyperlink r:id="rId123">
+        <w:r>
+          <w:rPr>
+            <w:lang w:val="hi_IN" w:bidi="hi_IN"/>
+          </w:rPr>
+          <w:rPr>
+            <w:color w:val="0000EE"/>
+            <w:u w:val="single"/>
+          </w:rPr>
+          <w:t>गला 5:6</w:t>
+        </w:r>
+      </w:hyperlink>
+      <w:r>
+        <w:rPr>
+          <w:lang w:val="hi_IN" w:bidi="hi_IN"/>
+        </w:rPr>
+        <w:t xml:space="preserve">, </w:t>
+      </w:r>
+      <w:hyperlink r:id="rId124">
+        <w:r>
+          <w:rPr>
+            <w:lang w:val="hi_IN" w:bidi="hi_IN"/>
+          </w:rPr>
+          <w:rPr>
+            <w:color w:val="0000EE"/>
+            <w:u w:val="single"/>
+          </w:rPr>
+          <w:t>21</w:t>
+        </w:r>
+      </w:hyperlink>
+      <w:r>
+        <w:rPr>
+          <w:lang w:val="hi_IN" w:bidi="hi_IN"/>
+        </w:rPr>
+        <w:t xml:space="preserve">; </w:t>
+      </w:r>
+      <w:hyperlink r:id="rId125">
+        <w:r>
+          <w:rPr>
+            <w:lang w:val="hi_IN" w:bidi="hi_IN"/>
+          </w:rPr>
+          <w:rPr>
+            <w:color w:val="0000EE"/>
+            <w:u w:val="single"/>
+          </w:rPr>
+          <w:t>इफि 2:10</w:t>
+        </w:r>
+      </w:hyperlink>
+      <w:r>
+        <w:rPr>
+          <w:lang w:val="hi_IN" w:bidi="hi_IN"/>
+        </w:rPr>
+        <w:t xml:space="preserve">; </w:t>
+      </w:r>
+      <w:hyperlink r:id="rId126">
+        <w:r>
+          <w:rPr>
+            <w:lang w:val="hi_IN" w:bidi="hi_IN"/>
+          </w:rPr>
+          <w:rPr>
+            <w:color w:val="0000EE"/>
+            <w:u w:val="single"/>
+          </w:rPr>
+          <w:t>5:5</w:t>
+        </w:r>
+      </w:hyperlink>
+      <w:r>
+        <w:rPr>
+          <w:lang w:val="hi_IN" w:bidi="hi_IN"/>
+        </w:rPr>
+        <w:t xml:space="preserve">; </w:t>
+      </w:r>
+      <w:hyperlink r:id="rId127">
+        <w:r>
+          <w:rPr>
+            <w:lang w:val="hi_IN" w:bidi="hi_IN"/>
+          </w:rPr>
+          <w:rPr>
+            <w:color w:val="0000EE"/>
+            <w:u w:val="single"/>
+          </w:rPr>
+          <w:t>1 यूह 1:5–10</w:t>
+        </w:r>
+      </w:hyperlink>
+      <w:r>
+        <w:rPr>
+          <w:lang w:val="hi_IN" w:bidi="hi_IN"/>
+        </w:rPr>
+        <w:t xml:space="preserve">; </w:t>
+      </w:r>
+      <w:hyperlink r:id="rId128">
+        <w:r>
+          <w:rPr>
+            <w:lang w:val="hi_IN" w:bidi="hi_IN"/>
+          </w:rPr>
+          <w:rPr>
+            <w:color w:val="0000EE"/>
+            <w:u w:val="single"/>
+          </w:rPr>
+          <w:t>प्रका 21:8</w:t>
+        </w:r>
+      </w:hyperlink>
+      <w:r>
+        <w:rPr>
+          <w:lang w:val="hi_IN" w:bidi="hi_IN"/>
+        </w:rPr>
+        <w:t>)। यीशु परमेश्वर की इच्छा का पालन करने वालों को आशीष और पुरस्कार देने का वादा करते हैं (</w:t>
+      </w:r>
+      <w:hyperlink r:id="rId129">
+        <w:r>
+          <w:rPr>
+            <w:lang w:val="hi_IN" w:bidi="hi_IN"/>
+          </w:rPr>
+          <w:rPr>
+            <w:color w:val="0000EE"/>
+            <w:u w:val="single"/>
+          </w:rPr>
+          <w:t>मत्ती 5:3–12</w:t>
+        </w:r>
+      </w:hyperlink>
+      <w:r>
+        <w:rPr>
+          <w:lang w:val="hi_IN" w:bidi="hi_IN"/>
+        </w:rPr>
+        <w:t>)। इसलिए, जो लोग "स्वर्ग के राज्य में प्रवेश" करना चाहते हैं, उनके लिए धार्मिकता आवश्यक है (</w:t>
+      </w:r>
+      <w:hyperlink r:id="rId130">
+        <w:r>
+          <w:rPr>
+            <w:lang w:val="hi_IN" w:bidi="hi_IN"/>
+          </w:rPr>
+          <w:rPr>
+            <w:color w:val="0000EE"/>
+            <w:u w:val="single"/>
+          </w:rPr>
+          <w:t>5:20–48</w:t>
+        </w:r>
+      </w:hyperlink>
+      <w:r>
+        <w:rPr>
+          <w:lang w:val="hi_IN" w:bidi="hi_IN"/>
+        </w:rPr>
+        <w:t xml:space="preserve">; </w:t>
+      </w:r>
+      <w:hyperlink r:id="rId131">
+        <w:r>
+          <w:rPr>
+            <w:lang w:val="hi_IN" w:bidi="hi_IN"/>
+          </w:rPr>
+          <w:rPr>
+            <w:color w:val="0000EE"/>
+            <w:u w:val="single"/>
+          </w:rPr>
+          <w:t>7:21</w:t>
+        </w:r>
+      </w:hyperlink>
+      <w:r>
+        <w:rPr>
+          <w:lang w:val="hi_IN" w:bidi="hi_IN"/>
+        </w:rPr>
+        <w:t xml:space="preserve">; </w:t>
+      </w:r>
+      <w:hyperlink r:id="rId132">
+        <w:r>
+          <w:rPr>
+            <w:lang w:val="hi_IN" w:bidi="hi_IN"/>
+          </w:rPr>
+          <w:rPr>
+            <w:color w:val="0000EE"/>
+            <w:u w:val="single"/>
+          </w:rPr>
+          <w:t>22:11–14</w:t>
+        </w:r>
+      </w:hyperlink>
+      <w:r>
+        <w:rPr>
+          <w:lang w:val="hi_IN" w:bidi="hi_IN"/>
+        </w:rPr>
+        <w:t xml:space="preserve">; </w:t>
+      </w:r>
+      <w:hyperlink r:id="rId133">
+        <w:r>
+          <w:rPr>
+            <w:lang w:val="hi_IN" w:bidi="hi_IN"/>
+          </w:rPr>
+          <w:rPr>
+            <w:color w:val="0000EE"/>
+            <w:u w:val="single"/>
+          </w:rPr>
+          <w:t>23:3</w:t>
+        </w:r>
+      </w:hyperlink>
+      <w:r>
+        <w:rPr>
+          <w:lang w:val="hi_IN" w:bidi="hi_IN"/>
+        </w:rPr>
+        <w:t>)। विश्वास जो कर्म उत्पन्न नहीं करता, वह उद्धार करने वाला विश्वास नहीं है (</w:t>
+      </w:r>
+      <w:hyperlink r:id="rId134">
+        <w:r>
+          <w:rPr>
+            <w:lang w:val="hi_IN" w:bidi="hi_IN"/>
+          </w:rPr>
+          <w:rPr>
+            <w:color w:val="0000EE"/>
+            <w:u w:val="single"/>
+          </w:rPr>
+          <w:t>याकू 2:14–26</w:t>
+        </w:r>
+      </w:hyperlink>
+      <w:r>
+        <w:rPr>
+          <w:lang w:val="hi_IN" w:bidi="hi_IN"/>
+        </w:rPr>
+        <w:t>)।</w:t>
       </w:r>
     </w:p>
     <w:p>
@@ -627,36 +3741,162 @@
         <w:rPr>
           <w:lang w:val="hi_IN" w:bidi="hi_IN"/>
         </w:rPr>
-        <w:t xml:space="preserve">यिर्मयाह की पुस्तक और अन्य भविष्यद्वक्ताओं, बुद्धिमानों, और शिक्षकों की लेखनी संरक्षित, संकलित, और हमारे पास पुराने और नए नियम के रूप में हस्तांतरित की गई हैं। ये ग्रन्थ परमेश्वर के अपने लोगों के लिए सन्देशों का लिखित विवरण प्रदान करते हैं (देखें </w:t>
-      </w:r>
-      <w:hyperlink r:id="rId28">
-        <w:r>
-          <w:rPr>
-            <w:lang w:val="hi_IN" w:bidi="hi_IN"/>
-          </w:rPr>
-          <w:rPr>
-            <w:color w:val="0000EE"/>
-            <w:u w:val="single"/>
-          </w:rPr>
-          <w:t>2 तीमु 3:16–17</w:t>
-        </w:r>
-      </w:hyperlink>
-      <w:r>
-        <w:rPr>
-          <w:lang w:val="hi_IN" w:bidi="hi_IN"/>
-        </w:rPr>
-        <w:t xml:space="preserve">; </w:t>
-      </w:r>
-      <w:hyperlink r:id="rId29">
-        <w:r>
-          <w:rPr>
-            <w:lang w:val="hi_IN" w:bidi="hi_IN"/>
-          </w:rPr>
-          <w:rPr>
-            <w:color w:val="0000EE"/>
-            <w:u w:val="single"/>
-          </w:rPr>
-          <w:t>2 पत 1:20–21</w:t>
+        <w:t>प्रेरित याकूब परमेश्वर के प्रति विश्वासयोग्य होने पर जोर देते हैं और तर्क करते हैं कि अच्छे कर्म करना विश्वास को प्रदर्शित करता है (</w:t>
+      </w:r>
+      <w:hyperlink r:id="rId134">
+        <w:r>
+          <w:rPr>
+            <w:lang w:val="hi_IN" w:bidi="hi_IN"/>
+          </w:rPr>
+          <w:rPr>
+            <w:color w:val="0000EE"/>
+            <w:u w:val="single"/>
+          </w:rPr>
+          <w:t>2:14–26</w:t>
+        </w:r>
+      </w:hyperlink>
+      <w:r>
+        <w:rPr>
+          <w:lang w:val="hi_IN" w:bidi="hi_IN"/>
+        </w:rPr>
+        <w:t>)। परमेश्वर के साथ सम्बन्ध केवल एक सच्चे कथन पर विश्वास करने पर निर्भर नहीं हो सकता (</w:t>
+      </w:r>
+      <w:hyperlink r:id="rId135">
+        <w:r>
+          <w:rPr>
+            <w:lang w:val="hi_IN" w:bidi="hi_IN"/>
+          </w:rPr>
+          <w:rPr>
+            <w:color w:val="0000EE"/>
+            <w:u w:val="single"/>
+          </w:rPr>
+          <w:t>2:19</w:t>
+        </w:r>
+      </w:hyperlink>
+      <w:r>
+        <w:rPr>
+          <w:lang w:val="hi_IN" w:bidi="hi_IN"/>
+        </w:rPr>
+        <w:t>)। सच्चा विश्वास कर्मों की ओर ले जाता है (</w:t>
+      </w:r>
+      <w:hyperlink r:id="rId136">
+        <w:r>
+          <w:rPr>
+            <w:lang w:val="hi_IN" w:bidi="hi_IN"/>
+          </w:rPr>
+          <w:rPr>
+            <w:color w:val="0000EE"/>
+            <w:u w:val="single"/>
+          </w:rPr>
+          <w:t>1:22–25</w:t>
+        </w:r>
+      </w:hyperlink>
+      <w:r>
+        <w:rPr>
+          <w:lang w:val="hi_IN" w:bidi="hi_IN"/>
+        </w:rPr>
+        <w:t xml:space="preserve">; </w:t>
+      </w:r>
+      <w:hyperlink r:id="rId137">
+        <w:r>
+          <w:rPr>
+            <w:lang w:val="hi_IN" w:bidi="hi_IN"/>
+          </w:rPr>
+          <w:rPr>
+            <w:color w:val="0000EE"/>
+            <w:u w:val="single"/>
+          </w:rPr>
+          <w:t>2:14</w:t>
+        </w:r>
+      </w:hyperlink>
+      <w:r>
+        <w:rPr>
+          <w:lang w:val="hi_IN" w:bidi="hi_IN"/>
+        </w:rPr>
+        <w:t>)। विश्वासयोग्य कर्म परमेश्वर का अनुसरण करते हैं, जो उदारतापूर्वक अच्छे उपहार देते हैं (</w:t>
+      </w:r>
+      <w:hyperlink r:id="rId138">
+        <w:r>
+          <w:rPr>
+            <w:lang w:val="hi_IN" w:bidi="hi_IN"/>
+          </w:rPr>
+          <w:rPr>
+            <w:color w:val="0000EE"/>
+            <w:u w:val="single"/>
+          </w:rPr>
+          <w:t>1:5</w:t>
+        </w:r>
+      </w:hyperlink>
+      <w:r>
+        <w:rPr>
+          <w:lang w:val="hi_IN" w:bidi="hi_IN"/>
+        </w:rPr>
+        <w:t xml:space="preserve">, </w:t>
+      </w:r>
+      <w:hyperlink r:id="rId139">
+        <w:r>
+          <w:rPr>
+            <w:lang w:val="hi_IN" w:bidi="hi_IN"/>
+          </w:rPr>
+          <w:rPr>
+            <w:color w:val="0000EE"/>
+            <w:u w:val="single"/>
+          </w:rPr>
+          <w:t>17</w:t>
+        </w:r>
+      </w:hyperlink>
+      <w:r>
+        <w:rPr>
+          <w:lang w:val="hi_IN" w:bidi="hi_IN"/>
+        </w:rPr>
+        <w:t xml:space="preserve">; </w:t>
+      </w:r>
+      <w:hyperlink r:id="rId140">
+        <w:r>
+          <w:rPr>
+            <w:lang w:val="hi_IN" w:bidi="hi_IN"/>
+          </w:rPr>
+          <w:rPr>
+            <w:color w:val="0000EE"/>
+            <w:u w:val="single"/>
+          </w:rPr>
+          <w:t>4:6</w:t>
+        </w:r>
+      </w:hyperlink>
+      <w:r>
+        <w:rPr>
+          <w:lang w:val="hi_IN" w:bidi="hi_IN"/>
+        </w:rPr>
+        <w:t>)। विश्वास और अच्छे कर्म को अलग नहीं किया जा सकता। अब्राहम के समान, अच्छे कर्म यह दर्शाते हैं कि एक व्यक्ति पूर्ण विश्वास रखता है और परमेश्वर के सामने धर्मी है (</w:t>
+      </w:r>
+      <w:hyperlink r:id="rId141">
+        <w:r>
+          <w:rPr>
+            <w:lang w:val="hi_IN" w:bidi="hi_IN"/>
+          </w:rPr>
+          <w:rPr>
+            <w:color w:val="0000EE"/>
+            <w:u w:val="single"/>
+          </w:rPr>
+          <w:t>2:23</w:t>
+        </w:r>
+      </w:hyperlink>
+      <w:r>
+        <w:rPr>
+          <w:lang w:val="hi_IN" w:bidi="hi_IN"/>
+        </w:rPr>
+        <w:t xml:space="preserve">; देखें </w:t>
+      </w:r>
+      <w:hyperlink r:id="rId142">
+        <w:r>
+          <w:rPr>
+            <w:lang w:val="hi_IN" w:bidi="hi_IN"/>
+          </w:rPr>
+          <w:rPr>
+            <w:color w:val="0000EE"/>
+            <w:u w:val="single"/>
+          </w:rPr>
+          <w:t>उत 15:6</w:t>
         </w:r>
       </w:hyperlink>
       <w:r>
@@ -675,6 +3915,402 @@
       </w:r>
       <w:r>
         <w:rPr>
+          <w:lang w:val="hi_IN" w:bidi="hi_IN"/>
+        </w:rPr>
+        <w:t xml:space="preserve">यीशु ने सिखाया और दिखाया कि विश्वास में अच्छे कर्म करना शामिल है (देखें </w:t>
+      </w:r>
+      <w:hyperlink r:id="rId143">
+        <w:r>
+          <w:rPr>
+            <w:lang w:val="hi_IN" w:bidi="hi_IN"/>
+          </w:rPr>
+          <w:rPr>
+            <w:color w:val="0000EE"/>
+            <w:u w:val="single"/>
+          </w:rPr>
+          <w:t>मत्ती 5:13–16</w:t>
+        </w:r>
+      </w:hyperlink>
+      <w:r>
+        <w:rPr>
+          <w:lang w:val="hi_IN" w:bidi="hi_IN"/>
+        </w:rPr>
+        <w:t>)। पौलुस ने भी अच्छे कर्मों के महत्व पर जोर दिया (</w:t>
+      </w:r>
+      <w:hyperlink r:id="rId144">
+        <w:r>
+          <w:rPr>
+            <w:lang w:val="hi_IN" w:bidi="hi_IN"/>
+          </w:rPr>
+          <w:rPr>
+            <w:color w:val="0000EE"/>
+            <w:u w:val="single"/>
+          </w:rPr>
+          <w:t>रोम 2:6</w:t>
+        </w:r>
+      </w:hyperlink>
+      <w:r>
+        <w:rPr>
+          <w:lang w:val="hi_IN" w:bidi="hi_IN"/>
+        </w:rPr>
+        <w:t xml:space="preserve">; </w:t>
+      </w:r>
+      <w:hyperlink r:id="rId145">
+        <w:r>
+          <w:rPr>
+            <w:lang w:val="hi_IN" w:bidi="hi_IN"/>
+          </w:rPr>
+          <w:rPr>
+            <w:color w:val="0000EE"/>
+            <w:u w:val="single"/>
+          </w:rPr>
+          <w:t>गला 6:5–10</w:t>
+        </w:r>
+      </w:hyperlink>
+      <w:r>
+        <w:rPr>
+          <w:lang w:val="hi_IN" w:bidi="hi_IN"/>
+        </w:rPr>
+        <w:t xml:space="preserve">; </w:t>
+      </w:r>
+      <w:hyperlink r:id="rId125">
+        <w:r>
+          <w:rPr>
+            <w:lang w:val="hi_IN" w:bidi="hi_IN"/>
+          </w:rPr>
+          <w:rPr>
+            <w:color w:val="0000EE"/>
+            <w:u w:val="single"/>
+          </w:rPr>
+          <w:t>इफि 2:10</w:t>
+        </w:r>
+      </w:hyperlink>
+      <w:r>
+        <w:rPr>
+          <w:lang w:val="hi_IN" w:bidi="hi_IN"/>
+        </w:rPr>
+        <w:t xml:space="preserve">; </w:t>
+      </w:r>
+      <w:hyperlink r:id="rId146">
+        <w:r>
+          <w:rPr>
+            <w:lang w:val="hi_IN" w:bidi="hi_IN"/>
+          </w:rPr>
+          <w:rPr>
+            <w:color w:val="0000EE"/>
+            <w:u w:val="single"/>
+          </w:rPr>
+          <w:t>फिलि 2:12–13</w:t>
+        </w:r>
+      </w:hyperlink>
+      <w:r>
+        <w:rPr>
+          <w:lang w:val="hi_IN" w:bidi="hi_IN"/>
+        </w:rPr>
+        <w:t xml:space="preserve">; </w:t>
+      </w:r>
+      <w:hyperlink r:id="rId147">
+        <w:r>
+          <w:rPr>
+            <w:lang w:val="hi_IN" w:bidi="hi_IN"/>
+          </w:rPr>
+          <w:rPr>
+            <w:color w:val="0000EE"/>
+            <w:u w:val="single"/>
+          </w:rPr>
+          <w:t>1 थिस्स 1:3</w:t>
+        </w:r>
+      </w:hyperlink>
+      <w:r>
+        <w:rPr>
+          <w:lang w:val="hi_IN" w:bidi="hi_IN"/>
+        </w:rPr>
+        <w:t>)।</w:t>
+      </w:r>
+    </w:p>
+    <w:p>
+      <w:pPr/>
+      <w:r>
+        <w:rPr>
+          <w:lang w:val="hi_IN" w:bidi="hi_IN"/>
+        </w:rPr>
+      </w:r>
+      <w:r>
+        <w:rPr>
+          <w:lang w:val="hi_IN" w:bidi="hi_IN"/>
+        </w:rPr>
+        <w:t>याकूब का पत्र उन विशिष्ट कर्मों पर जोर देता है जो विश्वास को प्रदर्शित करते हैं। इनमें शामिल हैं:</w:t>
+      </w:r>
+    </w:p>
+    <w:p>
+      <w:pPr>
+        <w:pStyle w:val="ListBullet"/>
+        <w:spacing w:line="240" w:lineRule="auto"/>
+        <w:ind w:left="720"/>
+      </w:pPr>
+      <w:r>
+        <w:rPr>
+          <w:lang w:val="hi_IN" w:bidi="hi_IN"/>
+        </w:rPr>
+      </w:r>
+      <w:r>
+        <w:rPr>
+          <w:lang w:val="hi_IN" w:bidi="hi_IN"/>
+        </w:rPr>
+        <w:t>अनाथों और विधवाओं की देखभाल करना (</w:t>
+      </w:r>
+      <w:hyperlink r:id="rId148">
+        <w:r>
+          <w:rPr>
+            <w:lang w:val="hi_IN" w:bidi="hi_IN"/>
+          </w:rPr>
+          <w:rPr>
+            <w:color w:val="0000EE"/>
+            <w:u w:val="single"/>
+          </w:rPr>
+          <w:t>1:27</w:t>
+        </w:r>
+      </w:hyperlink>
+      <w:r>
+        <w:rPr>
+          <w:lang w:val="hi_IN" w:bidi="hi_IN"/>
+        </w:rPr>
+        <w:t>)</w:t>
+      </w:r>
+    </w:p>
+    <w:p>
+      <w:pPr>
+        <w:pStyle w:val="ListBullet"/>
+        <w:spacing w:line="240" w:lineRule="auto"/>
+        <w:ind w:left="720"/>
+      </w:pPr>
+      <w:r>
+        <w:rPr>
+          <w:lang w:val="hi_IN" w:bidi="hi_IN"/>
+        </w:rPr>
+      </w:r>
+      <w:r>
+        <w:rPr>
+          <w:lang w:val="hi_IN" w:bidi="hi_IN"/>
+        </w:rPr>
+        <w:t>धनवानों का पक्ष नहीं लेना (</w:t>
+      </w:r>
+      <w:hyperlink r:id="rId149">
+        <w:r>
+          <w:rPr>
+            <w:lang w:val="hi_IN" w:bidi="hi_IN"/>
+          </w:rPr>
+          <w:rPr>
+            <w:color w:val="0000EE"/>
+            <w:u w:val="single"/>
+          </w:rPr>
+          <w:t>2:1–7</w:t>
+        </w:r>
+      </w:hyperlink>
+      <w:r>
+        <w:rPr>
+          <w:lang w:val="hi_IN" w:bidi="hi_IN"/>
+        </w:rPr>
+        <w:t>)</w:t>
+      </w:r>
+    </w:p>
+    <w:p>
+      <w:pPr>
+        <w:pStyle w:val="ListBullet"/>
+        <w:spacing w:line="240" w:lineRule="auto"/>
+        <w:ind w:left="720"/>
+      </w:pPr>
+      <w:r>
+        <w:rPr>
+          <w:lang w:val="hi_IN" w:bidi="hi_IN"/>
+        </w:rPr>
+      </w:r>
+      <w:r>
+        <w:rPr>
+          <w:lang w:val="hi_IN" w:bidi="hi_IN"/>
+        </w:rPr>
+        <w:t>गरीबों के लिए भोजन और वस्त्र उपलब्ध कराना (</w:t>
+      </w:r>
+      <w:hyperlink r:id="rId150">
+        <w:r>
+          <w:rPr>
+            <w:lang w:val="hi_IN" w:bidi="hi_IN"/>
+          </w:rPr>
+          <w:rPr>
+            <w:color w:val="0000EE"/>
+            <w:u w:val="single"/>
+          </w:rPr>
+          <w:t>2:15–17</w:t>
+        </w:r>
+      </w:hyperlink>
+      <w:r>
+        <w:rPr>
+          <w:lang w:val="hi_IN" w:bidi="hi_IN"/>
+        </w:rPr>
+        <w:t>)</w:t>
+      </w:r>
+    </w:p>
+    <w:p>
+      <w:pPr>
+        <w:pStyle w:val="ListBullet"/>
+        <w:spacing w:line="240" w:lineRule="auto"/>
+        <w:ind w:left="720"/>
+      </w:pPr>
+      <w:r>
+        <w:rPr>
+          <w:lang w:val="hi_IN" w:bidi="hi_IN"/>
+        </w:rPr>
+      </w:r>
+      <w:r>
+        <w:rPr>
+          <w:lang w:val="hi_IN" w:bidi="hi_IN"/>
+        </w:rPr>
+        <w:t>शब्दों को नियन्त्रित करना (</w:t>
+      </w:r>
+      <w:hyperlink r:id="rId151">
+        <w:r>
+          <w:rPr>
+            <w:lang w:val="hi_IN" w:bidi="hi_IN"/>
+          </w:rPr>
+          <w:rPr>
+            <w:color w:val="0000EE"/>
+            <w:u w:val="single"/>
+          </w:rPr>
+          <w:t>3:1–12</w:t>
+        </w:r>
+      </w:hyperlink>
+      <w:r>
+        <w:rPr>
+          <w:lang w:val="hi_IN" w:bidi="hi_IN"/>
+        </w:rPr>
+        <w:t>)</w:t>
+      </w:r>
+    </w:p>
+    <w:p>
+      <w:pPr>
+        <w:pStyle w:val="ListBullet"/>
+        <w:spacing w:line="240" w:lineRule="auto"/>
+        <w:ind w:left="720"/>
+      </w:pPr>
+      <w:r>
+        <w:rPr>
+          <w:lang w:val="hi_IN" w:bidi="hi_IN"/>
+        </w:rPr>
+      </w:r>
+      <w:r>
+        <w:rPr>
+          <w:lang w:val="hi_IN" w:bidi="hi_IN"/>
+        </w:rPr>
+        <w:t>शांति को बढ़ावा देना (</w:t>
+      </w:r>
+      <w:hyperlink r:id="rId152">
+        <w:r>
+          <w:rPr>
+            <w:lang w:val="hi_IN" w:bidi="hi_IN"/>
+          </w:rPr>
+          <w:rPr>
+            <w:color w:val="0000EE"/>
+            <w:u w:val="single"/>
+          </w:rPr>
+          <w:t>3:17–18</w:t>
+        </w:r>
+      </w:hyperlink>
+      <w:r>
+        <w:rPr>
+          <w:lang w:val="hi_IN" w:bidi="hi_IN"/>
+        </w:rPr>
+        <w:t>)</w:t>
+      </w:r>
+    </w:p>
+    <w:p>
+      <w:pPr>
+        <w:pStyle w:val="ListBullet"/>
+        <w:spacing w:line="240" w:lineRule="auto"/>
+        <w:ind w:left="720"/>
+      </w:pPr>
+      <w:r>
+        <w:rPr>
+          <w:lang w:val="hi_IN" w:bidi="hi_IN"/>
+        </w:rPr>
+      </w:r>
+      <w:r>
+        <w:rPr>
+          <w:lang w:val="hi_IN" w:bidi="hi_IN"/>
+        </w:rPr>
+        <w:t>दूसरों का न्याय न करना (</w:t>
+      </w:r>
+      <w:hyperlink r:id="rId153">
+        <w:r>
+          <w:rPr>
+            <w:lang w:val="hi_IN" w:bidi="hi_IN"/>
+          </w:rPr>
+          <w:rPr>
+            <w:color w:val="0000EE"/>
+            <w:u w:val="single"/>
+          </w:rPr>
+          <w:t>4:11–12</w:t>
+        </w:r>
+      </w:hyperlink>
+      <w:r>
+        <w:rPr>
+          <w:lang w:val="hi_IN" w:bidi="hi_IN"/>
+        </w:rPr>
+        <w:t>)</w:t>
+      </w:r>
+    </w:p>
+    <w:p>
+      <w:pPr/>
+      <w:r>
+        <w:rPr>
+          <w:lang w:val="hi_IN" w:bidi="hi_IN"/>
+        </w:rPr>
+      </w:r>
+      <w:r>
+        <w:rPr>
+          <w:lang w:val="hi_IN" w:bidi="hi_IN"/>
+        </w:rPr>
+        <w:t>यह कार्य "</w:t>
+      </w:r>
+      <w:r>
+        <w:rPr>
+          <w:lang w:val="hi_IN" w:bidi="hi_IN"/>
+        </w:rPr>
+        <w:t>विश्वास का जो प्रेम के द्वारा प्रभाव</w:t>
+      </w:r>
+      <w:r>
+        <w:rPr>
+          <w:lang w:val="hi_IN" w:bidi="hi_IN"/>
+        </w:rPr>
+        <w:t>" से होते हैं (</w:t>
+      </w:r>
+      <w:hyperlink r:id="rId123">
+        <w:r>
+          <w:rPr>
+            <w:lang w:val="hi_IN" w:bidi="hi_IN"/>
+          </w:rPr>
+          <w:rPr>
+            <w:color w:val="0000EE"/>
+            <w:u w:val="single"/>
+          </w:rPr>
+          <w:t>गला 5:6</w:t>
+        </w:r>
+      </w:hyperlink>
+      <w:r>
+        <w:rPr>
+          <w:lang w:val="hi_IN" w:bidi="hi_IN"/>
+        </w:rPr>
+        <w:t>) है।</w:t>
+      </w:r>
+    </w:p>
+    <w:p>
+      <w:pPr/>
+      <w:r>
+        <w:rPr>
+          <w:lang w:val="hi_IN" w:bidi="hi_IN"/>
+        </w:rPr>
+      </w:r>
+      <w:r>
+        <w:rPr>
           <w:u w:val="single"/>
           <w:lang w:val="hi_IN" w:bidi="hi_IN"/>
         </w:rPr>
@@ -688,241 +4324,906 @@
           <w:lang w:val="hi_IN" w:bidi="hi_IN"/>
         </w:rPr>
       </w:r>
-      <w:hyperlink r:id="rId17">
-        <w:r>
-          <w:rPr>
-            <w:lang w:val="hi_IN" w:bidi="hi_IN"/>
-          </w:rPr>
-          <w:rPr>
-            <w:color w:val="0000EE"/>
-            <w:u w:val="single"/>
-          </w:rPr>
-          <w:t>निर्गमन 17:14</w:t>
-        </w:r>
-      </w:hyperlink>
-      <w:r>
-        <w:rPr>
-          <w:lang w:val="hi_IN" w:bidi="hi_IN"/>
-        </w:rPr>
-        <w:t xml:space="preserve">; </w:t>
-      </w:r>
-      <w:hyperlink r:id="rId30">
-        <w:r>
-          <w:rPr>
-            <w:lang w:val="hi_IN" w:bidi="hi_IN"/>
-          </w:rPr>
-          <w:rPr>
-            <w:color w:val="0000EE"/>
-            <w:u w:val="single"/>
-          </w:rPr>
-          <w:t>31:18</w:t>
-        </w:r>
-      </w:hyperlink>
-      <w:r>
-        <w:rPr>
-          <w:lang w:val="hi_IN" w:bidi="hi_IN"/>
-        </w:rPr>
-        <w:t xml:space="preserve">; </w:t>
-      </w:r>
-      <w:hyperlink r:id="rId31">
-        <w:r>
-          <w:rPr>
-            <w:lang w:val="hi_IN" w:bidi="hi_IN"/>
-          </w:rPr>
-          <w:rPr>
-            <w:color w:val="0000EE"/>
-            <w:u w:val="single"/>
-          </w:rPr>
-          <w:t>34:27–28</w:t>
-        </w:r>
-      </w:hyperlink>
-      <w:r>
-        <w:rPr>
-          <w:lang w:val="hi_IN" w:bidi="hi_IN"/>
-        </w:rPr>
-        <w:t xml:space="preserve">; </w:t>
-      </w:r>
-      <w:hyperlink r:id="rId32">
-        <w:r>
-          <w:rPr>
-            <w:lang w:val="hi_IN" w:bidi="hi_IN"/>
-          </w:rPr>
-          <w:rPr>
-            <w:color w:val="0000EE"/>
-            <w:u w:val="single"/>
-          </w:rPr>
-          <w:t>व्यवस्थाविवरण 31:9–13</w:t>
-        </w:r>
-      </w:hyperlink>
-      <w:r>
-        <w:rPr>
-          <w:lang w:val="hi_IN" w:bidi="hi_IN"/>
-        </w:rPr>
-        <w:t xml:space="preserve">; </w:t>
-      </w:r>
-      <w:hyperlink r:id="rId25">
-        <w:r>
-          <w:rPr>
-            <w:lang w:val="hi_IN" w:bidi="hi_IN"/>
-          </w:rPr>
-          <w:rPr>
-            <w:color w:val="0000EE"/>
-            <w:u w:val="single"/>
-          </w:rPr>
-          <w:t>यशायाह 30:8</w:t>
-        </w:r>
-      </w:hyperlink>
-      <w:r>
-        <w:rPr>
-          <w:lang w:val="hi_IN" w:bidi="hi_IN"/>
-        </w:rPr>
-        <w:t xml:space="preserve">; </w:t>
-      </w:r>
-      <w:hyperlink r:id="rId33">
-        <w:r>
-          <w:rPr>
-            <w:lang w:val="hi_IN" w:bidi="hi_IN"/>
-          </w:rPr>
-          <w:rPr>
-            <w:color w:val="0000EE"/>
-            <w:u w:val="single"/>
-          </w:rPr>
-          <w:t>यिर्मयाह 30:2–3</w:t>
-        </w:r>
-      </w:hyperlink>
-      <w:r>
-        <w:rPr>
-          <w:lang w:val="hi_IN" w:bidi="hi_IN"/>
-        </w:rPr>
-        <w:t xml:space="preserve">; </w:t>
-      </w:r>
-      <w:hyperlink r:id="rId14">
-        <w:r>
-          <w:rPr>
-            <w:lang w:val="hi_IN" w:bidi="hi_IN"/>
-          </w:rPr>
-          <w:rPr>
-            <w:color w:val="0000EE"/>
-            <w:u w:val="single"/>
-          </w:rPr>
-          <w:t>यिर्मयाह 36:1–32</w:t>
-        </w:r>
-      </w:hyperlink>
-      <w:r>
-        <w:rPr>
-          <w:lang w:val="hi_IN" w:bidi="hi_IN"/>
-        </w:rPr>
-        <w:t xml:space="preserve">; </w:t>
-      </w:r>
-      <w:hyperlink r:id="rId34">
-        <w:r>
-          <w:rPr>
-            <w:lang w:val="hi_IN" w:bidi="hi_IN"/>
-          </w:rPr>
-          <w:rPr>
-            <w:color w:val="0000EE"/>
-            <w:u w:val="single"/>
-          </w:rPr>
-          <w:t>45:1</w:t>
-        </w:r>
-      </w:hyperlink>
-      <w:r>
-        <w:rPr>
-          <w:lang w:val="hi_IN" w:bidi="hi_IN"/>
-        </w:rPr>
-        <w:t xml:space="preserve">; </w:t>
-      </w:r>
-      <w:hyperlink r:id="rId35">
-        <w:r>
-          <w:rPr>
-            <w:lang w:val="hi_IN" w:bidi="hi_IN"/>
-          </w:rPr>
-          <w:rPr>
-            <w:color w:val="0000EE"/>
-            <w:u w:val="single"/>
-          </w:rPr>
-          <w:t>51:60–64</w:t>
-        </w:r>
-      </w:hyperlink>
-      <w:r>
-        <w:rPr>
-          <w:lang w:val="hi_IN" w:bidi="hi_IN"/>
-        </w:rPr>
-        <w:t xml:space="preserve">; </w:t>
-      </w:r>
-      <w:hyperlink r:id="rId36">
-        <w:r>
-          <w:rPr>
-            <w:lang w:val="hi_IN" w:bidi="hi_IN"/>
-          </w:rPr>
-          <w:rPr>
-            <w:color w:val="0000EE"/>
-            <w:u w:val="single"/>
-          </w:rPr>
-          <w:t>यहेजकेल 43:11</w:t>
-        </w:r>
-      </w:hyperlink>
-      <w:r>
-        <w:rPr>
-          <w:lang w:val="hi_IN" w:bidi="hi_IN"/>
-        </w:rPr>
-        <w:t xml:space="preserve">; </w:t>
-      </w:r>
-      <w:hyperlink r:id="rId37">
-        <w:r>
-          <w:rPr>
-            <w:lang w:val="hi_IN" w:bidi="hi_IN"/>
-          </w:rPr>
-          <w:rPr>
-            <w:color w:val="0000EE"/>
-            <w:u w:val="single"/>
-          </w:rPr>
-          <w:t>दानिय्येल 7:1</w:t>
-        </w:r>
-      </w:hyperlink>
-      <w:r>
-        <w:rPr>
-          <w:lang w:val="hi_IN" w:bidi="hi_IN"/>
-        </w:rPr>
-        <w:t xml:space="preserve">; </w:t>
-      </w:r>
-      <w:hyperlink r:id="rId38">
-        <w:r>
-          <w:rPr>
-            <w:lang w:val="hi_IN" w:bidi="hi_IN"/>
-          </w:rPr>
-          <w:rPr>
-            <w:color w:val="0000EE"/>
-            <w:u w:val="single"/>
-          </w:rPr>
-          <w:t>लूका 1:1–4</w:t>
-        </w:r>
-      </w:hyperlink>
-      <w:r>
-        <w:rPr>
-          <w:lang w:val="hi_IN" w:bidi="hi_IN"/>
-        </w:rPr>
-        <w:t xml:space="preserve">; </w:t>
-      </w:r>
-      <w:hyperlink r:id="rId39">
-        <w:r>
-          <w:rPr>
-            <w:lang w:val="hi_IN" w:bidi="hi_IN"/>
-          </w:rPr>
-          <w:rPr>
-            <w:color w:val="0000EE"/>
-            <w:u w:val="single"/>
-          </w:rPr>
-          <w:t>यूहन्ना 5:46–47</w:t>
-        </w:r>
-      </w:hyperlink>
-      <w:r>
-        <w:rPr>
-          <w:lang w:val="hi_IN" w:bidi="hi_IN"/>
-        </w:rPr>
-        <w:t xml:space="preserve">; </w:t>
-      </w:r>
-      <w:hyperlink r:id="rId40">
+      <w:hyperlink r:id="rId154">
+        <w:r>
+          <w:rPr>
+            <w:lang w:val="hi_IN" w:bidi="hi_IN"/>
+          </w:rPr>
+          <w:rPr>
+            <w:color w:val="0000EE"/>
+            <w:u w:val="single"/>
+          </w:rPr>
+          <w:t>उत्पत्ति 17:1</w:t>
+        </w:r>
+      </w:hyperlink>
+      <w:r>
+        <w:rPr>
+          <w:lang w:val="hi_IN" w:bidi="hi_IN"/>
+        </w:rPr>
+        <w:t xml:space="preserve">; </w:t>
+      </w:r>
+      <w:hyperlink r:id="rId155">
+        <w:r>
+          <w:rPr>
+            <w:lang w:val="hi_IN" w:bidi="hi_IN"/>
+          </w:rPr>
+          <w:rPr>
+            <w:color w:val="0000EE"/>
+            <w:u w:val="single"/>
+          </w:rPr>
+          <w:t>22:1–19</w:t>
+        </w:r>
+      </w:hyperlink>
+      <w:r>
+        <w:rPr>
+          <w:lang w:val="hi_IN" w:bidi="hi_IN"/>
+        </w:rPr>
+        <w:t xml:space="preserve">; </w:t>
+      </w:r>
+      <w:hyperlink r:id="rId156">
+        <w:r>
+          <w:rPr>
+            <w:lang w:val="hi_IN" w:bidi="hi_IN"/>
+          </w:rPr>
+          <w:rPr>
+            <w:color w:val="0000EE"/>
+            <w:u w:val="single"/>
+          </w:rPr>
+          <w:t>लैव्यव्यवस्था 22:31</w:t>
+        </w:r>
+      </w:hyperlink>
+      <w:r>
+        <w:rPr>
+          <w:lang w:val="hi_IN" w:bidi="hi_IN"/>
+        </w:rPr>
+        <w:t xml:space="preserve">; </w:t>
+      </w:r>
+      <w:hyperlink r:id="rId157">
+        <w:r>
+          <w:rPr>
+            <w:lang w:val="hi_IN" w:bidi="hi_IN"/>
+          </w:rPr>
+          <w:rPr>
+            <w:color w:val="0000EE"/>
+            <w:u w:val="single"/>
+          </w:rPr>
+          <w:t>हबक्कूक 2:4</w:t>
+        </w:r>
+      </w:hyperlink>
+      <w:r>
+        <w:rPr>
+          <w:lang w:val="hi_IN" w:bidi="hi_IN"/>
+        </w:rPr>
+        <w:t xml:space="preserve">; </w:t>
+      </w:r>
+      <w:hyperlink r:id="rId119">
+        <w:r>
+          <w:rPr>
+            <w:lang w:val="hi_IN" w:bidi="hi_IN"/>
+          </w:rPr>
+          <w:rPr>
+            <w:color w:val="0000EE"/>
+            <w:u w:val="single"/>
+          </w:rPr>
+          <w:t>मत्ती 3:2</w:t>
+        </w:r>
+      </w:hyperlink>
+      <w:r>
+        <w:rPr>
+          <w:lang w:val="hi_IN" w:bidi="hi_IN"/>
+        </w:rPr>
+        <w:t xml:space="preserve">, </w:t>
+      </w:r>
+      <w:hyperlink r:id="rId120">
+        <w:r>
+          <w:rPr>
+            <w:lang w:val="hi_IN" w:bidi="hi_IN"/>
+          </w:rPr>
+          <w:rPr>
+            <w:color w:val="0000EE"/>
+            <w:u w:val="single"/>
+          </w:rPr>
+          <w:t>8–10</w:t>
+        </w:r>
+      </w:hyperlink>
+      <w:r>
+        <w:rPr>
+          <w:lang w:val="hi_IN" w:bidi="hi_IN"/>
+        </w:rPr>
+        <w:t xml:space="preserve">; </w:t>
+      </w:r>
+      <w:hyperlink r:id="rId118">
+        <w:r>
+          <w:rPr>
+            <w:lang w:val="hi_IN" w:bidi="hi_IN"/>
+          </w:rPr>
+          <w:rPr>
+            <w:color w:val="0000EE"/>
+            <w:u w:val="single"/>
+          </w:rPr>
+          <w:t>4:17</w:t>
+        </w:r>
+      </w:hyperlink>
+      <w:r>
+        <w:rPr>
+          <w:lang w:val="hi_IN" w:bidi="hi_IN"/>
+        </w:rPr>
+        <w:t xml:space="preserve">; </w:t>
+      </w:r>
+      <w:hyperlink r:id="rId129">
+        <w:r>
+          <w:rPr>
+            <w:lang w:val="hi_IN" w:bidi="hi_IN"/>
+          </w:rPr>
+          <w:rPr>
+            <w:color w:val="0000EE"/>
+            <w:u w:val="single"/>
+          </w:rPr>
+          <w:t>5:3–12</w:t>
+        </w:r>
+      </w:hyperlink>
+      <w:r>
+        <w:rPr>
+          <w:lang w:val="hi_IN" w:bidi="hi_IN"/>
+        </w:rPr>
+        <w:t xml:space="preserve">, </w:t>
+      </w:r>
+      <w:hyperlink r:id="rId130">
+        <w:r>
+          <w:rPr>
+            <w:lang w:val="hi_IN" w:bidi="hi_IN"/>
+          </w:rPr>
+          <w:rPr>
+            <w:color w:val="0000EE"/>
+            <w:u w:val="single"/>
+          </w:rPr>
+          <w:t>20–48</w:t>
+        </w:r>
+      </w:hyperlink>
+      <w:r>
+        <w:rPr>
+          <w:lang w:val="hi_IN" w:bidi="hi_IN"/>
+        </w:rPr>
+        <w:t xml:space="preserve">; </w:t>
+      </w:r>
+      <w:hyperlink r:id="rId114">
+        <w:r>
+          <w:rPr>
+            <w:lang w:val="hi_IN" w:bidi="hi_IN"/>
+          </w:rPr>
+          <w:rPr>
+            <w:color w:val="0000EE"/>
+            <w:u w:val="single"/>
+          </w:rPr>
+          <w:t>7:13–27</w:t>
+        </w:r>
+      </w:hyperlink>
+      <w:r>
+        <w:rPr>
+          <w:lang w:val="hi_IN" w:bidi="hi_IN"/>
+        </w:rPr>
+        <w:t xml:space="preserve">; </w:t>
+      </w:r>
+      <w:hyperlink r:id="rId158">
+        <w:r>
+          <w:rPr>
+            <w:lang w:val="hi_IN" w:bidi="hi_IN"/>
+          </w:rPr>
+          <w:rPr>
+            <w:color w:val="0000EE"/>
+            <w:u w:val="single"/>
+          </w:rPr>
+          <w:t>10:32–33</w:t>
+        </w:r>
+      </w:hyperlink>
+      <w:r>
+        <w:rPr>
+          <w:lang w:val="hi_IN" w:bidi="hi_IN"/>
+        </w:rPr>
+        <w:t xml:space="preserve">; </w:t>
+      </w:r>
+      <w:hyperlink r:id="rId121">
+        <w:r>
+          <w:rPr>
+            <w:lang w:val="hi_IN" w:bidi="hi_IN"/>
+          </w:rPr>
+          <w:rPr>
+            <w:color w:val="0000EE"/>
+            <w:u w:val="single"/>
+          </w:rPr>
+          <w:t>11:20–24</w:t>
+        </w:r>
+      </w:hyperlink>
+      <w:r>
+        <w:rPr>
+          <w:lang w:val="hi_IN" w:bidi="hi_IN"/>
+        </w:rPr>
+        <w:t xml:space="preserve">; </w:t>
+      </w:r>
+      <w:hyperlink r:id="rId159">
+        <w:r>
+          <w:rPr>
+            <w:lang w:val="hi_IN" w:bidi="hi_IN"/>
+          </w:rPr>
+          <w:rPr>
+            <w:color w:val="0000EE"/>
+            <w:u w:val="single"/>
+          </w:rPr>
+          <w:t>12:33–42</w:t>
+        </w:r>
+      </w:hyperlink>
+      <w:r>
+        <w:rPr>
+          <w:lang w:val="hi_IN" w:bidi="hi_IN"/>
+        </w:rPr>
+        <w:t xml:space="preserve">; </w:t>
+      </w:r>
+      <w:hyperlink r:id="rId115">
+        <w:r>
+          <w:rPr>
+            <w:lang w:val="hi_IN" w:bidi="hi_IN"/>
+          </w:rPr>
+          <w:rPr>
+            <w:color w:val="0000EE"/>
+            <w:u w:val="single"/>
+          </w:rPr>
+          <w:t>13:3–9</w:t>
+        </w:r>
+      </w:hyperlink>
+      <w:r>
+        <w:rPr>
+          <w:lang w:val="hi_IN" w:bidi="hi_IN"/>
+        </w:rPr>
+        <w:t xml:space="preserve">, </w:t>
+      </w:r>
+      <w:hyperlink r:id="rId116">
+        <w:r>
+          <w:rPr>
+            <w:lang w:val="hi_IN" w:bidi="hi_IN"/>
+          </w:rPr>
+          <w:rPr>
+            <w:color w:val="0000EE"/>
+            <w:u w:val="single"/>
+          </w:rPr>
+          <w:t>18–23</w:t>
+        </w:r>
+      </w:hyperlink>
+      <w:r>
+        <w:rPr>
+          <w:lang w:val="hi_IN" w:bidi="hi_IN"/>
+        </w:rPr>
+        <w:t xml:space="preserve">; </w:t>
+      </w:r>
+      <w:hyperlink r:id="rId113">
+        <w:r>
+          <w:rPr>
+            <w:lang w:val="hi_IN" w:bidi="hi_IN"/>
+          </w:rPr>
+          <w:rPr>
+            <w:color w:val="0000EE"/>
+            <w:u w:val="single"/>
+          </w:rPr>
+          <w:t>15:15–20</w:t>
+        </w:r>
+      </w:hyperlink>
+      <w:r>
+        <w:rPr>
+          <w:lang w:val="hi_IN" w:bidi="hi_IN"/>
+        </w:rPr>
+        <w:t xml:space="preserve">; </w:t>
+      </w:r>
+      <w:hyperlink r:id="rId117">
+        <w:r>
+          <w:rPr>
+            <w:lang w:val="hi_IN" w:bidi="hi_IN"/>
+          </w:rPr>
+          <w:rPr>
+            <w:color w:val="0000EE"/>
+            <w:u w:val="single"/>
+          </w:rPr>
+          <w:t>16:27</w:t>
+        </w:r>
+      </w:hyperlink>
+      <w:r>
+        <w:rPr>
+          <w:lang w:val="hi_IN" w:bidi="hi_IN"/>
+        </w:rPr>
+        <w:t xml:space="preserve">; </w:t>
+      </w:r>
+      <w:hyperlink r:id="rId160">
+        <w:r>
+          <w:rPr>
+            <w:lang w:val="hi_IN" w:bidi="hi_IN"/>
+          </w:rPr>
+          <w:rPr>
+            <w:color w:val="0000EE"/>
+            <w:u w:val="single"/>
+          </w:rPr>
+          <w:t>25:31–46</w:t>
+        </w:r>
+      </w:hyperlink>
+      <w:r>
+        <w:rPr>
+          <w:lang w:val="hi_IN" w:bidi="hi_IN"/>
+        </w:rPr>
+        <w:t xml:space="preserve">; </w:t>
+      </w:r>
+      <w:hyperlink r:id="rId161">
+        <w:r>
+          <w:rPr>
+            <w:lang w:val="hi_IN" w:bidi="hi_IN"/>
+          </w:rPr>
+          <w:rPr>
+            <w:color w:val="0000EE"/>
+            <w:u w:val="single"/>
+          </w:rPr>
+          <w:t>यूहन्ना 15:2</w:t>
+        </w:r>
+      </w:hyperlink>
+      <w:r>
+        <w:rPr>
+          <w:lang w:val="hi_IN" w:bidi="hi_IN"/>
+        </w:rPr>
+        <w:t xml:space="preserve">; </w:t>
+      </w:r>
+      <w:hyperlink r:id="rId144">
+        <w:r>
+          <w:rPr>
+            <w:lang w:val="hi_IN" w:bidi="hi_IN"/>
+          </w:rPr>
+          <w:rPr>
+            <w:color w:val="0000EE"/>
+            <w:u w:val="single"/>
+          </w:rPr>
+          <w:t>रोमियों 2:6</w:t>
+        </w:r>
+      </w:hyperlink>
+      <w:r>
+        <w:rPr>
+          <w:lang w:val="hi_IN" w:bidi="hi_IN"/>
+        </w:rPr>
+        <w:t xml:space="preserve">; </w:t>
+      </w:r>
+      <w:hyperlink r:id="rId123">
+        <w:r>
+          <w:rPr>
+            <w:lang w:val="hi_IN" w:bidi="hi_IN"/>
+          </w:rPr>
+          <w:rPr>
+            <w:color w:val="0000EE"/>
+            <w:u w:val="single"/>
+          </w:rPr>
+          <w:t>गलातियों 5:6</w:t>
+        </w:r>
+      </w:hyperlink>
+      <w:r>
+        <w:rPr>
+          <w:lang w:val="hi_IN" w:bidi="hi_IN"/>
+        </w:rPr>
+        <w:t xml:space="preserve">, </w:t>
+      </w:r>
+      <w:hyperlink r:id="rId162">
+        <w:r>
+          <w:rPr>
+            <w:lang w:val="hi_IN" w:bidi="hi_IN"/>
+          </w:rPr>
+          <w:rPr>
+            <w:color w:val="0000EE"/>
+            <w:u w:val="single"/>
+          </w:rPr>
+          <w:t>16–26</w:t>
+        </w:r>
+      </w:hyperlink>
+      <w:r>
+        <w:rPr>
+          <w:lang w:val="hi_IN" w:bidi="hi_IN"/>
+        </w:rPr>
+        <w:t xml:space="preserve">; </w:t>
+      </w:r>
+      <w:hyperlink r:id="rId145">
+        <w:r>
+          <w:rPr>
+            <w:lang w:val="hi_IN" w:bidi="hi_IN"/>
+          </w:rPr>
+          <w:rPr>
+            <w:color w:val="0000EE"/>
+            <w:u w:val="single"/>
+          </w:rPr>
+          <w:t>6:5–10</w:t>
+        </w:r>
+      </w:hyperlink>
+      <w:r>
+        <w:rPr>
+          <w:lang w:val="hi_IN" w:bidi="hi_IN"/>
+        </w:rPr>
+        <w:t xml:space="preserve">; </w:t>
+      </w:r>
+      <w:hyperlink r:id="rId163">
+        <w:r>
+          <w:rPr>
+            <w:lang w:val="hi_IN" w:bidi="hi_IN"/>
+          </w:rPr>
+          <w:rPr>
+            <w:color w:val="0000EE"/>
+            <w:u w:val="single"/>
+          </w:rPr>
+          <w:t>इफिसियों 2:8–10</w:t>
+        </w:r>
+      </w:hyperlink>
+      <w:r>
+        <w:rPr>
+          <w:lang w:val="hi_IN" w:bidi="hi_IN"/>
+        </w:rPr>
+        <w:t xml:space="preserve">; </w:t>
+      </w:r>
+      <w:hyperlink r:id="rId164">
+        <w:r>
+          <w:rPr>
+            <w:lang w:val="hi_IN" w:bidi="hi_IN"/>
+          </w:rPr>
+          <w:rPr>
+            <w:color w:val="0000EE"/>
+            <w:u w:val="single"/>
+          </w:rPr>
+          <w:t>5:3–9</w:t>
+        </w:r>
+      </w:hyperlink>
+      <w:r>
+        <w:rPr>
+          <w:lang w:val="hi_IN" w:bidi="hi_IN"/>
+        </w:rPr>
+        <w:t xml:space="preserve">; </w:t>
+      </w:r>
+      <w:hyperlink r:id="rId146">
+        <w:r>
+          <w:rPr>
+            <w:lang w:val="hi_IN" w:bidi="hi_IN"/>
+          </w:rPr>
+          <w:rPr>
+            <w:color w:val="0000EE"/>
+            <w:u w:val="single"/>
+          </w:rPr>
+          <w:t>फिलिप्पियों 2:12–13</w:t>
+        </w:r>
+      </w:hyperlink>
+      <w:r>
+        <w:rPr>
+          <w:lang w:val="hi_IN" w:bidi="hi_IN"/>
+        </w:rPr>
+        <w:t xml:space="preserve">; </w:t>
+      </w:r>
+      <w:hyperlink r:id="rId165">
+        <w:r>
+          <w:rPr>
+            <w:lang w:val="hi_IN" w:bidi="hi_IN"/>
+          </w:rPr>
+          <w:rPr>
+            <w:color w:val="0000EE"/>
+            <w:u w:val="single"/>
+          </w:rPr>
+          <w:t>इब्रानियों 11:1–40</w:t>
+        </w:r>
+      </w:hyperlink>
+      <w:r>
+        <w:rPr>
+          <w:lang w:val="hi_IN" w:bidi="hi_IN"/>
+        </w:rPr>
+        <w:t xml:space="preserve">; </w:t>
+      </w:r>
+      <w:hyperlink r:id="rId134">
+        <w:r>
+          <w:rPr>
+            <w:lang w:val="hi_IN" w:bidi="hi_IN"/>
+          </w:rPr>
+          <w:rPr>
+            <w:color w:val="0000EE"/>
+            <w:u w:val="single"/>
+          </w:rPr>
+          <w:t>याकूब 2:14–26</w:t>
+        </w:r>
+      </w:hyperlink>
+      <w:r>
+        <w:rPr>
+          <w:lang w:val="hi_IN" w:bidi="hi_IN"/>
+        </w:rPr>
+        <w:t xml:space="preserve">; </w:t>
+      </w:r>
+      <w:hyperlink r:id="rId127">
+        <w:r>
+          <w:rPr>
+            <w:lang w:val="hi_IN" w:bidi="hi_IN"/>
+          </w:rPr>
+          <w:rPr>
+            <w:color w:val="0000EE"/>
+            <w:u w:val="single"/>
+          </w:rPr>
+          <w:t>1 यूहन्ना 1:5–10</w:t>
+        </w:r>
+      </w:hyperlink>
+      <w:r>
+        <w:rPr>
+          <w:lang w:val="hi_IN" w:bidi="hi_IN"/>
+        </w:rPr>
+        <w:t xml:space="preserve">; </w:t>
+      </w:r>
+      <w:hyperlink r:id="rId166">
+        <w:r>
+          <w:rPr>
+            <w:lang w:val="hi_IN" w:bidi="hi_IN"/>
+          </w:rPr>
+          <w:rPr>
+            <w:color w:val="0000EE"/>
+            <w:u w:val="single"/>
+          </w:rPr>
+          <w:t>प्रकाशितवाक्य 21:6–8</w:t>
+        </w:r>
+      </w:hyperlink>
+      <w:r>
+        <w:rPr>
+          <w:lang w:val="hi_IN" w:bidi="hi_IN"/>
+        </w:rPr>
+      </w:r>
+      <w:r>
+        <w:rPr>
+          <w:lang w:val="hi_IN" w:bidi="hi_IN"/>
+        </w:rPr>
+      </w:r>
+    </w:p>
+    <w:p>
+      <w:pPr/>
+      <w:r>
+        <w:rPr>
+          <w:lang w:val="hi_IN" w:bidi="hi_IN"/>
+        </w:rPr>
+      </w:r>
+    </w:p>
+    <w:p>
+      <w:pPr>
+        <w:pStyle w:val="Heading2"/>
+      </w:pPr>
+      <w:r>
+        <w:rPr>
+          <w:lang w:val="hi_IN" w:bidi="hi_IN"/>
+        </w:rPr>
+        <w:t>विश्वास के द्वारा</w:t>
+      </w:r>
+      <w:r>
+        <w:rPr>
+          <w:lang w:val="hi_IN" w:bidi="hi_IN"/>
+        </w:rPr>
+      </w:r>
+    </w:p>
+    <w:p>
+      <w:pPr/>
+      <w:r>
+        <w:rPr>
+          <w:lang w:val="hi_IN" w:bidi="hi_IN"/>
+        </w:rPr>
+      </w:r>
+      <w:r>
+        <w:rPr>
+          <w:lang w:val="hi_IN" w:bidi="hi_IN"/>
+        </w:rPr>
+        <w:t>पवित्रशास्त्र में विश्वास एक महत्वपूर्ण विषय है, लेकिन कई लोग इसे गलत समझते हैं। कुछ लोग सोचते हैं कि विश्वास का अर्थ किसी भी प्रकार की आध्यात्मिकता है, जैसे यह कहना कि कोई व्यक्ति "विश्वासी व्यक्ति" है। अन्य लोग सोचते हैं कि इसका अर्थ यह है कि कुछ अच्छा होगा, जैसे स्वस्थ और समृद्ध बनने का एक तरीका। कुछ लोग सोचते हैं कि विश्वास का अर्थ बिना प्रमाण के भरोसा करना है। इनमें से कोई भी विचार बाइबल के विश्वास का सही प्रतिनिधित्व नहीं करता।</w:t>
+      </w:r>
+    </w:p>
+    <w:p>
+      <w:pPr/>
+      <w:r>
+        <w:rPr>
+          <w:lang w:val="hi_IN" w:bidi="hi_IN"/>
+        </w:rPr>
+      </w:r>
+      <w:hyperlink r:id="rId165">
+        <w:r>
+          <w:rPr>
+            <w:lang w:val="hi_IN" w:bidi="hi_IN"/>
+          </w:rPr>
+          <w:rPr>
+            <w:color w:val="0000EE"/>
+            <w:u w:val="single"/>
+          </w:rPr>
+          <w:t>इब्रानियों 11</w:t>
+        </w:r>
+      </w:hyperlink>
+      <w:r>
+        <w:rPr>
+          <w:lang w:val="hi_IN" w:bidi="hi_IN"/>
+        </w:rPr>
+        <w:t xml:space="preserve">, पवित्रशास्त्र के सबसे प्रिय अंशों में से एक, यह बताता है कि "विश्वास के द्वारा" जीने का क्या अर्थ है और </w:t>
+      </w:r>
+      <w:r>
+        <w:rPr>
+          <w:lang w:val="hi_IN" w:bidi="hi_IN"/>
+        </w:rPr>
+        <w:t>इस पर एक विस्तृत निबंध प्रस्तुत करता है</w:t>
+      </w:r>
+      <w:r>
+        <w:rPr>
+          <w:lang w:val="hi_IN" w:bidi="hi_IN"/>
+        </w:rPr>
+        <w:t>। यह विश्वास को परमेश्वर द्वारा प्रकट की गई बातों पर आधारित आत्मविश्वासपूर्ण कार्य के रूप में वर्णित करता है। पूरे अध्याय में, विभिन्न जीवन स्थितियों में विश्वास के उदाहरण दिखाए गए हैं। विश्वास से जो उत्पन्न होता है वह भिन्न हो सकता है।</w:t>
+      </w:r>
+    </w:p>
+    <w:p>
+      <w:pPr/>
+      <w:r>
+        <w:rPr>
+          <w:lang w:val="hi_IN" w:bidi="hi_IN"/>
+        </w:rPr>
+      </w:r>
+      <w:r>
+        <w:rPr>
+          <w:lang w:val="hi_IN" w:bidi="hi_IN"/>
+        </w:rPr>
+        <w:t>"विश्वास के द्वारा" कुछ लोग उद्धार पाते हैं, सफलता प्राप्त करते हैं और अपने जीवन में परमेश्वर की कुछ प्रतिज्ञाएँ प्राप्त करते हैं। "विश्वास के द्वारा" अन्य लोग उपहास, पिटाई, यातना कारावास, और मृत्यु का सामना करते हैं। विश्वास का प्रतिफल शीघ्र या विलंब से मिल सकता है, लेकिन विश्वासयोग्य लोग प्रतिफल की आशा इसलिए करते हैं क्योंकि उन्हें भरोसा है कि परमेश्‍वर भला हैं और अपने प्रतिज्ञाओं को पूरा करते हैं।</w:t>
+      </w:r>
+    </w:p>
+    <w:p>
+      <w:pPr/>
+      <w:r>
+        <w:rPr>
+          <w:lang w:val="hi_IN" w:bidi="hi_IN"/>
+        </w:rPr>
+      </w:r>
+      <w:r>
+        <w:rPr>
+          <w:lang w:val="hi_IN" w:bidi="hi_IN"/>
+        </w:rPr>
+        <w:t>"विश्वास से जीना" का क्या अर्थ है? इसका अर्थ है कि विभिन्न परिस्थितियों में, हम इस विश्वास पर कार्य करते हैं कि परमेश्वर "</w:t>
+      </w:r>
+      <w:r>
+        <w:rPr>
+          <w:lang w:val="hi_IN" w:bidi="hi_IN"/>
+        </w:rPr>
+        <w:t xml:space="preserve"> है; और अपने खोजनेवालों को प्रतिफल देते है</w:t>
+      </w:r>
+      <w:r>
+        <w:rPr>
+          <w:lang w:val="hi_IN" w:bidi="hi_IN"/>
+        </w:rPr>
+        <w:t>" (</w:t>
+      </w:r>
+      <w:hyperlink r:id="rId167">
+        <w:r>
+          <w:rPr>
+            <w:lang w:val="hi_IN" w:bidi="hi_IN"/>
+          </w:rPr>
+          <w:rPr>
+            <w:color w:val="0000EE"/>
+            <w:u w:val="single"/>
+          </w:rPr>
+          <w:t>इब्रा 11:6</w:t>
+        </w:r>
+      </w:hyperlink>
+      <w:r>
+        <w:rPr>
+          <w:lang w:val="hi_IN" w:bidi="hi_IN"/>
+        </w:rPr>
+        <w:t>)। जो लोग विश्वास से जीते हैं, वे परमेश्वर के चरित्र के बारे में जो उन्होंने दिखाया है, उस पर आधारित आत्मविश्वासपूर्ण कार्य करते हैं और हर बात में उनकी इच्छा को पूरा करने का इरादा रखते हैं।</w:t>
+      </w:r>
+    </w:p>
+    <w:p>
+      <w:pPr/>
+      <w:r>
+        <w:rPr>
+          <w:lang w:val="hi_IN" w:bidi="hi_IN"/>
+        </w:rPr>
+      </w:r>
+      <w:r>
+        <w:rPr>
+          <w:u w:val="single"/>
+          <w:lang w:val="hi_IN" w:bidi="hi_IN"/>
+        </w:rPr>
+        <w:t xml:space="preserve">अधिक अध्ययन के लिए अंश </w:t>
+      </w:r>
+    </w:p>
+    <w:p>
+      <w:pPr/>
+      <w:r>
+        <w:rPr>
+          <w:lang w:val="hi_IN" w:bidi="hi_IN"/>
+        </w:rPr>
+      </w:r>
+      <w:hyperlink r:id="rId142">
+        <w:r>
+          <w:rPr>
+            <w:lang w:val="hi_IN" w:bidi="hi_IN"/>
+          </w:rPr>
+          <w:rPr>
+            <w:color w:val="0000EE"/>
+            <w:u w:val="single"/>
+          </w:rPr>
+          <w:t>उत्पत्ति 15:6</w:t>
+        </w:r>
+      </w:hyperlink>
+      <w:r>
+        <w:rPr>
+          <w:lang w:val="hi_IN" w:bidi="hi_IN"/>
+        </w:rPr>
+        <w:t xml:space="preserve">; </w:t>
+      </w:r>
+      <w:hyperlink r:id="rId168">
+        <w:r>
+          <w:rPr>
+            <w:lang w:val="hi_IN" w:bidi="hi_IN"/>
+          </w:rPr>
+          <w:rPr>
+            <w:color w:val="0000EE"/>
+            <w:u w:val="single"/>
+          </w:rPr>
+          <w:t>2 इतिहास 20:20</w:t>
+        </w:r>
+      </w:hyperlink>
+      <w:r>
+        <w:rPr>
+          <w:lang w:val="hi_IN" w:bidi="hi_IN"/>
+        </w:rPr>
+        <w:t xml:space="preserve">; </w:t>
+      </w:r>
+      <w:hyperlink r:id="rId157">
+        <w:r>
+          <w:rPr>
+            <w:lang w:val="hi_IN" w:bidi="hi_IN"/>
+          </w:rPr>
+          <w:rPr>
+            <w:color w:val="0000EE"/>
+            <w:u w:val="single"/>
+          </w:rPr>
+          <w:t>हबक्कूक 2:4</w:t>
+        </w:r>
+      </w:hyperlink>
+      <w:r>
+        <w:rPr>
+          <w:lang w:val="hi_IN" w:bidi="hi_IN"/>
+        </w:rPr>
+        <w:t xml:space="preserve">; </w:t>
+      </w:r>
+      <w:hyperlink r:id="rId169">
+        <w:r>
+          <w:rPr>
+            <w:lang w:val="hi_IN" w:bidi="hi_IN"/>
+          </w:rPr>
+          <w:rPr>
+            <w:color w:val="0000EE"/>
+            <w:u w:val="single"/>
+          </w:rPr>
+          <w:t>मत्ती 9:29</w:t>
+        </w:r>
+      </w:hyperlink>
+      <w:r>
+        <w:rPr>
+          <w:lang w:val="hi_IN" w:bidi="hi_IN"/>
+        </w:rPr>
+        <w:t xml:space="preserve">; </w:t>
+      </w:r>
+      <w:hyperlink r:id="rId170">
+        <w:r>
+          <w:rPr>
+            <w:lang w:val="hi_IN" w:bidi="hi_IN"/>
+          </w:rPr>
+          <w:rPr>
+            <w:color w:val="0000EE"/>
+            <w:u w:val="single"/>
+          </w:rPr>
+          <w:t>21:21</w:t>
+        </w:r>
+      </w:hyperlink>
+      <w:r>
+        <w:rPr>
+          <w:lang w:val="hi_IN" w:bidi="hi_IN"/>
+        </w:rPr>
+        <w:t xml:space="preserve">; </w:t>
+      </w:r>
+      <w:hyperlink r:id="rId171">
+        <w:r>
+          <w:rPr>
+            <w:lang w:val="hi_IN" w:bidi="hi_IN"/>
+          </w:rPr>
+          <w:rPr>
+            <w:color w:val="0000EE"/>
+            <w:u w:val="single"/>
+          </w:rPr>
+          <w:t>लूका 8:50</w:t>
+        </w:r>
+      </w:hyperlink>
+      <w:r>
+        <w:rPr>
+          <w:lang w:val="hi_IN" w:bidi="hi_IN"/>
+        </w:rPr>
+        <w:t xml:space="preserve">; </w:t>
+      </w:r>
+      <w:hyperlink r:id="rId172">
+        <w:r>
+          <w:rPr>
+            <w:lang w:val="hi_IN" w:bidi="hi_IN"/>
+          </w:rPr>
+          <w:rPr>
+            <w:color w:val="0000EE"/>
+            <w:u w:val="single"/>
+          </w:rPr>
+          <w:t>यूहन्ना 3:16</w:t>
+        </w:r>
+      </w:hyperlink>
+      <w:r>
+        <w:rPr>
+          <w:lang w:val="hi_IN" w:bidi="hi_IN"/>
+        </w:rPr>
+        <w:t xml:space="preserve">, </w:t>
+      </w:r>
+      <w:hyperlink r:id="rId173">
+        <w:r>
+          <w:rPr>
+            <w:lang w:val="hi_IN" w:bidi="hi_IN"/>
+          </w:rPr>
+          <w:rPr>
+            <w:color w:val="0000EE"/>
+            <w:u w:val="single"/>
+          </w:rPr>
+          <w:t>36</w:t>
+        </w:r>
+      </w:hyperlink>
+      <w:r>
+        <w:rPr>
+          <w:lang w:val="hi_IN" w:bidi="hi_IN"/>
+        </w:rPr>
+        <w:t xml:space="preserve">; </w:t>
+      </w:r>
+      <w:hyperlink r:id="rId174">
+        <w:r>
+          <w:rPr>
+            <w:lang w:val="hi_IN" w:bidi="hi_IN"/>
+          </w:rPr>
+          <w:rPr>
+            <w:color w:val="0000EE"/>
+            <w:u w:val="single"/>
+          </w:rPr>
+          <w:t>5:24</w:t>
+        </w:r>
+      </w:hyperlink>
+      <w:r>
+        <w:rPr>
+          <w:lang w:val="hi_IN" w:bidi="hi_IN"/>
+        </w:rPr>
+        <w:t xml:space="preserve">; </w:t>
+      </w:r>
+      <w:hyperlink r:id="rId175">
+        <w:r>
+          <w:rPr>
+            <w:lang w:val="hi_IN" w:bidi="hi_IN"/>
+          </w:rPr>
+          <w:rPr>
+            <w:color w:val="0000EE"/>
+            <w:u w:val="single"/>
+          </w:rPr>
+          <w:t>11:25</w:t>
+        </w:r>
+      </w:hyperlink>
+      <w:r>
+        <w:rPr>
+          <w:lang w:val="hi_IN" w:bidi="hi_IN"/>
+        </w:rPr>
+        <w:t xml:space="preserve">; </w:t>
+      </w:r>
+      <w:hyperlink r:id="rId176">
+        <w:r>
+          <w:rPr>
+            <w:lang w:val="hi_IN" w:bidi="hi_IN"/>
+          </w:rPr>
+          <w:rPr>
+            <w:color w:val="0000EE"/>
+            <w:u w:val="single"/>
+          </w:rPr>
+          <w:t>12:46</w:t>
+        </w:r>
+      </w:hyperlink>
+      <w:r>
+        <w:rPr>
+          <w:lang w:val="hi_IN" w:bidi="hi_IN"/>
+        </w:rPr>
+        <w:t xml:space="preserve">; </w:t>
+      </w:r>
+      <w:hyperlink r:id="rId177">
         <w:r>
           <w:rPr>
             <w:lang w:val="hi_IN" w:bidi="hi_IN"/>
@@ -940,286 +5241,250 @@
         </w:rPr>
         <w:t xml:space="preserve">; </w:t>
       </w:r>
-      <w:hyperlink r:id="rId41">
-        <w:r>
-          <w:rPr>
-            <w:lang w:val="hi_IN" w:bidi="hi_IN"/>
-          </w:rPr>
-          <w:rPr>
-            <w:color w:val="0000EE"/>
-            <w:u w:val="single"/>
-          </w:rPr>
-          <w:t>21:24–25</w:t>
-        </w:r>
-      </w:hyperlink>
-      <w:r>
-        <w:rPr>
-          <w:lang w:val="hi_IN" w:bidi="hi_IN"/>
-        </w:rPr>
-        <w:t xml:space="preserve">; </w:t>
-      </w:r>
-      <w:hyperlink r:id="rId42">
-        <w:r>
-          <w:rPr>
-            <w:lang w:val="hi_IN" w:bidi="hi_IN"/>
-          </w:rPr>
-          <w:rPr>
-            <w:color w:val="0000EE"/>
-            <w:u w:val="single"/>
-          </w:rPr>
-          <w:t>प्रेरितों के काम 1:1–2</w:t>
-        </w:r>
-      </w:hyperlink>
-      <w:r>
-        <w:rPr>
-          <w:lang w:val="hi_IN" w:bidi="hi_IN"/>
-        </w:rPr>
-        <w:t xml:space="preserve">; </w:t>
-      </w:r>
-      <w:hyperlink r:id="rId43">
-        <w:r>
-          <w:rPr>
-            <w:lang w:val="hi_IN" w:bidi="hi_IN"/>
-          </w:rPr>
-          <w:rPr>
-            <w:color w:val="0000EE"/>
-            <w:u w:val="single"/>
-          </w:rPr>
-          <w:t>रोमियों 15:4</w:t>
-        </w:r>
-      </w:hyperlink>
-      <w:r>
-        <w:rPr>
-          <w:lang w:val="hi_IN" w:bidi="hi_IN"/>
-        </w:rPr>
-        <w:t xml:space="preserve">; </w:t>
-      </w:r>
-      <w:hyperlink r:id="rId44">
-        <w:r>
-          <w:rPr>
-            <w:lang w:val="hi_IN" w:bidi="hi_IN"/>
-          </w:rPr>
-          <w:rPr>
-            <w:color w:val="0000EE"/>
-            <w:u w:val="single"/>
-          </w:rPr>
-          <w:t>1 कुरिन्थियों 10:11</w:t>
-        </w:r>
-      </w:hyperlink>
-      <w:r>
-        <w:rPr>
-          <w:lang w:val="hi_IN" w:bidi="hi_IN"/>
-        </w:rPr>
-        <w:t xml:space="preserve">; </w:t>
-      </w:r>
-      <w:hyperlink r:id="rId28">
-        <w:r>
-          <w:rPr>
-            <w:lang w:val="hi_IN" w:bidi="hi_IN"/>
-          </w:rPr>
-          <w:rPr>
-            <w:color w:val="0000EE"/>
-            <w:u w:val="single"/>
-          </w:rPr>
-          <w:t>2 तीमुथियुस 3:16–17</w:t>
-        </w:r>
-      </w:hyperlink>
-      <w:r>
-        <w:rPr>
-          <w:lang w:val="hi_IN" w:bidi="hi_IN"/>
-        </w:rPr>
-        <w:t xml:space="preserve">; </w:t>
-      </w:r>
-      <w:hyperlink r:id="rId45">
-        <w:r>
-          <w:rPr>
-            <w:lang w:val="hi_IN" w:bidi="hi_IN"/>
-          </w:rPr>
-          <w:rPr>
-            <w:color w:val="0000EE"/>
-            <w:u w:val="single"/>
-          </w:rPr>
-          <w:t>फिलेमोन 1:21</w:t>
-        </w:r>
-      </w:hyperlink>
-      <w:r>
-        <w:rPr>
-          <w:lang w:val="hi_IN" w:bidi="hi_IN"/>
-        </w:rPr>
-        <w:t xml:space="preserve">; </w:t>
-      </w:r>
-      <w:hyperlink r:id="rId46">
-        <w:r>
-          <w:rPr>
-            <w:lang w:val="hi_IN" w:bidi="hi_IN"/>
-          </w:rPr>
-          <w:rPr>
-            <w:color w:val="0000EE"/>
-            <w:u w:val="single"/>
-          </w:rPr>
-          <w:t>इब्रानियों 13:22</w:t>
-        </w:r>
-      </w:hyperlink>
-      <w:r>
-        <w:rPr>
-          <w:lang w:val="hi_IN" w:bidi="hi_IN"/>
-        </w:rPr>
-        <w:t xml:space="preserve">; </w:t>
-      </w:r>
-      <w:hyperlink r:id="rId47">
-        <w:r>
-          <w:rPr>
-            <w:lang w:val="hi_IN" w:bidi="hi_IN"/>
-          </w:rPr>
-          <w:rPr>
-            <w:color w:val="0000EE"/>
-            <w:u w:val="single"/>
-          </w:rPr>
-          <w:t>1 पतरस 5:12</w:t>
-        </w:r>
-      </w:hyperlink>
-      <w:r>
-        <w:rPr>
-          <w:lang w:val="hi_IN" w:bidi="hi_IN"/>
-        </w:rPr>
-        <w:t xml:space="preserve">; </w:t>
-      </w:r>
-      <w:hyperlink r:id="rId29">
-        <w:r>
-          <w:rPr>
-            <w:lang w:val="hi_IN" w:bidi="hi_IN"/>
-          </w:rPr>
-          <w:rPr>
-            <w:color w:val="0000EE"/>
-            <w:u w:val="single"/>
-          </w:rPr>
-          <w:t>2 पतरस 1:20–21</w:t>
-        </w:r>
-      </w:hyperlink>
-      <w:r>
-        <w:rPr>
-          <w:lang w:val="hi_IN" w:bidi="hi_IN"/>
-        </w:rPr>
-        <w:t xml:space="preserve">; </w:t>
-      </w:r>
-      <w:hyperlink r:id="rId48">
-        <w:r>
-          <w:rPr>
-            <w:lang w:val="hi_IN" w:bidi="hi_IN"/>
-          </w:rPr>
-          <w:rPr>
-            <w:color w:val="0000EE"/>
-            <w:u w:val="single"/>
-          </w:rPr>
-          <w:t>1 यूहन्ना 1:4</w:t>
-        </w:r>
-      </w:hyperlink>
-      <w:r>
-        <w:rPr>
-          <w:lang w:val="hi_IN" w:bidi="hi_IN"/>
-        </w:rPr>
-        <w:t xml:space="preserve">; </w:t>
-      </w:r>
-      <w:hyperlink r:id="rId49">
-        <w:r>
-          <w:rPr>
-            <w:lang w:val="hi_IN" w:bidi="hi_IN"/>
-          </w:rPr>
-          <w:rPr>
-            <w:color w:val="0000EE"/>
-            <w:u w:val="single"/>
-          </w:rPr>
-          <w:t>2:12–24</w:t>
-        </w:r>
-      </w:hyperlink>
-      <w:r>
-        <w:rPr>
-          <w:lang w:val="hi_IN" w:bidi="hi_IN"/>
-        </w:rPr>
-        <w:t xml:space="preserve">; </w:t>
-      </w:r>
-      <w:hyperlink r:id="rId50">
-        <w:r>
-          <w:rPr>
-            <w:lang w:val="hi_IN" w:bidi="hi_IN"/>
-          </w:rPr>
-          <w:rPr>
-            <w:color w:val="0000EE"/>
-            <w:u w:val="single"/>
-          </w:rPr>
-          <w:t>5:13</w:t>
-        </w:r>
-      </w:hyperlink>
-      <w:r>
-        <w:rPr>
-          <w:lang w:val="hi_IN" w:bidi="hi_IN"/>
-        </w:rPr>
-        <w:t xml:space="preserve">; </w:t>
-      </w:r>
-      <w:hyperlink r:id="rId51">
-        <w:r>
-          <w:rPr>
-            <w:lang w:val="hi_IN" w:bidi="hi_IN"/>
-          </w:rPr>
-          <w:rPr>
-            <w:color w:val="0000EE"/>
-            <w:u w:val="single"/>
-          </w:rPr>
-          <w:t>प्रकाशितवाक्य 1:11</w:t>
-        </w:r>
-      </w:hyperlink>
-      <w:r>
-        <w:rPr>
-          <w:lang w:val="hi_IN" w:bidi="hi_IN"/>
-        </w:rPr>
-        <w:t xml:space="preserve">; </w:t>
-      </w:r>
-      <w:hyperlink r:id="rId52">
-        <w:r>
-          <w:rPr>
-            <w:lang w:val="hi_IN" w:bidi="hi_IN"/>
-          </w:rPr>
-          <w:rPr>
-            <w:color w:val="0000EE"/>
-            <w:u w:val="single"/>
-          </w:rPr>
-          <w:t>10:4</w:t>
-        </w:r>
-      </w:hyperlink>
-      <w:r>
-        <w:rPr>
-          <w:lang w:val="hi_IN" w:bidi="hi_IN"/>
-        </w:rPr>
-        <w:t xml:space="preserve">; </w:t>
-      </w:r>
-      <w:hyperlink r:id="rId53">
-        <w:r>
-          <w:rPr>
-            <w:lang w:val="hi_IN" w:bidi="hi_IN"/>
-          </w:rPr>
-          <w:rPr>
-            <w:color w:val="0000EE"/>
-            <w:u w:val="single"/>
-          </w:rPr>
-          <w:t>21:5</w:t>
-        </w:r>
-      </w:hyperlink>
-      <w:r>
-        <w:rPr>
-          <w:lang w:val="hi_IN" w:bidi="hi_IN"/>
-        </w:rPr>
-        <w:t xml:space="preserve">; </w:t>
-      </w:r>
-      <w:hyperlink r:id="rId54">
-        <w:r>
-          <w:rPr>
-            <w:lang w:val="hi_IN" w:bidi="hi_IN"/>
-          </w:rPr>
-          <w:rPr>
-            <w:color w:val="0000EE"/>
-            <w:u w:val="single"/>
-          </w:rPr>
-          <w:t>22:18–19</w:t>
+      <w:hyperlink r:id="rId178">
+        <w:r>
+          <w:rPr>
+            <w:lang w:val="hi_IN" w:bidi="hi_IN"/>
+          </w:rPr>
+          <w:rPr>
+            <w:color w:val="0000EE"/>
+            <w:u w:val="single"/>
+          </w:rPr>
+          <w:t>रोमियों 5:1</w:t>
+        </w:r>
+      </w:hyperlink>
+      <w:r>
+        <w:rPr>
+          <w:lang w:val="hi_IN" w:bidi="hi_IN"/>
+        </w:rPr>
+        <w:t xml:space="preserve">; </w:t>
+      </w:r>
+      <w:hyperlink r:id="rId179">
+        <w:r>
+          <w:rPr>
+            <w:lang w:val="hi_IN" w:bidi="hi_IN"/>
+          </w:rPr>
+          <w:rPr>
+            <w:color w:val="0000EE"/>
+            <w:u w:val="single"/>
+          </w:rPr>
+          <w:t>10:9</w:t>
+        </w:r>
+      </w:hyperlink>
+      <w:r>
+        <w:rPr>
+          <w:lang w:val="hi_IN" w:bidi="hi_IN"/>
+        </w:rPr>
+        <w:t xml:space="preserve">, </w:t>
+      </w:r>
+      <w:hyperlink r:id="rId180">
+        <w:r>
+          <w:rPr>
+            <w:lang w:val="hi_IN" w:bidi="hi_IN"/>
+          </w:rPr>
+          <w:rPr>
+            <w:color w:val="0000EE"/>
+            <w:u w:val="single"/>
+          </w:rPr>
+          <w:t>17</w:t>
+        </w:r>
+      </w:hyperlink>
+      <w:r>
+        <w:rPr>
+          <w:lang w:val="hi_IN" w:bidi="hi_IN"/>
+        </w:rPr>
+        <w:t xml:space="preserve">; </w:t>
+      </w:r>
+      <w:hyperlink r:id="rId181">
+        <w:r>
+          <w:rPr>
+            <w:lang w:val="hi_IN" w:bidi="hi_IN"/>
+          </w:rPr>
+          <w:rPr>
+            <w:color w:val="0000EE"/>
+            <w:u w:val="single"/>
+          </w:rPr>
+          <w:t>गलातियों 3:6</w:t>
+        </w:r>
+      </w:hyperlink>
+      <w:r>
+        <w:rPr>
+          <w:lang w:val="hi_IN" w:bidi="hi_IN"/>
+        </w:rPr>
+        <w:t xml:space="preserve">; </w:t>
+      </w:r>
+      <w:hyperlink r:id="rId123">
+        <w:r>
+          <w:rPr>
+            <w:lang w:val="hi_IN" w:bidi="hi_IN"/>
+          </w:rPr>
+          <w:rPr>
+            <w:color w:val="0000EE"/>
+            <w:u w:val="single"/>
+          </w:rPr>
+          <w:t>5:6</w:t>
+        </w:r>
+      </w:hyperlink>
+      <w:r>
+        <w:rPr>
+          <w:lang w:val="hi_IN" w:bidi="hi_IN"/>
+        </w:rPr>
+        <w:t xml:space="preserve">; </w:t>
+      </w:r>
+      <w:hyperlink r:id="rId182">
+        <w:r>
+          <w:rPr>
+            <w:lang w:val="hi_IN" w:bidi="hi_IN"/>
+          </w:rPr>
+          <w:rPr>
+            <w:color w:val="0000EE"/>
+            <w:u w:val="single"/>
+          </w:rPr>
+          <w:t>1 तीमुथियुस 1:19</w:t>
+        </w:r>
+      </w:hyperlink>
+      <w:r>
+        <w:rPr>
+          <w:lang w:val="hi_IN" w:bidi="hi_IN"/>
+        </w:rPr>
+        <w:t xml:space="preserve">; </w:t>
+      </w:r>
+      <w:hyperlink r:id="rId183">
+        <w:r>
+          <w:rPr>
+            <w:lang w:val="hi_IN" w:bidi="hi_IN"/>
+          </w:rPr>
+          <w:rPr>
+            <w:color w:val="0000EE"/>
+            <w:u w:val="single"/>
+          </w:rPr>
+          <w:t>6:12</w:t>
+        </w:r>
+      </w:hyperlink>
+      <w:r>
+        <w:rPr>
+          <w:lang w:val="hi_IN" w:bidi="hi_IN"/>
+        </w:rPr>
+        <w:t xml:space="preserve">; </w:t>
+      </w:r>
+      <w:hyperlink r:id="rId184">
+        <w:r>
+          <w:rPr>
+            <w:lang w:val="hi_IN" w:bidi="hi_IN"/>
+          </w:rPr>
+          <w:rPr>
+            <w:color w:val="0000EE"/>
+            <w:u w:val="single"/>
+          </w:rPr>
+          <w:t>इब्रानियों 10:22</w:t>
+        </w:r>
+      </w:hyperlink>
+      <w:r>
+        <w:rPr>
+          <w:lang w:val="hi_IN" w:bidi="hi_IN"/>
+        </w:rPr>
+        <w:t xml:space="preserve">, </w:t>
+      </w:r>
+      <w:hyperlink r:id="rId185">
+        <w:r>
+          <w:rPr>
+            <w:lang w:val="hi_IN" w:bidi="hi_IN"/>
+          </w:rPr>
+          <w:rPr>
+            <w:color w:val="0000EE"/>
+            <w:u w:val="single"/>
+          </w:rPr>
+          <w:t>38</w:t>
+        </w:r>
+      </w:hyperlink>
+      <w:r>
+        <w:rPr>
+          <w:lang w:val="hi_IN" w:bidi="hi_IN"/>
+        </w:rPr>
+        <w:t xml:space="preserve">; </w:t>
+      </w:r>
+      <w:hyperlink r:id="rId165">
+        <w:r>
+          <w:rPr>
+            <w:lang w:val="hi_IN" w:bidi="hi_IN"/>
+          </w:rPr>
+          <w:rPr>
+            <w:color w:val="0000EE"/>
+            <w:u w:val="single"/>
+          </w:rPr>
+          <w:t>11:1–40</w:t>
+        </w:r>
+      </w:hyperlink>
+      <w:r>
+        <w:rPr>
+          <w:lang w:val="hi_IN" w:bidi="hi_IN"/>
+        </w:rPr>
+        <w:t xml:space="preserve">; </w:t>
+      </w:r>
+      <w:hyperlink r:id="rId186">
+        <w:r>
+          <w:rPr>
+            <w:lang w:val="hi_IN" w:bidi="hi_IN"/>
+          </w:rPr>
+          <w:rPr>
+            <w:color w:val="0000EE"/>
+            <w:u w:val="single"/>
+          </w:rPr>
+          <w:t>याकूब 1:5–6</w:t>
+        </w:r>
+      </w:hyperlink>
+      <w:r>
+        <w:rPr>
+          <w:lang w:val="hi_IN" w:bidi="hi_IN"/>
+        </w:rPr>
+        <w:t xml:space="preserve">; </w:t>
+      </w:r>
+      <w:hyperlink r:id="rId134">
+        <w:r>
+          <w:rPr>
+            <w:lang w:val="hi_IN" w:bidi="hi_IN"/>
+          </w:rPr>
+          <w:rPr>
+            <w:color w:val="0000EE"/>
+            <w:u w:val="single"/>
+          </w:rPr>
+          <w:t>2:14–26</w:t>
+        </w:r>
+      </w:hyperlink>
+      <w:r>
+        <w:rPr>
+          <w:lang w:val="hi_IN" w:bidi="hi_IN"/>
+        </w:rPr>
+        <w:t xml:space="preserve">; </w:t>
+      </w:r>
+      <w:hyperlink r:id="rId187">
+        <w:r>
+          <w:rPr>
+            <w:lang w:val="hi_IN" w:bidi="hi_IN"/>
+          </w:rPr>
+          <w:rPr>
+            <w:color w:val="0000EE"/>
+            <w:u w:val="single"/>
+          </w:rPr>
+          <w:t>1 यूहन्ना 3:23</w:t>
+        </w:r>
+      </w:hyperlink>
+      <w:r>
+        <w:rPr>
+          <w:lang w:val="hi_IN" w:bidi="hi_IN"/>
+        </w:rPr>
+        <w:t xml:space="preserve">; </w:t>
+      </w:r>
+      <w:hyperlink r:id="rId188">
+        <w:r>
+          <w:rPr>
+            <w:lang w:val="hi_IN" w:bidi="hi_IN"/>
+          </w:rPr>
+          <w:rPr>
+            <w:color w:val="0000EE"/>
+            <w:u w:val="single"/>
+          </w:rPr>
+          <w:t>5:4</w:t>
         </w:r>
       </w:hyperlink>
       <w:r>
@@ -1249,7 +5514,7 @@
         <w:rPr>
           <w:lang w:val="hi_IN" w:bidi="hi_IN"/>
         </w:rPr>
-        <w:t>लूका के सुसमाचार में धनवान और कंगाल</w:t>
+        <w:t>विश्वास द्वारा धार्मिकता</w:t>
       </w:r>
       <w:r>
         <w:rPr>
@@ -1268,85 +5533,7 @@
         <w:rPr>
           <w:lang w:val="hi_IN" w:bidi="hi_IN"/>
         </w:rPr>
-        <w:t xml:space="preserve">लूका के सुसमाचार में, परमेश्वर के राज्य में प्रवेश करने या उससे बाहर होने में सांसारिक धन का उल्टा होना शामिल है। यीशु की माँ मरियम ने घोषणा की कि परमेश्वर, गरीबों और नम्र लोगों को ऊपर उठाएगा जबकि </w:t>
-      </w:r>
-      <w:r>
-        <w:rPr>
-          <w:lang w:val="hi_IN" w:bidi="hi_IN"/>
-        </w:rPr>
-        <w:t>धनवानों</w:t>
-      </w:r>
-      <w:r>
-        <w:rPr>
-          <w:lang w:val="hi_IN" w:bidi="hi_IN"/>
-        </w:rPr>
-        <w:t xml:space="preserve"> और शक्तिशाली लोगों को नम्र करेगा (</w:t>
-      </w:r>
-      <w:hyperlink r:id="rId55">
-        <w:r>
-          <w:rPr>
-            <w:lang w:val="hi_IN" w:bidi="hi_IN"/>
-          </w:rPr>
-          <w:rPr>
-            <w:color w:val="0000EE"/>
-            <w:u w:val="single"/>
-          </w:rPr>
-          <w:t>लूका 1:52–53</w:t>
-        </w:r>
-      </w:hyperlink>
-      <w:r>
-        <w:rPr>
-          <w:lang w:val="hi_IN" w:bidi="hi_IN"/>
-        </w:rPr>
-        <w:t>)। यीशु ने नासरत में घोषणा की कि सुसमाचार "</w:t>
-      </w:r>
-      <w:r>
-        <w:rPr>
-          <w:lang w:val="hi_IN" w:bidi="hi_IN"/>
-        </w:rPr>
-        <w:t>कंगालों को सुसमाचार</w:t>
-      </w:r>
-      <w:r>
-        <w:rPr>
-          <w:lang w:val="hi_IN" w:bidi="hi_IN"/>
-        </w:rPr>
-        <w:t>" है (</w:t>
-      </w:r>
-      <w:hyperlink r:id="rId56">
-        <w:r>
-          <w:rPr>
-            <w:lang w:val="hi_IN" w:bidi="hi_IN"/>
-          </w:rPr>
-          <w:rPr>
-            <w:color w:val="0000EE"/>
-            <w:u w:val="single"/>
-          </w:rPr>
-          <w:t>4:18</w:t>
-        </w:r>
-      </w:hyperlink>
-      <w:r>
-        <w:rPr>
-          <w:lang w:val="hi_IN" w:bidi="hi_IN"/>
-        </w:rPr>
-        <w:t>)। उसने गरीबों और भूखों को आशीर्वाद दिया और धनवानों और संतुष्ट लोगों को चेतावनी दी (</w:t>
-      </w:r>
-      <w:hyperlink r:id="rId57">
-        <w:r>
-          <w:rPr>
-            <w:lang w:val="hi_IN" w:bidi="hi_IN"/>
-          </w:rPr>
-          <w:rPr>
-            <w:color w:val="0000EE"/>
-            <w:u w:val="single"/>
-          </w:rPr>
-          <w:t>6:20–26</w:t>
-        </w:r>
-      </w:hyperlink>
-      <w:r>
-        <w:rPr>
-          <w:lang w:val="hi_IN" w:bidi="hi_IN"/>
-        </w:rPr>
-        <w:t xml:space="preserve">)। इसने आम धारणा को चुनौती दी कि परमेश्वर धनवान लोगों को आशीष देते हैं और कंगाल लोगों को शाप देते हैं। </w:t>
+        <w:t>प्रारंभिक कलीसिया में एक मुख्य प्रश्न यह था कि क्या अन्यजातियों (गैर-यहूदी लोगों) को, जिन्होंने यीशु का सुसमाचार स्वीकार किया था, परमेश्वर के परिवार का हिस्सा बनने के लिए यहूदी नियमों (खतना सहित) का पालन करना आवश्यक था।</w:t>
       </w:r>
     </w:p>
     <w:p>
@@ -1360,90 +5547,114 @@
         <w:rPr>
           <w:lang w:val="hi_IN" w:bidi="hi_IN"/>
         </w:rPr>
-        <w:t xml:space="preserve">यीशु के कई दृष्टांत धन के खतरे के बारे में दृढ़ता से चेतावनी देते हैं। </w:t>
-      </w:r>
-      <w:r>
-        <w:rPr>
-          <w:lang w:val="hi_IN" w:bidi="hi_IN"/>
-        </w:rPr>
-        <w:t>धनवान</w:t>
-      </w:r>
-      <w:r>
-        <w:rPr>
-          <w:lang w:val="hi_IN" w:bidi="hi_IN"/>
-        </w:rPr>
-        <w:t xml:space="preserve"> मूर्ख का दृष्टांत दिखाता है कि क्या होता है जब कोई व्यक्ति परमेश्वर के साथ एक मजबूत रिश्ता बनाने के बजाय पृथ्वी पर धन इकट्ठा करता है (</w:t>
-      </w:r>
-      <w:hyperlink r:id="rId58">
-        <w:r>
-          <w:rPr>
-            <w:lang w:val="hi_IN" w:bidi="hi_IN"/>
-          </w:rPr>
-          <w:rPr>
-            <w:color w:val="0000EE"/>
-            <w:u w:val="single"/>
-          </w:rPr>
-          <w:t>लूका 12:13–21</w:t>
-        </w:r>
-      </w:hyperlink>
-      <w:r>
-        <w:rPr>
-          <w:lang w:val="hi_IN" w:bidi="hi_IN"/>
-        </w:rPr>
-        <w:t xml:space="preserve">)। </w:t>
-      </w:r>
-      <w:r>
-        <w:rPr>
-          <w:lang w:val="hi_IN" w:bidi="hi_IN"/>
-        </w:rPr>
-        <w:t xml:space="preserve">धनवान </w:t>
-      </w:r>
-      <w:r>
-        <w:rPr>
-          <w:lang w:val="hi_IN" w:bidi="hi_IN"/>
-        </w:rPr>
-        <w:t>व्यक्ति और लाजर का दृष्टांत, जीवन के आराम का आनंद लेते हुए गरीबों और असहायों की अनदेखी करने के अनंत परिणामों को दर्शाता है (</w:t>
-      </w:r>
-      <w:hyperlink r:id="rId59">
-        <w:r>
-          <w:rPr>
-            <w:lang w:val="hi_IN" w:bidi="hi_IN"/>
-          </w:rPr>
-          <w:rPr>
-            <w:color w:val="0000EE"/>
-            <w:u w:val="single"/>
-          </w:rPr>
-          <w:t>16:19–31</w:t>
-        </w:r>
-      </w:hyperlink>
-      <w:r>
-        <w:rPr>
-          <w:lang w:val="hi_IN" w:bidi="hi_IN"/>
-        </w:rPr>
-        <w:t xml:space="preserve">)। </w:t>
-      </w:r>
-      <w:r>
-        <w:rPr>
-          <w:lang w:val="hi_IN" w:bidi="hi_IN"/>
-        </w:rPr>
-        <w:t>धनवान</w:t>
-      </w:r>
-      <w:r>
-        <w:rPr>
-          <w:lang w:val="hi_IN" w:bidi="hi_IN"/>
-        </w:rPr>
-        <w:t xml:space="preserve"> व्यक्ति जिसने यीशु से पूछा कि अनन्त जीवन कैसे प्राप्त किया जाए, वह तब निराश हो गया जब यीशु ने उसे अपना सब कुछ बेचकर गरीबों को देने के लिए कहा (</w:t>
-      </w:r>
-      <w:hyperlink r:id="rId60">
-        <w:r>
-          <w:rPr>
-            <w:lang w:val="hi_IN" w:bidi="hi_IN"/>
-          </w:rPr>
-          <w:rPr>
-            <w:color w:val="0000EE"/>
-            <w:u w:val="single"/>
-          </w:rPr>
-          <w:t>18:18–23</w:t>
+        <w:t>प्रेरित पौलुस के लिए, उत्तर सरल था। लोग अपने प्रयासों से परमेश्वर के साथ खुद को धर्मी नहीं बना सकते। केवल यीशु ही वह कर सकते थे (और कर चुके हैं), जो परमेश्वर के साथ मेल-मिलाप के लिए आवश्यक था। उद्धार, विश्वास के माध्यम से प्राप्त परमेश्वर के अनुग्रह का उपहार है। हमारी प्रतिक्रिया मसीह पर विश्वास करना, उनके द्वारा किए गए कार्यों के लिए धन्यवाद देना और उनके प्रेम और सत्य को प्रतिबिंबित करने वाले तरीके से जीना है।</w:t>
+      </w:r>
+    </w:p>
+    <w:p>
+      <w:pPr/>
+      <w:r>
+        <w:rPr>
+          <w:lang w:val="hi_IN" w:bidi="hi_IN"/>
+        </w:rPr>
+      </w:r>
+      <w:r>
+        <w:rPr>
+          <w:lang w:val="hi_IN" w:bidi="hi_IN"/>
+        </w:rPr>
+        <w:t>पहली सदी में यहूदी मसीही के लिए, इस उत्तर को स्वीकार करना कठिन था। अब्राहम के समय से, परमेश्वर के साथ सही संबंध को खतना द्वारा चिह्नित किया गया था, जो पुरुष के लिंग के अग्रभाग की चमड़ी को काटने की रस्म थी (</w:t>
+      </w:r>
+      <w:hyperlink r:id="rId189">
+        <w:r>
+          <w:rPr>
+            <w:lang w:val="hi_IN" w:bidi="hi_IN"/>
+          </w:rPr>
+          <w:rPr>
+            <w:color w:val="0000EE"/>
+            <w:u w:val="single"/>
+          </w:rPr>
+          <w:t>उत्प 17:9–14</w:t>
+        </w:r>
+      </w:hyperlink>
+      <w:r>
+        <w:rPr>
+          <w:lang w:val="hi_IN" w:bidi="hi_IN"/>
+        </w:rPr>
+        <w:t>)। परमेश्वर के परिवार का हिस्सा बनने वाले हर पुरुष को खतना करवाना पड़ता था और जो ऐसा करने में असफल होते थे, उन्हें परमेश्वर की प्रजा से अलग कर दिया जाता था। जिन लोगों ने खतना करवाया था, उनसे यह भी अपेक्षा की जाती थी कि वे सब्त और भोजन के बारे में आहार संबंधी नियमों सहित बाकी व्यवस्था का पालन करें।</w:t>
+      </w:r>
+    </w:p>
+    <w:p>
+      <w:pPr/>
+      <w:r>
+        <w:rPr>
+          <w:lang w:val="hi_IN" w:bidi="hi_IN"/>
+        </w:rPr>
+      </w:r>
+      <w:r>
+        <w:rPr>
+          <w:lang w:val="hi_IN" w:bidi="hi_IN"/>
+        </w:rPr>
+        <w:t>जब मसीहियत यहूदियों से गैर-यहूदियों तक फैली, तो यह प्रश्न उठना स्वाभाविक था कि क्या मसीहियों को परमेश्वर के परिवार का हिस्सा बनने के लिए खतना करवाना (और परमेश्वर की व्यवस्था का पालन पूरी तरह से करना) आवश्यक है, या क्या परमेश्वर लोगों को इसलिए स्वीकार करता है क्योंकि उन्हें क्रूस पर मसीह के काम पर विश्वास है? जैसे-जैसे पौलुस का गैर-यहूदियों के लिए सेवा कार्य आगे बढ़ा, ये प्रश्न ज़रूरी हो गए।</w:t>
+      </w:r>
+    </w:p>
+    <w:p>
+      <w:pPr/>
+      <w:r>
+        <w:rPr>
+          <w:lang w:val="hi_IN" w:bidi="hi_IN"/>
+        </w:rPr>
+      </w:r>
+      <w:r>
+        <w:rPr>
+          <w:lang w:val="hi_IN" w:bidi="hi_IN"/>
+        </w:rPr>
+        <w:t>प्रेरित पतरस ने याफा में अपने दर्शन और कैसरिया में अपने अनुभव से समझा कि परमेश्वर ने अन्यजातियों को अन्यजातियों के रूप में स्वीकार किया है, क्योंकि वे मसीह के पूर्ण कार्य में विश्वास करते हैं (</w:t>
+      </w:r>
+      <w:hyperlink r:id="rId190">
+        <w:r>
+          <w:rPr>
+            <w:lang w:val="hi_IN" w:bidi="hi_IN"/>
+          </w:rPr>
+          <w:rPr>
+            <w:color w:val="0000EE"/>
+            <w:u w:val="single"/>
+          </w:rPr>
+          <w:t>प्रेरि 10:9–11:18</w:t>
+        </w:r>
+      </w:hyperlink>
+      <w:r>
+        <w:rPr>
+          <w:lang w:val="hi_IN" w:bidi="hi_IN"/>
+        </w:rPr>
+        <w:t>)। उन्हें खतना या औपचारिक नियमों का पालन करके यहूदी बनने की आवश्यकता नहीं थी। मसीह ने उन्हें विश्वास के द्वारा परमेश्वर तक खुली पहुँच प्रदान की। इसलिए पतरस और यरूशलेम की कलीसिया ने अन्यजातियों के विश्वासियों का संगति में स्वागत किया। लेकिन बाद में, जब कुछ यहूदी मसीहियों ने उनकी आलोचना की, तो पतरस ने अस्थायी रूप से अन्यजातियों के साथ खाना बंद कर दिया (</w:t>
+      </w:r>
+      <w:hyperlink r:id="rId191">
+        <w:r>
+          <w:rPr>
+            <w:lang w:val="hi_IN" w:bidi="hi_IN"/>
+          </w:rPr>
+          <w:rPr>
+            <w:color w:val="0000EE"/>
+            <w:u w:val="single"/>
+          </w:rPr>
+          <w:t>गला 2:11–13</w:t>
+        </w:r>
+      </w:hyperlink>
+      <w:r>
+        <w:rPr>
+          <w:lang w:val="hi_IN" w:bidi="hi_IN"/>
+        </w:rPr>
+        <w:t>)। जवाब में, पौलुस ने पतरस को यह सुझाव देने के लिए फटकार लगाई कि परमेश्वर द्वारा स्वीकार किए जाने के लिए अन्यजातियों को यहूदी बनना चाहिए (</w:t>
+      </w:r>
+      <w:hyperlink r:id="rId192">
+        <w:r>
+          <w:rPr>
+            <w:lang w:val="hi_IN" w:bidi="hi_IN"/>
+          </w:rPr>
+          <w:rPr>
+            <w:color w:val="0000EE"/>
+            <w:u w:val="single"/>
+          </w:rPr>
+          <w:t>2:14–21</w:t>
         </w:r>
       </w:hyperlink>
       <w:r>
@@ -1464,43 +5675,97 @@
         <w:rPr>
           <w:lang w:val="hi_IN" w:bidi="hi_IN"/>
         </w:rPr>
-        <w:t>लूका के सुसमाचार में कंगाल कौन हैं? क्या वे शारीरिक रूप से कंगाल लोग हैं या वे जो आत्मा में कंगाल हैं (</w:t>
-      </w:r>
-      <w:hyperlink r:id="rId61">
-        <w:r>
-          <w:rPr>
-            <w:lang w:val="hi_IN" w:bidi="hi_IN"/>
-          </w:rPr>
-          <w:rPr>
-            <w:color w:val="0000EE"/>
-            <w:u w:val="single"/>
-          </w:rPr>
-          <w:t>मत्ती 5:3</w:t>
-        </w:r>
-      </w:hyperlink>
-      <w:r>
-        <w:rPr>
-          <w:lang w:val="hi_IN" w:bidi="hi_IN"/>
-        </w:rPr>
-        <w:t xml:space="preserve"> से तुलना करें)? संभवतः दोनों ही हैं। शारीरिक रूप से कंगाल, जिनके पास बहुत कम है, स्वाभाविक रूप से अपनी ज़रूरतों के लिए परमेश्वर पर निर्भर रहते हैं। धनवान और शक्तिशाली लोग अक्सर खुद पर भरोसा करते हैं, परमेश्वर की ज़रूरत को भूल जाते हैं। धनवान लोग परमेश्वर के राज्य में प्रवेश नहीं कर सकते हैं यदि वे अपने धन पर भरोसा करते हैं (</w:t>
-      </w:r>
-      <w:hyperlink r:id="rId62">
-        <w:r>
-          <w:rPr>
-            <w:lang w:val="hi_IN" w:bidi="hi_IN"/>
-          </w:rPr>
-          <w:rPr>
-            <w:color w:val="0000EE"/>
-            <w:u w:val="single"/>
-          </w:rPr>
-          <w:t>16:25–26</w:t>
-        </w:r>
-      </w:hyperlink>
-      <w:r>
-        <w:rPr>
-          <w:lang w:val="hi_IN" w:bidi="hi_IN"/>
-        </w:rPr>
-        <w:t>)। परमेश्वर उन लोगों को स्वीकार करता है जो केवल उस पर भरोसा करते हैं।</w:t>
+        <w:t>कोई भी व्यक्ति व्यवस्था का पालन करके परमेश्वर के साथ धर्मी नहीं बन सकता (</w:t>
+      </w:r>
+      <w:hyperlink r:id="rId193">
+        <w:r>
+          <w:rPr>
+            <w:lang w:val="hi_IN" w:bidi="hi_IN"/>
+          </w:rPr>
+          <w:rPr>
+            <w:color w:val="0000EE"/>
+            <w:u w:val="single"/>
+          </w:rPr>
+          <w:t>गला 2:16</w:t>
+        </w:r>
+      </w:hyperlink>
+      <w:r>
+        <w:rPr>
+          <w:lang w:val="hi_IN" w:bidi="hi_IN"/>
+        </w:rPr>
+        <w:t>)। यहाँ तक कि अब्राहम को भी उसके विश्वास के कारण धर्मी माना गया (</w:t>
+      </w:r>
+      <w:hyperlink r:id="rId142">
+        <w:r>
+          <w:rPr>
+            <w:lang w:val="hi_IN" w:bidi="hi_IN"/>
+          </w:rPr>
+          <w:rPr>
+            <w:color w:val="0000EE"/>
+            <w:u w:val="single"/>
+          </w:rPr>
+          <w:t>उत्प 15:6</w:t>
+        </w:r>
+      </w:hyperlink>
+      <w:r>
+        <w:rPr>
+          <w:lang w:val="hi_IN" w:bidi="hi_IN"/>
+        </w:rPr>
+        <w:t xml:space="preserve">; </w:t>
+      </w:r>
+      <w:hyperlink r:id="rId181">
+        <w:r>
+          <w:rPr>
+            <w:lang w:val="hi_IN" w:bidi="hi_IN"/>
+          </w:rPr>
+          <w:rPr>
+            <w:color w:val="0000EE"/>
+            <w:u w:val="single"/>
+          </w:rPr>
+          <w:t>गला 3:6</w:t>
+        </w:r>
+      </w:hyperlink>
+      <w:r>
+        <w:rPr>
+          <w:lang w:val="hi_IN" w:bidi="hi_IN"/>
+        </w:rPr>
+        <w:t xml:space="preserve">; </w:t>
+      </w:r>
+      <w:hyperlink r:id="rId194">
+        <w:r>
+          <w:rPr>
+            <w:lang w:val="hi_IN" w:bidi="hi_IN"/>
+          </w:rPr>
+          <w:rPr>
+            <w:color w:val="0000EE"/>
+            <w:u w:val="single"/>
+          </w:rPr>
+          <w:t>याकू 2:21–24</w:t>
+        </w:r>
+      </w:hyperlink>
+      <w:r>
+        <w:rPr>
+          <w:lang w:val="hi_IN" w:bidi="hi_IN"/>
+        </w:rPr>
+        <w:t>)। यह खतने के कारण नहीं था, जो बाद में आया (</w:t>
+      </w:r>
+      <w:hyperlink r:id="rId189">
+        <w:r>
+          <w:rPr>
+            <w:lang w:val="hi_IN" w:bidi="hi_IN"/>
+          </w:rPr>
+          <w:rPr>
+            <w:color w:val="0000EE"/>
+            <w:u w:val="single"/>
+          </w:rPr>
+          <w:t>उत्प 17:9–14</w:t>
+        </w:r>
+      </w:hyperlink>
+      <w:r>
+        <w:rPr>
+          <w:lang w:val="hi_IN" w:bidi="hi_IN"/>
+        </w:rPr>
+        <w:t>)। यहूदी और गैर-यहूदी दोनों ही विश्वास के माध्यम से परमेश्वर के साथ सही संबंध में लाए जाते हैं, जो उनके अनुग्रह के प्रति एक प्रतिक्रिया है।</w:t>
       </w:r>
     </w:p>
     <w:p>
@@ -1525,142 +5790,124 @@
           <w:lang w:val="hi_IN" w:bidi="hi_IN"/>
         </w:rPr>
       </w:r>
-      <w:hyperlink r:id="rId61">
-        <w:r>
-          <w:rPr>
-            <w:lang w:val="hi_IN" w:bidi="hi_IN"/>
-          </w:rPr>
-          <w:rPr>
-            <w:color w:val="0000EE"/>
-            <w:u w:val="single"/>
-          </w:rPr>
-          <w:t>मत्ती 5:3</w:t>
-        </w:r>
-      </w:hyperlink>
-      <w:r>
-        <w:rPr>
-          <w:lang w:val="hi_IN" w:bidi="hi_IN"/>
-        </w:rPr>
-        <w:t xml:space="preserve">; </w:t>
-      </w:r>
-      <w:hyperlink r:id="rId55">
-        <w:r>
-          <w:rPr>
-            <w:lang w:val="hi_IN" w:bidi="hi_IN"/>
-          </w:rPr>
-          <w:rPr>
-            <w:color w:val="0000EE"/>
-            <w:u w:val="single"/>
-          </w:rPr>
-          <w:t>लूका 1:52–53</w:t>
-        </w:r>
-      </w:hyperlink>
-      <w:r>
-        <w:rPr>
-          <w:lang w:val="hi_IN" w:bidi="hi_IN"/>
-        </w:rPr>
-        <w:t xml:space="preserve">; </w:t>
-      </w:r>
-      <w:hyperlink r:id="rId56">
-        <w:r>
-          <w:rPr>
-            <w:lang w:val="hi_IN" w:bidi="hi_IN"/>
-          </w:rPr>
-          <w:rPr>
-            <w:color w:val="0000EE"/>
-            <w:u w:val="single"/>
-          </w:rPr>
-          <w:t>4:18</w:t>
-        </w:r>
-      </w:hyperlink>
-      <w:r>
-        <w:rPr>
-          <w:lang w:val="hi_IN" w:bidi="hi_IN"/>
-        </w:rPr>
-        <w:t xml:space="preserve">; </w:t>
-      </w:r>
-      <w:hyperlink r:id="rId63">
-        <w:r>
-          <w:rPr>
-            <w:lang w:val="hi_IN" w:bidi="hi_IN"/>
-          </w:rPr>
-          <w:rPr>
-            <w:color w:val="0000EE"/>
-            <w:u w:val="single"/>
-          </w:rPr>
-          <w:t>6:20–25</w:t>
-        </w:r>
-      </w:hyperlink>
-      <w:r>
-        <w:rPr>
-          <w:lang w:val="hi_IN" w:bidi="hi_IN"/>
-        </w:rPr>
-        <w:t xml:space="preserve">; </w:t>
-      </w:r>
-      <w:hyperlink r:id="rId64">
-        <w:r>
-          <w:rPr>
-            <w:lang w:val="hi_IN" w:bidi="hi_IN"/>
-          </w:rPr>
-          <w:rPr>
-            <w:color w:val="0000EE"/>
-            <w:u w:val="single"/>
-          </w:rPr>
-          <w:t>12:13–34</w:t>
-        </w:r>
-      </w:hyperlink>
-      <w:r>
-        <w:rPr>
-          <w:lang w:val="hi_IN" w:bidi="hi_IN"/>
-        </w:rPr>
-        <w:t xml:space="preserve">; </w:t>
-      </w:r>
-      <w:hyperlink r:id="rId65">
-        <w:r>
-          <w:rPr>
-            <w:lang w:val="hi_IN" w:bidi="hi_IN"/>
-          </w:rPr>
-          <w:rPr>
-            <w:color w:val="0000EE"/>
-            <w:u w:val="single"/>
-          </w:rPr>
-          <w:t>14:12–23</w:t>
-        </w:r>
-      </w:hyperlink>
-      <w:r>
-        <w:rPr>
-          <w:lang w:val="hi_IN" w:bidi="hi_IN"/>
-        </w:rPr>
-        <w:t xml:space="preserve">; </w:t>
-      </w:r>
-      <w:hyperlink r:id="rId59">
-        <w:r>
-          <w:rPr>
-            <w:lang w:val="hi_IN" w:bidi="hi_IN"/>
-          </w:rPr>
-          <w:rPr>
-            <w:color w:val="0000EE"/>
-            <w:u w:val="single"/>
-          </w:rPr>
-          <w:t>16:19–31</w:t>
-        </w:r>
-      </w:hyperlink>
-      <w:r>
-        <w:rPr>
-          <w:lang w:val="hi_IN" w:bidi="hi_IN"/>
-        </w:rPr>
-        <w:t xml:space="preserve">; </w:t>
-      </w:r>
-      <w:hyperlink r:id="rId66">
-        <w:r>
-          <w:rPr>
-            <w:lang w:val="hi_IN" w:bidi="hi_IN"/>
-          </w:rPr>
-          <w:rPr>
-            <w:color w:val="0000EE"/>
-            <w:u w:val="single"/>
-          </w:rPr>
-          <w:t>18:18–30</w:t>
+      <w:hyperlink r:id="rId142">
+        <w:r>
+          <w:rPr>
+            <w:lang w:val="hi_IN" w:bidi="hi_IN"/>
+          </w:rPr>
+          <w:rPr>
+            <w:color w:val="0000EE"/>
+            <w:u w:val="single"/>
+          </w:rPr>
+          <w:t>उत्पत्ति 15:6</w:t>
+        </w:r>
+      </w:hyperlink>
+      <w:r>
+        <w:rPr>
+          <w:lang w:val="hi_IN" w:bidi="hi_IN"/>
+        </w:rPr>
+        <w:t xml:space="preserve">; </w:t>
+      </w:r>
+      <w:hyperlink r:id="rId157">
+        <w:r>
+          <w:rPr>
+            <w:lang w:val="hi_IN" w:bidi="hi_IN"/>
+          </w:rPr>
+          <w:rPr>
+            <w:color w:val="0000EE"/>
+            <w:u w:val="single"/>
+          </w:rPr>
+          <w:t>हबक्कूक 2:4</w:t>
+        </w:r>
+      </w:hyperlink>
+      <w:r>
+        <w:rPr>
+          <w:lang w:val="hi_IN" w:bidi="hi_IN"/>
+        </w:rPr>
+        <w:t xml:space="preserve">; </w:t>
+      </w:r>
+      <w:hyperlink r:id="rId195">
+        <w:r>
+          <w:rPr>
+            <w:lang w:val="hi_IN" w:bidi="hi_IN"/>
+          </w:rPr>
+          <w:rPr>
+            <w:color w:val="0000EE"/>
+            <w:u w:val="single"/>
+          </w:rPr>
+          <w:t>प्रेरितों के काम 10:1–11:18</w:t>
+        </w:r>
+      </w:hyperlink>
+      <w:r>
+        <w:rPr>
+          <w:lang w:val="hi_IN" w:bidi="hi_IN"/>
+        </w:rPr>
+        <w:t xml:space="preserve">; </w:t>
+      </w:r>
+      <w:hyperlink r:id="rId196">
+        <w:r>
+          <w:rPr>
+            <w:lang w:val="hi_IN" w:bidi="hi_IN"/>
+          </w:rPr>
+          <w:rPr>
+            <w:color w:val="0000EE"/>
+            <w:u w:val="single"/>
+          </w:rPr>
+          <w:t>रोमियों 1:17</w:t>
+        </w:r>
+      </w:hyperlink>
+      <w:r>
+        <w:rPr>
+          <w:lang w:val="hi_IN" w:bidi="hi_IN"/>
+        </w:rPr>
+        <w:t xml:space="preserve">; </w:t>
+      </w:r>
+      <w:hyperlink r:id="rId192">
+        <w:r>
+          <w:rPr>
+            <w:lang w:val="hi_IN" w:bidi="hi_IN"/>
+          </w:rPr>
+          <w:rPr>
+            <w:color w:val="0000EE"/>
+            <w:u w:val="single"/>
+          </w:rPr>
+          <w:t>गलातियों 2:14–21</w:t>
+        </w:r>
+      </w:hyperlink>
+      <w:r>
+        <w:rPr>
+          <w:lang w:val="hi_IN" w:bidi="hi_IN"/>
+        </w:rPr>
+        <w:t xml:space="preserve">; </w:t>
+      </w:r>
+      <w:hyperlink r:id="rId197">
+        <w:r>
+          <w:rPr>
+            <w:lang w:val="hi_IN" w:bidi="hi_IN"/>
+          </w:rPr>
+          <w:rPr>
+            <w:color w:val="0000EE"/>
+            <w:u w:val="single"/>
+          </w:rPr>
+          <w:t>गलातियों 3:11</w:t>
+        </w:r>
+      </w:hyperlink>
+      <w:r>
+        <w:rPr>
+          <w:lang w:val="hi_IN" w:bidi="hi_IN"/>
+        </w:rPr>
+        <w:t xml:space="preserve">; </w:t>
+      </w:r>
+      <w:hyperlink r:id="rId185">
+        <w:r>
+          <w:rPr>
+            <w:lang w:val="hi_IN" w:bidi="hi_IN"/>
+          </w:rPr>
+          <w:rPr>
+            <w:color w:val="0000EE"/>
+            <w:u w:val="single"/>
+          </w:rPr>
+          <w:t xml:space="preserve">इब्रानियों 10:38 </w:t>
         </w:r>
       </w:hyperlink>
       <w:r>
@@ -1690,7 +5937,7 @@
         <w:rPr>
           <w:lang w:val="hi_IN" w:bidi="hi_IN"/>
         </w:rPr>
-        <w:t>लूका–प्रेरितों के काम में स्तुति और आनन्द</w:t>
+        <w:t>वेदी</w:t>
       </w:r>
       <w:r>
         <w:rPr>
@@ -1709,18 +5956,72 @@
         <w:rPr>
           <w:lang w:val="hi_IN" w:bidi="hi_IN"/>
         </w:rPr>
-        <w:t>लूका के सुसमाचार में, जो लोग परमेश्वर के अनुग्रह को प्राप्त करते हैं, वे उनके अद्भुत कार्यों के लिए उनकी स्तुति करते हैं (</w:t>
-      </w:r>
-      <w:hyperlink r:id="rId67">
-        <w:r>
-          <w:rPr>
-            <w:lang w:val="hi_IN" w:bidi="hi_IN"/>
-          </w:rPr>
-          <w:rPr>
-            <w:color w:val="0000EE"/>
-            <w:u w:val="single"/>
-          </w:rPr>
-          <w:t>लूका 1:44</w:t>
+        <w:t>नूह ने बाइबल में उल्लेखित पहली वेदी बनाई (</w:t>
+      </w:r>
+      <w:hyperlink r:id="rId198">
+        <w:r>
+          <w:rPr>
+            <w:lang w:val="hi_IN" w:bidi="hi_IN"/>
+          </w:rPr>
+          <w:rPr>
+            <w:color w:val="0000EE"/>
+            <w:u w:val="single"/>
+          </w:rPr>
+          <w:t>उत 8:20–21</w:t>
+        </w:r>
+      </w:hyperlink>
+      <w:r>
+        <w:rPr>
+          <w:lang w:val="hi_IN" w:bidi="hi_IN"/>
+        </w:rPr>
+        <w:t>)। कैन और हाबिल ने भी परमेश्वर को भेंट चढ़ाई (</w:t>
+      </w:r>
+      <w:hyperlink r:id="rId199">
+        <w:r>
+          <w:rPr>
+            <w:lang w:val="hi_IN" w:bidi="hi_IN"/>
+          </w:rPr>
+          <w:rPr>
+            <w:color w:val="0000EE"/>
+            <w:u w:val="single"/>
+          </w:rPr>
+          <w:t>उत 4:3–5</w:t>
+        </w:r>
+      </w:hyperlink>
+      <w:r>
+        <w:rPr>
+          <w:lang w:val="hi_IN" w:bidi="hi_IN"/>
+        </w:rPr>
+        <w:t xml:space="preserve">)। कुलपतियों ने कई वेदियाँ बनाईं (देखें </w:t>
+      </w:r>
+      <w:hyperlink r:id="rId200">
+        <w:r>
+          <w:rPr>
+            <w:lang w:val="hi_IN" w:bidi="hi_IN"/>
+          </w:rPr>
+          <w:rPr>
+            <w:color w:val="0000EE"/>
+            <w:u w:val="single"/>
+          </w:rPr>
+          <w:t>उत 12:7–8</w:t>
+        </w:r>
+      </w:hyperlink>
+      <w:r>
+        <w:rPr>
+          <w:lang w:val="hi_IN" w:bidi="hi_IN"/>
+        </w:rPr>
+        <w:t xml:space="preserve">; </w:t>
+      </w:r>
+      <w:hyperlink r:id="rId201">
+        <w:r>
+          <w:rPr>
+            <w:lang w:val="hi_IN" w:bidi="hi_IN"/>
+          </w:rPr>
+          <w:rPr>
+            <w:color w:val="0000EE"/>
+            <w:u w:val="single"/>
+          </w:rPr>
+          <w:t>13:4</w:t>
         </w:r>
       </w:hyperlink>
       <w:r>
@@ -1729,16 +6030,88 @@
         </w:rPr>
         <w:t xml:space="preserve">, </w:t>
       </w:r>
-      <w:hyperlink r:id="rId68">
-        <w:r>
-          <w:rPr>
-            <w:lang w:val="hi_IN" w:bidi="hi_IN"/>
-          </w:rPr>
-          <w:rPr>
-            <w:color w:val="0000EE"/>
-            <w:u w:val="single"/>
-          </w:rPr>
-          <w:t>46</w:t>
+      <w:hyperlink r:id="rId202">
+        <w:r>
+          <w:rPr>
+            <w:lang w:val="hi_IN" w:bidi="hi_IN"/>
+          </w:rPr>
+          <w:rPr>
+            <w:color w:val="0000EE"/>
+            <w:u w:val="single"/>
+          </w:rPr>
+          <w:t>18</w:t>
+        </w:r>
+      </w:hyperlink>
+      <w:r>
+        <w:rPr>
+          <w:lang w:val="hi_IN" w:bidi="hi_IN"/>
+        </w:rPr>
+        <w:t xml:space="preserve">; </w:t>
+      </w:r>
+      <w:hyperlink r:id="rId203">
+        <w:r>
+          <w:rPr>
+            <w:lang w:val="hi_IN" w:bidi="hi_IN"/>
+          </w:rPr>
+          <w:rPr>
+            <w:color w:val="0000EE"/>
+            <w:u w:val="single"/>
+          </w:rPr>
+          <w:t>22:9</w:t>
+        </w:r>
+      </w:hyperlink>
+      <w:r>
+        <w:rPr>
+          <w:lang w:val="hi_IN" w:bidi="hi_IN"/>
+        </w:rPr>
+        <w:t xml:space="preserve">; </w:t>
+      </w:r>
+      <w:hyperlink r:id="rId204">
+        <w:r>
+          <w:rPr>
+            <w:lang w:val="hi_IN" w:bidi="hi_IN"/>
+          </w:rPr>
+          <w:rPr>
+            <w:color w:val="0000EE"/>
+            <w:u w:val="single"/>
+          </w:rPr>
+          <w:t>26:25</w:t>
+        </w:r>
+      </w:hyperlink>
+      <w:r>
+        <w:rPr>
+          <w:lang w:val="hi_IN" w:bidi="hi_IN"/>
+        </w:rPr>
+        <w:t xml:space="preserve">; </w:t>
+      </w:r>
+      <w:hyperlink r:id="rId205">
+        <w:r>
+          <w:rPr>
+            <w:lang w:val="hi_IN" w:bidi="hi_IN"/>
+          </w:rPr>
+          <w:rPr>
+            <w:color w:val="0000EE"/>
+            <w:u w:val="single"/>
+          </w:rPr>
+          <w:t>33:20</w:t>
+        </w:r>
+      </w:hyperlink>
+      <w:r>
+        <w:rPr>
+          <w:lang w:val="hi_IN" w:bidi="hi_IN"/>
+        </w:rPr>
+        <w:t xml:space="preserve">; </w:t>
+      </w:r>
+      <w:hyperlink r:id="rId206">
+        <w:r>
+          <w:rPr>
+            <w:lang w:val="hi_IN" w:bidi="hi_IN"/>
+          </w:rPr>
+          <w:rPr>
+            <w:color w:val="0000EE"/>
+            <w:u w:val="single"/>
+          </w:rPr>
+          <w:t>35:1</w:t>
         </w:r>
       </w:hyperlink>
       <w:r>
@@ -1747,16 +6120,136 @@
         </w:rPr>
         <w:t xml:space="preserve">, </w:t>
       </w:r>
-      <w:hyperlink r:id="rId69">
-        <w:r>
-          <w:rPr>
-            <w:lang w:val="hi_IN" w:bidi="hi_IN"/>
-          </w:rPr>
-          <w:rPr>
-            <w:color w:val="0000EE"/>
-            <w:u w:val="single"/>
-          </w:rPr>
-          <w:t>64</w:t>
+      <w:hyperlink r:id="rId207">
+        <w:r>
+          <w:rPr>
+            <w:lang w:val="hi_IN" w:bidi="hi_IN"/>
+          </w:rPr>
+          <w:rPr>
+            <w:color w:val="0000EE"/>
+            <w:u w:val="single"/>
+          </w:rPr>
+          <w:t>14–15</w:t>
+        </w:r>
+      </w:hyperlink>
+      <w:r>
+        <w:rPr>
+          <w:lang w:val="hi_IN" w:bidi="hi_IN"/>
+        </w:rPr>
+        <w:t xml:space="preserve">)। ये वेदियाँ उन पवित्र स्थानों को चिह्नित करती थी, जहाँ परमेश्वर ने स्वयं को प्रकट किया और </w:t>
+      </w:r>
+      <w:r>
+        <w:rPr>
+          <w:lang w:val="hi_IN" w:bidi="hi_IN"/>
+        </w:rPr>
+        <w:t xml:space="preserve">प्रतिज्ञा </w:t>
+      </w:r>
+      <w:r>
+        <w:rPr>
+          <w:lang w:val="hi_IN" w:bidi="hi_IN"/>
+        </w:rPr>
+        <w:t>की भूमि में जिसके लिए व्यक्तिगत भूमि के दावे किए गए । ये स्थान उत्तर (शेकेम) और दक्षिण (बेर्शेबा) दोनों में थे।</w:t>
+      </w:r>
+    </w:p>
+    <w:p>
+      <w:pPr/>
+      <w:r>
+        <w:rPr>
+          <w:lang w:val="hi_IN" w:bidi="hi_IN"/>
+        </w:rPr>
+      </w:r>
+      <w:r>
+        <w:rPr>
+          <w:lang w:val="hi_IN" w:bidi="hi_IN"/>
+        </w:rPr>
+        <w:t>उन्होंने वेदियाँ पत्थर, मिट्टी, ईंट या धातु और लकड़ी से बनाईं। वे ऊपर से मेज़ की तरह सपाट होती थी, जिससे धुएँ</w:t>
+      </w:r>
+      <w:r>
+        <w:rPr>
+          <w:lang w:val="hi_IN" w:bidi="hi_IN"/>
+        </w:rPr>
+        <w:t xml:space="preserve"> को </w:t>
+      </w:r>
+      <w:r>
+        <w:rPr>
+          <w:lang w:val="hi_IN" w:bidi="hi_IN"/>
+        </w:rPr>
+        <w:t>ऊपर उठने में मदद मिलती थी। वेदियाँ स्मारकों के लिए या बलिदान के स्थानों के रूप में उपयोग की जाती थी। वे पुराने नियम और प्राचीन संसार में आराधना के सबसे सामान्य प्रतीक के रूप में थी।</w:t>
+      </w:r>
+    </w:p>
+    <w:p>
+      <w:pPr/>
+      <w:r>
+        <w:rPr>
+          <w:lang w:val="hi_IN" w:bidi="hi_IN"/>
+        </w:rPr>
+      </w:r>
+      <w:r>
+        <w:rPr>
+          <w:lang w:val="hi_IN" w:bidi="hi_IN"/>
+        </w:rPr>
+        <w:t xml:space="preserve">आमतौर पर, एक वेदी एक ऊँचे मंच पर होती थी जिसमें एक रैंप या सीढ़ी होती थी। यह आराधना के लिए बलिदानों को स्वर्ग की ओर उठाती थी। कई वेदियों के कोनों पर चार सींग उस पवित्र क्षेत्र को चिह्नित करते थे जहाँ ईश्वरीय और मनुष्य के क्षेत्र मिलते थे (देखें </w:t>
+      </w:r>
+      <w:hyperlink r:id="rId208">
+        <w:r>
+          <w:rPr>
+            <w:lang w:val="hi_IN" w:bidi="hi_IN"/>
+          </w:rPr>
+          <w:rPr>
+            <w:color w:val="0000EE"/>
+            <w:u w:val="single"/>
+          </w:rPr>
+          <w:t>निर्ग 27:2</w:t>
+        </w:r>
+      </w:hyperlink>
+      <w:r>
+        <w:rPr>
+          <w:lang w:val="hi_IN" w:bidi="hi_IN"/>
+        </w:rPr>
+        <w:t>)। बलिदान और जलाने के माध्यम से, भेंट दृश्य से अदृश्य संसार की ओर चली जाती थी।</w:t>
+      </w:r>
+    </w:p>
+    <w:p>
+      <w:pPr/>
+      <w:r>
+        <w:rPr>
+          <w:lang w:val="hi_IN" w:bidi="hi_IN"/>
+        </w:rPr>
+      </w:r>
+      <w:r>
+        <w:rPr>
+          <w:lang w:val="hi_IN" w:bidi="hi_IN"/>
+        </w:rPr>
+        <w:t xml:space="preserve">यीशु अपने आप में महायाजक, बलिदान का मेम्ना और वेदी की विभिन्न प्रतीकात्मक भूमिकाओं को समाहित करते हैं (देखें </w:t>
+      </w:r>
+      <w:hyperlink r:id="rId209">
+        <w:r>
+          <w:rPr>
+            <w:lang w:val="hi_IN" w:bidi="hi_IN"/>
+          </w:rPr>
+          <w:rPr>
+            <w:color w:val="0000EE"/>
+            <w:u w:val="single"/>
+          </w:rPr>
+          <w:t>इब्रा 4:14–15</w:t>
+        </w:r>
+      </w:hyperlink>
+      <w:r>
+        <w:rPr>
+          <w:lang w:val="hi_IN" w:bidi="hi_IN"/>
+        </w:rPr>
+        <w:t xml:space="preserve">; </w:t>
+      </w:r>
+      <w:hyperlink r:id="rId210">
+        <w:r>
+          <w:rPr>
+            <w:lang w:val="hi_IN" w:bidi="hi_IN"/>
+          </w:rPr>
+          <w:rPr>
+            <w:color w:val="0000EE"/>
+            <w:u w:val="single"/>
+          </w:rPr>
+          <w:t>7:24</w:t>
         </w:r>
       </w:hyperlink>
       <w:r>
@@ -1765,34 +6258,34 @@
         </w:rPr>
         <w:t xml:space="preserve">, </w:t>
       </w:r>
-      <w:hyperlink r:id="rId70">
-        <w:r>
-          <w:rPr>
-            <w:lang w:val="hi_IN" w:bidi="hi_IN"/>
-          </w:rPr>
-          <w:rPr>
-            <w:color w:val="0000EE"/>
-            <w:u w:val="single"/>
-          </w:rPr>
-          <w:t>68</w:t>
-        </w:r>
-      </w:hyperlink>
-      <w:r>
-        <w:rPr>
-          <w:lang w:val="hi_IN" w:bidi="hi_IN"/>
-        </w:rPr>
-        <w:t xml:space="preserve">; </w:t>
-      </w:r>
-      <w:hyperlink r:id="rId71">
-        <w:r>
-          <w:rPr>
-            <w:lang w:val="hi_IN" w:bidi="hi_IN"/>
-          </w:rPr>
-          <w:rPr>
-            <w:color w:val="0000EE"/>
-            <w:u w:val="single"/>
-          </w:rPr>
-          <w:t>2:13</w:t>
+      <w:hyperlink r:id="rId211">
+        <w:r>
+          <w:rPr>
+            <w:lang w:val="hi_IN" w:bidi="hi_IN"/>
+          </w:rPr>
+          <w:rPr>
+            <w:color w:val="0000EE"/>
+            <w:u w:val="single"/>
+          </w:rPr>
+          <w:t>27</w:t>
+        </w:r>
+      </w:hyperlink>
+      <w:r>
+        <w:rPr>
+          <w:lang w:val="hi_IN" w:bidi="hi_IN"/>
+        </w:rPr>
+        <w:t xml:space="preserve">; </w:t>
+      </w:r>
+      <w:hyperlink r:id="rId212">
+        <w:r>
+          <w:rPr>
+            <w:lang w:val="hi_IN" w:bidi="hi_IN"/>
+          </w:rPr>
+          <w:rPr>
+            <w:color w:val="0000EE"/>
+            <w:u w:val="single"/>
+          </w:rPr>
+          <w:t>9:14</w:t>
         </w:r>
       </w:hyperlink>
       <w:r>
@@ -1801,232 +6294,136 @@
         </w:rPr>
         <w:t xml:space="preserve">, </w:t>
       </w:r>
-      <w:hyperlink r:id="rId72">
-        <w:r>
-          <w:rPr>
-            <w:lang w:val="hi_IN" w:bidi="hi_IN"/>
-          </w:rPr>
-          <w:rPr>
-            <w:color w:val="0000EE"/>
-            <w:u w:val="single"/>
-          </w:rPr>
-          <w:t>38</w:t>
-        </w:r>
-      </w:hyperlink>
-      <w:r>
-        <w:rPr>
-          <w:lang w:val="hi_IN" w:bidi="hi_IN"/>
-        </w:rPr>
-        <w:t xml:space="preserve">; </w:t>
-      </w:r>
-      <w:hyperlink r:id="rId73">
-        <w:r>
-          <w:rPr>
-            <w:lang w:val="hi_IN" w:bidi="hi_IN"/>
-          </w:rPr>
-          <w:rPr>
-            <w:color w:val="0000EE"/>
-            <w:u w:val="single"/>
-          </w:rPr>
-          <w:t>5:25–26</w:t>
-        </w:r>
-      </w:hyperlink>
-      <w:r>
-        <w:rPr>
-          <w:lang w:val="hi_IN" w:bidi="hi_IN"/>
-        </w:rPr>
-        <w:t xml:space="preserve">; </w:t>
-      </w:r>
-      <w:hyperlink r:id="rId74">
-        <w:r>
-          <w:rPr>
-            <w:lang w:val="hi_IN" w:bidi="hi_IN"/>
-          </w:rPr>
-          <w:rPr>
-            <w:color w:val="0000EE"/>
-            <w:u w:val="single"/>
-          </w:rPr>
-          <w:t>7:16</w:t>
-        </w:r>
-      </w:hyperlink>
-      <w:r>
-        <w:rPr>
-          <w:lang w:val="hi_IN" w:bidi="hi_IN"/>
-        </w:rPr>
-        <w:t xml:space="preserve">; </w:t>
-      </w:r>
-      <w:hyperlink r:id="rId75">
-        <w:r>
-          <w:rPr>
-            <w:lang w:val="hi_IN" w:bidi="hi_IN"/>
-          </w:rPr>
-          <w:rPr>
-            <w:color w:val="0000EE"/>
-            <w:u w:val="single"/>
-          </w:rPr>
-          <w:t>13:13</w:t>
-        </w:r>
-      </w:hyperlink>
-      <w:r>
-        <w:rPr>
-          <w:lang w:val="hi_IN" w:bidi="hi_IN"/>
-        </w:rPr>
-        <w:t xml:space="preserve">; </w:t>
-      </w:r>
-      <w:hyperlink r:id="rId76">
-        <w:r>
-          <w:rPr>
-            <w:lang w:val="hi_IN" w:bidi="hi_IN"/>
-          </w:rPr>
-          <w:rPr>
-            <w:color w:val="0000EE"/>
-            <w:u w:val="single"/>
-          </w:rPr>
-          <w:t>17:15–18</w:t>
-        </w:r>
-      </w:hyperlink>
-      <w:r>
-        <w:rPr>
-          <w:lang w:val="hi_IN" w:bidi="hi_IN"/>
-        </w:rPr>
-        <w:t xml:space="preserve">; </w:t>
-      </w:r>
-      <w:hyperlink r:id="rId77">
-        <w:r>
-          <w:rPr>
-            <w:lang w:val="hi_IN" w:bidi="hi_IN"/>
-          </w:rPr>
-          <w:rPr>
-            <w:color w:val="0000EE"/>
-            <w:u w:val="single"/>
-          </w:rPr>
-          <w:t>18:43</w:t>
-        </w:r>
-      </w:hyperlink>
-      <w:r>
-        <w:rPr>
-          <w:lang w:val="hi_IN" w:bidi="hi_IN"/>
-        </w:rPr>
-        <w:t xml:space="preserve">; </w:t>
-      </w:r>
-      <w:hyperlink r:id="rId78">
-        <w:r>
-          <w:rPr>
-            <w:lang w:val="hi_IN" w:bidi="hi_IN"/>
-          </w:rPr>
-          <w:rPr>
-            <w:color w:val="0000EE"/>
-            <w:u w:val="single"/>
-          </w:rPr>
-          <w:t>19:37</w:t>
-        </w:r>
-      </w:hyperlink>
-      <w:r>
-        <w:rPr>
-          <w:lang w:val="hi_IN" w:bidi="hi_IN"/>
-        </w:rPr>
-        <w:t xml:space="preserve">; </w:t>
-      </w:r>
-      <w:hyperlink r:id="rId79">
-        <w:r>
-          <w:rPr>
-            <w:lang w:val="hi_IN" w:bidi="hi_IN"/>
-          </w:rPr>
-          <w:rPr>
-            <w:color w:val="0000EE"/>
-            <w:u w:val="single"/>
-          </w:rPr>
-          <w:t>24:53</w:t>
-        </w:r>
-      </w:hyperlink>
-      <w:r>
-        <w:rPr>
-          <w:lang w:val="hi_IN" w:bidi="hi_IN"/>
-        </w:rPr>
-        <w:t>)। प्रेरितों के काम की पुस्तक में, चंगाई और अन्यजातियों के उद्धार के बाद स्तुति होती है (</w:t>
-      </w:r>
-      <w:hyperlink r:id="rId80">
-        <w:r>
-          <w:rPr>
-            <w:lang w:val="hi_IN" w:bidi="hi_IN"/>
-          </w:rPr>
-          <w:rPr>
-            <w:color w:val="0000EE"/>
-            <w:u w:val="single"/>
-          </w:rPr>
-          <w:t>3:8–9</w:t>
-        </w:r>
-      </w:hyperlink>
-      <w:r>
-        <w:rPr>
-          <w:lang w:val="hi_IN" w:bidi="hi_IN"/>
-        </w:rPr>
-        <w:t xml:space="preserve">; </w:t>
-      </w:r>
-      <w:hyperlink r:id="rId81">
-        <w:r>
-          <w:rPr>
-            <w:lang w:val="hi_IN" w:bidi="hi_IN"/>
-          </w:rPr>
-          <w:rPr>
-            <w:color w:val="0000EE"/>
-            <w:u w:val="single"/>
-          </w:rPr>
-          <w:t>4:21–22</w:t>
-        </w:r>
-      </w:hyperlink>
-      <w:r>
-        <w:rPr>
-          <w:lang w:val="hi_IN" w:bidi="hi_IN"/>
-        </w:rPr>
-        <w:t xml:space="preserve">; </w:t>
-      </w:r>
-      <w:hyperlink r:id="rId82">
-        <w:r>
-          <w:rPr>
-            <w:lang w:val="hi_IN" w:bidi="hi_IN"/>
-          </w:rPr>
-          <w:rPr>
-            <w:color w:val="0000EE"/>
-            <w:u w:val="single"/>
-          </w:rPr>
-          <w:t>प्रेरि 11:18</w:t>
-        </w:r>
-      </w:hyperlink>
-      <w:r>
-        <w:rPr>
-          <w:lang w:val="hi_IN" w:bidi="hi_IN"/>
-        </w:rPr>
-        <w:t xml:space="preserve">; </w:t>
-      </w:r>
-      <w:hyperlink r:id="rId83">
-        <w:r>
-          <w:rPr>
-            <w:lang w:val="hi_IN" w:bidi="hi_IN"/>
-          </w:rPr>
-          <w:rPr>
-            <w:color w:val="0000EE"/>
-            <w:u w:val="single"/>
-          </w:rPr>
-          <w:t>13:48</w:t>
-        </w:r>
-      </w:hyperlink>
-      <w:r>
-        <w:rPr>
-          <w:lang w:val="hi_IN" w:bidi="hi_IN"/>
-        </w:rPr>
-        <w:t xml:space="preserve">; </w:t>
-      </w:r>
-      <w:hyperlink r:id="rId84">
-        <w:r>
-          <w:rPr>
-            <w:lang w:val="hi_IN" w:bidi="hi_IN"/>
-          </w:rPr>
-          <w:rPr>
-            <w:color w:val="0000EE"/>
-            <w:u w:val="single"/>
-          </w:rPr>
-          <w:t>21:19–20</w:t>
+      <w:hyperlink r:id="rId213">
+        <w:r>
+          <w:rPr>
+            <w:lang w:val="hi_IN" w:bidi="hi_IN"/>
+          </w:rPr>
+          <w:rPr>
+            <w:color w:val="0000EE"/>
+            <w:u w:val="single"/>
+          </w:rPr>
+          <w:t>26</w:t>
+        </w:r>
+      </w:hyperlink>
+      <w:r>
+        <w:rPr>
+          <w:lang w:val="hi_IN" w:bidi="hi_IN"/>
+        </w:rPr>
+        <w:t xml:space="preserve">; </w:t>
+      </w:r>
+      <w:hyperlink r:id="rId214">
+        <w:r>
+          <w:rPr>
+            <w:lang w:val="hi_IN" w:bidi="hi_IN"/>
+          </w:rPr>
+          <w:rPr>
+            <w:color w:val="0000EE"/>
+            <w:u w:val="single"/>
+          </w:rPr>
+          <w:t>10:10</w:t>
+        </w:r>
+      </w:hyperlink>
+      <w:r>
+        <w:rPr>
+          <w:lang w:val="hi_IN" w:bidi="hi_IN"/>
+        </w:rPr>
+        <w:t xml:space="preserve">; </w:t>
+      </w:r>
+      <w:hyperlink r:id="rId215">
+        <w:r>
+          <w:rPr>
+            <w:lang w:val="hi_IN" w:bidi="hi_IN"/>
+          </w:rPr>
+          <w:rPr>
+            <w:color w:val="0000EE"/>
+            <w:u w:val="single"/>
+          </w:rPr>
+          <w:t>13:10</w:t>
+        </w:r>
+      </w:hyperlink>
+      <w:r>
+        <w:rPr>
+          <w:lang w:val="hi_IN" w:bidi="hi_IN"/>
+        </w:rPr>
+        <w:t xml:space="preserve">, </w:t>
+      </w:r>
+      <w:hyperlink r:id="rId216">
+        <w:r>
+          <w:rPr>
+            <w:lang w:val="hi_IN" w:bidi="hi_IN"/>
+          </w:rPr>
+          <w:rPr>
+            <w:color w:val="0000EE"/>
+            <w:u w:val="single"/>
+          </w:rPr>
+          <w:t>12</w:t>
+        </w:r>
+      </w:hyperlink>
+      <w:r>
+        <w:rPr>
+          <w:lang w:val="hi_IN" w:bidi="hi_IN"/>
+        </w:rPr>
+        <w:t xml:space="preserve">)। उन्होंने </w:t>
+      </w:r>
+      <w:r>
+        <w:rPr>
+          <w:lang w:val="hi_IN" w:bidi="hi_IN"/>
+        </w:rPr>
+        <w:t xml:space="preserve">धर्मियों </w:t>
+      </w:r>
+      <w:r>
+        <w:rPr>
+          <w:lang w:val="hi_IN" w:bidi="hi_IN"/>
+        </w:rPr>
+        <w:t xml:space="preserve">के लहू का उल्लेख करके अपने बलिदान की भविष्यवाणी की (देखें </w:t>
+      </w:r>
+      <w:hyperlink r:id="rId217">
+        <w:r>
+          <w:rPr>
+            <w:lang w:val="hi_IN" w:bidi="hi_IN"/>
+          </w:rPr>
+          <w:rPr>
+            <w:color w:val="0000EE"/>
+            <w:u w:val="single"/>
+          </w:rPr>
+          <w:t>मत्ती 23:35</w:t>
+        </w:r>
+      </w:hyperlink>
+      <w:r>
+        <w:rPr>
+          <w:lang w:val="hi_IN" w:bidi="hi_IN"/>
+        </w:rPr>
+        <w:t xml:space="preserve">; </w:t>
+      </w:r>
+      <w:hyperlink r:id="rId218">
+        <w:r>
+          <w:rPr>
+            <w:lang w:val="hi_IN" w:bidi="hi_IN"/>
+          </w:rPr>
+          <w:rPr>
+            <w:color w:val="0000EE"/>
+            <w:u w:val="single"/>
+          </w:rPr>
+          <w:t>लूका 11:50–51</w:t>
+        </w:r>
+      </w:hyperlink>
+      <w:r>
+        <w:rPr>
+          <w:lang w:val="hi_IN" w:bidi="hi_IN"/>
+        </w:rPr>
+        <w:t>)। उनका क्रूसीकरण, क्रूस को अंतिम बलिदान की "वेदी" के रूप में प्रतिनिधित्व करता है। इसलिए, प्रकाशितवाक्य में राजा के रूप में बैठे "मेम्ना" ने मन्दिर और वेदी को अनावश्यक बना दिया है (</w:t>
+      </w:r>
+      <w:hyperlink r:id="rId219">
+        <w:r>
+          <w:rPr>
+            <w:lang w:val="hi_IN" w:bidi="hi_IN"/>
+          </w:rPr>
+          <w:rPr>
+            <w:color w:val="0000EE"/>
+            <w:u w:val="single"/>
+          </w:rPr>
+          <w:t>प्रका 21:22</w:t>
         </w:r>
       </w:hyperlink>
       <w:r>
@@ -2045,75 +6442,10 @@
       </w:r>
       <w:r>
         <w:rPr>
-          <w:lang w:val="hi_IN" w:bidi="hi_IN"/>
-        </w:rPr>
-        <w:t>स्तुति का यह विषय लूका के सुसमाचार में एक महत्वपूर्ण विचार से निकटता से जुड़ा हुआ है। यीशु मसीह के माध्यम से परमेश्वर की प्रतिज्ञा का पूरा होना आनन्द लाता है। यह विचार पुस्तक की शुरुआत में मरियम और जकर्याह के गीतों में प्रकट होता है (</w:t>
-      </w:r>
-      <w:hyperlink r:id="rId85">
-        <w:r>
-          <w:rPr>
-            <w:lang w:val="hi_IN" w:bidi="hi_IN"/>
-          </w:rPr>
-          <w:rPr>
-            <w:color w:val="0000EE"/>
-            <w:u w:val="single"/>
-          </w:rPr>
-          <w:t>लूका 1:46–55,</w:t>
-        </w:r>
-      </w:hyperlink>
-      <w:r>
-        <w:rPr>
-          <w:lang w:val="hi_IN" w:bidi="hi_IN"/>
-        </w:rPr>
-        <w:t xml:space="preserve"> </w:t>
-      </w:r>
-      <w:hyperlink r:id="rId86">
-        <w:r>
-          <w:rPr>
-            <w:lang w:val="hi_IN" w:bidi="hi_IN"/>
-          </w:rPr>
-          <w:rPr>
-            <w:color w:val="0000EE"/>
-            <w:u w:val="single"/>
-          </w:rPr>
-          <w:t>67–79</w:t>
-        </w:r>
-      </w:hyperlink>
-      <w:r>
-        <w:rPr>
-          <w:lang w:val="hi_IN" w:bidi="hi_IN"/>
-        </w:rPr>
-        <w:t xml:space="preserve">)। पुराने नियम के </w:t>
-      </w:r>
-      <w:r>
-        <w:rPr>
-          <w:lang w:val="hi_IN" w:bidi="hi_IN"/>
-        </w:rPr>
-        <w:t>भविष्यद्वक्ता</w:t>
-      </w:r>
-      <w:r>
-        <w:rPr>
-          <w:lang w:val="hi_IN" w:bidi="hi_IN"/>
-        </w:rPr>
-        <w:t xml:space="preserve">ओं ने भविष्यद्वाणी की थी कि जब परमेश्वर का उद्धार आएगा, तब सृष्टि गाएगी (देखें </w:t>
-      </w:r>
-      <w:hyperlink r:id="rId87">
-        <w:r>
-          <w:rPr>
-            <w:lang w:val="hi_IN" w:bidi="hi_IN"/>
-          </w:rPr>
-          <w:rPr>
-            <w:color w:val="0000EE"/>
-            <w:u w:val="single"/>
-          </w:rPr>
-          <w:t>यशा 55:12</w:t>
-        </w:r>
-      </w:hyperlink>
-      <w:r>
-        <w:rPr>
-          <w:lang w:val="hi_IN" w:bidi="hi_IN"/>
-        </w:rPr>
-        <w:t>)।</w:t>
+          <w:u w:val="single"/>
+          <w:lang w:val="hi_IN" w:bidi="hi_IN"/>
+        </w:rPr>
+        <w:t xml:space="preserve">अधिक अध्ययन के लिए अंश </w:t>
       </w:r>
     </w:p>
     <w:p>
@@ -2123,473 +6455,214 @@
           <w:lang w:val="hi_IN" w:bidi="hi_IN"/>
         </w:rPr>
       </w:r>
-      <w:r>
-        <w:rPr>
-          <w:lang w:val="hi_IN" w:bidi="hi_IN"/>
-        </w:rPr>
-        <w:t>जब यीशु अपनी सेवकाई के अन्त में यरूशलेम में प्रवेश किए, तो उनके चेलों ने बड़े शब्द से स्तुति की। उन्होंने "</w:t>
-      </w:r>
-      <w:r>
-        <w:rPr>
-          <w:lang w:val="hi_IN" w:bidi="hi_IN"/>
-        </w:rPr>
-        <w:t>सब सामर्थ्य के कामों के कारण जो उन्होंने देखे थे, आनन्दित होकर बड़े शब्द से परमेश्वर की स्तुति करने लगे</w:t>
-      </w:r>
-      <w:r>
-        <w:rPr>
-          <w:lang w:val="hi_IN" w:bidi="hi_IN"/>
-        </w:rPr>
-        <w:t>" (</w:t>
-      </w:r>
-      <w:hyperlink r:id="rId78">
-        <w:r>
-          <w:rPr>
-            <w:lang w:val="hi_IN" w:bidi="hi_IN"/>
-          </w:rPr>
-          <w:rPr>
-            <w:color w:val="0000EE"/>
-            <w:u w:val="single"/>
-          </w:rPr>
-          <w:t>लूका 19:37</w:t>
-        </w:r>
-      </w:hyperlink>
-      <w:r>
-        <w:rPr>
-          <w:lang w:val="hi_IN" w:bidi="hi_IN"/>
-        </w:rPr>
-        <w:t>)। फरीसियों ने यीशु से उनके चेलों को चुप कराने के लिए कहा। परन्तु उन्होंने उत्तर दिया, "यदि वे चुप रहें, तो पत्थर चिल्ला उठेंगे" (</w:t>
-      </w:r>
-      <w:hyperlink r:id="rId88">
-        <w:r>
-          <w:rPr>
-            <w:lang w:val="hi_IN" w:bidi="hi_IN"/>
-          </w:rPr>
-          <w:rPr>
-            <w:color w:val="0000EE"/>
-            <w:u w:val="single"/>
-          </w:rPr>
-          <w:t>19:37–40</w:t>
-        </w:r>
-      </w:hyperlink>
-      <w:r>
-        <w:rPr>
-          <w:lang w:val="hi_IN" w:bidi="hi_IN"/>
-        </w:rPr>
-        <w:t>)।</w:t>
-      </w:r>
-    </w:p>
-    <w:p>
-      <w:pPr/>
-      <w:r>
-        <w:rPr>
-          <w:lang w:val="hi_IN" w:bidi="hi_IN"/>
-        </w:rPr>
-      </w:r>
-      <w:r>
-        <w:rPr>
-          <w:lang w:val="hi_IN" w:bidi="hi_IN"/>
-        </w:rPr>
-        <w:t>पुस्तक के अन्त में, चेले "</w:t>
-      </w:r>
-      <w:r>
-        <w:rPr>
-          <w:lang w:val="hi_IN" w:bidi="hi_IN"/>
-        </w:rPr>
-        <w:t>बड़े आनन्द से यरूशलेम को लौट गए</w:t>
-      </w:r>
-      <w:r>
-        <w:rPr>
-          <w:lang w:val="hi_IN" w:bidi="hi_IN"/>
-        </w:rPr>
-        <w:t xml:space="preserve">,... </w:t>
-      </w:r>
-      <w:r>
-        <w:rPr>
-          <w:lang w:val="hi_IN" w:bidi="hi_IN"/>
-        </w:rPr>
-        <w:t>लगातार मन्दिर में उपस्थित होकर परमेश्वर की स्तुति किया करते थे</w:t>
-      </w:r>
-      <w:r>
-        <w:rPr>
-          <w:lang w:val="hi_IN" w:bidi="hi_IN"/>
-        </w:rPr>
-        <w:t>" (</w:t>
-      </w:r>
-      <w:hyperlink r:id="rId89">
-        <w:r>
-          <w:rPr>
-            <w:lang w:val="hi_IN" w:bidi="hi_IN"/>
-          </w:rPr>
-          <w:rPr>
-            <w:color w:val="0000EE"/>
-            <w:u w:val="single"/>
-          </w:rPr>
-          <w:t>24:52–53</w:t>
-        </w:r>
-      </w:hyperlink>
-      <w:r>
-        <w:rPr>
-          <w:lang w:val="hi_IN" w:bidi="hi_IN"/>
-        </w:rPr>
-        <w:t>)। परमेश्वर के अद्भुत उद्धार का आगमन आनन्द और स्तुति का कारण है।</w:t>
-      </w:r>
-    </w:p>
-    <w:p>
-      <w:pPr/>
-      <w:r>
-        <w:rPr>
-          <w:lang w:val="hi_IN" w:bidi="hi_IN"/>
-        </w:rPr>
-      </w:r>
-      <w:r>
-        <w:rPr>
-          <w:u w:val="single"/>
-          <w:lang w:val="hi_IN" w:bidi="hi_IN"/>
-        </w:rPr>
-        <w:t>अधिक अध्ययन के लिए पद्द्यांश</w:t>
-      </w:r>
-    </w:p>
-    <w:p>
-      <w:pPr/>
-      <w:r>
-        <w:rPr>
-          <w:lang w:val="hi_IN" w:bidi="hi_IN"/>
-        </w:rPr>
-      </w:r>
-      <w:hyperlink r:id="rId87">
-        <w:r>
-          <w:rPr>
-            <w:lang w:val="hi_IN" w:bidi="hi_IN"/>
-          </w:rPr>
-          <w:rPr>
-            <w:color w:val="0000EE"/>
-            <w:u w:val="single"/>
-          </w:rPr>
-          <w:t>यशायाह 55:12</w:t>
-        </w:r>
-      </w:hyperlink>
-      <w:r>
-        <w:rPr>
-          <w:lang w:val="hi_IN" w:bidi="hi_IN"/>
-        </w:rPr>
-        <w:t xml:space="preserve">; </w:t>
-      </w:r>
-      <w:hyperlink r:id="rId90">
-        <w:r>
-          <w:rPr>
-            <w:lang w:val="hi_IN" w:bidi="hi_IN"/>
-          </w:rPr>
-          <w:rPr>
-            <w:color w:val="0000EE"/>
-            <w:u w:val="single"/>
-          </w:rPr>
-          <w:t>लूका 1:44–47</w:t>
-        </w:r>
-      </w:hyperlink>
-      <w:r>
-        <w:rPr>
-          <w:lang w:val="hi_IN" w:bidi="hi_IN"/>
-        </w:rPr>
-        <w:t xml:space="preserve">, </w:t>
-      </w:r>
-      <w:hyperlink r:id="rId69">
-        <w:r>
-          <w:rPr>
-            <w:lang w:val="hi_IN" w:bidi="hi_IN"/>
-          </w:rPr>
-          <w:rPr>
-            <w:color w:val="0000EE"/>
-            <w:u w:val="single"/>
-          </w:rPr>
-          <w:t>64</w:t>
-        </w:r>
-      </w:hyperlink>
-      <w:r>
-        <w:rPr>
-          <w:lang w:val="hi_IN" w:bidi="hi_IN"/>
-        </w:rPr>
-        <w:t xml:space="preserve">, </w:t>
-      </w:r>
-      <w:hyperlink r:id="rId70">
-        <w:r>
-          <w:rPr>
-            <w:lang w:val="hi_IN" w:bidi="hi_IN"/>
-          </w:rPr>
-          <w:rPr>
-            <w:color w:val="0000EE"/>
-            <w:u w:val="single"/>
-          </w:rPr>
-          <w:t>68</w:t>
-        </w:r>
-      </w:hyperlink>
-      <w:r>
-        <w:rPr>
-          <w:lang w:val="hi_IN" w:bidi="hi_IN"/>
-        </w:rPr>
-        <w:t xml:space="preserve">; </w:t>
-      </w:r>
-      <w:hyperlink r:id="rId91">
-        <w:r>
-          <w:rPr>
-            <w:lang w:val="hi_IN" w:bidi="hi_IN"/>
-          </w:rPr>
-          <w:rPr>
-            <w:color w:val="0000EE"/>
-            <w:u w:val="single"/>
-          </w:rPr>
-          <w:t>2:13–14</w:t>
-        </w:r>
-      </w:hyperlink>
-      <w:r>
-        <w:rPr>
-          <w:lang w:val="hi_IN" w:bidi="hi_IN"/>
-        </w:rPr>
-        <w:t xml:space="preserve">, </w:t>
-      </w:r>
-      <w:hyperlink r:id="rId72">
-        <w:r>
-          <w:rPr>
-            <w:lang w:val="hi_IN" w:bidi="hi_IN"/>
-          </w:rPr>
-          <w:rPr>
-            <w:color w:val="0000EE"/>
-            <w:u w:val="single"/>
-          </w:rPr>
-          <w:t>38</w:t>
-        </w:r>
-      </w:hyperlink>
-      <w:r>
-        <w:rPr>
-          <w:lang w:val="hi_IN" w:bidi="hi_IN"/>
-        </w:rPr>
-        <w:t xml:space="preserve">; </w:t>
-      </w:r>
-      <w:hyperlink r:id="rId73">
-        <w:r>
-          <w:rPr>
-            <w:lang w:val="hi_IN" w:bidi="hi_IN"/>
-          </w:rPr>
-          <w:rPr>
-            <w:color w:val="0000EE"/>
-            <w:u w:val="single"/>
-          </w:rPr>
-          <w:t>5:25–26</w:t>
-        </w:r>
-      </w:hyperlink>
-      <w:r>
-        <w:rPr>
-          <w:lang w:val="hi_IN" w:bidi="hi_IN"/>
-        </w:rPr>
-        <w:t xml:space="preserve">; </w:t>
-      </w:r>
-      <w:hyperlink r:id="rId74">
-        <w:r>
-          <w:rPr>
-            <w:lang w:val="hi_IN" w:bidi="hi_IN"/>
-          </w:rPr>
-          <w:rPr>
-            <w:color w:val="0000EE"/>
-            <w:u w:val="single"/>
-          </w:rPr>
-          <w:t>7:16</w:t>
-        </w:r>
-      </w:hyperlink>
-      <w:r>
-        <w:rPr>
-          <w:lang w:val="hi_IN" w:bidi="hi_IN"/>
-        </w:rPr>
-        <w:t xml:space="preserve">; </w:t>
-      </w:r>
-      <w:hyperlink r:id="rId75">
-        <w:r>
-          <w:rPr>
-            <w:lang w:val="hi_IN" w:bidi="hi_IN"/>
-          </w:rPr>
-          <w:rPr>
-            <w:color w:val="0000EE"/>
-            <w:u w:val="single"/>
-          </w:rPr>
-          <w:t>13:13</w:t>
-        </w:r>
-      </w:hyperlink>
-      <w:r>
-        <w:rPr>
-          <w:lang w:val="hi_IN" w:bidi="hi_IN"/>
-        </w:rPr>
-        <w:t xml:space="preserve">; </w:t>
-      </w:r>
-      <w:hyperlink r:id="rId76">
-        <w:r>
-          <w:rPr>
-            <w:lang w:val="hi_IN" w:bidi="hi_IN"/>
-          </w:rPr>
-          <w:rPr>
-            <w:color w:val="0000EE"/>
-            <w:u w:val="single"/>
-          </w:rPr>
-          <w:t>17:15–18</w:t>
-        </w:r>
-      </w:hyperlink>
-      <w:r>
-        <w:rPr>
-          <w:lang w:val="hi_IN" w:bidi="hi_IN"/>
-        </w:rPr>
-        <w:t xml:space="preserve">; </w:t>
-      </w:r>
-      <w:hyperlink r:id="rId77">
-        <w:r>
-          <w:rPr>
-            <w:lang w:val="hi_IN" w:bidi="hi_IN"/>
-          </w:rPr>
-          <w:rPr>
-            <w:color w:val="0000EE"/>
-            <w:u w:val="single"/>
-          </w:rPr>
-          <w:t>18:43</w:t>
-        </w:r>
-      </w:hyperlink>
-      <w:r>
-        <w:rPr>
-          <w:lang w:val="hi_IN" w:bidi="hi_IN"/>
-        </w:rPr>
-        <w:t xml:space="preserve">; </w:t>
-      </w:r>
-      <w:hyperlink r:id="rId88">
-        <w:r>
-          <w:rPr>
-            <w:lang w:val="hi_IN" w:bidi="hi_IN"/>
-          </w:rPr>
-          <w:rPr>
-            <w:color w:val="0000EE"/>
-            <w:u w:val="single"/>
-          </w:rPr>
-          <w:t>19:37–40</w:t>
-        </w:r>
-      </w:hyperlink>
-      <w:r>
-        <w:rPr>
-          <w:lang w:val="hi_IN" w:bidi="hi_IN"/>
-        </w:rPr>
-        <w:t xml:space="preserve">; </w:t>
-      </w:r>
-      <w:hyperlink r:id="rId92">
-        <w:r>
-          <w:rPr>
-            <w:lang w:val="hi_IN" w:bidi="hi_IN"/>
-          </w:rPr>
-          <w:rPr>
-            <w:color w:val="0000EE"/>
-            <w:u w:val="single"/>
-          </w:rPr>
-          <w:t>24:51–53</w:t>
-        </w:r>
-      </w:hyperlink>
-      <w:r>
-        <w:rPr>
-          <w:lang w:val="hi_IN" w:bidi="hi_IN"/>
-        </w:rPr>
-        <w:t xml:space="preserve">; </w:t>
-      </w:r>
-      <w:hyperlink r:id="rId93">
-        <w:r>
-          <w:rPr>
-            <w:lang w:val="hi_IN" w:bidi="hi_IN"/>
-          </w:rPr>
-          <w:rPr>
-            <w:color w:val="0000EE"/>
-            <w:u w:val="single"/>
-          </w:rPr>
-          <w:t>प्रेरितों के काम 2:47</w:t>
-        </w:r>
-      </w:hyperlink>
-      <w:r>
-        <w:rPr>
-          <w:lang w:val="hi_IN" w:bidi="hi_IN"/>
-        </w:rPr>
-        <w:t xml:space="preserve">; </w:t>
-      </w:r>
-      <w:hyperlink r:id="rId80">
-        <w:r>
-          <w:rPr>
-            <w:lang w:val="hi_IN" w:bidi="hi_IN"/>
-          </w:rPr>
-          <w:rPr>
-            <w:color w:val="0000EE"/>
-            <w:u w:val="single"/>
-          </w:rPr>
-          <w:t>3:8–9</w:t>
-        </w:r>
-      </w:hyperlink>
-      <w:r>
-        <w:rPr>
-          <w:lang w:val="hi_IN" w:bidi="hi_IN"/>
-        </w:rPr>
-        <w:t xml:space="preserve">; </w:t>
-      </w:r>
-      <w:hyperlink r:id="rId94">
-        <w:r>
-          <w:rPr>
-            <w:lang w:val="hi_IN" w:bidi="hi_IN"/>
-          </w:rPr>
-          <w:rPr>
-            <w:color w:val="0000EE"/>
-            <w:u w:val="single"/>
-          </w:rPr>
-          <w:t>4:21</w:t>
-        </w:r>
-      </w:hyperlink>
-      <w:r>
-        <w:rPr>
-          <w:lang w:val="hi_IN" w:bidi="hi_IN"/>
-        </w:rPr>
-        <w:t xml:space="preserve">; </w:t>
-      </w:r>
-      <w:hyperlink r:id="rId82">
-        <w:r>
-          <w:rPr>
-            <w:lang w:val="hi_IN" w:bidi="hi_IN"/>
-          </w:rPr>
-          <w:rPr>
-            <w:color w:val="0000EE"/>
-            <w:u w:val="single"/>
-          </w:rPr>
-          <w:t>11:18</w:t>
-        </w:r>
-      </w:hyperlink>
-      <w:r>
-        <w:rPr>
-          <w:lang w:val="hi_IN" w:bidi="hi_IN"/>
-        </w:rPr>
-        <w:t xml:space="preserve">; </w:t>
-      </w:r>
-      <w:hyperlink r:id="rId83">
-        <w:r>
-          <w:rPr>
-            <w:lang w:val="hi_IN" w:bidi="hi_IN"/>
-          </w:rPr>
-          <w:rPr>
-            <w:color w:val="0000EE"/>
-            <w:u w:val="single"/>
-          </w:rPr>
-          <w:t>13:48</w:t>
-        </w:r>
-      </w:hyperlink>
-      <w:r>
-        <w:rPr>
-          <w:lang w:val="hi_IN" w:bidi="hi_IN"/>
-        </w:rPr>
-        <w:t xml:space="preserve">; </w:t>
-      </w:r>
-      <w:hyperlink r:id="rId95">
-        <w:r>
-          <w:rPr>
-            <w:lang w:val="hi_IN" w:bidi="hi_IN"/>
-          </w:rPr>
-          <w:rPr>
-            <w:color w:val="0000EE"/>
-            <w:u w:val="single"/>
-          </w:rPr>
-          <w:t>21:20</w:t>
+      <w:hyperlink r:id="rId198">
+        <w:r>
+          <w:rPr>
+            <w:lang w:val="hi_IN" w:bidi="hi_IN"/>
+          </w:rPr>
+          <w:rPr>
+            <w:color w:val="0000EE"/>
+            <w:u w:val="single"/>
+          </w:rPr>
+          <w:t>उत्पत्ति 8:20–21</w:t>
+        </w:r>
+      </w:hyperlink>
+      <w:r>
+        <w:rPr>
+          <w:lang w:val="hi_IN" w:bidi="hi_IN"/>
+        </w:rPr>
+        <w:t xml:space="preserve">; </w:t>
+      </w:r>
+      <w:hyperlink r:id="rId200">
+        <w:r>
+          <w:rPr>
+            <w:lang w:val="hi_IN" w:bidi="hi_IN"/>
+          </w:rPr>
+          <w:rPr>
+            <w:color w:val="0000EE"/>
+            <w:u w:val="single"/>
+          </w:rPr>
+          <w:t>12:7–8</w:t>
+        </w:r>
+      </w:hyperlink>
+      <w:r>
+        <w:rPr>
+          <w:lang w:val="hi_IN" w:bidi="hi_IN"/>
+        </w:rPr>
+        <w:t xml:space="preserve">; </w:t>
+      </w:r>
+      <w:hyperlink r:id="rId220">
+        <w:r>
+          <w:rPr>
+            <w:lang w:val="hi_IN" w:bidi="hi_IN"/>
+          </w:rPr>
+          <w:rPr>
+            <w:color w:val="0000EE"/>
+            <w:u w:val="single"/>
+          </w:rPr>
+          <w:t>22:9–14</w:t>
+        </w:r>
+      </w:hyperlink>
+      <w:r>
+        <w:rPr>
+          <w:lang w:val="hi_IN" w:bidi="hi_IN"/>
+        </w:rPr>
+        <w:t xml:space="preserve">; </w:t>
+      </w:r>
+      <w:hyperlink r:id="rId205">
+        <w:r>
+          <w:rPr>
+            <w:lang w:val="hi_IN" w:bidi="hi_IN"/>
+          </w:rPr>
+          <w:rPr>
+            <w:color w:val="0000EE"/>
+            <w:u w:val="single"/>
+          </w:rPr>
+          <w:t>33:20</w:t>
+        </w:r>
+      </w:hyperlink>
+      <w:r>
+        <w:rPr>
+          <w:lang w:val="hi_IN" w:bidi="hi_IN"/>
+        </w:rPr>
+        <w:t xml:space="preserve">; </w:t>
+      </w:r>
+      <w:hyperlink r:id="rId221">
+        <w:r>
+          <w:rPr>
+            <w:lang w:val="hi_IN" w:bidi="hi_IN"/>
+          </w:rPr>
+          <w:rPr>
+            <w:color w:val="0000EE"/>
+            <w:u w:val="single"/>
+          </w:rPr>
+          <w:t>निर्गमन 20:24–26</w:t>
+        </w:r>
+      </w:hyperlink>
+      <w:r>
+        <w:rPr>
+          <w:lang w:val="hi_IN" w:bidi="hi_IN"/>
+        </w:rPr>
+        <w:t xml:space="preserve">; </w:t>
+      </w:r>
+      <w:hyperlink r:id="rId222">
+        <w:r>
+          <w:rPr>
+            <w:lang w:val="hi_IN" w:bidi="hi_IN"/>
+          </w:rPr>
+          <w:rPr>
+            <w:color w:val="0000EE"/>
+            <w:u w:val="single"/>
+          </w:rPr>
+          <w:t>यहोशू 22:10–34</w:t>
+        </w:r>
+      </w:hyperlink>
+      <w:r>
+        <w:rPr>
+          <w:lang w:val="hi_IN" w:bidi="hi_IN"/>
+        </w:rPr>
+        <w:t xml:space="preserve">; </w:t>
+      </w:r>
+      <w:hyperlink r:id="rId223">
+        <w:r>
+          <w:rPr>
+            <w:lang w:val="hi_IN" w:bidi="hi_IN"/>
+          </w:rPr>
+          <w:rPr>
+            <w:color w:val="0000EE"/>
+            <w:u w:val="single"/>
+          </w:rPr>
+          <w:t>1 राजाओं 18:20–40</w:t>
+        </w:r>
+      </w:hyperlink>
+      <w:r>
+        <w:rPr>
+          <w:lang w:val="hi_IN" w:bidi="hi_IN"/>
+        </w:rPr>
+        <w:t xml:space="preserve">; </w:t>
+      </w:r>
+      <w:hyperlink r:id="rId224">
+        <w:r>
+          <w:rPr>
+            <w:lang w:val="hi_IN" w:bidi="hi_IN"/>
+          </w:rPr>
+          <w:rPr>
+            <w:color w:val="0000EE"/>
+            <w:u w:val="single"/>
+          </w:rPr>
+          <w:t>होशे 8:11–13</w:t>
+        </w:r>
+      </w:hyperlink>
+      <w:r>
+        <w:rPr>
+          <w:lang w:val="hi_IN" w:bidi="hi_IN"/>
+        </w:rPr>
+        <w:t xml:space="preserve">; </w:t>
+      </w:r>
+      <w:hyperlink r:id="rId225">
+        <w:r>
+          <w:rPr>
+            <w:lang w:val="hi_IN" w:bidi="hi_IN"/>
+          </w:rPr>
+          <w:rPr>
+            <w:color w:val="0000EE"/>
+            <w:u w:val="single"/>
+          </w:rPr>
+          <w:t>मत्ती 5:23–24</w:t>
+        </w:r>
+      </w:hyperlink>
+      <w:r>
+        <w:rPr>
+          <w:lang w:val="hi_IN" w:bidi="hi_IN"/>
+        </w:rPr>
+        <w:t xml:space="preserve">; </w:t>
+      </w:r>
+      <w:hyperlink r:id="rId226">
+        <w:r>
+          <w:rPr>
+            <w:lang w:val="hi_IN" w:bidi="hi_IN"/>
+          </w:rPr>
+          <w:rPr>
+            <w:color w:val="0000EE"/>
+            <w:u w:val="single"/>
+          </w:rPr>
+          <w:t>इब्रानियों 13:10–14</w:t>
+        </w:r>
+      </w:hyperlink>
+      <w:r>
+        <w:rPr>
+          <w:lang w:val="hi_IN" w:bidi="hi_IN"/>
+        </w:rPr>
+        <w:t xml:space="preserve">; </w:t>
+      </w:r>
+      <w:hyperlink r:id="rId227">
+        <w:r>
+          <w:rPr>
+            <w:lang w:val="hi_IN" w:bidi="hi_IN"/>
+          </w:rPr>
+          <w:rPr>
+            <w:color w:val="0000EE"/>
+            <w:u w:val="single"/>
+          </w:rPr>
+          <w:t>प्रकाशितवाक्य 6:9</w:t>
+        </w:r>
+      </w:hyperlink>
+      <w:r>
+        <w:rPr>
+          <w:lang w:val="hi_IN" w:bidi="hi_IN"/>
+        </w:rPr>
+        <w:t xml:space="preserve">; </w:t>
+      </w:r>
+      <w:hyperlink r:id="rId228">
+        <w:r>
+          <w:rPr>
+            <w:lang w:val="hi_IN" w:bidi="hi_IN"/>
+          </w:rPr>
+          <w:rPr>
+            <w:color w:val="0000EE"/>
+            <w:u w:val="single"/>
+          </w:rPr>
+          <w:t>8:3–5</w:t>
         </w:r>
       </w:hyperlink>
       <w:r>
@@ -4493,6 +8566,12 @@
   <w:num w:numId="13" w16cid:durableId="592781308">
     <w:abstractNumId w:val="11"/>
   </w:num>
+  <w:num w:numId="14">
+    <w:abstractNumId w:val="3"/>
+    <w:lvlOverride w:ilvl="0">
+      <w:startOverride w:val="1"/>
+    </w:lvlOverride>
+  </w:num>
   <w:numIdMacAtCleanup w:val="10"/>
 </w:numbering>
 </file>

--- a/hin/docx/030.content.docx
+++ b/hin/docx/030.content.docx
@@ -19,7 +19,7 @@
         <w:rPr>
           <w:lang w:val="hi_IN" w:bidi="hi_IN"/>
         </w:rPr>
-        <w:t>Resource: Tyndale Open Study Notes</w:t>
+        <w:t>Resource: Aquifer Open Study Notes (Themes)</w:t>
       </w:r>
       <w:r>
         <w:rPr>
@@ -112,7 +112,7 @@
         <w:rPr>
           <w:lang w:val="hi_IN" w:bidi="hi_IN"/>
         </w:rPr>
-        <w:t>Tyndale Open Study Notes</w:t>
+        <w:t>Aquifer Open Study Notes (Themes)</w:t>
       </w:r>
     </w:p>
     <w:p>

--- a/hin/docx/030.content.docx
+++ b/hin/docx/030.content.docx
@@ -240,18 +240,12 @@
         </w:rPr>
         <w:t xml:space="preserve">लोगोस, </w:t>
       </w:r>
-      <w:hyperlink r:id="rId13">
-        <w:r>
-          <w:rPr>
-            <w:lang w:val="hi_IN" w:bidi="hi_IN"/>
-          </w:rPr>
-          <w:rPr>
-            <w:color w:val="0000EE"/>
-            <w:u w:val="single"/>
-          </w:rPr>
-          <w:t>यूह 1:1</w:t>
-        </w:r>
-      </w:hyperlink>
+      <w:r>
+        <w:rPr>
+          <w:lang w:val="hi_IN" w:bidi="hi_IN"/>
+        </w:rPr>
+        <w:t>यूह 1:1</w:t>
+      </w:r>
       <w:r>
         <w:rPr>
           <w:lang w:val="hi_IN" w:bidi="hi_IN"/>
@@ -272,72 +266,48 @@
         </w:rPr>
         <w:t>यूनानी लोग उन मौलिक शक्तियों के बारे में सोचते थे जो भूमण्डल को बनाए रखती हैं। यहूदी परमेश्वर को याद करते थे जिन्होंने संसार को बोलकर रचा था (</w:t>
       </w:r>
-      <w:hyperlink r:id="rId14">
-        <w:r>
-          <w:rPr>
-            <w:lang w:val="hi_IN" w:bidi="hi_IN"/>
-          </w:rPr>
-          <w:rPr>
-            <w:color w:val="0000EE"/>
-            <w:u w:val="single"/>
-          </w:rPr>
-          <w:t>उत 1:3–28</w:t>
-        </w:r>
-      </w:hyperlink>
-      <w:r>
-        <w:rPr>
-          <w:lang w:val="hi_IN" w:bidi="hi_IN"/>
-        </w:rPr>
-        <w:t xml:space="preserve">; </w:t>
-      </w:r>
-      <w:hyperlink r:id="rId15">
-        <w:r>
-          <w:rPr>
-            <w:lang w:val="hi_IN" w:bidi="hi_IN"/>
-          </w:rPr>
-          <w:rPr>
-            <w:color w:val="0000EE"/>
-            <w:u w:val="single"/>
-          </w:rPr>
-          <w:t>भज 33:6</w:t>
-        </w:r>
-      </w:hyperlink>
+      <w:r>
+        <w:rPr>
+          <w:lang w:val="hi_IN" w:bidi="hi_IN"/>
+        </w:rPr>
+        <w:t>उत 1:3–28</w:t>
+      </w:r>
+      <w:r>
+        <w:rPr>
+          <w:lang w:val="hi_IN" w:bidi="hi_IN"/>
+        </w:rPr>
+        <w:t xml:space="preserve">; </w:t>
+      </w:r>
+      <w:r>
+        <w:rPr>
+          <w:lang w:val="hi_IN" w:bidi="hi_IN"/>
+        </w:rPr>
+        <w:t>भज 33:6</w:t>
+      </w:r>
       <w:r>
         <w:rPr>
           <w:lang w:val="hi_IN" w:bidi="hi_IN"/>
         </w:rPr>
         <w:t xml:space="preserve">, </w:t>
       </w:r>
-      <w:hyperlink r:id="rId16">
-        <w:r>
-          <w:rPr>
-            <w:lang w:val="hi_IN" w:bidi="hi_IN"/>
-          </w:rPr>
-          <w:rPr>
-            <w:color w:val="0000EE"/>
-            <w:u w:val="single"/>
-          </w:rPr>
-          <w:t>9</w:t>
-        </w:r>
-      </w:hyperlink>
+      <w:r>
+        <w:rPr>
+          <w:lang w:val="hi_IN" w:bidi="hi_IN"/>
+        </w:rPr>
+        <w:t>9</w:t>
+      </w:r>
       <w:r>
         <w:rPr>
           <w:lang w:val="hi_IN" w:bidi="hi_IN"/>
         </w:rPr>
         <w:t>)। यीशु के समय में, परमेश्वर का "वचन" रचनात्मक व्यक्तिगत गुण प्राप्त कर चुका था। यहूदी परमेश्वर के "वचन" को परमेश्वर की "बुद्धि" के बारे में बात करने का एक और तरीका मानते थे। बुद्धि के माध्यम से, परमेश्वर संसार को रचने के लिए भूमण्डल में प्रवेश करते थे (</w:t>
       </w:r>
-      <w:hyperlink r:id="rId17">
-        <w:r>
-          <w:rPr>
-            <w:lang w:val="hi_IN" w:bidi="hi_IN"/>
-          </w:rPr>
-          <w:rPr>
-            <w:color w:val="0000EE"/>
-            <w:u w:val="single"/>
-          </w:rPr>
-          <w:t>नीति 8:22–31</w:t>
-        </w:r>
-      </w:hyperlink>
+      <w:r>
+        <w:rPr>
+          <w:lang w:val="hi_IN" w:bidi="hi_IN"/>
+        </w:rPr>
+        <w:t>नीति 8:22–31</w:t>
+      </w:r>
       <w:r>
         <w:rPr>
           <w:lang w:val="hi_IN" w:bidi="hi_IN"/>
@@ -358,18 +328,12 @@
         </w:rPr>
         <w:t>यूहन्ना बताते हैं कि यीशु परमेश्वर के समान सार या प्रकृति साझा करते हैं। पुत्र समय से पहले अस्तित्व में थे और उन्होंने सब कुछ रचा। यूहन्ना इस सच्चाई को कि यीशु परमेश्वर हैं, प्राचीन यहूदी विचार बुद्धि से जोड़ते हैं। यह ईश्वरीय बुद्धि, जो समय से पहले परमेश्वर के साथ थी, अब परमेश्वर यीशु मसीह में प्रकट होती है। एक शक्तिशाली पद में, यूहन्ना लिखते हैं कि यह लोगोस, या बुद्धि, एक मनुष्य बन गया और हमारे बीच निवास किया (</w:t>
       </w:r>
-      <w:hyperlink r:id="rId18">
-        <w:r>
-          <w:rPr>
-            <w:lang w:val="hi_IN" w:bidi="hi_IN"/>
-          </w:rPr>
-          <w:rPr>
-            <w:color w:val="0000EE"/>
-            <w:u w:val="single"/>
-          </w:rPr>
-          <w:t>यूह 1:14</w:t>
-        </w:r>
-      </w:hyperlink>
+      <w:r>
+        <w:rPr>
+          <w:lang w:val="hi_IN" w:bidi="hi_IN"/>
+        </w:rPr>
+        <w:t>यूह 1:14</w:t>
+      </w:r>
       <w:r>
         <w:rPr>
           <w:lang w:val="hi_IN" w:bidi="hi_IN"/>
@@ -399,144 +363,96 @@
           <w:lang w:val="hi_IN" w:bidi="hi_IN"/>
         </w:rPr>
       </w:r>
-      <w:hyperlink r:id="rId14">
-        <w:r>
-          <w:rPr>
-            <w:lang w:val="hi_IN" w:bidi="hi_IN"/>
-          </w:rPr>
-          <w:rPr>
-            <w:color w:val="0000EE"/>
-            <w:u w:val="single"/>
-          </w:rPr>
-          <w:t>उत्पत्ति 1:3–28</w:t>
-        </w:r>
-      </w:hyperlink>
-      <w:r>
-        <w:rPr>
-          <w:lang w:val="hi_IN" w:bidi="hi_IN"/>
-        </w:rPr>
-        <w:t xml:space="preserve">; </w:t>
-      </w:r>
-      <w:hyperlink r:id="rId15">
-        <w:r>
-          <w:rPr>
-            <w:lang w:val="hi_IN" w:bidi="hi_IN"/>
-          </w:rPr>
-          <w:rPr>
-            <w:color w:val="0000EE"/>
-            <w:u w:val="single"/>
-          </w:rPr>
-          <w:t>भजन संहिता 33:6</w:t>
-        </w:r>
-      </w:hyperlink>
+      <w:r>
+        <w:rPr>
+          <w:lang w:val="hi_IN" w:bidi="hi_IN"/>
+        </w:rPr>
+        <w:t>उत्पत्ति 1:3–28</w:t>
+      </w:r>
+      <w:r>
+        <w:rPr>
+          <w:lang w:val="hi_IN" w:bidi="hi_IN"/>
+        </w:rPr>
+        <w:t xml:space="preserve">; </w:t>
+      </w:r>
+      <w:r>
+        <w:rPr>
+          <w:lang w:val="hi_IN" w:bidi="hi_IN"/>
+        </w:rPr>
+        <w:t>भजन संहिता 33:6</w:t>
+      </w:r>
       <w:r>
         <w:rPr>
           <w:lang w:val="hi_IN" w:bidi="hi_IN"/>
         </w:rPr>
         <w:t xml:space="preserve">, </w:t>
       </w:r>
-      <w:hyperlink r:id="rId16">
-        <w:r>
-          <w:rPr>
-            <w:lang w:val="hi_IN" w:bidi="hi_IN"/>
-          </w:rPr>
-          <w:rPr>
-            <w:color w:val="0000EE"/>
-            <w:u w:val="single"/>
-          </w:rPr>
-          <w:t>9</w:t>
-        </w:r>
-      </w:hyperlink>
-      <w:r>
-        <w:rPr>
-          <w:lang w:val="hi_IN" w:bidi="hi_IN"/>
-        </w:rPr>
-        <w:t xml:space="preserve">; </w:t>
-      </w:r>
-      <w:hyperlink r:id="rId17">
-        <w:r>
-          <w:rPr>
-            <w:lang w:val="hi_IN" w:bidi="hi_IN"/>
-          </w:rPr>
-          <w:rPr>
-            <w:color w:val="0000EE"/>
-            <w:u w:val="single"/>
-          </w:rPr>
-          <w:t>नीतिवचन 8:22–31</w:t>
-        </w:r>
-      </w:hyperlink>
-      <w:r>
-        <w:rPr>
-          <w:lang w:val="hi_IN" w:bidi="hi_IN"/>
-        </w:rPr>
-        <w:t xml:space="preserve">; </w:t>
-      </w:r>
-      <w:hyperlink r:id="rId19">
-        <w:r>
-          <w:rPr>
-            <w:lang w:val="hi_IN" w:bidi="hi_IN"/>
-          </w:rPr>
-          <w:rPr>
-            <w:color w:val="0000EE"/>
-            <w:u w:val="single"/>
-          </w:rPr>
-          <w:t>यशायाह 40:8</w:t>
-        </w:r>
-      </w:hyperlink>
-      <w:r>
-        <w:rPr>
-          <w:lang w:val="hi_IN" w:bidi="hi_IN"/>
-        </w:rPr>
-        <w:t xml:space="preserve">; </w:t>
-      </w:r>
-      <w:hyperlink r:id="rId20">
-        <w:r>
-          <w:rPr>
-            <w:lang w:val="hi_IN" w:bidi="hi_IN"/>
-          </w:rPr>
-          <w:rPr>
-            <w:color w:val="0000EE"/>
-            <w:u w:val="single"/>
-          </w:rPr>
-          <w:t>यूहन्ना 1:1–18</w:t>
-        </w:r>
-      </w:hyperlink>
-      <w:r>
-        <w:rPr>
-          <w:lang w:val="hi_IN" w:bidi="hi_IN"/>
-        </w:rPr>
-        <w:t xml:space="preserve">; </w:t>
-      </w:r>
-      <w:hyperlink r:id="rId21">
-        <w:r>
-          <w:rPr>
-            <w:lang w:val="hi_IN" w:bidi="hi_IN"/>
-          </w:rPr>
-          <w:rPr>
-            <w:color w:val="0000EE"/>
-            <w:u w:val="single"/>
-          </w:rPr>
-          <w:t>1 यूहन्ना 1:1</w:t>
-        </w:r>
-      </w:hyperlink>
-      <w:r>
-        <w:rPr>
-          <w:lang w:val="hi_IN" w:bidi="hi_IN"/>
-        </w:rPr>
-        <w:t xml:space="preserve">; </w:t>
-      </w:r>
-      <w:hyperlink r:id="rId22">
-        <w:r>
-          <w:rPr>
-            <w:lang w:val="hi_IN" w:bidi="hi_IN"/>
-          </w:rPr>
-          <w:rPr>
-            <w:color w:val="0000EE"/>
-            <w:u w:val="single"/>
-          </w:rPr>
-          <w:t>प्रकाशितवाक्य 19:13</w:t>
-        </w:r>
-      </w:hyperlink>
+      <w:r>
+        <w:rPr>
+          <w:lang w:val="hi_IN" w:bidi="hi_IN"/>
+        </w:rPr>
+        <w:t>9</w:t>
+      </w:r>
+      <w:r>
+        <w:rPr>
+          <w:lang w:val="hi_IN" w:bidi="hi_IN"/>
+        </w:rPr>
+        <w:t xml:space="preserve">; </w:t>
+      </w:r>
+      <w:r>
+        <w:rPr>
+          <w:lang w:val="hi_IN" w:bidi="hi_IN"/>
+        </w:rPr>
+        <w:t>नीतिवचन 8:22–31</w:t>
+      </w:r>
+      <w:r>
+        <w:rPr>
+          <w:lang w:val="hi_IN" w:bidi="hi_IN"/>
+        </w:rPr>
+        <w:t xml:space="preserve">; </w:t>
+      </w:r>
+      <w:r>
+        <w:rPr>
+          <w:lang w:val="hi_IN" w:bidi="hi_IN"/>
+        </w:rPr>
+        <w:t>यशायाह 40:8</w:t>
+      </w:r>
+      <w:r>
+        <w:rPr>
+          <w:lang w:val="hi_IN" w:bidi="hi_IN"/>
+        </w:rPr>
+        <w:t xml:space="preserve">; </w:t>
+      </w:r>
+      <w:r>
+        <w:rPr>
+          <w:lang w:val="hi_IN" w:bidi="hi_IN"/>
+        </w:rPr>
+        <w:t>यूहन्ना 1:1–18</w:t>
+      </w:r>
+      <w:r>
+        <w:rPr>
+          <w:lang w:val="hi_IN" w:bidi="hi_IN"/>
+        </w:rPr>
+        <w:t xml:space="preserve">; </w:t>
+      </w:r>
+      <w:r>
+        <w:rPr>
+          <w:lang w:val="hi_IN" w:bidi="hi_IN"/>
+        </w:rPr>
+        <w:t>1 यूहन्ना 1:1</w:t>
+      </w:r>
+      <w:r>
+        <w:rPr>
+          <w:lang w:val="hi_IN" w:bidi="hi_IN"/>
+        </w:rPr>
+        <w:t xml:space="preserve">; </w:t>
+      </w:r>
+      <w:r>
+        <w:rPr>
+          <w:lang w:val="hi_IN" w:bidi="hi_IN"/>
+        </w:rPr>
+        <w:t>प्रकाशितवाक्य 19:13</w:t>
+      </w:r>
       <w:r>
         <w:rPr>
           <w:lang w:val="hi_IN" w:bidi="hi_IN"/>
@@ -585,54 +501,36 @@
         </w:rPr>
         <w:t>यीशु ने अपने अनुयायियों से वादा किया कि वह लौटकर उन्हें अपने साथ हमेशा के लिए ले जाएँगे (</w:t>
       </w:r>
-      <w:hyperlink r:id="rId23">
-        <w:r>
-          <w:rPr>
-            <w:lang w:val="hi_IN" w:bidi="hi_IN"/>
-          </w:rPr>
-          <w:rPr>
-            <w:color w:val="0000EE"/>
-            <w:u w:val="single"/>
-          </w:rPr>
-          <w:t>यूह 14:1–3</w:t>
-        </w:r>
-      </w:hyperlink>
+      <w:r>
+        <w:rPr>
+          <w:lang w:val="hi_IN" w:bidi="hi_IN"/>
+        </w:rPr>
+        <w:t>यूह 14:1–3</w:t>
+      </w:r>
       <w:r>
         <w:rPr>
           <w:lang w:val="hi_IN" w:bidi="hi_IN"/>
         </w:rPr>
         <w:t>)। यीशु के स्वर्गारोहण के ठीक बाद, प्रेरितों को एक संदेश मिला कि वह एक दिन वापस आएँगे (</w:t>
       </w:r>
-      <w:hyperlink r:id="rId24">
-        <w:r>
-          <w:rPr>
-            <w:lang w:val="hi_IN" w:bidi="hi_IN"/>
-          </w:rPr>
-          <w:rPr>
-            <w:color w:val="0000EE"/>
-            <w:u w:val="single"/>
-          </w:rPr>
-          <w:t>प्रेरि 1:9–11</w:t>
-        </w:r>
-      </w:hyperlink>
+      <w:r>
+        <w:rPr>
+          <w:lang w:val="hi_IN" w:bidi="hi_IN"/>
+        </w:rPr>
+        <w:t>प्रेरि 1:9–11</w:t>
+      </w:r>
       <w:r>
         <w:rPr>
           <w:lang w:val="hi_IN" w:bidi="hi_IN"/>
         </w:rPr>
         <w:t>)। प्रकाशितवाक्य की पुस्तक में वर्णित दर्शनों में, यूहन्ना ने यीशु को फिर से लौटने का वादा करते हुए सुना (</w:t>
       </w:r>
-      <w:hyperlink r:id="rId25">
-        <w:r>
-          <w:rPr>
-            <w:lang w:val="hi_IN" w:bidi="hi_IN"/>
-          </w:rPr>
-          <w:rPr>
-            <w:color w:val="0000EE"/>
-            <w:u w:val="single"/>
-          </w:rPr>
-          <w:t>प्रका 22:6–20</w:t>
-        </w:r>
-      </w:hyperlink>
+      <w:r>
+        <w:rPr>
+          <w:lang w:val="hi_IN" w:bidi="hi_IN"/>
+        </w:rPr>
+        <w:t>प्रका 22:6–20</w:t>
+      </w:r>
       <w:r>
         <w:rPr>
           <w:lang w:val="hi_IN" w:bidi="hi_IN"/>
@@ -653,72 +551,48 @@
         </w:rPr>
         <w:t>सब कुछ का अंतिम समापन, "प्रभु का दिन" (</w:t>
       </w:r>
-      <w:hyperlink r:id="rId26">
-        <w:r>
-          <w:rPr>
-            <w:lang w:val="hi_IN" w:bidi="hi_IN"/>
-          </w:rPr>
-          <w:rPr>
-            <w:color w:val="0000EE"/>
-            <w:u w:val="single"/>
-          </w:rPr>
-          <w:t>2 थिस्स 2:2</w:t>
-        </w:r>
-      </w:hyperlink>
+      <w:r>
+        <w:rPr>
+          <w:lang w:val="hi_IN" w:bidi="hi_IN"/>
+        </w:rPr>
+        <w:t>2 थिस्स 2:2</w:t>
+      </w:r>
       <w:r>
         <w:rPr>
           <w:lang w:val="hi_IN" w:bidi="hi_IN"/>
         </w:rPr>
         <w:t>), एक आश्चर्य के रूप में आएगा, "रात में चोर के समान" (</w:t>
       </w:r>
-      <w:hyperlink r:id="rId27">
-        <w:r>
-          <w:rPr>
-            <w:lang w:val="hi_IN" w:bidi="hi_IN"/>
-          </w:rPr>
-          <w:rPr>
-            <w:color w:val="0000EE"/>
-            <w:u w:val="single"/>
-          </w:rPr>
-          <w:t>1 थिस्स 5:2</w:t>
-        </w:r>
-      </w:hyperlink>
+      <w:r>
+        <w:rPr>
+          <w:lang w:val="hi_IN" w:bidi="hi_IN"/>
+        </w:rPr>
+        <w:t>1 थिस्स 5:2</w:t>
+      </w:r>
       <w:r>
         <w:rPr>
           <w:lang w:val="hi_IN" w:bidi="hi_IN"/>
         </w:rPr>
         <w:t>)। यीशु ने कहा "केवल पिता" जानते हैं कि वह दिन कब होगा (</w:t>
       </w:r>
-      <w:hyperlink r:id="rId28">
-        <w:r>
-          <w:rPr>
-            <w:lang w:val="hi_IN" w:bidi="hi_IN"/>
-          </w:rPr>
-          <w:rPr>
-            <w:color w:val="0000EE"/>
-            <w:u w:val="single"/>
-          </w:rPr>
-          <w:t>मत्ती 24:36</w:t>
-        </w:r>
-      </w:hyperlink>
-      <w:r>
-        <w:rPr>
-          <w:lang w:val="hi_IN" w:bidi="hi_IN"/>
-        </w:rPr>
-        <w:t xml:space="preserve">; </w:t>
-      </w:r>
-      <w:hyperlink r:id="rId29">
-        <w:r>
-          <w:rPr>
-            <w:lang w:val="hi_IN" w:bidi="hi_IN"/>
-          </w:rPr>
-          <w:rPr>
-            <w:color w:val="0000EE"/>
-            <w:u w:val="single"/>
-          </w:rPr>
-          <w:t>प्रेरि 1:6–7</w:t>
-        </w:r>
-      </w:hyperlink>
+      <w:r>
+        <w:rPr>
+          <w:lang w:val="hi_IN" w:bidi="hi_IN"/>
+        </w:rPr>
+        <w:t>मत्ती 24:36</w:t>
+      </w:r>
+      <w:r>
+        <w:rPr>
+          <w:lang w:val="hi_IN" w:bidi="hi_IN"/>
+        </w:rPr>
+        <w:t xml:space="preserve">; </w:t>
+      </w:r>
+      <w:r>
+        <w:rPr>
+          <w:lang w:val="hi_IN" w:bidi="hi_IN"/>
+        </w:rPr>
+        <w:t>प्रेरि 1:6–7</w:t>
+      </w:r>
       <w:r>
         <w:rPr>
           <w:lang w:val="hi_IN" w:bidi="hi_IN"/>
@@ -777,54 +651,36 @@
         </w:rPr>
         <w:t>" अर्थात् विनाश के पुत्र का प्रकट होना जो "प्रभु के दिन" से पहले होगा (</w:t>
       </w:r>
-      <w:hyperlink r:id="rId30">
-        <w:r>
-          <w:rPr>
-            <w:lang w:val="hi_IN" w:bidi="hi_IN"/>
-          </w:rPr>
-          <w:rPr>
-            <w:color w:val="0000EE"/>
-            <w:u w:val="single"/>
-          </w:rPr>
-          <w:t>2 थिस्स 2:1–12</w:t>
-        </w:r>
-      </w:hyperlink>
+      <w:r>
+        <w:rPr>
+          <w:lang w:val="hi_IN" w:bidi="hi_IN"/>
+        </w:rPr>
+        <w:t>2 थिस्स 2:1–12</w:t>
+      </w:r>
       <w:r>
         <w:rPr>
           <w:lang w:val="hi_IN" w:bidi="hi_IN"/>
         </w:rPr>
         <w:t>)। फिर भी, वह विवरणों पर ध्यान केंद्रित नहीं करते। इसके बजाय, वह अपने श्रोताओं को इन घटनाओं की याद दिलाते हैं ताकि झूठी शिक्षाओं का खण्डन कर सकें और उन मसीहियों को प्रोत्साहित कर सकें जो विश्वास के लिए कष्ट सहते हैं (</w:t>
       </w:r>
-      <w:hyperlink r:id="rId31">
-        <w:r>
-          <w:rPr>
-            <w:lang w:val="hi_IN" w:bidi="hi_IN"/>
-          </w:rPr>
-          <w:rPr>
-            <w:color w:val="0000EE"/>
-            <w:u w:val="single"/>
-          </w:rPr>
-          <w:t>2 थिस्स 1:3–10</w:t>
-        </w:r>
-      </w:hyperlink>
-      <w:r>
-        <w:rPr>
-          <w:lang w:val="hi_IN" w:bidi="hi_IN"/>
-        </w:rPr>
-        <w:t xml:space="preserve">; </w:t>
-      </w:r>
-      <w:hyperlink r:id="rId32">
-        <w:r>
-          <w:rPr>
-            <w:lang w:val="hi_IN" w:bidi="hi_IN"/>
-          </w:rPr>
-          <w:rPr>
-            <w:color w:val="0000EE"/>
-            <w:u w:val="single"/>
-          </w:rPr>
-          <w:t>2:5</w:t>
-        </w:r>
-      </w:hyperlink>
+      <w:r>
+        <w:rPr>
+          <w:lang w:val="hi_IN" w:bidi="hi_IN"/>
+        </w:rPr>
+        <w:t>2 थिस्स 1:3–10</w:t>
+      </w:r>
+      <w:r>
+        <w:rPr>
+          <w:lang w:val="hi_IN" w:bidi="hi_IN"/>
+        </w:rPr>
+        <w:t xml:space="preserve">; </w:t>
+      </w:r>
+      <w:r>
+        <w:rPr>
+          <w:lang w:val="hi_IN" w:bidi="hi_IN"/>
+        </w:rPr>
+        <w:t>2:5</w:t>
+      </w:r>
       <w:r>
         <w:rPr>
           <w:lang w:val="hi_IN" w:bidi="hi_IN"/>
@@ -881,18 +737,12 @@
         </w:rPr>
         <w:t>कष्ट सह रहे मसीहियों को बचाएँगे (</w:t>
       </w:r>
-      <w:hyperlink r:id="rId33">
-        <w:r>
-          <w:rPr>
-            <w:lang w:val="hi_IN" w:bidi="hi_IN"/>
-          </w:rPr>
-          <w:rPr>
-            <w:color w:val="0000EE"/>
-            <w:u w:val="single"/>
-          </w:rPr>
-          <w:t>2 थिस्स 1:7–10</w:t>
-        </w:r>
-      </w:hyperlink>
+      <w:r>
+        <w:rPr>
+          <w:lang w:val="hi_IN" w:bidi="hi_IN"/>
+        </w:rPr>
+        <w:t>2 थिस्स 1:7–10</w:t>
+      </w:r>
       <w:r>
         <w:rPr>
           <w:lang w:val="hi_IN" w:bidi="hi_IN"/>
@@ -917,18 +767,12 @@
         </w:rPr>
         <w:t>अपने अनुयायियों को सदा के लिए अपने साथ एकत्रित करेंगे (</w:t>
       </w:r>
-      <w:hyperlink r:id="rId34">
-        <w:r>
-          <w:rPr>
-            <w:lang w:val="hi_IN" w:bidi="hi_IN"/>
-          </w:rPr>
-          <w:rPr>
-            <w:color w:val="0000EE"/>
-            <w:u w:val="single"/>
-          </w:rPr>
-          <w:t>1 थिस्स 4:13–17</w:t>
-        </w:r>
-      </w:hyperlink>
+      <w:r>
+        <w:rPr>
+          <w:lang w:val="hi_IN" w:bidi="hi_IN"/>
+        </w:rPr>
+        <w:t>1 थिस्स 4:13–17</w:t>
+      </w:r>
       <w:r>
         <w:rPr>
           <w:lang w:val="hi_IN" w:bidi="hi_IN"/>
@@ -949,36 +793,24 @@
         </w:rPr>
         <w:t>इस भविष्य की घटना के लिए अभी प्रतिक्रिया की आवश्यकता है। जो लोग सुसमाचार को स्वीकार करते हैं और परमेश्वर के लिए जीते हैं, वे बचाव के प्रति आश्वस्त हो सकते हैं। जो लोग परमेश्वर को अस्वीकार करते हैं, वे अनंत विनाश का अनुभव करेंगे। मसीहियों के लिए परमेश्वर का चुनाव और बुलाहट, उनकी आशा और सांत्वना है (</w:t>
       </w:r>
-      <w:hyperlink r:id="rId35">
-        <w:r>
-          <w:rPr>
-            <w:lang w:val="hi_IN" w:bidi="hi_IN"/>
-          </w:rPr>
-          <w:rPr>
-            <w:color w:val="0000EE"/>
-            <w:u w:val="single"/>
-          </w:rPr>
-          <w:t>2 थिस्स 2:13–14</w:t>
-        </w:r>
-      </w:hyperlink>
+      <w:r>
+        <w:rPr>
+          <w:lang w:val="hi_IN" w:bidi="hi_IN"/>
+        </w:rPr>
+        <w:t>2 थिस्स 2:13–14</w:t>
+      </w:r>
       <w:r>
         <w:rPr>
           <w:lang w:val="hi_IN" w:bidi="hi_IN"/>
         </w:rPr>
         <w:t>)। वे भविष्य की ओर देखते हुए अभी स्थिर रह सकते हैं (</w:t>
       </w:r>
-      <w:hyperlink r:id="rId36">
-        <w:r>
-          <w:rPr>
-            <w:lang w:val="hi_IN" w:bidi="hi_IN"/>
-          </w:rPr>
-          <w:rPr>
-            <w:color w:val="0000EE"/>
-            <w:u w:val="single"/>
-          </w:rPr>
-          <w:t>2:14–15</w:t>
-        </w:r>
-      </w:hyperlink>
+      <w:r>
+        <w:rPr>
+          <w:lang w:val="hi_IN" w:bidi="hi_IN"/>
+        </w:rPr>
+        <w:t>2:14–15</w:t>
+      </w:r>
       <w:r>
         <w:rPr>
           <w:lang w:val="hi_IN" w:bidi="hi_IN"/>
@@ -1008,90 +840,60 @@
           <w:lang w:val="hi_IN" w:bidi="hi_IN"/>
         </w:rPr>
       </w:r>
-      <w:hyperlink r:id="rId37">
-        <w:r>
-          <w:rPr>
-            <w:lang w:val="hi_IN" w:bidi="hi_IN"/>
-          </w:rPr>
-          <w:rPr>
-            <w:color w:val="0000EE"/>
-            <w:u w:val="single"/>
-          </w:rPr>
-          <w:t>मत्ती 25:1–46</w:t>
-        </w:r>
-      </w:hyperlink>
-      <w:r>
-        <w:rPr>
-          <w:lang w:val="hi_IN" w:bidi="hi_IN"/>
-        </w:rPr>
-        <w:t xml:space="preserve">; </w:t>
-      </w:r>
-      <w:hyperlink r:id="rId29">
-        <w:r>
-          <w:rPr>
-            <w:lang w:val="hi_IN" w:bidi="hi_IN"/>
-          </w:rPr>
-          <w:rPr>
-            <w:color w:val="0000EE"/>
-            <w:u w:val="single"/>
-          </w:rPr>
-          <w:t>प्रेरितों के काम 1:6–7</w:t>
-        </w:r>
-      </w:hyperlink>
-      <w:r>
-        <w:rPr>
-          <w:lang w:val="hi_IN" w:bidi="hi_IN"/>
-        </w:rPr>
-        <w:t xml:space="preserve">; </w:t>
-      </w:r>
-      <w:hyperlink r:id="rId38">
-        <w:r>
-          <w:rPr>
-            <w:lang w:val="hi_IN" w:bidi="hi_IN"/>
-          </w:rPr>
-          <w:rPr>
-            <w:color w:val="0000EE"/>
-            <w:u w:val="single"/>
-          </w:rPr>
-          <w:t>1 थिस्सलुनीकियों 4:13–5:11</w:t>
-        </w:r>
-      </w:hyperlink>
-      <w:r>
-        <w:rPr>
-          <w:lang w:val="hi_IN" w:bidi="hi_IN"/>
-        </w:rPr>
-        <w:t xml:space="preserve">; </w:t>
-      </w:r>
-      <w:hyperlink r:id="rId33">
-        <w:r>
-          <w:rPr>
-            <w:lang w:val="hi_IN" w:bidi="hi_IN"/>
-          </w:rPr>
-          <w:rPr>
-            <w:color w:val="0000EE"/>
-            <w:u w:val="single"/>
-          </w:rPr>
-          <w:t>2 थिस्सलुनीकियों 1:7–10</w:t>
-        </w:r>
-      </w:hyperlink>
+      <w:r>
+        <w:rPr>
+          <w:lang w:val="hi_IN" w:bidi="hi_IN"/>
+        </w:rPr>
+        <w:t>मत्ती 25:1–46</w:t>
+      </w:r>
+      <w:r>
+        <w:rPr>
+          <w:lang w:val="hi_IN" w:bidi="hi_IN"/>
+        </w:rPr>
+        <w:t xml:space="preserve">; </w:t>
+      </w:r>
+      <w:r>
+        <w:rPr>
+          <w:lang w:val="hi_IN" w:bidi="hi_IN"/>
+        </w:rPr>
+        <w:t>प्रेरितों के काम 1:6–7</w:t>
+      </w:r>
+      <w:r>
+        <w:rPr>
+          <w:lang w:val="hi_IN" w:bidi="hi_IN"/>
+        </w:rPr>
+        <w:t xml:space="preserve">; </w:t>
+      </w:r>
+      <w:r>
+        <w:rPr>
+          <w:lang w:val="hi_IN" w:bidi="hi_IN"/>
+        </w:rPr>
+        <w:t>1 थिस्सलुनीकियों 4:13–5:11</w:t>
+      </w:r>
+      <w:r>
+        <w:rPr>
+          <w:lang w:val="hi_IN" w:bidi="hi_IN"/>
+        </w:rPr>
+        <w:t xml:space="preserve">; </w:t>
+      </w:r>
+      <w:r>
+        <w:rPr>
+          <w:lang w:val="hi_IN" w:bidi="hi_IN"/>
+        </w:rPr>
+        <w:t>2 थिस्सलुनीकियों 1:7–10</w:t>
+      </w:r>
       <w:r>
         <w:rPr>
           <w:lang w:val="hi_IN" w:bidi="hi_IN"/>
         </w:rPr>
         <w:t>;</w:t>
       </w:r>
-      <w:hyperlink r:id="rId30">
-        <w:r>
-          <w:rPr>
-            <w:lang w:val="hi_IN" w:bidi="hi_IN"/>
-          </w:rPr>
-          <w:rPr>
-            <w:color w:val="0000EE"/>
-            <w:u w:val="single"/>
-          </w:rPr>
-          <w:t xml:space="preserve"> 2:1–12</w:t>
-        </w:r>
-      </w:hyperlink>
+      <w:r>
+        <w:rPr>
+          <w:lang w:val="hi_IN" w:bidi="hi_IN"/>
+        </w:rPr>
+        <w:t xml:space="preserve"> 2:1–12</w:t>
+      </w:r>
       <w:r>
         <w:rPr>
           <w:lang w:val="hi_IN" w:bidi="hi_IN"/>
@@ -1152,18 +954,12 @@
         </w:rPr>
         <w:t xml:space="preserve"> थीं, जिन्हें "दस आज्ञाएँ" कहा जाता है। प्रायश्चित के दिन, महायाजक लोगों को शुद्ध करने के लिए सन्दूक के आवरण पर लहू छिड़कते थे (</w:t>
       </w:r>
-      <w:hyperlink r:id="rId39">
-        <w:r>
-          <w:rPr>
-            <w:lang w:val="hi_IN" w:bidi="hi_IN"/>
-          </w:rPr>
-          <w:rPr>
-            <w:color w:val="0000EE"/>
-            <w:u w:val="single"/>
-          </w:rPr>
-          <w:t>लैव्य 16:2–17</w:t>
-        </w:r>
-      </w:hyperlink>
+      <w:r>
+        <w:rPr>
+          <w:lang w:val="hi_IN" w:bidi="hi_IN"/>
+        </w:rPr>
+        <w:t>लैव्य 16:2–17</w:t>
+      </w:r>
       <w:r>
         <w:rPr>
           <w:lang w:val="hi_IN" w:bidi="hi_IN"/>
@@ -1184,72 +980,48 @@
         </w:rPr>
         <w:t xml:space="preserve">इस्राएल के जंगल में समय के दौरान, परमेश्वर की महिमा सन्दूक के ऊपर प्रकट हुई, जहाँ वे अपने लोगों से मिलते थे (देखें </w:t>
       </w:r>
-      <w:hyperlink r:id="rId40">
-        <w:r>
-          <w:rPr>
-            <w:lang w:val="hi_IN" w:bidi="hi_IN"/>
-          </w:rPr>
-          <w:rPr>
-            <w:color w:val="0000EE"/>
-            <w:u w:val="single"/>
-          </w:rPr>
-          <w:t>निर्ग 25:22</w:t>
-        </w:r>
-      </w:hyperlink>
+      <w:r>
+        <w:rPr>
+          <w:lang w:val="hi_IN" w:bidi="hi_IN"/>
+        </w:rPr>
+        <w:t>निर्ग 25:22</w:t>
+      </w:r>
       <w:r>
         <w:rPr>
           <w:lang w:val="hi_IN" w:bidi="hi_IN"/>
         </w:rPr>
         <w:t>)। इस्राएल के इतिहास में, सन्दूक परमेश्वर की उपस्थिति का प्रतीक था। लोग इसे अपने साथ ले जाते थे जब वे यात्रा करते थे (</w:t>
       </w:r>
-      <w:hyperlink r:id="rId41">
-        <w:r>
-          <w:rPr>
-            <w:lang w:val="hi_IN" w:bidi="hi_IN"/>
-          </w:rPr>
-          <w:rPr>
-            <w:color w:val="0000EE"/>
-            <w:u w:val="single"/>
-          </w:rPr>
-          <w:t>गिन 10:33–36</w:t>
-        </w:r>
-      </w:hyperlink>
+      <w:r>
+        <w:rPr>
+          <w:lang w:val="hi_IN" w:bidi="hi_IN"/>
+        </w:rPr>
+        <w:t>गिन 10:33–36</w:t>
+      </w:r>
       <w:r>
         <w:rPr>
           <w:lang w:val="hi_IN" w:bidi="hi_IN"/>
         </w:rPr>
         <w:t>)। जब वे इसे यरदन तक लाए, तो पानी रुक गया ताकि इस्राएली सूखी जमीन पर पार कर सकें (</w:t>
       </w:r>
-      <w:hyperlink r:id="rId42">
-        <w:r>
-          <w:rPr>
-            <w:lang w:val="hi_IN" w:bidi="hi_IN"/>
-          </w:rPr>
-          <w:rPr>
-            <w:color w:val="0000EE"/>
-            <w:u w:val="single"/>
-          </w:rPr>
-          <w:t>यहो 3:4–6</w:t>
-        </w:r>
-      </w:hyperlink>
+      <w:r>
+        <w:rPr>
+          <w:lang w:val="hi_IN" w:bidi="hi_IN"/>
+        </w:rPr>
+        <w:t>यहो 3:4–6</w:t>
+      </w:r>
       <w:r>
         <w:rPr>
           <w:lang w:val="hi_IN" w:bidi="hi_IN"/>
         </w:rPr>
         <w:t>)। उन्होंने सन्दूक को यरीहो के चारों ओर घुमाया इससे पहले कि नगर पर आक्रमण किया गया। यह राजा दाऊद के समय में अम्मोनी नगर रब्बाह की घेराबंदी के दौरान मौजूद था (</w:t>
       </w:r>
-      <w:hyperlink r:id="rId43">
-        <w:r>
-          <w:rPr>
-            <w:lang w:val="hi_IN" w:bidi="hi_IN"/>
-          </w:rPr>
-          <w:rPr>
-            <w:color w:val="0000EE"/>
-            <w:u w:val="single"/>
-          </w:rPr>
-          <w:t>2 शमू 11:1–11</w:t>
-        </w:r>
-      </w:hyperlink>
+      <w:r>
+        <w:rPr>
+          <w:lang w:val="hi_IN" w:bidi="hi_IN"/>
+        </w:rPr>
+        <w:t>2 शमू 11:1–11</w:t>
+      </w:r>
       <w:r>
         <w:rPr>
           <w:lang w:val="hi_IN" w:bidi="hi_IN"/>
@@ -1270,54 +1042,36 @@
         </w:rPr>
         <w:t>पलिश्ती सन्दूक को इस्राएल के परमेश्वर के समान मानते थे (</w:t>
       </w:r>
-      <w:hyperlink r:id="rId44">
-        <w:r>
-          <w:rPr>
-            <w:lang w:val="hi_IN" w:bidi="hi_IN"/>
-          </w:rPr>
-          <w:rPr>
-            <w:color w:val="0000EE"/>
-            <w:u w:val="single"/>
-          </w:rPr>
-          <w:t>1 शमू 4:6–8</w:t>
-        </w:r>
-      </w:hyperlink>
+      <w:r>
+        <w:rPr>
+          <w:lang w:val="hi_IN" w:bidi="hi_IN"/>
+        </w:rPr>
+        <w:t>1 शमू 4:6–8</w:t>
+      </w:r>
       <w:r>
         <w:rPr>
           <w:lang w:val="hi_IN" w:bidi="hi_IN"/>
         </w:rPr>
         <w:t>)। यह समझ में आता था क्योंकि पलिश्ती अपने देवताओं की मूर्तियों को युद्ध में ले जाते थे (</w:t>
       </w:r>
-      <w:hyperlink r:id="rId45">
-        <w:r>
-          <w:rPr>
-            <w:lang w:val="hi_IN" w:bidi="hi_IN"/>
-          </w:rPr>
-          <w:rPr>
-            <w:color w:val="0000EE"/>
-            <w:u w:val="single"/>
-          </w:rPr>
-          <w:t>2 शमू 5:21</w:t>
-        </w:r>
-      </w:hyperlink>
+      <w:r>
+        <w:rPr>
+          <w:lang w:val="hi_IN" w:bidi="hi_IN"/>
+        </w:rPr>
+        <w:t>2 शमू 5:21</w:t>
+      </w:r>
       <w:r>
         <w:rPr>
           <w:lang w:val="hi_IN" w:bidi="hi_IN"/>
         </w:rPr>
         <w:t xml:space="preserve">)। इस्राएली परमेश्वर की मूर्तियों का उपयोग नहीं करते थे। इसलिए वे सन्दूक को परमेश्वर का "पादपीठ" और अस्थायी निवास मानते थे, न कि उनकी मूर्ति (देखें </w:t>
       </w:r>
-      <w:hyperlink r:id="rId46">
-        <w:r>
-          <w:rPr>
-            <w:lang w:val="hi_IN" w:bidi="hi_IN"/>
-          </w:rPr>
-          <w:rPr>
-            <w:color w:val="0000EE"/>
-            <w:u w:val="single"/>
-          </w:rPr>
-          <w:t>1 इति 28:2</w:t>
-        </w:r>
-      </w:hyperlink>
+      <w:r>
+        <w:rPr>
+          <w:lang w:val="hi_IN" w:bidi="hi_IN"/>
+        </w:rPr>
+        <w:t>1 इति 28:2</w:t>
+      </w:r>
       <w:r>
         <w:rPr>
           <w:lang w:val="hi_IN" w:bidi="hi_IN"/>
@@ -1350,54 +1104,36 @@
         </w:rPr>
         <w:t xml:space="preserve">” (देखें </w:t>
       </w:r>
-      <w:hyperlink r:id="rId47">
-        <w:r>
-          <w:rPr>
-            <w:lang w:val="hi_IN" w:bidi="hi_IN"/>
-          </w:rPr>
-          <w:rPr>
-            <w:color w:val="0000EE"/>
-            <w:u w:val="single"/>
-          </w:rPr>
-          <w:t>1 शमू 4:3</w:t>
-        </w:r>
-      </w:hyperlink>
+      <w:r>
+        <w:rPr>
+          <w:lang w:val="hi_IN" w:bidi="hi_IN"/>
+        </w:rPr>
+        <w:t>1 शमू 4:3</w:t>
+      </w:r>
       <w:r>
         <w:rPr>
           <w:lang w:val="hi_IN" w:bidi="hi_IN"/>
         </w:rPr>
         <w:t>)। उस दिन उनकी हार ने दिखाया कि कोई भी परमेश्वर को नियन्त्रित नहीं कर सकता (</w:t>
       </w:r>
-      <w:hyperlink r:id="rId48">
-        <w:r>
-          <w:rPr>
-            <w:lang w:val="hi_IN" w:bidi="hi_IN"/>
-          </w:rPr>
-          <w:rPr>
-            <w:color w:val="0000EE"/>
-            <w:u w:val="single"/>
-          </w:rPr>
-          <w:t>4:1–11</w:t>
-        </w:r>
-      </w:hyperlink>
+      <w:r>
+        <w:rPr>
+          <w:lang w:val="hi_IN" w:bidi="hi_IN"/>
+        </w:rPr>
+        <w:t>4:1–11</w:t>
+      </w:r>
       <w:r>
         <w:rPr>
           <w:lang w:val="hi_IN" w:bidi="hi_IN"/>
         </w:rPr>
         <w:t xml:space="preserve">)। वह अपने लोगों के अगुवा हैं, और उन्हें उनकी आज्ञा का पालन और उन पर भरोसा करना चाहिए (तुलना करें </w:t>
       </w:r>
-      <w:hyperlink r:id="rId49">
-        <w:r>
-          <w:rPr>
-            <w:lang w:val="hi_IN" w:bidi="hi_IN"/>
-          </w:rPr>
-          <w:rPr>
-            <w:color w:val="0000EE"/>
-            <w:u w:val="single"/>
-          </w:rPr>
-          <w:t>यहो 5:13–15</w:t>
-        </w:r>
-      </w:hyperlink>
+      <w:r>
+        <w:rPr>
+          <w:lang w:val="hi_IN" w:bidi="hi_IN"/>
+        </w:rPr>
+        <w:t>यहो 5:13–15</w:t>
+      </w:r>
       <w:r>
         <w:rPr>
           <w:lang w:val="hi_IN" w:bidi="hi_IN"/>
@@ -1418,36 +1154,24 @@
         </w:rPr>
         <w:t>अन्ततः राजा दाऊद ने सन्दूक को यरूशलेम में स्थानान्तरित किया (</w:t>
       </w:r>
-      <w:hyperlink r:id="rId50">
-        <w:r>
-          <w:rPr>
-            <w:lang w:val="hi_IN" w:bidi="hi_IN"/>
-          </w:rPr>
-          <w:rPr>
-            <w:color w:val="0000EE"/>
-            <w:u w:val="single"/>
-          </w:rPr>
-          <w:t>2 शमू 6:1–17</w:t>
-        </w:r>
-      </w:hyperlink>
+      <w:r>
+        <w:rPr>
+          <w:lang w:val="hi_IN" w:bidi="hi_IN"/>
+        </w:rPr>
+        <w:t>2 शमू 6:1–17</w:t>
+      </w:r>
       <w:r>
         <w:rPr>
           <w:lang w:val="hi_IN" w:bidi="hi_IN"/>
         </w:rPr>
         <w:t>)। जब राजा सुलैमान ने मन्दिर का निर्माण किया, तब उन्होंने सन्दूक को परमपवित्र स्थान में रखा। यह इस्राएली आराधना का केन्द्र बना रहा (</w:t>
       </w:r>
-      <w:hyperlink r:id="rId51">
-        <w:r>
-          <w:rPr>
-            <w:lang w:val="hi_IN" w:bidi="hi_IN"/>
-          </w:rPr>
-          <w:rPr>
-            <w:color w:val="0000EE"/>
-            <w:u w:val="single"/>
-          </w:rPr>
-          <w:t>1 रा 8:1–11</w:t>
-        </w:r>
-      </w:hyperlink>
+      <w:r>
+        <w:rPr>
+          <w:lang w:val="hi_IN" w:bidi="hi_IN"/>
+        </w:rPr>
+        <w:t>1 रा 8:1–11</w:t>
+      </w:r>
       <w:r>
         <w:rPr>
           <w:lang w:val="hi_IN" w:bidi="hi_IN"/>
@@ -1466,38 +1190,14 @@
         <w:rPr>
           <w:lang w:val="hi_IN" w:bidi="hi_IN"/>
         </w:rPr>
-        <w:t>इब्री शास्त्र प्रारम्भिक राज्य या राजशाही के बाद सन्दूक का उल्लेख नहीं करते हैं। इसे सम्भवतः 586 ई.पू. में बाबुलियों द्वारा मन्दिर के साथ नष्ट कर दिया गया था। फिर भी, अपोक्रिफा (या ड्यूटेरोकैनन) से एक परम्परा का दावा है कि भविष्यद्वक्ता यिर्मयाह ने बेबीलोन में बँधुआई के दौरान सन्दूक को छिपा दिया था (</w:t>
-      </w:r>
-      <w:hyperlink r:id="rId52">
-        <w:r>
-          <w:rPr>
-            <w:lang w:val="hi_IN" w:bidi="hi_IN"/>
-          </w:rPr>
-          <w:rPr>
-            <w:color w:val="0000EE"/>
-            <w:u w:val="single"/>
-          </w:rPr>
-          <w:t>2 मक्का 2:4–8</w:t>
-        </w:r>
-      </w:hyperlink>
-      <w:r>
-        <w:rPr>
-          <w:lang w:val="hi_IN" w:bidi="hi_IN"/>
-        </w:rPr>
-        <w:t xml:space="preserve">) (अपोक्रिफा प्राचीन ग्रंथों का एक समूह है जो इब्री बाइबल में शामिल नहीं है परन्तु कुछ मसीही समूहों द्वारा पवित्रशास्त्र के रूप में स्वीकार किया जाता है।) फिर भी, यीशु मसीह के माध्यम से परमेश्वर की उपस्थिति और उनके पूर्ण बलिदान ने सन्दूक की आवश्यकता को खत्म कर दिया (देखें </w:t>
-      </w:r>
-      <w:hyperlink r:id="rId53">
-        <w:r>
-          <w:rPr>
-            <w:lang w:val="hi_IN" w:bidi="hi_IN"/>
-          </w:rPr>
-          <w:rPr>
-            <w:color w:val="0000EE"/>
-            <w:u w:val="single"/>
-          </w:rPr>
-          <w:t>इब्रा 9:1–10:18</w:t>
-        </w:r>
-      </w:hyperlink>
+        <w:t xml:space="preserve">इब्री शास्त्र प्रारम्भिक राज्य या राजशाही के बाद सन्दूक का उल्लेख नहीं करते हैं। इसे सम्भवतः 586 ई.पू. में बाबुलियों द्वारा मन्दिर के साथ नष्ट कर दिया गया था। फिर भी, अपोक्रिफा (या ड्यूटेरोकैनन) से एक परम्परा का दावा है कि भविष्यद्वक्ता यिर्मयाह ने बेबीलोन में बँधुआई के दौरान सन्दूक को छिपा दिया था (2 मक्का 2:4–8) (अपोक्रिफा प्राचीन ग्रंथों का एक समूह है जो इब्री बाइबल में शामिल नहीं है परन्तु कुछ मसीही समूहों द्वारा पवित्रशास्त्र के रूप में स्वीकार किया जाता है।) फिर भी, यीशु मसीह के माध्यम से परमेश्वर की उपस्थिति और उनके पूर्ण बलिदान ने सन्दूक की आवश्यकता को खत्म कर दिया (देखें </w:t>
+      </w:r>
+      <w:r>
+        <w:rPr>
+          <w:lang w:val="hi_IN" w:bidi="hi_IN"/>
+        </w:rPr>
+        <w:t>इब्रा 9:1–10:18</w:t>
+      </w:r>
       <w:r>
         <w:rPr>
           <w:lang w:val="hi_IN" w:bidi="hi_IN"/>
@@ -1527,216 +1227,144 @@
           <w:lang w:val="hi_IN" w:bidi="hi_IN"/>
         </w:rPr>
       </w:r>
-      <w:hyperlink r:id="rId54">
-        <w:r>
-          <w:rPr>
-            <w:lang w:val="hi_IN" w:bidi="hi_IN"/>
-          </w:rPr>
-          <w:rPr>
-            <w:color w:val="0000EE"/>
-            <w:u w:val="single"/>
-          </w:rPr>
-          <w:t>निर्गमन 25:10–22</w:t>
-        </w:r>
-      </w:hyperlink>
-      <w:r>
-        <w:rPr>
-          <w:lang w:val="hi_IN" w:bidi="hi_IN"/>
-        </w:rPr>
-        <w:t xml:space="preserve">; </w:t>
-      </w:r>
-      <w:hyperlink r:id="rId55">
-        <w:r>
-          <w:rPr>
-            <w:lang w:val="hi_IN" w:bidi="hi_IN"/>
-          </w:rPr>
-          <w:rPr>
-            <w:color w:val="0000EE"/>
-            <w:u w:val="single"/>
-          </w:rPr>
-          <w:t>40:20–21</w:t>
-        </w:r>
-      </w:hyperlink>
-      <w:r>
-        <w:rPr>
-          <w:lang w:val="hi_IN" w:bidi="hi_IN"/>
-        </w:rPr>
-        <w:t xml:space="preserve">; </w:t>
-      </w:r>
-      <w:hyperlink r:id="rId56">
-        <w:r>
-          <w:rPr>
-            <w:lang w:val="hi_IN" w:bidi="hi_IN"/>
-          </w:rPr>
-          <w:rPr>
-            <w:color w:val="0000EE"/>
-            <w:u w:val="single"/>
-          </w:rPr>
-          <w:t>लैव्यव्यवस्था 16:2</w:t>
-        </w:r>
-      </w:hyperlink>
-      <w:r>
-        <w:rPr>
-          <w:lang w:val="hi_IN" w:bidi="hi_IN"/>
-        </w:rPr>
-        <w:t xml:space="preserve">; </w:t>
-      </w:r>
-      <w:hyperlink r:id="rId41">
-        <w:r>
-          <w:rPr>
-            <w:lang w:val="hi_IN" w:bidi="hi_IN"/>
-          </w:rPr>
-          <w:rPr>
-            <w:color w:val="0000EE"/>
-            <w:u w:val="single"/>
-          </w:rPr>
-          <w:t>गिनती 10:33–36</w:t>
-        </w:r>
-      </w:hyperlink>
-      <w:r>
-        <w:rPr>
-          <w:lang w:val="hi_IN" w:bidi="hi_IN"/>
-        </w:rPr>
-        <w:t xml:space="preserve">; </w:t>
-      </w:r>
-      <w:hyperlink r:id="rId57">
-        <w:r>
-          <w:rPr>
-            <w:lang w:val="hi_IN" w:bidi="hi_IN"/>
-          </w:rPr>
-          <w:rPr>
-            <w:color w:val="0000EE"/>
-            <w:u w:val="single"/>
-          </w:rPr>
-          <w:t>व्यवस्थाविवरण 31:25–26</w:t>
-        </w:r>
-      </w:hyperlink>
-      <w:r>
-        <w:rPr>
-          <w:lang w:val="hi_IN" w:bidi="hi_IN"/>
-        </w:rPr>
-        <w:t xml:space="preserve">; </w:t>
-      </w:r>
-      <w:hyperlink r:id="rId42">
-        <w:r>
-          <w:rPr>
-            <w:lang w:val="hi_IN" w:bidi="hi_IN"/>
-          </w:rPr>
-          <w:rPr>
-            <w:color w:val="0000EE"/>
-            <w:u w:val="single"/>
-          </w:rPr>
-          <w:t>यहोशू 3:4–6</w:t>
-        </w:r>
-      </w:hyperlink>
-      <w:r>
-        <w:rPr>
-          <w:lang w:val="hi_IN" w:bidi="hi_IN"/>
-        </w:rPr>
-        <w:t xml:space="preserve">; </w:t>
-      </w:r>
-      <w:hyperlink r:id="rId58">
-        <w:r>
-          <w:rPr>
-            <w:lang w:val="hi_IN" w:bidi="hi_IN"/>
-          </w:rPr>
-          <w:rPr>
-            <w:color w:val="0000EE"/>
-            <w:u w:val="single"/>
-          </w:rPr>
-          <w:t>6:6–13</w:t>
-        </w:r>
-      </w:hyperlink>
-      <w:r>
-        <w:rPr>
-          <w:lang w:val="hi_IN" w:bidi="hi_IN"/>
-        </w:rPr>
-        <w:t xml:space="preserve">; </w:t>
-      </w:r>
-      <w:hyperlink r:id="rId59">
-        <w:r>
-          <w:rPr>
-            <w:lang w:val="hi_IN" w:bidi="hi_IN"/>
-          </w:rPr>
-          <w:rPr>
-            <w:color w:val="0000EE"/>
-            <w:u w:val="single"/>
-          </w:rPr>
-          <w:t>न्यायियों 20:26–28</w:t>
-        </w:r>
-      </w:hyperlink>
-      <w:r>
-        <w:rPr>
-          <w:lang w:val="hi_IN" w:bidi="hi_IN"/>
-        </w:rPr>
-        <w:t xml:space="preserve">; </w:t>
-      </w:r>
-      <w:hyperlink r:id="rId60">
-        <w:r>
-          <w:rPr>
-            <w:lang w:val="hi_IN" w:bidi="hi_IN"/>
-          </w:rPr>
-          <w:rPr>
-            <w:color w:val="0000EE"/>
-            <w:u w:val="single"/>
-          </w:rPr>
-          <w:t>1 शमूएल 4:3–11</w:t>
-        </w:r>
-      </w:hyperlink>
-      <w:r>
-        <w:rPr>
-          <w:lang w:val="hi_IN" w:bidi="hi_IN"/>
-        </w:rPr>
-        <w:t xml:space="preserve">; </w:t>
-      </w:r>
-      <w:hyperlink r:id="rId61">
-        <w:r>
-          <w:rPr>
-            <w:lang w:val="hi_IN" w:bidi="hi_IN"/>
-          </w:rPr>
-          <w:rPr>
-            <w:color w:val="0000EE"/>
-            <w:u w:val="single"/>
-          </w:rPr>
-          <w:t>5:1–7:2</w:t>
-        </w:r>
-      </w:hyperlink>
-      <w:r>
-        <w:rPr>
-          <w:lang w:val="hi_IN" w:bidi="hi_IN"/>
-        </w:rPr>
-        <w:t xml:space="preserve">; </w:t>
-      </w:r>
-      <w:hyperlink r:id="rId50">
-        <w:r>
-          <w:rPr>
-            <w:lang w:val="hi_IN" w:bidi="hi_IN"/>
-          </w:rPr>
-          <w:rPr>
-            <w:color w:val="0000EE"/>
-            <w:u w:val="single"/>
-          </w:rPr>
-          <w:t>2 शमूएल 6:1–17</w:t>
-        </w:r>
-      </w:hyperlink>
-      <w:r>
-        <w:rPr>
-          <w:lang w:val="hi_IN" w:bidi="hi_IN"/>
-        </w:rPr>
-        <w:t xml:space="preserve">; </w:t>
-      </w:r>
-      <w:hyperlink r:id="rId62">
-        <w:r>
-          <w:rPr>
-            <w:lang w:val="hi_IN" w:bidi="hi_IN"/>
-          </w:rPr>
-          <w:rPr>
-            <w:color w:val="0000EE"/>
-            <w:u w:val="single"/>
-          </w:rPr>
-          <w:t>यिर्मयाह 3:16–18</w:t>
-        </w:r>
-      </w:hyperlink>
+      <w:r>
+        <w:rPr>
+          <w:lang w:val="hi_IN" w:bidi="hi_IN"/>
+        </w:rPr>
+        <w:t>निर्गमन 25:10–22</w:t>
+      </w:r>
+      <w:r>
+        <w:rPr>
+          <w:lang w:val="hi_IN" w:bidi="hi_IN"/>
+        </w:rPr>
+        <w:t xml:space="preserve">; </w:t>
+      </w:r>
+      <w:r>
+        <w:rPr>
+          <w:lang w:val="hi_IN" w:bidi="hi_IN"/>
+        </w:rPr>
+        <w:t>40:20–21</w:t>
+      </w:r>
+      <w:r>
+        <w:rPr>
+          <w:lang w:val="hi_IN" w:bidi="hi_IN"/>
+        </w:rPr>
+        <w:t xml:space="preserve">; </w:t>
+      </w:r>
+      <w:r>
+        <w:rPr>
+          <w:lang w:val="hi_IN" w:bidi="hi_IN"/>
+        </w:rPr>
+        <w:t>लैव्यव्यवस्था 16:2</w:t>
+      </w:r>
+      <w:r>
+        <w:rPr>
+          <w:lang w:val="hi_IN" w:bidi="hi_IN"/>
+        </w:rPr>
+        <w:t xml:space="preserve">; </w:t>
+      </w:r>
+      <w:r>
+        <w:rPr>
+          <w:lang w:val="hi_IN" w:bidi="hi_IN"/>
+        </w:rPr>
+        <w:t>गिनती 10:33–36</w:t>
+      </w:r>
+      <w:r>
+        <w:rPr>
+          <w:lang w:val="hi_IN" w:bidi="hi_IN"/>
+        </w:rPr>
+        <w:t xml:space="preserve">; </w:t>
+      </w:r>
+      <w:r>
+        <w:rPr>
+          <w:lang w:val="hi_IN" w:bidi="hi_IN"/>
+        </w:rPr>
+        <w:t>व्यवस्थाविवरण 31:25–26</w:t>
+      </w:r>
+      <w:r>
+        <w:rPr>
+          <w:lang w:val="hi_IN" w:bidi="hi_IN"/>
+        </w:rPr>
+        <w:t xml:space="preserve">; </w:t>
+      </w:r>
+      <w:r>
+        <w:rPr>
+          <w:lang w:val="hi_IN" w:bidi="hi_IN"/>
+        </w:rPr>
+        <w:t>यहोशू 3:4–6</w:t>
+      </w:r>
+      <w:r>
+        <w:rPr>
+          <w:lang w:val="hi_IN" w:bidi="hi_IN"/>
+        </w:rPr>
+        <w:t xml:space="preserve">; </w:t>
+      </w:r>
+      <w:r>
+        <w:rPr>
+          <w:lang w:val="hi_IN" w:bidi="hi_IN"/>
+        </w:rPr>
+        <w:t>6:6–13</w:t>
+      </w:r>
+      <w:r>
+        <w:rPr>
+          <w:lang w:val="hi_IN" w:bidi="hi_IN"/>
+        </w:rPr>
+        <w:t xml:space="preserve">; </w:t>
+      </w:r>
+      <w:r>
+        <w:rPr>
+          <w:lang w:val="hi_IN" w:bidi="hi_IN"/>
+        </w:rPr>
+        <w:t>न्यायियों 20:26–28</w:t>
+      </w:r>
+      <w:r>
+        <w:rPr>
+          <w:lang w:val="hi_IN" w:bidi="hi_IN"/>
+        </w:rPr>
+        <w:t xml:space="preserve">; </w:t>
+      </w:r>
+      <w:r>
+        <w:rPr>
+          <w:lang w:val="hi_IN" w:bidi="hi_IN"/>
+        </w:rPr>
+        <w:t>1 शमूएल 4:3–11</w:t>
+      </w:r>
+      <w:r>
+        <w:rPr>
+          <w:lang w:val="hi_IN" w:bidi="hi_IN"/>
+        </w:rPr>
+        <w:t xml:space="preserve">; </w:t>
+      </w:r>
+      <w:r>
+        <w:rPr>
+          <w:lang w:val="hi_IN" w:bidi="hi_IN"/>
+        </w:rPr>
+        <w:t>5:1–7:2</w:t>
+      </w:r>
+      <w:r>
+        <w:rPr>
+          <w:lang w:val="hi_IN" w:bidi="hi_IN"/>
+        </w:rPr>
+        <w:t xml:space="preserve">; </w:t>
+      </w:r>
+      <w:r>
+        <w:rPr>
+          <w:lang w:val="hi_IN" w:bidi="hi_IN"/>
+        </w:rPr>
+        <w:t>2 शमूएल 6:1–17</w:t>
+      </w:r>
+      <w:r>
+        <w:rPr>
+          <w:lang w:val="hi_IN" w:bidi="hi_IN"/>
+        </w:rPr>
+        <w:t xml:space="preserve">; </w:t>
+      </w:r>
+      <w:r>
+        <w:rPr>
+          <w:lang w:val="hi_IN" w:bidi="hi_IN"/>
+        </w:rPr>
+        <w:t>यिर्मयाह 3:16–18</w:t>
+      </w:r>
       <w:r>
         <w:rPr>
           <w:lang w:val="hi_IN" w:bidi="hi_IN"/>
@@ -1799,18 +1427,12 @@
         </w:rPr>
         <w:t xml:space="preserve">इस्राएली सम्भवतः भूल चुके थे कि परमेश्वर कौन हैं। वे सैकड़ों वर्षों तक मिस्र में रहे, जो एक ऐसी संस्कृति थी जहाँ बहुत से झूठे देवताओं की उपासना की जाती थी। जब वे मिस्र पहुँचे थे, तब वे परमेश्वर के विषय में जो कुछ भी जानते थे, वहाँ के मूर्तिपूजक विचारों से उनके विश्वास पर प्रभाव पड़ा (देखें </w:t>
       </w:r>
-      <w:hyperlink r:id="rId63">
-        <w:r>
-          <w:rPr>
-            <w:lang w:val="hi_IN" w:bidi="hi_IN"/>
-          </w:rPr>
-          <w:rPr>
-            <w:color w:val="0000EE"/>
-            <w:u w:val="single"/>
-          </w:rPr>
-          <w:t>निर्ग 32</w:t>
-        </w:r>
-      </w:hyperlink>
+      <w:r>
+        <w:rPr>
+          <w:lang w:val="hi_IN" w:bidi="hi_IN"/>
+        </w:rPr>
+        <w:t>निर्ग 32</w:t>
+      </w:r>
       <w:r>
         <w:rPr>
           <w:lang w:val="hi_IN" w:bidi="hi_IN"/>
@@ -1860,18 +1482,12 @@
         </w:rPr>
         <w:t xml:space="preserve"> (</w:t>
       </w:r>
-      <w:hyperlink r:id="rId64">
-        <w:r>
-          <w:rPr>
-            <w:lang w:val="hi_IN" w:bidi="hi_IN"/>
-          </w:rPr>
-          <w:rPr>
-            <w:color w:val="0000EE"/>
-            <w:u w:val="single"/>
-          </w:rPr>
-          <w:t>7:14–25</w:t>
-        </w:r>
-      </w:hyperlink>
+      <w:r>
+        <w:rPr>
+          <w:lang w:val="hi_IN" w:bidi="hi_IN"/>
+        </w:rPr>
+        <w:t>7:14–25</w:t>
+      </w:r>
       <w:r>
         <w:rPr>
           <w:lang w:val="hi_IN" w:bidi="hi_IN"/>
@@ -1903,18 +1519,12 @@
         </w:rPr>
         <w:t xml:space="preserve"> (</w:t>
       </w:r>
-      <w:hyperlink r:id="rId65">
-        <w:r>
-          <w:rPr>
-            <w:lang w:val="hi_IN" w:bidi="hi_IN"/>
-          </w:rPr>
-          <w:rPr>
-            <w:color w:val="0000EE"/>
-            <w:u w:val="single"/>
-          </w:rPr>
-          <w:t>8:1–15</w:t>
-        </w:r>
-      </w:hyperlink>
+      <w:r>
+        <w:rPr>
+          <w:lang w:val="hi_IN" w:bidi="hi_IN"/>
+        </w:rPr>
+        <w:t>8:1–15</w:t>
+      </w:r>
       <w:r>
         <w:rPr>
           <w:lang w:val="hi_IN" w:bidi="hi_IN"/>
@@ -1959,18 +1569,12 @@
         </w:rPr>
         <w:t xml:space="preserve"> (</w:t>
       </w:r>
-      <w:hyperlink r:id="rId66">
-        <w:r>
-          <w:rPr>
-            <w:lang w:val="hi_IN" w:bidi="hi_IN"/>
-          </w:rPr>
-          <w:rPr>
-            <w:color w:val="0000EE"/>
-            <w:u w:val="single"/>
-          </w:rPr>
-          <w:t>8:16–19</w:t>
-        </w:r>
-      </w:hyperlink>
+      <w:r>
+        <w:rPr>
+          <w:lang w:val="hi_IN" w:bidi="hi_IN"/>
+        </w:rPr>
+        <w:t>8:16–19</w:t>
+      </w:r>
       <w:r>
         <w:rPr>
           <w:lang w:val="hi_IN" w:bidi="hi_IN"/>
@@ -2015,18 +1619,12 @@
         </w:rPr>
         <w:t xml:space="preserve"> (</w:t>
       </w:r>
-      <w:hyperlink r:id="rId67">
-        <w:r>
-          <w:rPr>
-            <w:lang w:val="hi_IN" w:bidi="hi_IN"/>
-          </w:rPr>
-          <w:rPr>
-            <w:color w:val="0000EE"/>
-            <w:u w:val="single"/>
-          </w:rPr>
-          <w:t>8:20–32</w:t>
-        </w:r>
-      </w:hyperlink>
+      <w:r>
+        <w:rPr>
+          <w:lang w:val="hi_IN" w:bidi="hi_IN"/>
+        </w:rPr>
+        <w:t>8:20–32</w:t>
+      </w:r>
       <w:r>
         <w:rPr>
           <w:lang w:val="hi_IN" w:bidi="hi_IN"/>
@@ -2058,18 +1656,12 @@
         </w:rPr>
         <w:t xml:space="preserve"> (</w:t>
       </w:r>
-      <w:hyperlink r:id="rId68">
-        <w:r>
-          <w:rPr>
-            <w:lang w:val="hi_IN" w:bidi="hi_IN"/>
-          </w:rPr>
-          <w:rPr>
-            <w:color w:val="0000EE"/>
-            <w:u w:val="single"/>
-          </w:rPr>
-          <w:t>9:1–7</w:t>
-        </w:r>
-      </w:hyperlink>
+      <w:r>
+        <w:rPr>
+          <w:lang w:val="hi_IN" w:bidi="hi_IN"/>
+        </w:rPr>
+        <w:t>9:1–7</w:t>
+      </w:r>
       <w:r>
         <w:rPr>
           <w:lang w:val="hi_IN" w:bidi="hi_IN"/>
@@ -2114,18 +1706,12 @@
         </w:rPr>
         <w:t xml:space="preserve"> (</w:t>
       </w:r>
-      <w:hyperlink r:id="rId69">
-        <w:r>
-          <w:rPr>
-            <w:lang w:val="hi_IN" w:bidi="hi_IN"/>
-          </w:rPr>
-          <w:rPr>
-            <w:color w:val="0000EE"/>
-            <w:u w:val="single"/>
-          </w:rPr>
-          <w:t>9:8–12</w:t>
-        </w:r>
-      </w:hyperlink>
+      <w:r>
+        <w:rPr>
+          <w:lang w:val="hi_IN" w:bidi="hi_IN"/>
+        </w:rPr>
+        <w:t>9:8–12</w:t>
+      </w:r>
       <w:r>
         <w:rPr>
           <w:lang w:val="hi_IN" w:bidi="hi_IN"/>
@@ -2170,18 +1756,12 @@
         </w:rPr>
         <w:t xml:space="preserve"> (</w:t>
       </w:r>
-      <w:hyperlink r:id="rId70">
-        <w:r>
-          <w:rPr>
-            <w:lang w:val="hi_IN" w:bidi="hi_IN"/>
-          </w:rPr>
-          <w:rPr>
-            <w:color w:val="0000EE"/>
-            <w:u w:val="single"/>
-          </w:rPr>
-          <w:t>9:13–35</w:t>
-        </w:r>
-      </w:hyperlink>
+      <w:r>
+        <w:rPr>
+          <w:lang w:val="hi_IN" w:bidi="hi_IN"/>
+        </w:rPr>
+        <w:t>9:13–35</w:t>
+      </w:r>
       <w:r>
         <w:rPr>
           <w:lang w:val="hi_IN" w:bidi="hi_IN"/>
@@ -2226,18 +1806,12 @@
         </w:rPr>
         <w:t xml:space="preserve"> (</w:t>
       </w:r>
-      <w:hyperlink r:id="rId71">
-        <w:r>
-          <w:rPr>
-            <w:lang w:val="hi_IN" w:bidi="hi_IN"/>
-          </w:rPr>
-          <w:rPr>
-            <w:color w:val="0000EE"/>
-            <w:u w:val="single"/>
-          </w:rPr>
-          <w:t>10:1–20</w:t>
-        </w:r>
-      </w:hyperlink>
+      <w:r>
+        <w:rPr>
+          <w:lang w:val="hi_IN" w:bidi="hi_IN"/>
+        </w:rPr>
+        <w:t>10:1–20</w:t>
+      </w:r>
       <w:r>
         <w:rPr>
           <w:lang w:val="hi_IN" w:bidi="hi_IN"/>
@@ -2269,18 +1843,12 @@
         </w:rPr>
         <w:t xml:space="preserve"> (</w:t>
       </w:r>
-      <w:hyperlink r:id="rId72">
-        <w:r>
-          <w:rPr>
-            <w:lang w:val="hi_IN" w:bidi="hi_IN"/>
-          </w:rPr>
-          <w:rPr>
-            <w:color w:val="0000EE"/>
-            <w:u w:val="single"/>
-          </w:rPr>
-          <w:t>10:21–29</w:t>
-        </w:r>
-      </w:hyperlink>
+      <w:r>
+        <w:rPr>
+          <w:lang w:val="hi_IN" w:bidi="hi_IN"/>
+        </w:rPr>
+        <w:t>10:21–29</w:t>
+      </w:r>
       <w:r>
         <w:rPr>
           <w:lang w:val="hi_IN" w:bidi="hi_IN"/>
@@ -2325,18 +1893,12 @@
         </w:rPr>
         <w:t xml:space="preserve"> (</w:t>
       </w:r>
-      <w:hyperlink r:id="rId73">
-        <w:r>
-          <w:rPr>
-            <w:lang w:val="hi_IN" w:bidi="hi_IN"/>
-          </w:rPr>
-          <w:rPr>
-            <w:color w:val="0000EE"/>
-            <w:u w:val="single"/>
-          </w:rPr>
-          <w:t>11:1–12:30</w:t>
-        </w:r>
-      </w:hyperlink>
+      <w:r>
+        <w:rPr>
+          <w:lang w:val="hi_IN" w:bidi="hi_IN"/>
+        </w:rPr>
+        <w:t>11:1–12:30</w:t>
+      </w:r>
       <w:r>
         <w:rPr>
           <w:lang w:val="hi_IN" w:bidi="hi_IN"/>
@@ -2371,90 +1933,60 @@
         </w:rPr>
         <w:t xml:space="preserve">इन विपत्तियों को कई बार "चिन्हों" के रूप में जाना जाता है, जैसे यीशु के चमत्कारों को कहा गया (उदाहरण के लिए, </w:t>
       </w:r>
-      <w:hyperlink r:id="rId74">
-        <w:r>
-          <w:rPr>
-            <w:lang w:val="hi_IN" w:bidi="hi_IN"/>
-          </w:rPr>
-          <w:rPr>
-            <w:color w:val="0000EE"/>
-            <w:u w:val="single"/>
-          </w:rPr>
-          <w:t>निर्ग 7:3</w:t>
-        </w:r>
-      </w:hyperlink>
-      <w:r>
-        <w:rPr>
-          <w:lang w:val="hi_IN" w:bidi="hi_IN"/>
-        </w:rPr>
-        <w:t xml:space="preserve">; </w:t>
-      </w:r>
-      <w:hyperlink r:id="rId75">
-        <w:r>
-          <w:rPr>
-            <w:lang w:val="hi_IN" w:bidi="hi_IN"/>
-          </w:rPr>
-          <w:rPr>
-            <w:color w:val="0000EE"/>
-            <w:u w:val="single"/>
-          </w:rPr>
-          <w:t>10:1–2</w:t>
-        </w:r>
-      </w:hyperlink>
-      <w:r>
-        <w:rPr>
-          <w:lang w:val="hi_IN" w:bidi="hi_IN"/>
-        </w:rPr>
-        <w:t xml:space="preserve">; </w:t>
-      </w:r>
-      <w:hyperlink r:id="rId76">
-        <w:r>
-          <w:rPr>
-            <w:lang w:val="hi_IN" w:bidi="hi_IN"/>
-          </w:rPr>
-          <w:rPr>
-            <w:color w:val="0000EE"/>
-            <w:u w:val="single"/>
-          </w:rPr>
-          <w:t>यूह 2:23</w:t>
-        </w:r>
-      </w:hyperlink>
-      <w:r>
-        <w:rPr>
-          <w:lang w:val="hi_IN" w:bidi="hi_IN"/>
-        </w:rPr>
-        <w:t xml:space="preserve">; </w:t>
-      </w:r>
-      <w:hyperlink r:id="rId77">
-        <w:r>
-          <w:rPr>
-            <w:lang w:val="hi_IN" w:bidi="hi_IN"/>
-          </w:rPr>
-          <w:rPr>
-            <w:color w:val="0000EE"/>
-            <w:u w:val="single"/>
-          </w:rPr>
-          <w:t>4:48</w:t>
-        </w:r>
-      </w:hyperlink>
-      <w:r>
-        <w:rPr>
-          <w:lang w:val="hi_IN" w:bidi="hi_IN"/>
-        </w:rPr>
-        <w:t xml:space="preserve">; </w:t>
-      </w:r>
-      <w:hyperlink r:id="rId78">
-        <w:r>
-          <w:rPr>
-            <w:lang w:val="hi_IN" w:bidi="hi_IN"/>
-          </w:rPr>
-          <w:rPr>
-            <w:color w:val="0000EE"/>
-            <w:u w:val="single"/>
-          </w:rPr>
-          <w:t>12:37</w:t>
-        </w:r>
-      </w:hyperlink>
+      <w:r>
+        <w:rPr>
+          <w:lang w:val="hi_IN" w:bidi="hi_IN"/>
+        </w:rPr>
+        <w:t>निर्ग 7:3</w:t>
+      </w:r>
+      <w:r>
+        <w:rPr>
+          <w:lang w:val="hi_IN" w:bidi="hi_IN"/>
+        </w:rPr>
+        <w:t xml:space="preserve">; </w:t>
+      </w:r>
+      <w:r>
+        <w:rPr>
+          <w:lang w:val="hi_IN" w:bidi="hi_IN"/>
+        </w:rPr>
+        <w:t>10:1–2</w:t>
+      </w:r>
+      <w:r>
+        <w:rPr>
+          <w:lang w:val="hi_IN" w:bidi="hi_IN"/>
+        </w:rPr>
+        <w:t xml:space="preserve">; </w:t>
+      </w:r>
+      <w:r>
+        <w:rPr>
+          <w:lang w:val="hi_IN" w:bidi="hi_IN"/>
+        </w:rPr>
+        <w:t>यूह 2:23</w:t>
+      </w:r>
+      <w:r>
+        <w:rPr>
+          <w:lang w:val="hi_IN" w:bidi="hi_IN"/>
+        </w:rPr>
+        <w:t xml:space="preserve">; </w:t>
+      </w:r>
+      <w:r>
+        <w:rPr>
+          <w:lang w:val="hi_IN" w:bidi="hi_IN"/>
+        </w:rPr>
+        <w:t>4:48</w:t>
+      </w:r>
+      <w:r>
+        <w:rPr>
+          <w:lang w:val="hi_IN" w:bidi="hi_IN"/>
+        </w:rPr>
+        <w:t xml:space="preserve">; </w:t>
+      </w:r>
+      <w:r>
+        <w:rPr>
+          <w:lang w:val="hi_IN" w:bidi="hi_IN"/>
+        </w:rPr>
+        <w:t>12:37</w:t>
+      </w:r>
       <w:r>
         <w:rPr>
           <w:lang w:val="hi_IN" w:bidi="hi_IN"/>
@@ -2484,228 +2016,150 @@
           <w:lang w:val="hi_IN" w:bidi="hi_IN"/>
         </w:rPr>
       </w:r>
-      <w:hyperlink r:id="rId79">
-        <w:r>
-          <w:rPr>
-            <w:lang w:val="hi_IN" w:bidi="hi_IN"/>
-          </w:rPr>
-          <w:rPr>
-            <w:color w:val="0000EE"/>
-            <w:u w:val="single"/>
-          </w:rPr>
-          <w:t>उत्पत्ति 12:15–20</w:t>
-        </w:r>
-      </w:hyperlink>
-      <w:r>
-        <w:rPr>
-          <w:lang w:val="hi_IN" w:bidi="hi_IN"/>
-        </w:rPr>
-        <w:t xml:space="preserve">; </w:t>
-      </w:r>
-      <w:hyperlink r:id="rId80">
-        <w:r>
-          <w:rPr>
-            <w:lang w:val="hi_IN" w:bidi="hi_IN"/>
-          </w:rPr>
-          <w:rPr>
-            <w:color w:val="0000EE"/>
-            <w:u w:val="single"/>
-          </w:rPr>
-          <w:t>20:1–18</w:t>
-        </w:r>
-      </w:hyperlink>
-      <w:r>
-        <w:rPr>
-          <w:lang w:val="hi_IN" w:bidi="hi_IN"/>
-        </w:rPr>
-        <w:t xml:space="preserve">; </w:t>
-      </w:r>
-      <w:hyperlink r:id="rId81">
-        <w:r>
-          <w:rPr>
-            <w:lang w:val="hi_IN" w:bidi="hi_IN"/>
-          </w:rPr>
-          <w:rPr>
-            <w:color w:val="0000EE"/>
-            <w:u w:val="single"/>
-          </w:rPr>
-          <w:t>निर्गमन 7:3–5</w:t>
-        </w:r>
-      </w:hyperlink>
-      <w:r>
-        <w:rPr>
-          <w:lang w:val="hi_IN" w:bidi="hi_IN"/>
-        </w:rPr>
-        <w:t xml:space="preserve">; </w:t>
-      </w:r>
-      <w:hyperlink r:id="rId82">
-        <w:r>
-          <w:rPr>
-            <w:lang w:val="hi_IN" w:bidi="hi_IN"/>
-          </w:rPr>
-          <w:rPr>
-            <w:color w:val="0000EE"/>
-            <w:u w:val="single"/>
-          </w:rPr>
-          <w:t xml:space="preserve">7:14–11:10; </w:t>
-        </w:r>
-      </w:hyperlink>
-      <w:hyperlink r:id="rId83">
-        <w:r>
-          <w:rPr>
-            <w:lang w:val="hi_IN" w:bidi="hi_IN"/>
-          </w:rPr>
-          <w:rPr>
-            <w:color w:val="0000EE"/>
-            <w:u w:val="single"/>
-          </w:rPr>
-          <w:t>12:28–33</w:t>
-        </w:r>
-      </w:hyperlink>
-      <w:r>
-        <w:rPr>
-          <w:lang w:val="hi_IN" w:bidi="hi_IN"/>
-        </w:rPr>
-        <w:t xml:space="preserve">; </w:t>
-      </w:r>
-      <w:hyperlink r:id="rId84">
-        <w:r>
-          <w:rPr>
-            <w:lang w:val="hi_IN" w:bidi="hi_IN"/>
-          </w:rPr>
-          <w:rPr>
-            <w:color w:val="0000EE"/>
-            <w:u w:val="single"/>
-          </w:rPr>
-          <w:t>32:35</w:t>
-        </w:r>
-      </w:hyperlink>
-      <w:r>
-        <w:rPr>
-          <w:lang w:val="hi_IN" w:bidi="hi_IN"/>
-        </w:rPr>
-        <w:t xml:space="preserve">; </w:t>
-      </w:r>
-      <w:hyperlink r:id="rId85">
-        <w:r>
-          <w:rPr>
-            <w:lang w:val="hi_IN" w:bidi="hi_IN"/>
-          </w:rPr>
-          <w:rPr>
-            <w:color w:val="0000EE"/>
-            <w:u w:val="single"/>
-          </w:rPr>
-          <w:t>गिनती 11:33</w:t>
-        </w:r>
-      </w:hyperlink>
-      <w:r>
-        <w:rPr>
-          <w:lang w:val="hi_IN" w:bidi="hi_IN"/>
-        </w:rPr>
-        <w:t xml:space="preserve">; </w:t>
-      </w:r>
-      <w:hyperlink r:id="rId86">
-        <w:r>
-          <w:rPr>
-            <w:lang w:val="hi_IN" w:bidi="hi_IN"/>
-          </w:rPr>
-          <w:rPr>
-            <w:color w:val="0000EE"/>
-            <w:u w:val="single"/>
-          </w:rPr>
-          <w:t>12:1–15</w:t>
-        </w:r>
-      </w:hyperlink>
-      <w:r>
-        <w:rPr>
-          <w:lang w:val="hi_IN" w:bidi="hi_IN"/>
-        </w:rPr>
-        <w:t xml:space="preserve">; </w:t>
-      </w:r>
-      <w:hyperlink r:id="rId87">
-        <w:r>
-          <w:rPr>
-            <w:lang w:val="hi_IN" w:bidi="hi_IN"/>
-          </w:rPr>
-          <w:rPr>
-            <w:color w:val="0000EE"/>
-            <w:u w:val="single"/>
-          </w:rPr>
-          <w:t>16:43–50</w:t>
-        </w:r>
-      </w:hyperlink>
-      <w:r>
-        <w:rPr>
-          <w:lang w:val="hi_IN" w:bidi="hi_IN"/>
-        </w:rPr>
-        <w:t xml:space="preserve">; </w:t>
-      </w:r>
-      <w:hyperlink r:id="rId88">
-        <w:r>
-          <w:rPr>
-            <w:lang w:val="hi_IN" w:bidi="hi_IN"/>
-          </w:rPr>
-          <w:rPr>
-            <w:color w:val="0000EE"/>
-            <w:u w:val="single"/>
-          </w:rPr>
-          <w:t>1 राजाओं 13:4</w:t>
-        </w:r>
-      </w:hyperlink>
-      <w:r>
-        <w:rPr>
-          <w:lang w:val="hi_IN" w:bidi="hi_IN"/>
-        </w:rPr>
-        <w:t xml:space="preserve">; </w:t>
-      </w:r>
-      <w:hyperlink r:id="rId89">
-        <w:r>
-          <w:rPr>
-            <w:lang w:val="hi_IN" w:bidi="hi_IN"/>
-          </w:rPr>
-          <w:rPr>
-            <w:color w:val="0000EE"/>
-            <w:u w:val="single"/>
-          </w:rPr>
-          <w:t>2 राजाओं 2:24</w:t>
-        </w:r>
-      </w:hyperlink>
-      <w:r>
-        <w:rPr>
-          <w:lang w:val="hi_IN" w:bidi="hi_IN"/>
-        </w:rPr>
-        <w:t xml:space="preserve">; </w:t>
-      </w:r>
-      <w:hyperlink r:id="rId90">
-        <w:r>
-          <w:rPr>
-            <w:lang w:val="hi_IN" w:bidi="hi_IN"/>
-          </w:rPr>
-          <w:rPr>
-            <w:color w:val="0000EE"/>
-            <w:u w:val="single"/>
-          </w:rPr>
-          <w:t>2 इतिहास 26:16–21</w:t>
-        </w:r>
-      </w:hyperlink>
-      <w:r>
-        <w:rPr>
-          <w:lang w:val="hi_IN" w:bidi="hi_IN"/>
-        </w:rPr>
-        <w:t xml:space="preserve">; </w:t>
-      </w:r>
-      <w:hyperlink r:id="rId91">
-        <w:r>
-          <w:rPr>
-            <w:lang w:val="hi_IN" w:bidi="hi_IN"/>
-          </w:rPr>
-          <w:rPr>
-            <w:color w:val="0000EE"/>
-            <w:u w:val="single"/>
-          </w:rPr>
-          <w:t>प्रेरितों के काम 5:1–11</w:t>
-        </w:r>
-      </w:hyperlink>
+      <w:r>
+        <w:rPr>
+          <w:lang w:val="hi_IN" w:bidi="hi_IN"/>
+        </w:rPr>
+        <w:t>उत्पत्ति 12:15–20</w:t>
+      </w:r>
+      <w:r>
+        <w:rPr>
+          <w:lang w:val="hi_IN" w:bidi="hi_IN"/>
+        </w:rPr>
+        <w:t xml:space="preserve">; </w:t>
+      </w:r>
+      <w:r>
+        <w:rPr>
+          <w:lang w:val="hi_IN" w:bidi="hi_IN"/>
+        </w:rPr>
+        <w:t>20:1–18</w:t>
+      </w:r>
+      <w:r>
+        <w:rPr>
+          <w:lang w:val="hi_IN" w:bidi="hi_IN"/>
+        </w:rPr>
+        <w:t xml:space="preserve">; </w:t>
+      </w:r>
+      <w:r>
+        <w:rPr>
+          <w:lang w:val="hi_IN" w:bidi="hi_IN"/>
+        </w:rPr>
+        <w:t>निर्गमन 7:3–5</w:t>
+      </w:r>
+      <w:r>
+        <w:rPr>
+          <w:lang w:val="hi_IN" w:bidi="hi_IN"/>
+        </w:rPr>
+        <w:t xml:space="preserve">; </w:t>
+      </w:r>
+      <w:r>
+        <w:rPr>
+          <w:lang w:val="hi_IN" w:bidi="hi_IN"/>
+        </w:rPr>
+        <w:t xml:space="preserve">7:14–11:10; </w:t>
+      </w:r>
+      <w:r>
+        <w:rPr>
+          <w:lang w:val="hi_IN" w:bidi="hi_IN"/>
+        </w:rPr>
+        <w:t>12:28–33</w:t>
+      </w:r>
+      <w:r>
+        <w:rPr>
+          <w:lang w:val="hi_IN" w:bidi="hi_IN"/>
+        </w:rPr>
+        <w:t xml:space="preserve">; </w:t>
+      </w:r>
+      <w:r>
+        <w:rPr>
+          <w:lang w:val="hi_IN" w:bidi="hi_IN"/>
+        </w:rPr>
+        <w:t>32:35</w:t>
+      </w:r>
+      <w:r>
+        <w:rPr>
+          <w:lang w:val="hi_IN" w:bidi="hi_IN"/>
+        </w:rPr>
+        <w:t xml:space="preserve">; </w:t>
+      </w:r>
+      <w:r>
+        <w:rPr>
+          <w:lang w:val="hi_IN" w:bidi="hi_IN"/>
+        </w:rPr>
+        <w:t>गिनती 11:33</w:t>
+      </w:r>
+      <w:r>
+        <w:rPr>
+          <w:lang w:val="hi_IN" w:bidi="hi_IN"/>
+        </w:rPr>
+        <w:t xml:space="preserve">; </w:t>
+      </w:r>
+      <w:r>
+        <w:rPr>
+          <w:lang w:val="hi_IN" w:bidi="hi_IN"/>
+        </w:rPr>
+        <w:t>12:1–15</w:t>
+      </w:r>
+      <w:r>
+        <w:rPr>
+          <w:lang w:val="hi_IN" w:bidi="hi_IN"/>
+        </w:rPr>
+        <w:t xml:space="preserve">; </w:t>
+      </w:r>
+      <w:r>
+        <w:rPr>
+          <w:lang w:val="hi_IN" w:bidi="hi_IN"/>
+        </w:rPr>
+        <w:t>16:43–50</w:t>
+      </w:r>
+      <w:r>
+        <w:rPr>
+          <w:lang w:val="hi_IN" w:bidi="hi_IN"/>
+        </w:rPr>
+        <w:t xml:space="preserve">; </w:t>
+      </w:r>
+      <w:r>
+        <w:rPr>
+          <w:lang w:val="hi_IN" w:bidi="hi_IN"/>
+        </w:rPr>
+        <w:t>1 राजाओं 13:4</w:t>
+      </w:r>
+      <w:r>
+        <w:rPr>
+          <w:lang w:val="hi_IN" w:bidi="hi_IN"/>
+        </w:rPr>
+        <w:t xml:space="preserve">; </w:t>
+      </w:r>
+      <w:r>
+        <w:rPr>
+          <w:lang w:val="hi_IN" w:bidi="hi_IN"/>
+        </w:rPr>
+        <w:t>2 राजाओं 2:24</w:t>
+      </w:r>
+      <w:r>
+        <w:rPr>
+          <w:lang w:val="hi_IN" w:bidi="hi_IN"/>
+        </w:rPr>
+        <w:t xml:space="preserve">; </w:t>
+      </w:r>
+      <w:r>
+        <w:rPr>
+          <w:lang w:val="hi_IN" w:bidi="hi_IN"/>
+        </w:rPr>
+        <w:t>2 इतिहास 26:16–21</w:t>
+      </w:r>
+      <w:r>
+        <w:rPr>
+          <w:lang w:val="hi_IN" w:bidi="hi_IN"/>
+        </w:rPr>
+        <w:t xml:space="preserve">; </w:t>
+      </w:r>
+      <w:r>
+        <w:rPr>
+          <w:lang w:val="hi_IN" w:bidi="hi_IN"/>
+        </w:rPr>
+        <w:t>प्रेरितों के काम 5:1–11</w:t>
+      </w:r>
       <w:r>
         <w:rPr>
           <w:lang w:val="hi_IN" w:bidi="hi_IN"/>
@@ -2754,36 +2208,24 @@
         </w:rPr>
         <w:t>पवित्रशास्त्र विवाह को आरम्भ से ही पवित्र मानता है। यौन अभिव्यक्ति इसका एक महत्वपूर्ण हिस्सा है (</w:t>
       </w:r>
-      <w:hyperlink r:id="rId92">
-        <w:r>
-          <w:rPr>
-            <w:lang w:val="hi_IN" w:bidi="hi_IN"/>
-          </w:rPr>
-          <w:rPr>
-            <w:color w:val="0000EE"/>
-            <w:u w:val="single"/>
-          </w:rPr>
-          <w:t>उत 2:23–25</w:t>
-        </w:r>
-      </w:hyperlink>
+      <w:r>
+        <w:rPr>
+          <w:lang w:val="hi_IN" w:bidi="hi_IN"/>
+        </w:rPr>
+        <w:t>उत 2:23–25</w:t>
+      </w:r>
       <w:r>
         <w:rPr>
           <w:lang w:val="hi_IN" w:bidi="hi_IN"/>
         </w:rPr>
         <w:t>)। पहला मानव पाप सभी सम्बन्धों में बाधा का कारण बना। यह पहले परमेश्वर और मनुष्यों के बीच, फिर पति और पत्नी के बीच, और यहाँ तक कि मनुष्य और सृष्टि के बीच हुआ (</w:t>
       </w:r>
-      <w:hyperlink r:id="rId93">
-        <w:r>
-          <w:rPr>
-            <w:lang w:val="hi_IN" w:bidi="hi_IN"/>
-          </w:rPr>
-          <w:rPr>
-            <w:color w:val="0000EE"/>
-            <w:u w:val="single"/>
-          </w:rPr>
-          <w:t>उत 3</w:t>
-        </w:r>
-      </w:hyperlink>
+      <w:r>
+        <w:rPr>
+          <w:lang w:val="hi_IN" w:bidi="hi_IN"/>
+        </w:rPr>
+        <w:t>उत 3</w:t>
+      </w:r>
       <w:r>
         <w:rPr>
           <w:lang w:val="hi_IN" w:bidi="hi_IN"/>
@@ -2804,72 +2246,48 @@
         </w:rPr>
         <w:t>नीतिवचन में, बुद्धिमान शिक्षक अक्सर युवकों को विवाह के बाहर यौन प्रलोभनों से बचने की चेतावनी देते हैं (</w:t>
       </w:r>
-      <w:hyperlink r:id="rId94">
-        <w:r>
-          <w:rPr>
-            <w:lang w:val="hi_IN" w:bidi="hi_IN"/>
-          </w:rPr>
-          <w:rPr>
-            <w:color w:val="0000EE"/>
-            <w:u w:val="single"/>
-          </w:rPr>
-          <w:t>नीति 2:16–22</w:t>
-        </w:r>
-      </w:hyperlink>
-      <w:r>
-        <w:rPr>
-          <w:lang w:val="hi_IN" w:bidi="hi_IN"/>
-        </w:rPr>
-        <w:t xml:space="preserve">; </w:t>
-      </w:r>
-      <w:hyperlink r:id="rId95">
-        <w:r>
-          <w:rPr>
-            <w:lang w:val="hi_IN" w:bidi="hi_IN"/>
-          </w:rPr>
-          <w:rPr>
-            <w:color w:val="0000EE"/>
-            <w:u w:val="single"/>
-          </w:rPr>
-          <w:t>5:1–23</w:t>
-        </w:r>
-      </w:hyperlink>
-      <w:r>
-        <w:rPr>
-          <w:lang w:val="hi_IN" w:bidi="hi_IN"/>
-        </w:rPr>
-        <w:t xml:space="preserve">; </w:t>
-      </w:r>
-      <w:hyperlink r:id="rId96">
-        <w:r>
-          <w:rPr>
-            <w:lang w:val="hi_IN" w:bidi="hi_IN"/>
-          </w:rPr>
-          <w:rPr>
-            <w:color w:val="0000EE"/>
-            <w:u w:val="single"/>
-          </w:rPr>
-          <w:t>6:20–7:27</w:t>
-        </w:r>
-      </w:hyperlink>
+      <w:r>
+        <w:rPr>
+          <w:lang w:val="hi_IN" w:bidi="hi_IN"/>
+        </w:rPr>
+        <w:t>नीति 2:16–22</w:t>
+      </w:r>
+      <w:r>
+        <w:rPr>
+          <w:lang w:val="hi_IN" w:bidi="hi_IN"/>
+        </w:rPr>
+        <w:t xml:space="preserve">; </w:t>
+      </w:r>
+      <w:r>
+        <w:rPr>
+          <w:lang w:val="hi_IN" w:bidi="hi_IN"/>
+        </w:rPr>
+        <w:t>5:1–23</w:t>
+      </w:r>
+      <w:r>
+        <w:rPr>
+          <w:lang w:val="hi_IN" w:bidi="hi_IN"/>
+        </w:rPr>
+        <w:t xml:space="preserve">; </w:t>
+      </w:r>
+      <w:r>
+        <w:rPr>
+          <w:lang w:val="hi_IN" w:bidi="hi_IN"/>
+        </w:rPr>
+        <w:t>6:20–7:27</w:t>
+      </w:r>
       <w:r>
         <w:rPr>
           <w:lang w:val="hi_IN" w:bidi="hi_IN"/>
         </w:rPr>
         <w:t>)। यद्यपि एक युवा पुरुष अन्य स्त्रियाँ को आकर्षक पा सकता है, परन्तु इन प्रलोभनों के अनुसार चलने से गम्भीर परिणाम हो सकते हैं। उसका परिवार और भविष्य के लक्ष्य नष्ट हो सकते हैं। नीतिवचन युवकों को अपनी पत्नियों के साथ मजबूत सम्बन्ध बनाने की सलाह देता है। पवित्र शास्त्र पुरुषों को अन्य स्त्रियों के साथ रहने के बजाय एक स्वस्थ वैवाहिक सम्बन्ध बनाए रखने के लिए प्रोत्साहित करता है (</w:t>
       </w:r>
-      <w:hyperlink r:id="rId97">
-        <w:r>
-          <w:rPr>
-            <w:lang w:val="hi_IN" w:bidi="hi_IN"/>
-          </w:rPr>
-          <w:rPr>
-            <w:color w:val="0000EE"/>
-            <w:u w:val="single"/>
-          </w:rPr>
-          <w:t>5:15–20</w:t>
-        </w:r>
-      </w:hyperlink>
+      <w:r>
+        <w:rPr>
+          <w:lang w:val="hi_IN" w:bidi="hi_IN"/>
+        </w:rPr>
+        <w:t>5:15–20</w:t>
+      </w:r>
       <w:r>
         <w:rPr>
           <w:lang w:val="hi_IN" w:bidi="hi_IN"/>
@@ -2904,18 +2322,12 @@
         </w:rPr>
         <w:t xml:space="preserve">नया नियम यौन सम्बन्ध की पवित्रता और विवाह के भीतर उसकी उचित अभिव्यक्ति पर जोर देता है। यीशु उत्पत्ति में सृष्टि की कथा का उल्लेख करते हैं ताकि विवाह की स्थायित्वता पर जोर दिया जा सके। </w:t>
       </w:r>
-      <w:hyperlink r:id="rId98">
-        <w:r>
-          <w:rPr>
-            <w:lang w:val="hi_IN" w:bidi="hi_IN"/>
-          </w:rPr>
-          <w:rPr>
-            <w:color w:val="0000EE"/>
-            <w:u w:val="single"/>
-          </w:rPr>
-          <w:t>उत 2:24</w:t>
-        </w:r>
-      </w:hyperlink>
+      <w:r>
+        <w:rPr>
+          <w:lang w:val="hi_IN" w:bidi="hi_IN"/>
+        </w:rPr>
+        <w:t>उत 2:24</w:t>
+      </w:r>
       <w:r>
         <w:rPr>
           <w:lang w:val="hi_IN" w:bidi="hi_IN"/>
@@ -2934,54 +2346,36 @@
         </w:rPr>
         <w:t>” (</w:t>
       </w:r>
-      <w:hyperlink r:id="rId99">
-        <w:r>
-          <w:rPr>
-            <w:lang w:val="hi_IN" w:bidi="hi_IN"/>
-          </w:rPr>
-          <w:rPr>
-            <w:color w:val="0000EE"/>
-            <w:u w:val="single"/>
-          </w:rPr>
-          <w:t>मत्ती 19:3–6</w:t>
-        </w:r>
-      </w:hyperlink>
+      <w:r>
+        <w:rPr>
+          <w:lang w:val="hi_IN" w:bidi="hi_IN"/>
+        </w:rPr>
+        <w:t>मत्ती 19:3–6</w:t>
+      </w:r>
       <w:r>
         <w:rPr>
           <w:lang w:val="hi_IN" w:bidi="hi_IN"/>
         </w:rPr>
         <w:t>)। प्रेरित पौलुस विवाह में यौन अंतरंगता बनाए रखने के महत्व पर चर्चा करते हैं, ताकि शैतान के प्रलोभनों से बचा जा सके (</w:t>
       </w:r>
-      <w:hyperlink r:id="rId100">
-        <w:r>
-          <w:rPr>
-            <w:lang w:val="hi_IN" w:bidi="hi_IN"/>
-          </w:rPr>
-          <w:rPr>
-            <w:color w:val="0000EE"/>
-            <w:u w:val="single"/>
-          </w:rPr>
-          <w:t>1 कुरि 7:3–5</w:t>
-        </w:r>
-      </w:hyperlink>
+      <w:r>
+        <w:rPr>
+          <w:lang w:val="hi_IN" w:bidi="hi_IN"/>
+        </w:rPr>
+        <w:t>1 कुरि 7:3–5</w:t>
+      </w:r>
       <w:r>
         <w:rPr>
           <w:lang w:val="hi_IN" w:bidi="hi_IN"/>
         </w:rPr>
         <w:t xml:space="preserve">)। परमेश्वर चाहते हैं कि जो लोग विवाह करते हैं वे एक-दूसरे के प्रति वफादार रहें और हानिकारक यौन आचरणों से बचें जो उनके पवित्र सम्बन्ध को नुकसान पहुंचा सकती हैं (देखें </w:t>
       </w:r>
-      <w:hyperlink r:id="rId101">
-        <w:r>
-          <w:rPr>
-            <w:lang w:val="hi_IN" w:bidi="hi_IN"/>
-          </w:rPr>
-          <w:rPr>
-            <w:color w:val="0000EE"/>
-            <w:u w:val="single"/>
-          </w:rPr>
-          <w:t>इब्रा 13:4</w:t>
-        </w:r>
-      </w:hyperlink>
+      <w:r>
+        <w:rPr>
+          <w:lang w:val="hi_IN" w:bidi="hi_IN"/>
+        </w:rPr>
+        <w:t>इब्रा 13:4</w:t>
+      </w:r>
       <w:r>
         <w:rPr>
           <w:lang w:val="hi_IN" w:bidi="hi_IN"/>
@@ -3011,216 +2405,144 @@
           <w:lang w:val="hi_IN" w:bidi="hi_IN"/>
         </w:rPr>
       </w:r>
-      <w:hyperlink r:id="rId102">
-        <w:r>
-          <w:rPr>
-            <w:lang w:val="hi_IN" w:bidi="hi_IN"/>
-          </w:rPr>
-          <w:rPr>
-            <w:color w:val="0000EE"/>
-            <w:u w:val="single"/>
-          </w:rPr>
-          <w:t>उत्पत्ति 2:18–25</w:t>
-        </w:r>
-      </w:hyperlink>
-      <w:r>
-        <w:rPr>
-          <w:lang w:val="hi_IN" w:bidi="hi_IN"/>
-        </w:rPr>
-        <w:t xml:space="preserve">; </w:t>
-      </w:r>
-      <w:hyperlink r:id="rId94">
-        <w:r>
-          <w:rPr>
-            <w:lang w:val="hi_IN" w:bidi="hi_IN"/>
-          </w:rPr>
-          <w:rPr>
-            <w:color w:val="0000EE"/>
-            <w:u w:val="single"/>
-          </w:rPr>
-          <w:t>नीतिवचन 2:16–22</w:t>
-        </w:r>
-      </w:hyperlink>
-      <w:r>
-        <w:rPr>
-          <w:lang w:val="hi_IN" w:bidi="hi_IN"/>
-        </w:rPr>
-        <w:t xml:space="preserve">; </w:t>
-      </w:r>
-      <w:hyperlink r:id="rId97">
-        <w:r>
-          <w:rPr>
-            <w:lang w:val="hi_IN" w:bidi="hi_IN"/>
-          </w:rPr>
-          <w:rPr>
-            <w:color w:val="0000EE"/>
-            <w:u w:val="single"/>
-          </w:rPr>
-          <w:t>5:15–20</w:t>
-        </w:r>
-      </w:hyperlink>
-      <w:r>
-        <w:rPr>
-          <w:lang w:val="hi_IN" w:bidi="hi_IN"/>
-        </w:rPr>
-        <w:t xml:space="preserve">; </w:t>
-      </w:r>
-      <w:hyperlink r:id="rId103">
-        <w:r>
-          <w:rPr>
-            <w:lang w:val="hi_IN" w:bidi="hi_IN"/>
-          </w:rPr>
-          <w:rPr>
-            <w:color w:val="0000EE"/>
-            <w:u w:val="single"/>
-          </w:rPr>
-          <w:t>6:20–35</w:t>
-        </w:r>
-      </w:hyperlink>
-      <w:r>
-        <w:rPr>
-          <w:lang w:val="hi_IN" w:bidi="hi_IN"/>
-        </w:rPr>
-        <w:t xml:space="preserve">; </w:t>
-      </w:r>
-      <w:hyperlink r:id="rId104">
-        <w:r>
-          <w:rPr>
-            <w:lang w:val="hi_IN" w:bidi="hi_IN"/>
-          </w:rPr>
-          <w:rPr>
-            <w:color w:val="0000EE"/>
-            <w:u w:val="single"/>
-          </w:rPr>
-          <w:t>7:1–27</w:t>
-        </w:r>
-      </w:hyperlink>
-      <w:r>
-        <w:rPr>
-          <w:lang w:val="hi_IN" w:bidi="hi_IN"/>
-        </w:rPr>
-        <w:t xml:space="preserve">; </w:t>
-      </w:r>
-      <w:hyperlink r:id="rId105">
-        <w:r>
-          <w:rPr>
-            <w:lang w:val="hi_IN" w:bidi="hi_IN"/>
-          </w:rPr>
-          <w:rPr>
-            <w:color w:val="0000EE"/>
-            <w:u w:val="single"/>
-          </w:rPr>
-          <w:t>यिर्मयाह 5:7–11</w:t>
-        </w:r>
-      </w:hyperlink>
-      <w:r>
-        <w:rPr>
-          <w:lang w:val="hi_IN" w:bidi="hi_IN"/>
-        </w:rPr>
-        <w:t xml:space="preserve">; </w:t>
-      </w:r>
-      <w:hyperlink r:id="rId106">
-        <w:r>
-          <w:rPr>
-            <w:lang w:val="hi_IN" w:bidi="hi_IN"/>
-          </w:rPr>
-          <w:rPr>
-            <w:color w:val="0000EE"/>
-            <w:u w:val="single"/>
-          </w:rPr>
-          <w:t>होशे 2:20</w:t>
-        </w:r>
-      </w:hyperlink>
-      <w:r>
-        <w:rPr>
-          <w:lang w:val="hi_IN" w:bidi="hi_IN"/>
-        </w:rPr>
-        <w:t xml:space="preserve">; </w:t>
-      </w:r>
-      <w:hyperlink r:id="rId107">
-        <w:r>
-          <w:rPr>
-            <w:lang w:val="hi_IN" w:bidi="hi_IN"/>
-          </w:rPr>
-          <w:rPr>
-            <w:color w:val="0000EE"/>
-            <w:u w:val="single"/>
-          </w:rPr>
-          <w:t>मलाकी 2:14–16</w:t>
-        </w:r>
-      </w:hyperlink>
-      <w:r>
-        <w:rPr>
-          <w:lang w:val="hi_IN" w:bidi="hi_IN"/>
-        </w:rPr>
-        <w:t xml:space="preserve">; </w:t>
-      </w:r>
-      <w:hyperlink r:id="rId108">
-        <w:r>
-          <w:rPr>
-            <w:lang w:val="hi_IN" w:bidi="hi_IN"/>
-          </w:rPr>
-          <w:rPr>
-            <w:color w:val="0000EE"/>
-            <w:u w:val="single"/>
-          </w:rPr>
-          <w:t>मत्ती 19:4–6</w:t>
-        </w:r>
-      </w:hyperlink>
-      <w:r>
-        <w:rPr>
-          <w:lang w:val="hi_IN" w:bidi="hi_IN"/>
-        </w:rPr>
-        <w:t xml:space="preserve">; </w:t>
-      </w:r>
-      <w:hyperlink r:id="rId109">
-        <w:r>
-          <w:rPr>
-            <w:lang w:val="hi_IN" w:bidi="hi_IN"/>
-          </w:rPr>
-          <w:rPr>
-            <w:color w:val="0000EE"/>
-            <w:u w:val="single"/>
-          </w:rPr>
-          <w:t>22:30</w:t>
-        </w:r>
-      </w:hyperlink>
-      <w:r>
-        <w:rPr>
-          <w:lang w:val="hi_IN" w:bidi="hi_IN"/>
-        </w:rPr>
-        <w:t xml:space="preserve">; </w:t>
-      </w:r>
-      <w:hyperlink r:id="rId110">
-        <w:r>
-          <w:rPr>
-            <w:lang w:val="hi_IN" w:bidi="hi_IN"/>
-          </w:rPr>
-          <w:rPr>
-            <w:color w:val="0000EE"/>
-            <w:u w:val="single"/>
-          </w:rPr>
-          <w:t>1 कुरिन्थियों 6:15–20</w:t>
-        </w:r>
-      </w:hyperlink>
-      <w:r>
-        <w:rPr>
-          <w:lang w:val="hi_IN" w:bidi="hi_IN"/>
-        </w:rPr>
-        <w:t xml:space="preserve">; </w:t>
-      </w:r>
-      <w:hyperlink r:id="rId101">
-        <w:r>
-          <w:rPr>
-            <w:lang w:val="hi_IN" w:bidi="hi_IN"/>
-          </w:rPr>
-          <w:rPr>
-            <w:color w:val="0000EE"/>
-            <w:u w:val="single"/>
-          </w:rPr>
-          <w:t>इब्रानियों 13:4</w:t>
-        </w:r>
-      </w:hyperlink>
+      <w:r>
+        <w:rPr>
+          <w:lang w:val="hi_IN" w:bidi="hi_IN"/>
+        </w:rPr>
+        <w:t>उत्पत्ति 2:18–25</w:t>
+      </w:r>
+      <w:r>
+        <w:rPr>
+          <w:lang w:val="hi_IN" w:bidi="hi_IN"/>
+        </w:rPr>
+        <w:t xml:space="preserve">; </w:t>
+      </w:r>
+      <w:r>
+        <w:rPr>
+          <w:lang w:val="hi_IN" w:bidi="hi_IN"/>
+        </w:rPr>
+        <w:t>नीतिवचन 2:16–22</w:t>
+      </w:r>
+      <w:r>
+        <w:rPr>
+          <w:lang w:val="hi_IN" w:bidi="hi_IN"/>
+        </w:rPr>
+        <w:t xml:space="preserve">; </w:t>
+      </w:r>
+      <w:r>
+        <w:rPr>
+          <w:lang w:val="hi_IN" w:bidi="hi_IN"/>
+        </w:rPr>
+        <w:t>5:15–20</w:t>
+      </w:r>
+      <w:r>
+        <w:rPr>
+          <w:lang w:val="hi_IN" w:bidi="hi_IN"/>
+        </w:rPr>
+        <w:t xml:space="preserve">; </w:t>
+      </w:r>
+      <w:r>
+        <w:rPr>
+          <w:lang w:val="hi_IN" w:bidi="hi_IN"/>
+        </w:rPr>
+        <w:t>6:20–35</w:t>
+      </w:r>
+      <w:r>
+        <w:rPr>
+          <w:lang w:val="hi_IN" w:bidi="hi_IN"/>
+        </w:rPr>
+        <w:t xml:space="preserve">; </w:t>
+      </w:r>
+      <w:r>
+        <w:rPr>
+          <w:lang w:val="hi_IN" w:bidi="hi_IN"/>
+        </w:rPr>
+        <w:t>7:1–27</w:t>
+      </w:r>
+      <w:r>
+        <w:rPr>
+          <w:lang w:val="hi_IN" w:bidi="hi_IN"/>
+        </w:rPr>
+        <w:t xml:space="preserve">; </w:t>
+      </w:r>
+      <w:r>
+        <w:rPr>
+          <w:lang w:val="hi_IN" w:bidi="hi_IN"/>
+        </w:rPr>
+        <w:t>यिर्मयाह 5:7–11</w:t>
+      </w:r>
+      <w:r>
+        <w:rPr>
+          <w:lang w:val="hi_IN" w:bidi="hi_IN"/>
+        </w:rPr>
+        <w:t xml:space="preserve">; </w:t>
+      </w:r>
+      <w:r>
+        <w:rPr>
+          <w:lang w:val="hi_IN" w:bidi="hi_IN"/>
+        </w:rPr>
+        <w:t>होशे 2:20</w:t>
+      </w:r>
+      <w:r>
+        <w:rPr>
+          <w:lang w:val="hi_IN" w:bidi="hi_IN"/>
+        </w:rPr>
+        <w:t xml:space="preserve">; </w:t>
+      </w:r>
+      <w:r>
+        <w:rPr>
+          <w:lang w:val="hi_IN" w:bidi="hi_IN"/>
+        </w:rPr>
+        <w:t>मलाकी 2:14–16</w:t>
+      </w:r>
+      <w:r>
+        <w:rPr>
+          <w:lang w:val="hi_IN" w:bidi="hi_IN"/>
+        </w:rPr>
+        <w:t xml:space="preserve">; </w:t>
+      </w:r>
+      <w:r>
+        <w:rPr>
+          <w:lang w:val="hi_IN" w:bidi="hi_IN"/>
+        </w:rPr>
+        <w:t>मत्ती 19:4–6</w:t>
+      </w:r>
+      <w:r>
+        <w:rPr>
+          <w:lang w:val="hi_IN" w:bidi="hi_IN"/>
+        </w:rPr>
+        <w:t xml:space="preserve">; </w:t>
+      </w:r>
+      <w:r>
+        <w:rPr>
+          <w:lang w:val="hi_IN" w:bidi="hi_IN"/>
+        </w:rPr>
+        <w:t>22:30</w:t>
+      </w:r>
+      <w:r>
+        <w:rPr>
+          <w:lang w:val="hi_IN" w:bidi="hi_IN"/>
+        </w:rPr>
+        <w:t xml:space="preserve">; </w:t>
+      </w:r>
+      <w:r>
+        <w:rPr>
+          <w:lang w:val="hi_IN" w:bidi="hi_IN"/>
+        </w:rPr>
+        <w:t>1 कुरिन्थियों 6:15–20</w:t>
+      </w:r>
+      <w:r>
+        <w:rPr>
+          <w:lang w:val="hi_IN" w:bidi="hi_IN"/>
+        </w:rPr>
+        <w:t xml:space="preserve">; </w:t>
+      </w:r>
+      <w:r>
+        <w:rPr>
+          <w:lang w:val="hi_IN" w:bidi="hi_IN"/>
+        </w:rPr>
+        <w:t>इब्रानियों 13:4</w:t>
+      </w:r>
       <w:r>
         <w:rPr>
           <w:lang w:val="hi_IN" w:bidi="hi_IN"/>
@@ -3269,54 +2591,36 @@
         </w:rPr>
         <w:t xml:space="preserve">यीशु ने सिखाया कि हम अच्छे काम करने से ("कर्म") नहीं बचते हैं। इसके बजाय, उन्होंने सिखाया कि हमें भीतर से बदलने की आवश्यकता है। यह परिवर्तन तब होता है जब परमेश्वर अपने अनुग्रह के माध्यम से हम में कार्य करते हैं। जब परमेश्वर हमें बदलते हैं, तो हम स्वाभाविक रूप से अलग तरीके से जीना शुरू करते हैं और उनकी आज्ञाओं का पालन करते हैं। जब किसी का यीशु मसीह के साथ वास्तविक सम्बन्ध होता है, तो वे परिणामस्वरूप अच्छे काम करने लगते हैं (उदाहरण के लिए देखें, </w:t>
       </w:r>
-      <w:hyperlink r:id="rId111">
-        <w:r>
-          <w:rPr>
-            <w:lang w:val="hi_IN" w:bidi="hi_IN"/>
-          </w:rPr>
-          <w:rPr>
-            <w:color w:val="0000EE"/>
-            <w:u w:val="single"/>
-          </w:rPr>
-          <w:t>मत्ती 7:15–20</w:t>
-        </w:r>
-      </w:hyperlink>
-      <w:r>
-        <w:rPr>
-          <w:lang w:val="hi_IN" w:bidi="hi_IN"/>
-        </w:rPr>
-        <w:t xml:space="preserve">; </w:t>
-      </w:r>
-      <w:hyperlink r:id="rId112">
-        <w:r>
-          <w:rPr>
-            <w:lang w:val="hi_IN" w:bidi="hi_IN"/>
-          </w:rPr>
-          <w:rPr>
-            <w:color w:val="0000EE"/>
-            <w:u w:val="single"/>
-          </w:rPr>
-          <w:t>12:33–37</w:t>
-        </w:r>
-      </w:hyperlink>
-      <w:r>
-        <w:rPr>
-          <w:lang w:val="hi_IN" w:bidi="hi_IN"/>
-        </w:rPr>
-        <w:t xml:space="preserve">; </w:t>
-      </w:r>
-      <w:hyperlink r:id="rId113">
-        <w:r>
-          <w:rPr>
-            <w:lang w:val="hi_IN" w:bidi="hi_IN"/>
-          </w:rPr>
-          <w:rPr>
-            <w:color w:val="0000EE"/>
-            <w:u w:val="single"/>
-          </w:rPr>
-          <w:t>15:15–20</w:t>
-        </w:r>
-      </w:hyperlink>
+      <w:r>
+        <w:rPr>
+          <w:lang w:val="hi_IN" w:bidi="hi_IN"/>
+        </w:rPr>
+        <w:t>मत्ती 7:15–20</w:t>
+      </w:r>
+      <w:r>
+        <w:rPr>
+          <w:lang w:val="hi_IN" w:bidi="hi_IN"/>
+        </w:rPr>
+        <w:t xml:space="preserve">; </w:t>
+      </w:r>
+      <w:r>
+        <w:rPr>
+          <w:lang w:val="hi_IN" w:bidi="hi_IN"/>
+        </w:rPr>
+        <w:t>12:33–37</w:t>
+      </w:r>
+      <w:r>
+        <w:rPr>
+          <w:lang w:val="hi_IN" w:bidi="hi_IN"/>
+        </w:rPr>
+        <w:t xml:space="preserve">; </w:t>
+      </w:r>
+      <w:r>
+        <w:rPr>
+          <w:lang w:val="hi_IN" w:bidi="hi_IN"/>
+        </w:rPr>
+        <w:t>15:15–20</w:t>
+      </w:r>
       <w:r>
         <w:rPr>
           <w:lang w:val="hi_IN" w:bidi="hi_IN"/>
@@ -3337,162 +2641,108 @@
         </w:rPr>
         <w:t xml:space="preserve">भेड़ और बकरियों का दृष्टान्त दिखाता है कि विश्वास और कर्म कैसे निकटता से जुड़े होते हैं। यीशु की शिक्षाओं में विश्वास, कार्य और परमेश्वर की अन्तिम स्वीकृति के बीच का यह सम्बन्ध एक सामान्य विषय है (उदाहरण के लिए, </w:t>
       </w:r>
-      <w:hyperlink r:id="rId114">
-        <w:r>
-          <w:rPr>
-            <w:lang w:val="hi_IN" w:bidi="hi_IN"/>
-          </w:rPr>
-          <w:rPr>
-            <w:color w:val="0000EE"/>
-            <w:u w:val="single"/>
-          </w:rPr>
-          <w:t>मत्ती 7:13–27</w:t>
-        </w:r>
-      </w:hyperlink>
-      <w:r>
-        <w:rPr>
-          <w:lang w:val="hi_IN" w:bidi="hi_IN"/>
-        </w:rPr>
-        <w:t xml:space="preserve">; </w:t>
-      </w:r>
-      <w:hyperlink r:id="rId115">
-        <w:r>
-          <w:rPr>
-            <w:lang w:val="hi_IN" w:bidi="hi_IN"/>
-          </w:rPr>
-          <w:rPr>
-            <w:color w:val="0000EE"/>
-            <w:u w:val="single"/>
-          </w:rPr>
-          <w:t>13:3–9</w:t>
-        </w:r>
-      </w:hyperlink>
+      <w:r>
+        <w:rPr>
+          <w:lang w:val="hi_IN" w:bidi="hi_IN"/>
+        </w:rPr>
+        <w:t>मत्ती 7:13–27</w:t>
+      </w:r>
+      <w:r>
+        <w:rPr>
+          <w:lang w:val="hi_IN" w:bidi="hi_IN"/>
+        </w:rPr>
+        <w:t xml:space="preserve">; </w:t>
+      </w:r>
+      <w:r>
+        <w:rPr>
+          <w:lang w:val="hi_IN" w:bidi="hi_IN"/>
+        </w:rPr>
+        <w:t>13:3–9</w:t>
+      </w:r>
       <w:r>
         <w:rPr>
           <w:lang w:val="hi_IN" w:bidi="hi_IN"/>
         </w:rPr>
         <w:t xml:space="preserve">, </w:t>
       </w:r>
-      <w:hyperlink r:id="rId116">
-        <w:r>
-          <w:rPr>
-            <w:lang w:val="hi_IN" w:bidi="hi_IN"/>
-          </w:rPr>
-          <w:rPr>
-            <w:color w:val="0000EE"/>
-            <w:u w:val="single"/>
-          </w:rPr>
-          <w:t>18–23</w:t>
-        </w:r>
-      </w:hyperlink>
-      <w:r>
-        <w:rPr>
-          <w:lang w:val="hi_IN" w:bidi="hi_IN"/>
-        </w:rPr>
-        <w:t xml:space="preserve">; </w:t>
-      </w:r>
-      <w:hyperlink r:id="rId117">
-        <w:r>
-          <w:rPr>
-            <w:lang w:val="hi_IN" w:bidi="hi_IN"/>
-          </w:rPr>
-          <w:rPr>
-            <w:color w:val="0000EE"/>
-            <w:u w:val="single"/>
-          </w:rPr>
-          <w:t>16:27</w:t>
-        </w:r>
-      </w:hyperlink>
+      <w:r>
+        <w:rPr>
+          <w:lang w:val="hi_IN" w:bidi="hi_IN"/>
+        </w:rPr>
+        <w:t>18–23</w:t>
+      </w:r>
+      <w:r>
+        <w:rPr>
+          <w:lang w:val="hi_IN" w:bidi="hi_IN"/>
+        </w:rPr>
+        <w:t xml:space="preserve">; </w:t>
+      </w:r>
+      <w:r>
+        <w:rPr>
+          <w:lang w:val="hi_IN" w:bidi="hi_IN"/>
+        </w:rPr>
+        <w:t>16:27</w:t>
+      </w:r>
       <w:r>
         <w:rPr>
           <w:lang w:val="hi_IN" w:bidi="hi_IN"/>
         </w:rPr>
         <w:t>)। यीशु के लिए, कर्म स्पष्ट रूप से विश्वास को दर्शाते हैं, जो पश्चाताप से शुरू होता है। पश्चाताप हृदय और मन का एक परिवर्तन है जो व्यक्ति को पाप करना छोड़ने और परमेश्वर के प्रति अधिक आज्ञाकारी बनने के लिए प्रेरित करता है (</w:t>
       </w:r>
-      <w:hyperlink r:id="rId118">
-        <w:r>
-          <w:rPr>
-            <w:lang w:val="hi_IN" w:bidi="hi_IN"/>
-          </w:rPr>
-          <w:rPr>
-            <w:color w:val="0000EE"/>
-            <w:u w:val="single"/>
-          </w:rPr>
-          <w:t>मत्ती 4:17</w:t>
-        </w:r>
-      </w:hyperlink>
+      <w:r>
+        <w:rPr>
+          <w:lang w:val="hi_IN" w:bidi="hi_IN"/>
+        </w:rPr>
+        <w:t>मत्ती 4:17</w:t>
+      </w:r>
       <w:r>
         <w:rPr>
           <w:lang w:val="hi_IN" w:bidi="hi_IN"/>
         </w:rPr>
         <w:t xml:space="preserve">; देखें </w:t>
       </w:r>
-      <w:hyperlink r:id="rId119">
-        <w:r>
-          <w:rPr>
-            <w:lang w:val="hi_IN" w:bidi="hi_IN"/>
-          </w:rPr>
-          <w:rPr>
-            <w:color w:val="0000EE"/>
-            <w:u w:val="single"/>
-          </w:rPr>
-          <w:t>3:2</w:t>
-        </w:r>
-      </w:hyperlink>
+      <w:r>
+        <w:rPr>
+          <w:lang w:val="hi_IN" w:bidi="hi_IN"/>
+        </w:rPr>
+        <w:t>3:2</w:t>
+      </w:r>
       <w:r>
         <w:rPr>
           <w:lang w:val="hi_IN" w:bidi="hi_IN"/>
         </w:rPr>
         <w:t xml:space="preserve">, </w:t>
       </w:r>
-      <w:hyperlink r:id="rId120">
-        <w:r>
-          <w:rPr>
-            <w:lang w:val="hi_IN" w:bidi="hi_IN"/>
-          </w:rPr>
-          <w:rPr>
-            <w:color w:val="0000EE"/>
-            <w:u w:val="single"/>
-          </w:rPr>
-          <w:t>8–10</w:t>
-        </w:r>
-      </w:hyperlink>
-      <w:r>
-        <w:rPr>
-          <w:lang w:val="hi_IN" w:bidi="hi_IN"/>
-        </w:rPr>
-        <w:t xml:space="preserve">; </w:t>
-      </w:r>
-      <w:hyperlink r:id="rId121">
-        <w:r>
-          <w:rPr>
-            <w:lang w:val="hi_IN" w:bidi="hi_IN"/>
-          </w:rPr>
-          <w:rPr>
-            <w:color w:val="0000EE"/>
-            <w:u w:val="single"/>
-          </w:rPr>
-          <w:t>11:20–24</w:t>
-        </w:r>
-      </w:hyperlink>
-      <w:r>
-        <w:rPr>
-          <w:lang w:val="hi_IN" w:bidi="hi_IN"/>
-        </w:rPr>
-        <w:t xml:space="preserve">; </w:t>
-      </w:r>
-      <w:hyperlink r:id="rId122">
-        <w:r>
-          <w:rPr>
-            <w:lang w:val="hi_IN" w:bidi="hi_IN"/>
-          </w:rPr>
-          <w:rPr>
-            <w:color w:val="0000EE"/>
-            <w:u w:val="single"/>
-          </w:rPr>
-          <w:t>12:38–42</w:t>
-        </w:r>
-      </w:hyperlink>
+      <w:r>
+        <w:rPr>
+          <w:lang w:val="hi_IN" w:bidi="hi_IN"/>
+        </w:rPr>
+        <w:t>8–10</w:t>
+      </w:r>
+      <w:r>
+        <w:rPr>
+          <w:lang w:val="hi_IN" w:bidi="hi_IN"/>
+        </w:rPr>
+        <w:t xml:space="preserve">; </w:t>
+      </w:r>
+      <w:r>
+        <w:rPr>
+          <w:lang w:val="hi_IN" w:bidi="hi_IN"/>
+        </w:rPr>
+        <w:t>11:20–24</w:t>
+      </w:r>
+      <w:r>
+        <w:rPr>
+          <w:lang w:val="hi_IN" w:bidi="hi_IN"/>
+        </w:rPr>
+        <w:t xml:space="preserve">; </w:t>
+      </w:r>
+      <w:r>
+        <w:rPr>
+          <w:lang w:val="hi_IN" w:bidi="hi_IN"/>
+        </w:rPr>
+        <w:t>12:38–42</w:t>
+      </w:r>
       <w:r>
         <w:rPr>
           <w:lang w:val="hi_IN" w:bidi="hi_IN"/>
@@ -3513,216 +2763,144 @@
         </w:rPr>
         <w:t xml:space="preserve">कुछ लोग परमेश्वर के अनुग्रह द्वारा उद्धार का गलत अर्थ समझते हैं। इससे विश्वास और कर्मों के बीच एक गलत भेद उत्पन्न हो गया है। उद्धार केवल कर्मों से नहीं आता, लेकिन इसमें कर्म भी शामिल होते हैं (देखें </w:t>
       </w:r>
-      <w:hyperlink r:id="rId123">
-        <w:r>
-          <w:rPr>
-            <w:lang w:val="hi_IN" w:bidi="hi_IN"/>
-          </w:rPr>
-          <w:rPr>
-            <w:color w:val="0000EE"/>
-            <w:u w:val="single"/>
-          </w:rPr>
-          <w:t>गला 5:6</w:t>
-        </w:r>
-      </w:hyperlink>
+      <w:r>
+        <w:rPr>
+          <w:lang w:val="hi_IN" w:bidi="hi_IN"/>
+        </w:rPr>
+        <w:t>गला 5:6</w:t>
+      </w:r>
       <w:r>
         <w:rPr>
           <w:lang w:val="hi_IN" w:bidi="hi_IN"/>
         </w:rPr>
         <w:t xml:space="preserve">, </w:t>
       </w:r>
-      <w:hyperlink r:id="rId124">
-        <w:r>
-          <w:rPr>
-            <w:lang w:val="hi_IN" w:bidi="hi_IN"/>
-          </w:rPr>
-          <w:rPr>
-            <w:color w:val="0000EE"/>
-            <w:u w:val="single"/>
-          </w:rPr>
-          <w:t>21</w:t>
-        </w:r>
-      </w:hyperlink>
-      <w:r>
-        <w:rPr>
-          <w:lang w:val="hi_IN" w:bidi="hi_IN"/>
-        </w:rPr>
-        <w:t xml:space="preserve">; </w:t>
-      </w:r>
-      <w:hyperlink r:id="rId125">
-        <w:r>
-          <w:rPr>
-            <w:lang w:val="hi_IN" w:bidi="hi_IN"/>
-          </w:rPr>
-          <w:rPr>
-            <w:color w:val="0000EE"/>
-            <w:u w:val="single"/>
-          </w:rPr>
-          <w:t>इफि 2:10</w:t>
-        </w:r>
-      </w:hyperlink>
-      <w:r>
-        <w:rPr>
-          <w:lang w:val="hi_IN" w:bidi="hi_IN"/>
-        </w:rPr>
-        <w:t xml:space="preserve">; </w:t>
-      </w:r>
-      <w:hyperlink r:id="rId126">
-        <w:r>
-          <w:rPr>
-            <w:lang w:val="hi_IN" w:bidi="hi_IN"/>
-          </w:rPr>
-          <w:rPr>
-            <w:color w:val="0000EE"/>
-            <w:u w:val="single"/>
-          </w:rPr>
-          <w:t>5:5</w:t>
-        </w:r>
-      </w:hyperlink>
-      <w:r>
-        <w:rPr>
-          <w:lang w:val="hi_IN" w:bidi="hi_IN"/>
-        </w:rPr>
-        <w:t xml:space="preserve">; </w:t>
-      </w:r>
-      <w:hyperlink r:id="rId127">
-        <w:r>
-          <w:rPr>
-            <w:lang w:val="hi_IN" w:bidi="hi_IN"/>
-          </w:rPr>
-          <w:rPr>
-            <w:color w:val="0000EE"/>
-            <w:u w:val="single"/>
-          </w:rPr>
-          <w:t>1 यूह 1:5–10</w:t>
-        </w:r>
-      </w:hyperlink>
-      <w:r>
-        <w:rPr>
-          <w:lang w:val="hi_IN" w:bidi="hi_IN"/>
-        </w:rPr>
-        <w:t xml:space="preserve">; </w:t>
-      </w:r>
-      <w:hyperlink r:id="rId128">
-        <w:r>
-          <w:rPr>
-            <w:lang w:val="hi_IN" w:bidi="hi_IN"/>
-          </w:rPr>
-          <w:rPr>
-            <w:color w:val="0000EE"/>
-            <w:u w:val="single"/>
-          </w:rPr>
-          <w:t>प्रका 21:8</w:t>
-        </w:r>
-      </w:hyperlink>
+      <w:r>
+        <w:rPr>
+          <w:lang w:val="hi_IN" w:bidi="hi_IN"/>
+        </w:rPr>
+        <w:t>21</w:t>
+      </w:r>
+      <w:r>
+        <w:rPr>
+          <w:lang w:val="hi_IN" w:bidi="hi_IN"/>
+        </w:rPr>
+        <w:t xml:space="preserve">; </w:t>
+      </w:r>
+      <w:r>
+        <w:rPr>
+          <w:lang w:val="hi_IN" w:bidi="hi_IN"/>
+        </w:rPr>
+        <w:t>इफि 2:10</w:t>
+      </w:r>
+      <w:r>
+        <w:rPr>
+          <w:lang w:val="hi_IN" w:bidi="hi_IN"/>
+        </w:rPr>
+        <w:t xml:space="preserve">; </w:t>
+      </w:r>
+      <w:r>
+        <w:rPr>
+          <w:lang w:val="hi_IN" w:bidi="hi_IN"/>
+        </w:rPr>
+        <w:t>5:5</w:t>
+      </w:r>
+      <w:r>
+        <w:rPr>
+          <w:lang w:val="hi_IN" w:bidi="hi_IN"/>
+        </w:rPr>
+        <w:t xml:space="preserve">; </w:t>
+      </w:r>
+      <w:r>
+        <w:rPr>
+          <w:lang w:val="hi_IN" w:bidi="hi_IN"/>
+        </w:rPr>
+        <w:t>1 यूह 1:5–10</w:t>
+      </w:r>
+      <w:r>
+        <w:rPr>
+          <w:lang w:val="hi_IN" w:bidi="hi_IN"/>
+        </w:rPr>
+        <w:t xml:space="preserve">; </w:t>
+      </w:r>
+      <w:r>
+        <w:rPr>
+          <w:lang w:val="hi_IN" w:bidi="hi_IN"/>
+        </w:rPr>
+        <w:t>प्रका 21:8</w:t>
+      </w:r>
       <w:r>
         <w:rPr>
           <w:lang w:val="hi_IN" w:bidi="hi_IN"/>
         </w:rPr>
         <w:t>)। यीशु परमेश्वर की इच्छा का पालन करने वालों को आशीष और पुरस्कार देने का वादा करते हैं (</w:t>
       </w:r>
-      <w:hyperlink r:id="rId129">
-        <w:r>
-          <w:rPr>
-            <w:lang w:val="hi_IN" w:bidi="hi_IN"/>
-          </w:rPr>
-          <w:rPr>
-            <w:color w:val="0000EE"/>
-            <w:u w:val="single"/>
-          </w:rPr>
-          <w:t>मत्ती 5:3–12</w:t>
-        </w:r>
-      </w:hyperlink>
+      <w:r>
+        <w:rPr>
+          <w:lang w:val="hi_IN" w:bidi="hi_IN"/>
+        </w:rPr>
+        <w:t>मत्ती 5:3–12</w:t>
+      </w:r>
       <w:r>
         <w:rPr>
           <w:lang w:val="hi_IN" w:bidi="hi_IN"/>
         </w:rPr>
         <w:t>)। इसलिए, जो लोग "स्वर्ग के राज्य में प्रवेश" करना चाहते हैं, उनके लिए धार्मिकता आवश्यक है (</w:t>
       </w:r>
-      <w:hyperlink r:id="rId130">
-        <w:r>
-          <w:rPr>
-            <w:lang w:val="hi_IN" w:bidi="hi_IN"/>
-          </w:rPr>
-          <w:rPr>
-            <w:color w:val="0000EE"/>
-            <w:u w:val="single"/>
-          </w:rPr>
-          <w:t>5:20–48</w:t>
-        </w:r>
-      </w:hyperlink>
-      <w:r>
-        <w:rPr>
-          <w:lang w:val="hi_IN" w:bidi="hi_IN"/>
-        </w:rPr>
-        <w:t xml:space="preserve">; </w:t>
-      </w:r>
-      <w:hyperlink r:id="rId131">
-        <w:r>
-          <w:rPr>
-            <w:lang w:val="hi_IN" w:bidi="hi_IN"/>
-          </w:rPr>
-          <w:rPr>
-            <w:color w:val="0000EE"/>
-            <w:u w:val="single"/>
-          </w:rPr>
-          <w:t>7:21</w:t>
-        </w:r>
-      </w:hyperlink>
-      <w:r>
-        <w:rPr>
-          <w:lang w:val="hi_IN" w:bidi="hi_IN"/>
-        </w:rPr>
-        <w:t xml:space="preserve">; </w:t>
-      </w:r>
-      <w:hyperlink r:id="rId132">
-        <w:r>
-          <w:rPr>
-            <w:lang w:val="hi_IN" w:bidi="hi_IN"/>
-          </w:rPr>
-          <w:rPr>
-            <w:color w:val="0000EE"/>
-            <w:u w:val="single"/>
-          </w:rPr>
-          <w:t>22:11–14</w:t>
-        </w:r>
-      </w:hyperlink>
-      <w:r>
-        <w:rPr>
-          <w:lang w:val="hi_IN" w:bidi="hi_IN"/>
-        </w:rPr>
-        <w:t xml:space="preserve">; </w:t>
-      </w:r>
-      <w:hyperlink r:id="rId133">
-        <w:r>
-          <w:rPr>
-            <w:lang w:val="hi_IN" w:bidi="hi_IN"/>
-          </w:rPr>
-          <w:rPr>
-            <w:color w:val="0000EE"/>
-            <w:u w:val="single"/>
-          </w:rPr>
-          <w:t>23:3</w:t>
-        </w:r>
-      </w:hyperlink>
+      <w:r>
+        <w:rPr>
+          <w:lang w:val="hi_IN" w:bidi="hi_IN"/>
+        </w:rPr>
+        <w:t>5:20–48</w:t>
+      </w:r>
+      <w:r>
+        <w:rPr>
+          <w:lang w:val="hi_IN" w:bidi="hi_IN"/>
+        </w:rPr>
+        <w:t xml:space="preserve">; </w:t>
+      </w:r>
+      <w:r>
+        <w:rPr>
+          <w:lang w:val="hi_IN" w:bidi="hi_IN"/>
+        </w:rPr>
+        <w:t>7:21</w:t>
+      </w:r>
+      <w:r>
+        <w:rPr>
+          <w:lang w:val="hi_IN" w:bidi="hi_IN"/>
+        </w:rPr>
+        <w:t xml:space="preserve">; </w:t>
+      </w:r>
+      <w:r>
+        <w:rPr>
+          <w:lang w:val="hi_IN" w:bidi="hi_IN"/>
+        </w:rPr>
+        <w:t>22:11–14</w:t>
+      </w:r>
+      <w:r>
+        <w:rPr>
+          <w:lang w:val="hi_IN" w:bidi="hi_IN"/>
+        </w:rPr>
+        <w:t xml:space="preserve">; </w:t>
+      </w:r>
+      <w:r>
+        <w:rPr>
+          <w:lang w:val="hi_IN" w:bidi="hi_IN"/>
+        </w:rPr>
+        <w:t>23:3</w:t>
+      </w:r>
       <w:r>
         <w:rPr>
           <w:lang w:val="hi_IN" w:bidi="hi_IN"/>
         </w:rPr>
         <w:t>)। विश्वास जो कर्म उत्पन्न नहीं करता, वह उद्धार करने वाला विश्वास नहीं है (</w:t>
       </w:r>
-      <w:hyperlink r:id="rId134">
-        <w:r>
-          <w:rPr>
-            <w:lang w:val="hi_IN" w:bidi="hi_IN"/>
-          </w:rPr>
-          <w:rPr>
-            <w:color w:val="0000EE"/>
-            <w:u w:val="single"/>
-          </w:rPr>
-          <w:t>याकू 2:14–26</w:t>
-        </w:r>
-      </w:hyperlink>
+      <w:r>
+        <w:rPr>
+          <w:lang w:val="hi_IN" w:bidi="hi_IN"/>
+        </w:rPr>
+        <w:t>याकू 2:14–26</w:t>
+      </w:r>
       <w:r>
         <w:rPr>
           <w:lang w:val="hi_IN" w:bidi="hi_IN"/>
@@ -3743,162 +2921,108 @@
         </w:rPr>
         <w:t>प्रेरित याकूब परमेश्वर के प्रति विश्वासयोग्य होने पर जोर देते हैं और तर्क करते हैं कि अच्छे कर्म करना विश्वास को प्रदर्शित करता है (</w:t>
       </w:r>
-      <w:hyperlink r:id="rId134">
-        <w:r>
-          <w:rPr>
-            <w:lang w:val="hi_IN" w:bidi="hi_IN"/>
-          </w:rPr>
-          <w:rPr>
-            <w:color w:val="0000EE"/>
-            <w:u w:val="single"/>
-          </w:rPr>
-          <w:t>2:14–26</w:t>
-        </w:r>
-      </w:hyperlink>
+      <w:r>
+        <w:rPr>
+          <w:lang w:val="hi_IN" w:bidi="hi_IN"/>
+        </w:rPr>
+        <w:t>2:14–26</w:t>
+      </w:r>
       <w:r>
         <w:rPr>
           <w:lang w:val="hi_IN" w:bidi="hi_IN"/>
         </w:rPr>
         <w:t>)। परमेश्वर के साथ सम्बन्ध केवल एक सच्चे कथन पर विश्वास करने पर निर्भर नहीं हो सकता (</w:t>
       </w:r>
-      <w:hyperlink r:id="rId135">
-        <w:r>
-          <w:rPr>
-            <w:lang w:val="hi_IN" w:bidi="hi_IN"/>
-          </w:rPr>
-          <w:rPr>
-            <w:color w:val="0000EE"/>
-            <w:u w:val="single"/>
-          </w:rPr>
-          <w:t>2:19</w:t>
-        </w:r>
-      </w:hyperlink>
+      <w:r>
+        <w:rPr>
+          <w:lang w:val="hi_IN" w:bidi="hi_IN"/>
+        </w:rPr>
+        <w:t>2:19</w:t>
+      </w:r>
       <w:r>
         <w:rPr>
           <w:lang w:val="hi_IN" w:bidi="hi_IN"/>
         </w:rPr>
         <w:t>)। सच्चा विश्वास कर्मों की ओर ले जाता है (</w:t>
       </w:r>
-      <w:hyperlink r:id="rId136">
-        <w:r>
-          <w:rPr>
-            <w:lang w:val="hi_IN" w:bidi="hi_IN"/>
-          </w:rPr>
-          <w:rPr>
-            <w:color w:val="0000EE"/>
-            <w:u w:val="single"/>
-          </w:rPr>
-          <w:t>1:22–25</w:t>
-        </w:r>
-      </w:hyperlink>
-      <w:r>
-        <w:rPr>
-          <w:lang w:val="hi_IN" w:bidi="hi_IN"/>
-        </w:rPr>
-        <w:t xml:space="preserve">; </w:t>
-      </w:r>
-      <w:hyperlink r:id="rId137">
-        <w:r>
-          <w:rPr>
-            <w:lang w:val="hi_IN" w:bidi="hi_IN"/>
-          </w:rPr>
-          <w:rPr>
-            <w:color w:val="0000EE"/>
-            <w:u w:val="single"/>
-          </w:rPr>
-          <w:t>2:14</w:t>
-        </w:r>
-      </w:hyperlink>
+      <w:r>
+        <w:rPr>
+          <w:lang w:val="hi_IN" w:bidi="hi_IN"/>
+        </w:rPr>
+        <w:t>1:22–25</w:t>
+      </w:r>
+      <w:r>
+        <w:rPr>
+          <w:lang w:val="hi_IN" w:bidi="hi_IN"/>
+        </w:rPr>
+        <w:t xml:space="preserve">; </w:t>
+      </w:r>
+      <w:r>
+        <w:rPr>
+          <w:lang w:val="hi_IN" w:bidi="hi_IN"/>
+        </w:rPr>
+        <w:t>2:14</w:t>
+      </w:r>
       <w:r>
         <w:rPr>
           <w:lang w:val="hi_IN" w:bidi="hi_IN"/>
         </w:rPr>
         <w:t>)। विश्वासयोग्य कर्म परमेश्वर का अनुसरण करते हैं, जो उदारतापूर्वक अच्छे उपहार देते हैं (</w:t>
       </w:r>
-      <w:hyperlink r:id="rId138">
-        <w:r>
-          <w:rPr>
-            <w:lang w:val="hi_IN" w:bidi="hi_IN"/>
-          </w:rPr>
-          <w:rPr>
-            <w:color w:val="0000EE"/>
-            <w:u w:val="single"/>
-          </w:rPr>
-          <w:t>1:5</w:t>
-        </w:r>
-      </w:hyperlink>
+      <w:r>
+        <w:rPr>
+          <w:lang w:val="hi_IN" w:bidi="hi_IN"/>
+        </w:rPr>
+        <w:t>1:5</w:t>
+      </w:r>
       <w:r>
         <w:rPr>
           <w:lang w:val="hi_IN" w:bidi="hi_IN"/>
         </w:rPr>
         <w:t xml:space="preserve">, </w:t>
       </w:r>
-      <w:hyperlink r:id="rId139">
-        <w:r>
-          <w:rPr>
-            <w:lang w:val="hi_IN" w:bidi="hi_IN"/>
-          </w:rPr>
-          <w:rPr>
-            <w:color w:val="0000EE"/>
-            <w:u w:val="single"/>
-          </w:rPr>
-          <w:t>17</w:t>
-        </w:r>
-      </w:hyperlink>
-      <w:r>
-        <w:rPr>
-          <w:lang w:val="hi_IN" w:bidi="hi_IN"/>
-        </w:rPr>
-        <w:t xml:space="preserve">; </w:t>
-      </w:r>
-      <w:hyperlink r:id="rId140">
-        <w:r>
-          <w:rPr>
-            <w:lang w:val="hi_IN" w:bidi="hi_IN"/>
-          </w:rPr>
-          <w:rPr>
-            <w:color w:val="0000EE"/>
-            <w:u w:val="single"/>
-          </w:rPr>
-          <w:t>4:6</w:t>
-        </w:r>
-      </w:hyperlink>
+      <w:r>
+        <w:rPr>
+          <w:lang w:val="hi_IN" w:bidi="hi_IN"/>
+        </w:rPr>
+        <w:t>17</w:t>
+      </w:r>
+      <w:r>
+        <w:rPr>
+          <w:lang w:val="hi_IN" w:bidi="hi_IN"/>
+        </w:rPr>
+        <w:t xml:space="preserve">; </w:t>
+      </w:r>
+      <w:r>
+        <w:rPr>
+          <w:lang w:val="hi_IN" w:bidi="hi_IN"/>
+        </w:rPr>
+        <w:t>4:6</w:t>
+      </w:r>
       <w:r>
         <w:rPr>
           <w:lang w:val="hi_IN" w:bidi="hi_IN"/>
         </w:rPr>
         <w:t>)। विश्वास और अच्छे कर्म को अलग नहीं किया जा सकता। अब्राहम के समान, अच्छे कर्म यह दर्शाते हैं कि एक व्यक्ति पूर्ण विश्वास रखता है और परमेश्वर के सामने धर्मी है (</w:t>
       </w:r>
-      <w:hyperlink r:id="rId141">
-        <w:r>
-          <w:rPr>
-            <w:lang w:val="hi_IN" w:bidi="hi_IN"/>
-          </w:rPr>
-          <w:rPr>
-            <w:color w:val="0000EE"/>
-            <w:u w:val="single"/>
-          </w:rPr>
-          <w:t>2:23</w:t>
-        </w:r>
-      </w:hyperlink>
+      <w:r>
+        <w:rPr>
+          <w:lang w:val="hi_IN" w:bidi="hi_IN"/>
+        </w:rPr>
+        <w:t>2:23</w:t>
+      </w:r>
       <w:r>
         <w:rPr>
           <w:lang w:val="hi_IN" w:bidi="hi_IN"/>
         </w:rPr>
         <w:t xml:space="preserve">; देखें </w:t>
       </w:r>
-      <w:hyperlink r:id="rId142">
-        <w:r>
-          <w:rPr>
-            <w:lang w:val="hi_IN" w:bidi="hi_IN"/>
-          </w:rPr>
-          <w:rPr>
-            <w:color w:val="0000EE"/>
-            <w:u w:val="single"/>
-          </w:rPr>
-          <w:t>उत 15:6</w:t>
-        </w:r>
-      </w:hyperlink>
+      <w:r>
+        <w:rPr>
+          <w:lang w:val="hi_IN" w:bidi="hi_IN"/>
+        </w:rPr>
+        <w:t>उत 15:6</w:t>
+      </w:r>
       <w:r>
         <w:rPr>
           <w:lang w:val="hi_IN" w:bidi="hi_IN"/>
@@ -3919,108 +3043,72 @@
         </w:rPr>
         <w:t xml:space="preserve">यीशु ने सिखाया और दिखाया कि विश्वास में अच्छे कर्म करना शामिल है (देखें </w:t>
       </w:r>
-      <w:hyperlink r:id="rId143">
-        <w:r>
-          <w:rPr>
-            <w:lang w:val="hi_IN" w:bidi="hi_IN"/>
-          </w:rPr>
-          <w:rPr>
-            <w:color w:val="0000EE"/>
-            <w:u w:val="single"/>
-          </w:rPr>
-          <w:t>मत्ती 5:13–16</w:t>
-        </w:r>
-      </w:hyperlink>
+      <w:r>
+        <w:rPr>
+          <w:lang w:val="hi_IN" w:bidi="hi_IN"/>
+        </w:rPr>
+        <w:t>मत्ती 5:13–16</w:t>
+      </w:r>
       <w:r>
         <w:rPr>
           <w:lang w:val="hi_IN" w:bidi="hi_IN"/>
         </w:rPr>
         <w:t>)। पौलुस ने भी अच्छे कर्मों के महत्व पर जोर दिया (</w:t>
       </w:r>
-      <w:hyperlink r:id="rId144">
-        <w:r>
-          <w:rPr>
-            <w:lang w:val="hi_IN" w:bidi="hi_IN"/>
-          </w:rPr>
-          <w:rPr>
-            <w:color w:val="0000EE"/>
-            <w:u w:val="single"/>
-          </w:rPr>
-          <w:t>रोम 2:6</w:t>
-        </w:r>
-      </w:hyperlink>
-      <w:r>
-        <w:rPr>
-          <w:lang w:val="hi_IN" w:bidi="hi_IN"/>
-        </w:rPr>
-        <w:t xml:space="preserve">; </w:t>
-      </w:r>
-      <w:hyperlink r:id="rId145">
-        <w:r>
-          <w:rPr>
-            <w:lang w:val="hi_IN" w:bidi="hi_IN"/>
-          </w:rPr>
-          <w:rPr>
-            <w:color w:val="0000EE"/>
-            <w:u w:val="single"/>
-          </w:rPr>
-          <w:t>गला 6:5–10</w:t>
-        </w:r>
-      </w:hyperlink>
-      <w:r>
-        <w:rPr>
-          <w:lang w:val="hi_IN" w:bidi="hi_IN"/>
-        </w:rPr>
-        <w:t xml:space="preserve">; </w:t>
-      </w:r>
-      <w:hyperlink r:id="rId125">
-        <w:r>
-          <w:rPr>
-            <w:lang w:val="hi_IN" w:bidi="hi_IN"/>
-          </w:rPr>
-          <w:rPr>
-            <w:color w:val="0000EE"/>
-            <w:u w:val="single"/>
-          </w:rPr>
-          <w:t>इफि 2:10</w:t>
-        </w:r>
-      </w:hyperlink>
-      <w:r>
-        <w:rPr>
-          <w:lang w:val="hi_IN" w:bidi="hi_IN"/>
-        </w:rPr>
-        <w:t xml:space="preserve">; </w:t>
-      </w:r>
-      <w:hyperlink r:id="rId146">
-        <w:r>
-          <w:rPr>
-            <w:lang w:val="hi_IN" w:bidi="hi_IN"/>
-          </w:rPr>
-          <w:rPr>
-            <w:color w:val="0000EE"/>
-            <w:u w:val="single"/>
-          </w:rPr>
-          <w:t>फिलि 2:12–13</w:t>
-        </w:r>
-      </w:hyperlink>
-      <w:r>
-        <w:rPr>
-          <w:lang w:val="hi_IN" w:bidi="hi_IN"/>
-        </w:rPr>
-        <w:t xml:space="preserve">; </w:t>
-      </w:r>
-      <w:hyperlink r:id="rId147">
-        <w:r>
-          <w:rPr>
-            <w:lang w:val="hi_IN" w:bidi="hi_IN"/>
-          </w:rPr>
-          <w:rPr>
-            <w:color w:val="0000EE"/>
-            <w:u w:val="single"/>
-          </w:rPr>
-          <w:t>1 थिस्स 1:3</w:t>
-        </w:r>
-      </w:hyperlink>
+      <w:r>
+        <w:rPr>
+          <w:lang w:val="hi_IN" w:bidi="hi_IN"/>
+        </w:rPr>
+        <w:t>रोम 2:6</w:t>
+      </w:r>
+      <w:r>
+        <w:rPr>
+          <w:lang w:val="hi_IN" w:bidi="hi_IN"/>
+        </w:rPr>
+        <w:t xml:space="preserve">; </w:t>
+      </w:r>
+      <w:r>
+        <w:rPr>
+          <w:lang w:val="hi_IN" w:bidi="hi_IN"/>
+        </w:rPr>
+        <w:t>गला 6:5–10</w:t>
+      </w:r>
+      <w:r>
+        <w:rPr>
+          <w:lang w:val="hi_IN" w:bidi="hi_IN"/>
+        </w:rPr>
+        <w:t xml:space="preserve">; </w:t>
+      </w:r>
+      <w:r>
+        <w:rPr>
+          <w:lang w:val="hi_IN" w:bidi="hi_IN"/>
+        </w:rPr>
+        <w:t>इफि 2:10</w:t>
+      </w:r>
+      <w:r>
+        <w:rPr>
+          <w:lang w:val="hi_IN" w:bidi="hi_IN"/>
+        </w:rPr>
+        <w:t xml:space="preserve">; </w:t>
+      </w:r>
+      <w:r>
+        <w:rPr>
+          <w:lang w:val="hi_IN" w:bidi="hi_IN"/>
+        </w:rPr>
+        <w:t>फिलि 2:12–13</w:t>
+      </w:r>
+      <w:r>
+        <w:rPr>
+          <w:lang w:val="hi_IN" w:bidi="hi_IN"/>
+        </w:rPr>
+        <w:t xml:space="preserve">; </w:t>
+      </w:r>
+      <w:r>
+        <w:rPr>
+          <w:lang w:val="hi_IN" w:bidi="hi_IN"/>
+        </w:rPr>
+        <w:t>1 थिस्स 1:3</w:t>
+      </w:r>
       <w:r>
         <w:rPr>
           <w:lang w:val="hi_IN" w:bidi="hi_IN"/>
@@ -4059,18 +3147,12 @@
         </w:rPr>
         <w:t>अनाथों और विधवाओं की देखभाल करना (</w:t>
       </w:r>
-      <w:hyperlink r:id="rId148">
-        <w:r>
-          <w:rPr>
-            <w:lang w:val="hi_IN" w:bidi="hi_IN"/>
-          </w:rPr>
-          <w:rPr>
-            <w:color w:val="0000EE"/>
-            <w:u w:val="single"/>
-          </w:rPr>
-          <w:t>1:27</w:t>
-        </w:r>
-      </w:hyperlink>
+      <w:r>
+        <w:rPr>
+          <w:lang w:val="hi_IN" w:bidi="hi_IN"/>
+        </w:rPr>
+        <w:t>1:27</w:t>
+      </w:r>
       <w:r>
         <w:rPr>
           <w:lang w:val="hi_IN" w:bidi="hi_IN"/>
@@ -4095,18 +3177,12 @@
         </w:rPr>
         <w:t>धनवानों का पक्ष नहीं लेना (</w:t>
       </w:r>
-      <w:hyperlink r:id="rId149">
-        <w:r>
-          <w:rPr>
-            <w:lang w:val="hi_IN" w:bidi="hi_IN"/>
-          </w:rPr>
-          <w:rPr>
-            <w:color w:val="0000EE"/>
-            <w:u w:val="single"/>
-          </w:rPr>
-          <w:t>2:1–7</w:t>
-        </w:r>
-      </w:hyperlink>
+      <w:r>
+        <w:rPr>
+          <w:lang w:val="hi_IN" w:bidi="hi_IN"/>
+        </w:rPr>
+        <w:t>2:1–7</w:t>
+      </w:r>
       <w:r>
         <w:rPr>
           <w:lang w:val="hi_IN" w:bidi="hi_IN"/>
@@ -4131,18 +3207,12 @@
         </w:rPr>
         <w:t>गरीबों के लिए भोजन और वस्त्र उपलब्ध कराना (</w:t>
       </w:r>
-      <w:hyperlink r:id="rId150">
-        <w:r>
-          <w:rPr>
-            <w:lang w:val="hi_IN" w:bidi="hi_IN"/>
-          </w:rPr>
-          <w:rPr>
-            <w:color w:val="0000EE"/>
-            <w:u w:val="single"/>
-          </w:rPr>
-          <w:t>2:15–17</w:t>
-        </w:r>
-      </w:hyperlink>
+      <w:r>
+        <w:rPr>
+          <w:lang w:val="hi_IN" w:bidi="hi_IN"/>
+        </w:rPr>
+        <w:t>2:15–17</w:t>
+      </w:r>
       <w:r>
         <w:rPr>
           <w:lang w:val="hi_IN" w:bidi="hi_IN"/>
@@ -4167,18 +3237,12 @@
         </w:rPr>
         <w:t>शब्दों को नियन्त्रित करना (</w:t>
       </w:r>
-      <w:hyperlink r:id="rId151">
-        <w:r>
-          <w:rPr>
-            <w:lang w:val="hi_IN" w:bidi="hi_IN"/>
-          </w:rPr>
-          <w:rPr>
-            <w:color w:val="0000EE"/>
-            <w:u w:val="single"/>
-          </w:rPr>
-          <w:t>3:1–12</w:t>
-        </w:r>
-      </w:hyperlink>
+      <w:r>
+        <w:rPr>
+          <w:lang w:val="hi_IN" w:bidi="hi_IN"/>
+        </w:rPr>
+        <w:t>3:1–12</w:t>
+      </w:r>
       <w:r>
         <w:rPr>
           <w:lang w:val="hi_IN" w:bidi="hi_IN"/>
@@ -4203,18 +3267,12 @@
         </w:rPr>
         <w:t>शांति को बढ़ावा देना (</w:t>
       </w:r>
-      <w:hyperlink r:id="rId152">
-        <w:r>
-          <w:rPr>
-            <w:lang w:val="hi_IN" w:bidi="hi_IN"/>
-          </w:rPr>
-          <w:rPr>
-            <w:color w:val="0000EE"/>
-            <w:u w:val="single"/>
-          </w:rPr>
-          <w:t>3:17–18</w:t>
-        </w:r>
-      </w:hyperlink>
+      <w:r>
+        <w:rPr>
+          <w:lang w:val="hi_IN" w:bidi="hi_IN"/>
+        </w:rPr>
+        <w:t>3:17–18</w:t>
+      </w:r>
       <w:r>
         <w:rPr>
           <w:lang w:val="hi_IN" w:bidi="hi_IN"/>
@@ -4239,18 +3297,12 @@
         </w:rPr>
         <w:t>दूसरों का न्याय न करना (</w:t>
       </w:r>
-      <w:hyperlink r:id="rId153">
-        <w:r>
-          <w:rPr>
-            <w:lang w:val="hi_IN" w:bidi="hi_IN"/>
-          </w:rPr>
-          <w:rPr>
-            <w:color w:val="0000EE"/>
-            <w:u w:val="single"/>
-          </w:rPr>
-          <w:t>4:11–12</w:t>
-        </w:r>
-      </w:hyperlink>
+      <w:r>
+        <w:rPr>
+          <w:lang w:val="hi_IN" w:bidi="hi_IN"/>
+        </w:rPr>
+        <w:t>4:11–12</w:t>
+      </w:r>
       <w:r>
         <w:rPr>
           <w:lang w:val="hi_IN" w:bidi="hi_IN"/>
@@ -4283,18 +3335,12 @@
         </w:rPr>
         <w:t>" से होते हैं (</w:t>
       </w:r>
-      <w:hyperlink r:id="rId123">
-        <w:r>
-          <w:rPr>
-            <w:lang w:val="hi_IN" w:bidi="hi_IN"/>
-          </w:rPr>
-          <w:rPr>
-            <w:color w:val="0000EE"/>
-            <w:u w:val="single"/>
-          </w:rPr>
-          <w:t>गला 5:6</w:t>
-        </w:r>
-      </w:hyperlink>
+      <w:r>
+        <w:rPr>
+          <w:lang w:val="hi_IN" w:bidi="hi_IN"/>
+        </w:rPr>
+        <w:t>गला 5:6</w:t>
+      </w:r>
       <w:r>
         <w:rPr>
           <w:lang w:val="hi_IN" w:bidi="hi_IN"/>
@@ -4324,540 +3370,360 @@
           <w:lang w:val="hi_IN" w:bidi="hi_IN"/>
         </w:rPr>
       </w:r>
-      <w:hyperlink r:id="rId154">
-        <w:r>
-          <w:rPr>
-            <w:lang w:val="hi_IN" w:bidi="hi_IN"/>
-          </w:rPr>
-          <w:rPr>
-            <w:color w:val="0000EE"/>
-            <w:u w:val="single"/>
-          </w:rPr>
-          <w:t>उत्पत्ति 17:1</w:t>
-        </w:r>
-      </w:hyperlink>
-      <w:r>
-        <w:rPr>
-          <w:lang w:val="hi_IN" w:bidi="hi_IN"/>
-        </w:rPr>
-        <w:t xml:space="preserve">; </w:t>
-      </w:r>
-      <w:hyperlink r:id="rId155">
-        <w:r>
-          <w:rPr>
-            <w:lang w:val="hi_IN" w:bidi="hi_IN"/>
-          </w:rPr>
-          <w:rPr>
-            <w:color w:val="0000EE"/>
-            <w:u w:val="single"/>
-          </w:rPr>
-          <w:t>22:1–19</w:t>
-        </w:r>
-      </w:hyperlink>
-      <w:r>
-        <w:rPr>
-          <w:lang w:val="hi_IN" w:bidi="hi_IN"/>
-        </w:rPr>
-        <w:t xml:space="preserve">; </w:t>
-      </w:r>
-      <w:hyperlink r:id="rId156">
-        <w:r>
-          <w:rPr>
-            <w:lang w:val="hi_IN" w:bidi="hi_IN"/>
-          </w:rPr>
-          <w:rPr>
-            <w:color w:val="0000EE"/>
-            <w:u w:val="single"/>
-          </w:rPr>
-          <w:t>लैव्यव्यवस्था 22:31</w:t>
-        </w:r>
-      </w:hyperlink>
-      <w:r>
-        <w:rPr>
-          <w:lang w:val="hi_IN" w:bidi="hi_IN"/>
-        </w:rPr>
-        <w:t xml:space="preserve">; </w:t>
-      </w:r>
-      <w:hyperlink r:id="rId157">
-        <w:r>
-          <w:rPr>
-            <w:lang w:val="hi_IN" w:bidi="hi_IN"/>
-          </w:rPr>
-          <w:rPr>
-            <w:color w:val="0000EE"/>
-            <w:u w:val="single"/>
-          </w:rPr>
-          <w:t>हबक्कूक 2:4</w:t>
-        </w:r>
-      </w:hyperlink>
-      <w:r>
-        <w:rPr>
-          <w:lang w:val="hi_IN" w:bidi="hi_IN"/>
-        </w:rPr>
-        <w:t xml:space="preserve">; </w:t>
-      </w:r>
-      <w:hyperlink r:id="rId119">
-        <w:r>
-          <w:rPr>
-            <w:lang w:val="hi_IN" w:bidi="hi_IN"/>
-          </w:rPr>
-          <w:rPr>
-            <w:color w:val="0000EE"/>
-            <w:u w:val="single"/>
-          </w:rPr>
-          <w:t>मत्ती 3:2</w:t>
-        </w:r>
-      </w:hyperlink>
+      <w:r>
+        <w:rPr>
+          <w:lang w:val="hi_IN" w:bidi="hi_IN"/>
+        </w:rPr>
+        <w:t>उत्पत्ति 17:1</w:t>
+      </w:r>
+      <w:r>
+        <w:rPr>
+          <w:lang w:val="hi_IN" w:bidi="hi_IN"/>
+        </w:rPr>
+        <w:t xml:space="preserve">; </w:t>
+      </w:r>
+      <w:r>
+        <w:rPr>
+          <w:lang w:val="hi_IN" w:bidi="hi_IN"/>
+        </w:rPr>
+        <w:t>22:1–19</w:t>
+      </w:r>
+      <w:r>
+        <w:rPr>
+          <w:lang w:val="hi_IN" w:bidi="hi_IN"/>
+        </w:rPr>
+        <w:t xml:space="preserve">; </w:t>
+      </w:r>
+      <w:r>
+        <w:rPr>
+          <w:lang w:val="hi_IN" w:bidi="hi_IN"/>
+        </w:rPr>
+        <w:t>लैव्यव्यवस्था 22:31</w:t>
+      </w:r>
+      <w:r>
+        <w:rPr>
+          <w:lang w:val="hi_IN" w:bidi="hi_IN"/>
+        </w:rPr>
+        <w:t xml:space="preserve">; </w:t>
+      </w:r>
+      <w:r>
+        <w:rPr>
+          <w:lang w:val="hi_IN" w:bidi="hi_IN"/>
+        </w:rPr>
+        <w:t>हबक्कूक 2:4</w:t>
+      </w:r>
+      <w:r>
+        <w:rPr>
+          <w:lang w:val="hi_IN" w:bidi="hi_IN"/>
+        </w:rPr>
+        <w:t xml:space="preserve">; </w:t>
+      </w:r>
+      <w:r>
+        <w:rPr>
+          <w:lang w:val="hi_IN" w:bidi="hi_IN"/>
+        </w:rPr>
+        <w:t>मत्ती 3:2</w:t>
+      </w:r>
       <w:r>
         <w:rPr>
           <w:lang w:val="hi_IN" w:bidi="hi_IN"/>
         </w:rPr>
         <w:t xml:space="preserve">, </w:t>
       </w:r>
-      <w:hyperlink r:id="rId120">
-        <w:r>
-          <w:rPr>
-            <w:lang w:val="hi_IN" w:bidi="hi_IN"/>
-          </w:rPr>
-          <w:rPr>
-            <w:color w:val="0000EE"/>
-            <w:u w:val="single"/>
-          </w:rPr>
-          <w:t>8–10</w:t>
-        </w:r>
-      </w:hyperlink>
-      <w:r>
-        <w:rPr>
-          <w:lang w:val="hi_IN" w:bidi="hi_IN"/>
-        </w:rPr>
-        <w:t xml:space="preserve">; </w:t>
-      </w:r>
-      <w:hyperlink r:id="rId118">
-        <w:r>
-          <w:rPr>
-            <w:lang w:val="hi_IN" w:bidi="hi_IN"/>
-          </w:rPr>
-          <w:rPr>
-            <w:color w:val="0000EE"/>
-            <w:u w:val="single"/>
-          </w:rPr>
-          <w:t>4:17</w:t>
-        </w:r>
-      </w:hyperlink>
-      <w:r>
-        <w:rPr>
-          <w:lang w:val="hi_IN" w:bidi="hi_IN"/>
-        </w:rPr>
-        <w:t xml:space="preserve">; </w:t>
-      </w:r>
-      <w:hyperlink r:id="rId129">
-        <w:r>
-          <w:rPr>
-            <w:lang w:val="hi_IN" w:bidi="hi_IN"/>
-          </w:rPr>
-          <w:rPr>
-            <w:color w:val="0000EE"/>
-            <w:u w:val="single"/>
-          </w:rPr>
-          <w:t>5:3–12</w:t>
-        </w:r>
-      </w:hyperlink>
+      <w:r>
+        <w:rPr>
+          <w:lang w:val="hi_IN" w:bidi="hi_IN"/>
+        </w:rPr>
+        <w:t>8–10</w:t>
+      </w:r>
+      <w:r>
+        <w:rPr>
+          <w:lang w:val="hi_IN" w:bidi="hi_IN"/>
+        </w:rPr>
+        <w:t xml:space="preserve">; </w:t>
+      </w:r>
+      <w:r>
+        <w:rPr>
+          <w:lang w:val="hi_IN" w:bidi="hi_IN"/>
+        </w:rPr>
+        <w:t>4:17</w:t>
+      </w:r>
+      <w:r>
+        <w:rPr>
+          <w:lang w:val="hi_IN" w:bidi="hi_IN"/>
+        </w:rPr>
+        <w:t xml:space="preserve">; </w:t>
+      </w:r>
+      <w:r>
+        <w:rPr>
+          <w:lang w:val="hi_IN" w:bidi="hi_IN"/>
+        </w:rPr>
+        <w:t>5:3–12</w:t>
+      </w:r>
       <w:r>
         <w:rPr>
           <w:lang w:val="hi_IN" w:bidi="hi_IN"/>
         </w:rPr>
         <w:t xml:space="preserve">, </w:t>
       </w:r>
-      <w:hyperlink r:id="rId130">
-        <w:r>
-          <w:rPr>
-            <w:lang w:val="hi_IN" w:bidi="hi_IN"/>
-          </w:rPr>
-          <w:rPr>
-            <w:color w:val="0000EE"/>
-            <w:u w:val="single"/>
-          </w:rPr>
-          <w:t>20–48</w:t>
-        </w:r>
-      </w:hyperlink>
-      <w:r>
-        <w:rPr>
-          <w:lang w:val="hi_IN" w:bidi="hi_IN"/>
-        </w:rPr>
-        <w:t xml:space="preserve">; </w:t>
-      </w:r>
-      <w:hyperlink r:id="rId114">
-        <w:r>
-          <w:rPr>
-            <w:lang w:val="hi_IN" w:bidi="hi_IN"/>
-          </w:rPr>
-          <w:rPr>
-            <w:color w:val="0000EE"/>
-            <w:u w:val="single"/>
-          </w:rPr>
-          <w:t>7:13–27</w:t>
-        </w:r>
-      </w:hyperlink>
-      <w:r>
-        <w:rPr>
-          <w:lang w:val="hi_IN" w:bidi="hi_IN"/>
-        </w:rPr>
-        <w:t xml:space="preserve">; </w:t>
-      </w:r>
-      <w:hyperlink r:id="rId158">
-        <w:r>
-          <w:rPr>
-            <w:lang w:val="hi_IN" w:bidi="hi_IN"/>
-          </w:rPr>
-          <w:rPr>
-            <w:color w:val="0000EE"/>
-            <w:u w:val="single"/>
-          </w:rPr>
-          <w:t>10:32–33</w:t>
-        </w:r>
-      </w:hyperlink>
-      <w:r>
-        <w:rPr>
-          <w:lang w:val="hi_IN" w:bidi="hi_IN"/>
-        </w:rPr>
-        <w:t xml:space="preserve">; </w:t>
-      </w:r>
-      <w:hyperlink r:id="rId121">
-        <w:r>
-          <w:rPr>
-            <w:lang w:val="hi_IN" w:bidi="hi_IN"/>
-          </w:rPr>
-          <w:rPr>
-            <w:color w:val="0000EE"/>
-            <w:u w:val="single"/>
-          </w:rPr>
-          <w:t>11:20–24</w:t>
-        </w:r>
-      </w:hyperlink>
-      <w:r>
-        <w:rPr>
-          <w:lang w:val="hi_IN" w:bidi="hi_IN"/>
-        </w:rPr>
-        <w:t xml:space="preserve">; </w:t>
-      </w:r>
-      <w:hyperlink r:id="rId159">
-        <w:r>
-          <w:rPr>
-            <w:lang w:val="hi_IN" w:bidi="hi_IN"/>
-          </w:rPr>
-          <w:rPr>
-            <w:color w:val="0000EE"/>
-            <w:u w:val="single"/>
-          </w:rPr>
-          <w:t>12:33–42</w:t>
-        </w:r>
-      </w:hyperlink>
-      <w:r>
-        <w:rPr>
-          <w:lang w:val="hi_IN" w:bidi="hi_IN"/>
-        </w:rPr>
-        <w:t xml:space="preserve">; </w:t>
-      </w:r>
-      <w:hyperlink r:id="rId115">
-        <w:r>
-          <w:rPr>
-            <w:lang w:val="hi_IN" w:bidi="hi_IN"/>
-          </w:rPr>
-          <w:rPr>
-            <w:color w:val="0000EE"/>
-            <w:u w:val="single"/>
-          </w:rPr>
-          <w:t>13:3–9</w:t>
-        </w:r>
-      </w:hyperlink>
+      <w:r>
+        <w:rPr>
+          <w:lang w:val="hi_IN" w:bidi="hi_IN"/>
+        </w:rPr>
+        <w:t>20–48</w:t>
+      </w:r>
+      <w:r>
+        <w:rPr>
+          <w:lang w:val="hi_IN" w:bidi="hi_IN"/>
+        </w:rPr>
+        <w:t xml:space="preserve">; </w:t>
+      </w:r>
+      <w:r>
+        <w:rPr>
+          <w:lang w:val="hi_IN" w:bidi="hi_IN"/>
+        </w:rPr>
+        <w:t>7:13–27</w:t>
+      </w:r>
+      <w:r>
+        <w:rPr>
+          <w:lang w:val="hi_IN" w:bidi="hi_IN"/>
+        </w:rPr>
+        <w:t xml:space="preserve">; </w:t>
+      </w:r>
+      <w:r>
+        <w:rPr>
+          <w:lang w:val="hi_IN" w:bidi="hi_IN"/>
+        </w:rPr>
+        <w:t>10:32–33</w:t>
+      </w:r>
+      <w:r>
+        <w:rPr>
+          <w:lang w:val="hi_IN" w:bidi="hi_IN"/>
+        </w:rPr>
+        <w:t xml:space="preserve">; </w:t>
+      </w:r>
+      <w:r>
+        <w:rPr>
+          <w:lang w:val="hi_IN" w:bidi="hi_IN"/>
+        </w:rPr>
+        <w:t>11:20–24</w:t>
+      </w:r>
+      <w:r>
+        <w:rPr>
+          <w:lang w:val="hi_IN" w:bidi="hi_IN"/>
+        </w:rPr>
+        <w:t xml:space="preserve">; </w:t>
+      </w:r>
+      <w:r>
+        <w:rPr>
+          <w:lang w:val="hi_IN" w:bidi="hi_IN"/>
+        </w:rPr>
+        <w:t>12:33–42</w:t>
+      </w:r>
+      <w:r>
+        <w:rPr>
+          <w:lang w:val="hi_IN" w:bidi="hi_IN"/>
+        </w:rPr>
+        <w:t xml:space="preserve">; </w:t>
+      </w:r>
+      <w:r>
+        <w:rPr>
+          <w:lang w:val="hi_IN" w:bidi="hi_IN"/>
+        </w:rPr>
+        <w:t>13:3–9</w:t>
+      </w:r>
       <w:r>
         <w:rPr>
           <w:lang w:val="hi_IN" w:bidi="hi_IN"/>
         </w:rPr>
         <w:t xml:space="preserve">, </w:t>
       </w:r>
-      <w:hyperlink r:id="rId116">
-        <w:r>
-          <w:rPr>
-            <w:lang w:val="hi_IN" w:bidi="hi_IN"/>
-          </w:rPr>
-          <w:rPr>
-            <w:color w:val="0000EE"/>
-            <w:u w:val="single"/>
-          </w:rPr>
-          <w:t>18–23</w:t>
-        </w:r>
-      </w:hyperlink>
-      <w:r>
-        <w:rPr>
-          <w:lang w:val="hi_IN" w:bidi="hi_IN"/>
-        </w:rPr>
-        <w:t xml:space="preserve">; </w:t>
-      </w:r>
-      <w:hyperlink r:id="rId113">
-        <w:r>
-          <w:rPr>
-            <w:lang w:val="hi_IN" w:bidi="hi_IN"/>
-          </w:rPr>
-          <w:rPr>
-            <w:color w:val="0000EE"/>
-            <w:u w:val="single"/>
-          </w:rPr>
-          <w:t>15:15–20</w:t>
-        </w:r>
-      </w:hyperlink>
-      <w:r>
-        <w:rPr>
-          <w:lang w:val="hi_IN" w:bidi="hi_IN"/>
-        </w:rPr>
-        <w:t xml:space="preserve">; </w:t>
-      </w:r>
-      <w:hyperlink r:id="rId117">
-        <w:r>
-          <w:rPr>
-            <w:lang w:val="hi_IN" w:bidi="hi_IN"/>
-          </w:rPr>
-          <w:rPr>
-            <w:color w:val="0000EE"/>
-            <w:u w:val="single"/>
-          </w:rPr>
-          <w:t>16:27</w:t>
-        </w:r>
-      </w:hyperlink>
-      <w:r>
-        <w:rPr>
-          <w:lang w:val="hi_IN" w:bidi="hi_IN"/>
-        </w:rPr>
-        <w:t xml:space="preserve">; </w:t>
-      </w:r>
-      <w:hyperlink r:id="rId160">
-        <w:r>
-          <w:rPr>
-            <w:lang w:val="hi_IN" w:bidi="hi_IN"/>
-          </w:rPr>
-          <w:rPr>
-            <w:color w:val="0000EE"/>
-            <w:u w:val="single"/>
-          </w:rPr>
-          <w:t>25:31–46</w:t>
-        </w:r>
-      </w:hyperlink>
-      <w:r>
-        <w:rPr>
-          <w:lang w:val="hi_IN" w:bidi="hi_IN"/>
-        </w:rPr>
-        <w:t xml:space="preserve">; </w:t>
-      </w:r>
-      <w:hyperlink r:id="rId161">
-        <w:r>
-          <w:rPr>
-            <w:lang w:val="hi_IN" w:bidi="hi_IN"/>
-          </w:rPr>
-          <w:rPr>
-            <w:color w:val="0000EE"/>
-            <w:u w:val="single"/>
-          </w:rPr>
-          <w:t>यूहन्ना 15:2</w:t>
-        </w:r>
-      </w:hyperlink>
-      <w:r>
-        <w:rPr>
-          <w:lang w:val="hi_IN" w:bidi="hi_IN"/>
-        </w:rPr>
-        <w:t xml:space="preserve">; </w:t>
-      </w:r>
-      <w:hyperlink r:id="rId144">
-        <w:r>
-          <w:rPr>
-            <w:lang w:val="hi_IN" w:bidi="hi_IN"/>
-          </w:rPr>
-          <w:rPr>
-            <w:color w:val="0000EE"/>
-            <w:u w:val="single"/>
-          </w:rPr>
-          <w:t>रोमियों 2:6</w:t>
-        </w:r>
-      </w:hyperlink>
-      <w:r>
-        <w:rPr>
-          <w:lang w:val="hi_IN" w:bidi="hi_IN"/>
-        </w:rPr>
-        <w:t xml:space="preserve">; </w:t>
-      </w:r>
-      <w:hyperlink r:id="rId123">
-        <w:r>
-          <w:rPr>
-            <w:lang w:val="hi_IN" w:bidi="hi_IN"/>
-          </w:rPr>
-          <w:rPr>
-            <w:color w:val="0000EE"/>
-            <w:u w:val="single"/>
-          </w:rPr>
-          <w:t>गलातियों 5:6</w:t>
-        </w:r>
-      </w:hyperlink>
+      <w:r>
+        <w:rPr>
+          <w:lang w:val="hi_IN" w:bidi="hi_IN"/>
+        </w:rPr>
+        <w:t>18–23</w:t>
+      </w:r>
+      <w:r>
+        <w:rPr>
+          <w:lang w:val="hi_IN" w:bidi="hi_IN"/>
+        </w:rPr>
+        <w:t xml:space="preserve">; </w:t>
+      </w:r>
+      <w:r>
+        <w:rPr>
+          <w:lang w:val="hi_IN" w:bidi="hi_IN"/>
+        </w:rPr>
+        <w:t>15:15–20</w:t>
+      </w:r>
+      <w:r>
+        <w:rPr>
+          <w:lang w:val="hi_IN" w:bidi="hi_IN"/>
+        </w:rPr>
+        <w:t xml:space="preserve">; </w:t>
+      </w:r>
+      <w:r>
+        <w:rPr>
+          <w:lang w:val="hi_IN" w:bidi="hi_IN"/>
+        </w:rPr>
+        <w:t>16:27</w:t>
+      </w:r>
+      <w:r>
+        <w:rPr>
+          <w:lang w:val="hi_IN" w:bidi="hi_IN"/>
+        </w:rPr>
+        <w:t xml:space="preserve">; </w:t>
+      </w:r>
+      <w:r>
+        <w:rPr>
+          <w:lang w:val="hi_IN" w:bidi="hi_IN"/>
+        </w:rPr>
+        <w:t>25:31–46</w:t>
+      </w:r>
+      <w:r>
+        <w:rPr>
+          <w:lang w:val="hi_IN" w:bidi="hi_IN"/>
+        </w:rPr>
+        <w:t xml:space="preserve">; </w:t>
+      </w:r>
+      <w:r>
+        <w:rPr>
+          <w:lang w:val="hi_IN" w:bidi="hi_IN"/>
+        </w:rPr>
+        <w:t>यूहन्ना 15:2</w:t>
+      </w:r>
+      <w:r>
+        <w:rPr>
+          <w:lang w:val="hi_IN" w:bidi="hi_IN"/>
+        </w:rPr>
+        <w:t xml:space="preserve">; </w:t>
+      </w:r>
+      <w:r>
+        <w:rPr>
+          <w:lang w:val="hi_IN" w:bidi="hi_IN"/>
+        </w:rPr>
+        <w:t>रोमियों 2:6</w:t>
+      </w:r>
+      <w:r>
+        <w:rPr>
+          <w:lang w:val="hi_IN" w:bidi="hi_IN"/>
+        </w:rPr>
+        <w:t xml:space="preserve">; </w:t>
+      </w:r>
+      <w:r>
+        <w:rPr>
+          <w:lang w:val="hi_IN" w:bidi="hi_IN"/>
+        </w:rPr>
+        <w:t>गलातियों 5:6</w:t>
+      </w:r>
       <w:r>
         <w:rPr>
           <w:lang w:val="hi_IN" w:bidi="hi_IN"/>
         </w:rPr>
         <w:t xml:space="preserve">, </w:t>
       </w:r>
-      <w:hyperlink r:id="rId162">
-        <w:r>
-          <w:rPr>
-            <w:lang w:val="hi_IN" w:bidi="hi_IN"/>
-          </w:rPr>
-          <w:rPr>
-            <w:color w:val="0000EE"/>
-            <w:u w:val="single"/>
-          </w:rPr>
-          <w:t>16–26</w:t>
-        </w:r>
-      </w:hyperlink>
-      <w:r>
-        <w:rPr>
-          <w:lang w:val="hi_IN" w:bidi="hi_IN"/>
-        </w:rPr>
-        <w:t xml:space="preserve">; </w:t>
-      </w:r>
-      <w:hyperlink r:id="rId145">
-        <w:r>
-          <w:rPr>
-            <w:lang w:val="hi_IN" w:bidi="hi_IN"/>
-          </w:rPr>
-          <w:rPr>
-            <w:color w:val="0000EE"/>
-            <w:u w:val="single"/>
-          </w:rPr>
-          <w:t>6:5–10</w:t>
-        </w:r>
-      </w:hyperlink>
-      <w:r>
-        <w:rPr>
-          <w:lang w:val="hi_IN" w:bidi="hi_IN"/>
-        </w:rPr>
-        <w:t xml:space="preserve">; </w:t>
-      </w:r>
-      <w:hyperlink r:id="rId163">
-        <w:r>
-          <w:rPr>
-            <w:lang w:val="hi_IN" w:bidi="hi_IN"/>
-          </w:rPr>
-          <w:rPr>
-            <w:color w:val="0000EE"/>
-            <w:u w:val="single"/>
-          </w:rPr>
-          <w:t>इफिसियों 2:8–10</w:t>
-        </w:r>
-      </w:hyperlink>
-      <w:r>
-        <w:rPr>
-          <w:lang w:val="hi_IN" w:bidi="hi_IN"/>
-        </w:rPr>
-        <w:t xml:space="preserve">; </w:t>
-      </w:r>
-      <w:hyperlink r:id="rId164">
-        <w:r>
-          <w:rPr>
-            <w:lang w:val="hi_IN" w:bidi="hi_IN"/>
-          </w:rPr>
-          <w:rPr>
-            <w:color w:val="0000EE"/>
-            <w:u w:val="single"/>
-          </w:rPr>
-          <w:t>5:3–9</w:t>
-        </w:r>
-      </w:hyperlink>
-      <w:r>
-        <w:rPr>
-          <w:lang w:val="hi_IN" w:bidi="hi_IN"/>
-        </w:rPr>
-        <w:t xml:space="preserve">; </w:t>
-      </w:r>
-      <w:hyperlink r:id="rId146">
-        <w:r>
-          <w:rPr>
-            <w:lang w:val="hi_IN" w:bidi="hi_IN"/>
-          </w:rPr>
-          <w:rPr>
-            <w:color w:val="0000EE"/>
-            <w:u w:val="single"/>
-          </w:rPr>
-          <w:t>फिलिप्पियों 2:12–13</w:t>
-        </w:r>
-      </w:hyperlink>
-      <w:r>
-        <w:rPr>
-          <w:lang w:val="hi_IN" w:bidi="hi_IN"/>
-        </w:rPr>
-        <w:t xml:space="preserve">; </w:t>
-      </w:r>
-      <w:hyperlink r:id="rId165">
-        <w:r>
-          <w:rPr>
-            <w:lang w:val="hi_IN" w:bidi="hi_IN"/>
-          </w:rPr>
-          <w:rPr>
-            <w:color w:val="0000EE"/>
-            <w:u w:val="single"/>
-          </w:rPr>
-          <w:t>इब्रानियों 11:1–40</w:t>
-        </w:r>
-      </w:hyperlink>
-      <w:r>
-        <w:rPr>
-          <w:lang w:val="hi_IN" w:bidi="hi_IN"/>
-        </w:rPr>
-        <w:t xml:space="preserve">; </w:t>
-      </w:r>
-      <w:hyperlink r:id="rId134">
-        <w:r>
-          <w:rPr>
-            <w:lang w:val="hi_IN" w:bidi="hi_IN"/>
-          </w:rPr>
-          <w:rPr>
-            <w:color w:val="0000EE"/>
-            <w:u w:val="single"/>
-          </w:rPr>
-          <w:t>याकूब 2:14–26</w:t>
-        </w:r>
-      </w:hyperlink>
-      <w:r>
-        <w:rPr>
-          <w:lang w:val="hi_IN" w:bidi="hi_IN"/>
-        </w:rPr>
-        <w:t xml:space="preserve">; </w:t>
-      </w:r>
-      <w:hyperlink r:id="rId127">
-        <w:r>
-          <w:rPr>
-            <w:lang w:val="hi_IN" w:bidi="hi_IN"/>
-          </w:rPr>
-          <w:rPr>
-            <w:color w:val="0000EE"/>
-            <w:u w:val="single"/>
-          </w:rPr>
-          <w:t>1 यूहन्ना 1:5–10</w:t>
-        </w:r>
-      </w:hyperlink>
-      <w:r>
-        <w:rPr>
-          <w:lang w:val="hi_IN" w:bidi="hi_IN"/>
-        </w:rPr>
-        <w:t xml:space="preserve">; </w:t>
-      </w:r>
-      <w:hyperlink r:id="rId166">
-        <w:r>
-          <w:rPr>
-            <w:lang w:val="hi_IN" w:bidi="hi_IN"/>
-          </w:rPr>
-          <w:rPr>
-            <w:color w:val="0000EE"/>
-            <w:u w:val="single"/>
-          </w:rPr>
-          <w:t>प्रकाशितवाक्य 21:6–8</w:t>
-        </w:r>
-      </w:hyperlink>
+      <w:r>
+        <w:rPr>
+          <w:lang w:val="hi_IN" w:bidi="hi_IN"/>
+        </w:rPr>
+        <w:t>16–26</w:t>
+      </w:r>
+      <w:r>
+        <w:rPr>
+          <w:lang w:val="hi_IN" w:bidi="hi_IN"/>
+        </w:rPr>
+        <w:t xml:space="preserve">; </w:t>
+      </w:r>
+      <w:r>
+        <w:rPr>
+          <w:lang w:val="hi_IN" w:bidi="hi_IN"/>
+        </w:rPr>
+        <w:t>6:5–10</w:t>
+      </w:r>
+      <w:r>
+        <w:rPr>
+          <w:lang w:val="hi_IN" w:bidi="hi_IN"/>
+        </w:rPr>
+        <w:t xml:space="preserve">; </w:t>
+      </w:r>
+      <w:r>
+        <w:rPr>
+          <w:lang w:val="hi_IN" w:bidi="hi_IN"/>
+        </w:rPr>
+        <w:t>इफिसियों 2:8–10</w:t>
+      </w:r>
+      <w:r>
+        <w:rPr>
+          <w:lang w:val="hi_IN" w:bidi="hi_IN"/>
+        </w:rPr>
+        <w:t xml:space="preserve">; </w:t>
+      </w:r>
+      <w:r>
+        <w:rPr>
+          <w:lang w:val="hi_IN" w:bidi="hi_IN"/>
+        </w:rPr>
+        <w:t>5:3–9</w:t>
+      </w:r>
+      <w:r>
+        <w:rPr>
+          <w:lang w:val="hi_IN" w:bidi="hi_IN"/>
+        </w:rPr>
+        <w:t xml:space="preserve">; </w:t>
+      </w:r>
+      <w:r>
+        <w:rPr>
+          <w:lang w:val="hi_IN" w:bidi="hi_IN"/>
+        </w:rPr>
+        <w:t>फिलिप्पियों 2:12–13</w:t>
+      </w:r>
+      <w:r>
+        <w:rPr>
+          <w:lang w:val="hi_IN" w:bidi="hi_IN"/>
+        </w:rPr>
+        <w:t xml:space="preserve">; </w:t>
+      </w:r>
+      <w:r>
+        <w:rPr>
+          <w:lang w:val="hi_IN" w:bidi="hi_IN"/>
+        </w:rPr>
+        <w:t>इब्रानियों 11:1–40</w:t>
+      </w:r>
+      <w:r>
+        <w:rPr>
+          <w:lang w:val="hi_IN" w:bidi="hi_IN"/>
+        </w:rPr>
+        <w:t xml:space="preserve">; </w:t>
+      </w:r>
+      <w:r>
+        <w:rPr>
+          <w:lang w:val="hi_IN" w:bidi="hi_IN"/>
+        </w:rPr>
+        <w:t>याकूब 2:14–26</w:t>
+      </w:r>
+      <w:r>
+        <w:rPr>
+          <w:lang w:val="hi_IN" w:bidi="hi_IN"/>
+        </w:rPr>
+        <w:t xml:space="preserve">; </w:t>
+      </w:r>
+      <w:r>
+        <w:rPr>
+          <w:lang w:val="hi_IN" w:bidi="hi_IN"/>
+        </w:rPr>
+        <w:t>1 यूहन्ना 1:5–10</w:t>
+      </w:r>
+      <w:r>
+        <w:rPr>
+          <w:lang w:val="hi_IN" w:bidi="hi_IN"/>
+        </w:rPr>
+        <w:t xml:space="preserve">; </w:t>
+      </w:r>
+      <w:r>
+        <w:rPr>
+          <w:lang w:val="hi_IN" w:bidi="hi_IN"/>
+        </w:rPr>
+        <w:t>प्रकाशितवाक्य 21:6–8</w:t>
+      </w:r>
       <w:r>
         <w:rPr>
           <w:lang w:val="hi_IN" w:bidi="hi_IN"/>
@@ -4914,18 +3780,12 @@
           <w:lang w:val="hi_IN" w:bidi="hi_IN"/>
         </w:rPr>
       </w:r>
-      <w:hyperlink r:id="rId165">
-        <w:r>
-          <w:rPr>
-            <w:lang w:val="hi_IN" w:bidi="hi_IN"/>
-          </w:rPr>
-          <w:rPr>
-            <w:color w:val="0000EE"/>
-            <w:u w:val="single"/>
-          </w:rPr>
-          <w:t>इब्रानियों 11</w:t>
-        </w:r>
-      </w:hyperlink>
+      <w:r>
+        <w:rPr>
+          <w:lang w:val="hi_IN" w:bidi="hi_IN"/>
+        </w:rPr>
+        <w:t>इब्रानियों 11</w:t>
+      </w:r>
       <w:r>
         <w:rPr>
           <w:lang w:val="hi_IN" w:bidi="hi_IN"/>
@@ -4984,18 +3844,12 @@
         </w:rPr>
         <w:t>" (</w:t>
       </w:r>
-      <w:hyperlink r:id="rId167">
-        <w:r>
-          <w:rPr>
-            <w:lang w:val="hi_IN" w:bidi="hi_IN"/>
-          </w:rPr>
-          <w:rPr>
-            <w:color w:val="0000EE"/>
-            <w:u w:val="single"/>
-          </w:rPr>
-          <w:t>इब्रा 11:6</w:t>
-        </w:r>
-      </w:hyperlink>
+      <w:r>
+        <w:rPr>
+          <w:lang w:val="hi_IN" w:bidi="hi_IN"/>
+        </w:rPr>
+        <w:t>इब्रा 11:6</w:t>
+      </w:r>
       <w:r>
         <w:rPr>
           <w:lang w:val="hi_IN" w:bidi="hi_IN"/>
@@ -5025,468 +3879,312 @@
           <w:lang w:val="hi_IN" w:bidi="hi_IN"/>
         </w:rPr>
       </w:r>
-      <w:hyperlink r:id="rId142">
-        <w:r>
-          <w:rPr>
-            <w:lang w:val="hi_IN" w:bidi="hi_IN"/>
-          </w:rPr>
-          <w:rPr>
-            <w:color w:val="0000EE"/>
-            <w:u w:val="single"/>
-          </w:rPr>
-          <w:t>उत्पत्ति 15:6</w:t>
-        </w:r>
-      </w:hyperlink>
-      <w:r>
-        <w:rPr>
-          <w:lang w:val="hi_IN" w:bidi="hi_IN"/>
-        </w:rPr>
-        <w:t xml:space="preserve">; </w:t>
-      </w:r>
-      <w:hyperlink r:id="rId168">
-        <w:r>
-          <w:rPr>
-            <w:lang w:val="hi_IN" w:bidi="hi_IN"/>
-          </w:rPr>
-          <w:rPr>
-            <w:color w:val="0000EE"/>
-            <w:u w:val="single"/>
-          </w:rPr>
-          <w:t>2 इतिहास 20:20</w:t>
-        </w:r>
-      </w:hyperlink>
-      <w:r>
-        <w:rPr>
-          <w:lang w:val="hi_IN" w:bidi="hi_IN"/>
-        </w:rPr>
-        <w:t xml:space="preserve">; </w:t>
-      </w:r>
-      <w:hyperlink r:id="rId157">
-        <w:r>
-          <w:rPr>
-            <w:lang w:val="hi_IN" w:bidi="hi_IN"/>
-          </w:rPr>
-          <w:rPr>
-            <w:color w:val="0000EE"/>
-            <w:u w:val="single"/>
-          </w:rPr>
-          <w:t>हबक्कूक 2:4</w:t>
-        </w:r>
-      </w:hyperlink>
-      <w:r>
-        <w:rPr>
-          <w:lang w:val="hi_IN" w:bidi="hi_IN"/>
-        </w:rPr>
-        <w:t xml:space="preserve">; </w:t>
-      </w:r>
-      <w:hyperlink r:id="rId169">
-        <w:r>
-          <w:rPr>
-            <w:lang w:val="hi_IN" w:bidi="hi_IN"/>
-          </w:rPr>
-          <w:rPr>
-            <w:color w:val="0000EE"/>
-            <w:u w:val="single"/>
-          </w:rPr>
-          <w:t>मत्ती 9:29</w:t>
-        </w:r>
-      </w:hyperlink>
-      <w:r>
-        <w:rPr>
-          <w:lang w:val="hi_IN" w:bidi="hi_IN"/>
-        </w:rPr>
-        <w:t xml:space="preserve">; </w:t>
-      </w:r>
-      <w:hyperlink r:id="rId170">
-        <w:r>
-          <w:rPr>
-            <w:lang w:val="hi_IN" w:bidi="hi_IN"/>
-          </w:rPr>
-          <w:rPr>
-            <w:color w:val="0000EE"/>
-            <w:u w:val="single"/>
-          </w:rPr>
-          <w:t>21:21</w:t>
-        </w:r>
-      </w:hyperlink>
-      <w:r>
-        <w:rPr>
-          <w:lang w:val="hi_IN" w:bidi="hi_IN"/>
-        </w:rPr>
-        <w:t xml:space="preserve">; </w:t>
-      </w:r>
-      <w:hyperlink r:id="rId171">
-        <w:r>
-          <w:rPr>
-            <w:lang w:val="hi_IN" w:bidi="hi_IN"/>
-          </w:rPr>
-          <w:rPr>
-            <w:color w:val="0000EE"/>
-            <w:u w:val="single"/>
-          </w:rPr>
-          <w:t>लूका 8:50</w:t>
-        </w:r>
-      </w:hyperlink>
-      <w:r>
-        <w:rPr>
-          <w:lang w:val="hi_IN" w:bidi="hi_IN"/>
-        </w:rPr>
-        <w:t xml:space="preserve">; </w:t>
-      </w:r>
-      <w:hyperlink r:id="rId172">
-        <w:r>
-          <w:rPr>
-            <w:lang w:val="hi_IN" w:bidi="hi_IN"/>
-          </w:rPr>
-          <w:rPr>
-            <w:color w:val="0000EE"/>
-            <w:u w:val="single"/>
-          </w:rPr>
-          <w:t>यूहन्ना 3:16</w:t>
-        </w:r>
-      </w:hyperlink>
+      <w:r>
+        <w:rPr>
+          <w:lang w:val="hi_IN" w:bidi="hi_IN"/>
+        </w:rPr>
+        <w:t>उत्पत्ति 15:6</w:t>
+      </w:r>
+      <w:r>
+        <w:rPr>
+          <w:lang w:val="hi_IN" w:bidi="hi_IN"/>
+        </w:rPr>
+        <w:t xml:space="preserve">; </w:t>
+      </w:r>
+      <w:r>
+        <w:rPr>
+          <w:lang w:val="hi_IN" w:bidi="hi_IN"/>
+        </w:rPr>
+        <w:t>2 इतिहास 20:20</w:t>
+      </w:r>
+      <w:r>
+        <w:rPr>
+          <w:lang w:val="hi_IN" w:bidi="hi_IN"/>
+        </w:rPr>
+        <w:t xml:space="preserve">; </w:t>
+      </w:r>
+      <w:r>
+        <w:rPr>
+          <w:lang w:val="hi_IN" w:bidi="hi_IN"/>
+        </w:rPr>
+        <w:t>हबक्कूक 2:4</w:t>
+      </w:r>
+      <w:r>
+        <w:rPr>
+          <w:lang w:val="hi_IN" w:bidi="hi_IN"/>
+        </w:rPr>
+        <w:t xml:space="preserve">; </w:t>
+      </w:r>
+      <w:r>
+        <w:rPr>
+          <w:lang w:val="hi_IN" w:bidi="hi_IN"/>
+        </w:rPr>
+        <w:t>मत्ती 9:29</w:t>
+      </w:r>
+      <w:r>
+        <w:rPr>
+          <w:lang w:val="hi_IN" w:bidi="hi_IN"/>
+        </w:rPr>
+        <w:t xml:space="preserve">; </w:t>
+      </w:r>
+      <w:r>
+        <w:rPr>
+          <w:lang w:val="hi_IN" w:bidi="hi_IN"/>
+        </w:rPr>
+        <w:t>21:21</w:t>
+      </w:r>
+      <w:r>
+        <w:rPr>
+          <w:lang w:val="hi_IN" w:bidi="hi_IN"/>
+        </w:rPr>
+        <w:t xml:space="preserve">; </w:t>
+      </w:r>
+      <w:r>
+        <w:rPr>
+          <w:lang w:val="hi_IN" w:bidi="hi_IN"/>
+        </w:rPr>
+        <w:t>लूका 8:50</w:t>
+      </w:r>
+      <w:r>
+        <w:rPr>
+          <w:lang w:val="hi_IN" w:bidi="hi_IN"/>
+        </w:rPr>
+        <w:t xml:space="preserve">; </w:t>
+      </w:r>
+      <w:r>
+        <w:rPr>
+          <w:lang w:val="hi_IN" w:bidi="hi_IN"/>
+        </w:rPr>
+        <w:t>यूहन्ना 3:16</w:t>
+      </w:r>
       <w:r>
         <w:rPr>
           <w:lang w:val="hi_IN" w:bidi="hi_IN"/>
         </w:rPr>
         <w:t xml:space="preserve">, </w:t>
       </w:r>
-      <w:hyperlink r:id="rId173">
-        <w:r>
-          <w:rPr>
-            <w:lang w:val="hi_IN" w:bidi="hi_IN"/>
-          </w:rPr>
-          <w:rPr>
-            <w:color w:val="0000EE"/>
-            <w:u w:val="single"/>
-          </w:rPr>
-          <w:t>36</w:t>
-        </w:r>
-      </w:hyperlink>
-      <w:r>
-        <w:rPr>
-          <w:lang w:val="hi_IN" w:bidi="hi_IN"/>
-        </w:rPr>
-        <w:t xml:space="preserve">; </w:t>
-      </w:r>
-      <w:hyperlink r:id="rId174">
-        <w:r>
-          <w:rPr>
-            <w:lang w:val="hi_IN" w:bidi="hi_IN"/>
-          </w:rPr>
-          <w:rPr>
-            <w:color w:val="0000EE"/>
-            <w:u w:val="single"/>
-          </w:rPr>
-          <w:t>5:24</w:t>
-        </w:r>
-      </w:hyperlink>
-      <w:r>
-        <w:rPr>
-          <w:lang w:val="hi_IN" w:bidi="hi_IN"/>
-        </w:rPr>
-        <w:t xml:space="preserve">; </w:t>
-      </w:r>
-      <w:hyperlink r:id="rId175">
-        <w:r>
-          <w:rPr>
-            <w:lang w:val="hi_IN" w:bidi="hi_IN"/>
-          </w:rPr>
-          <w:rPr>
-            <w:color w:val="0000EE"/>
-            <w:u w:val="single"/>
-          </w:rPr>
-          <w:t>11:25</w:t>
-        </w:r>
-      </w:hyperlink>
-      <w:r>
-        <w:rPr>
-          <w:lang w:val="hi_IN" w:bidi="hi_IN"/>
-        </w:rPr>
-        <w:t xml:space="preserve">; </w:t>
-      </w:r>
-      <w:hyperlink r:id="rId176">
-        <w:r>
-          <w:rPr>
-            <w:lang w:val="hi_IN" w:bidi="hi_IN"/>
-          </w:rPr>
-          <w:rPr>
-            <w:color w:val="0000EE"/>
-            <w:u w:val="single"/>
-          </w:rPr>
-          <w:t>12:46</w:t>
-        </w:r>
-      </w:hyperlink>
-      <w:r>
-        <w:rPr>
-          <w:lang w:val="hi_IN" w:bidi="hi_IN"/>
-        </w:rPr>
-        <w:t xml:space="preserve">; </w:t>
-      </w:r>
-      <w:hyperlink r:id="rId177">
-        <w:r>
-          <w:rPr>
-            <w:lang w:val="hi_IN" w:bidi="hi_IN"/>
-          </w:rPr>
-          <w:rPr>
-            <w:color w:val="0000EE"/>
-            <w:u w:val="single"/>
-          </w:rPr>
-          <w:t>20:30–31</w:t>
-        </w:r>
-      </w:hyperlink>
-      <w:r>
-        <w:rPr>
-          <w:lang w:val="hi_IN" w:bidi="hi_IN"/>
-        </w:rPr>
-        <w:t xml:space="preserve">; </w:t>
-      </w:r>
-      <w:hyperlink r:id="rId178">
-        <w:r>
-          <w:rPr>
-            <w:lang w:val="hi_IN" w:bidi="hi_IN"/>
-          </w:rPr>
-          <w:rPr>
-            <w:color w:val="0000EE"/>
-            <w:u w:val="single"/>
-          </w:rPr>
-          <w:t>रोमियों 5:1</w:t>
-        </w:r>
-      </w:hyperlink>
-      <w:r>
-        <w:rPr>
-          <w:lang w:val="hi_IN" w:bidi="hi_IN"/>
-        </w:rPr>
-        <w:t xml:space="preserve">; </w:t>
-      </w:r>
-      <w:hyperlink r:id="rId179">
-        <w:r>
-          <w:rPr>
-            <w:lang w:val="hi_IN" w:bidi="hi_IN"/>
-          </w:rPr>
-          <w:rPr>
-            <w:color w:val="0000EE"/>
-            <w:u w:val="single"/>
-          </w:rPr>
-          <w:t>10:9</w:t>
-        </w:r>
-      </w:hyperlink>
+      <w:r>
+        <w:rPr>
+          <w:lang w:val="hi_IN" w:bidi="hi_IN"/>
+        </w:rPr>
+        <w:t>36</w:t>
+      </w:r>
+      <w:r>
+        <w:rPr>
+          <w:lang w:val="hi_IN" w:bidi="hi_IN"/>
+        </w:rPr>
+        <w:t xml:space="preserve">; </w:t>
+      </w:r>
+      <w:r>
+        <w:rPr>
+          <w:lang w:val="hi_IN" w:bidi="hi_IN"/>
+        </w:rPr>
+        <w:t>5:24</w:t>
+      </w:r>
+      <w:r>
+        <w:rPr>
+          <w:lang w:val="hi_IN" w:bidi="hi_IN"/>
+        </w:rPr>
+        <w:t xml:space="preserve">; </w:t>
+      </w:r>
+      <w:r>
+        <w:rPr>
+          <w:lang w:val="hi_IN" w:bidi="hi_IN"/>
+        </w:rPr>
+        <w:t>11:25</w:t>
+      </w:r>
+      <w:r>
+        <w:rPr>
+          <w:lang w:val="hi_IN" w:bidi="hi_IN"/>
+        </w:rPr>
+        <w:t xml:space="preserve">; </w:t>
+      </w:r>
+      <w:r>
+        <w:rPr>
+          <w:lang w:val="hi_IN" w:bidi="hi_IN"/>
+        </w:rPr>
+        <w:t>12:46</w:t>
+      </w:r>
+      <w:r>
+        <w:rPr>
+          <w:lang w:val="hi_IN" w:bidi="hi_IN"/>
+        </w:rPr>
+        <w:t xml:space="preserve">; </w:t>
+      </w:r>
+      <w:r>
+        <w:rPr>
+          <w:lang w:val="hi_IN" w:bidi="hi_IN"/>
+        </w:rPr>
+        <w:t>20:30–31</w:t>
+      </w:r>
+      <w:r>
+        <w:rPr>
+          <w:lang w:val="hi_IN" w:bidi="hi_IN"/>
+        </w:rPr>
+        <w:t xml:space="preserve">; </w:t>
+      </w:r>
+      <w:r>
+        <w:rPr>
+          <w:lang w:val="hi_IN" w:bidi="hi_IN"/>
+        </w:rPr>
+        <w:t>रोमियों 5:1</w:t>
+      </w:r>
+      <w:r>
+        <w:rPr>
+          <w:lang w:val="hi_IN" w:bidi="hi_IN"/>
+        </w:rPr>
+        <w:t xml:space="preserve">; </w:t>
+      </w:r>
+      <w:r>
+        <w:rPr>
+          <w:lang w:val="hi_IN" w:bidi="hi_IN"/>
+        </w:rPr>
+        <w:t>10:9</w:t>
+      </w:r>
       <w:r>
         <w:rPr>
           <w:lang w:val="hi_IN" w:bidi="hi_IN"/>
         </w:rPr>
         <w:t xml:space="preserve">, </w:t>
       </w:r>
-      <w:hyperlink r:id="rId180">
-        <w:r>
-          <w:rPr>
-            <w:lang w:val="hi_IN" w:bidi="hi_IN"/>
-          </w:rPr>
-          <w:rPr>
-            <w:color w:val="0000EE"/>
-            <w:u w:val="single"/>
-          </w:rPr>
-          <w:t>17</w:t>
-        </w:r>
-      </w:hyperlink>
-      <w:r>
-        <w:rPr>
-          <w:lang w:val="hi_IN" w:bidi="hi_IN"/>
-        </w:rPr>
-        <w:t xml:space="preserve">; </w:t>
-      </w:r>
-      <w:hyperlink r:id="rId181">
-        <w:r>
-          <w:rPr>
-            <w:lang w:val="hi_IN" w:bidi="hi_IN"/>
-          </w:rPr>
-          <w:rPr>
-            <w:color w:val="0000EE"/>
-            <w:u w:val="single"/>
-          </w:rPr>
-          <w:t>गलातियों 3:6</w:t>
-        </w:r>
-      </w:hyperlink>
-      <w:r>
-        <w:rPr>
-          <w:lang w:val="hi_IN" w:bidi="hi_IN"/>
-        </w:rPr>
-        <w:t xml:space="preserve">; </w:t>
-      </w:r>
-      <w:hyperlink r:id="rId123">
-        <w:r>
-          <w:rPr>
-            <w:lang w:val="hi_IN" w:bidi="hi_IN"/>
-          </w:rPr>
-          <w:rPr>
-            <w:color w:val="0000EE"/>
-            <w:u w:val="single"/>
-          </w:rPr>
-          <w:t>5:6</w:t>
-        </w:r>
-      </w:hyperlink>
-      <w:r>
-        <w:rPr>
-          <w:lang w:val="hi_IN" w:bidi="hi_IN"/>
-        </w:rPr>
-        <w:t xml:space="preserve">; </w:t>
-      </w:r>
-      <w:hyperlink r:id="rId182">
-        <w:r>
-          <w:rPr>
-            <w:lang w:val="hi_IN" w:bidi="hi_IN"/>
-          </w:rPr>
-          <w:rPr>
-            <w:color w:val="0000EE"/>
-            <w:u w:val="single"/>
-          </w:rPr>
-          <w:t>1 तीमुथियुस 1:19</w:t>
-        </w:r>
-      </w:hyperlink>
-      <w:r>
-        <w:rPr>
-          <w:lang w:val="hi_IN" w:bidi="hi_IN"/>
-        </w:rPr>
-        <w:t xml:space="preserve">; </w:t>
-      </w:r>
-      <w:hyperlink r:id="rId183">
-        <w:r>
-          <w:rPr>
-            <w:lang w:val="hi_IN" w:bidi="hi_IN"/>
-          </w:rPr>
-          <w:rPr>
-            <w:color w:val="0000EE"/>
-            <w:u w:val="single"/>
-          </w:rPr>
-          <w:t>6:12</w:t>
-        </w:r>
-      </w:hyperlink>
-      <w:r>
-        <w:rPr>
-          <w:lang w:val="hi_IN" w:bidi="hi_IN"/>
-        </w:rPr>
-        <w:t xml:space="preserve">; </w:t>
-      </w:r>
-      <w:hyperlink r:id="rId184">
-        <w:r>
-          <w:rPr>
-            <w:lang w:val="hi_IN" w:bidi="hi_IN"/>
-          </w:rPr>
-          <w:rPr>
-            <w:color w:val="0000EE"/>
-            <w:u w:val="single"/>
-          </w:rPr>
-          <w:t>इब्रानियों 10:22</w:t>
-        </w:r>
-      </w:hyperlink>
+      <w:r>
+        <w:rPr>
+          <w:lang w:val="hi_IN" w:bidi="hi_IN"/>
+        </w:rPr>
+        <w:t>17</w:t>
+      </w:r>
+      <w:r>
+        <w:rPr>
+          <w:lang w:val="hi_IN" w:bidi="hi_IN"/>
+        </w:rPr>
+        <w:t xml:space="preserve">; </w:t>
+      </w:r>
+      <w:r>
+        <w:rPr>
+          <w:lang w:val="hi_IN" w:bidi="hi_IN"/>
+        </w:rPr>
+        <w:t>गलातियों 3:6</w:t>
+      </w:r>
+      <w:r>
+        <w:rPr>
+          <w:lang w:val="hi_IN" w:bidi="hi_IN"/>
+        </w:rPr>
+        <w:t xml:space="preserve">; </w:t>
+      </w:r>
+      <w:r>
+        <w:rPr>
+          <w:lang w:val="hi_IN" w:bidi="hi_IN"/>
+        </w:rPr>
+        <w:t>5:6</w:t>
+      </w:r>
+      <w:r>
+        <w:rPr>
+          <w:lang w:val="hi_IN" w:bidi="hi_IN"/>
+        </w:rPr>
+        <w:t xml:space="preserve">; </w:t>
+      </w:r>
+      <w:r>
+        <w:rPr>
+          <w:lang w:val="hi_IN" w:bidi="hi_IN"/>
+        </w:rPr>
+        <w:t>1 तीमुथियुस 1:19</w:t>
+      </w:r>
+      <w:r>
+        <w:rPr>
+          <w:lang w:val="hi_IN" w:bidi="hi_IN"/>
+        </w:rPr>
+        <w:t xml:space="preserve">; </w:t>
+      </w:r>
+      <w:r>
+        <w:rPr>
+          <w:lang w:val="hi_IN" w:bidi="hi_IN"/>
+        </w:rPr>
+        <w:t>6:12</w:t>
+      </w:r>
+      <w:r>
+        <w:rPr>
+          <w:lang w:val="hi_IN" w:bidi="hi_IN"/>
+        </w:rPr>
+        <w:t xml:space="preserve">; </w:t>
+      </w:r>
+      <w:r>
+        <w:rPr>
+          <w:lang w:val="hi_IN" w:bidi="hi_IN"/>
+        </w:rPr>
+        <w:t>इब्रानियों 10:22</w:t>
+      </w:r>
       <w:r>
         <w:rPr>
           <w:lang w:val="hi_IN" w:bidi="hi_IN"/>
         </w:rPr>
         <w:t xml:space="preserve">, </w:t>
       </w:r>
-      <w:hyperlink r:id="rId185">
-        <w:r>
-          <w:rPr>
-            <w:lang w:val="hi_IN" w:bidi="hi_IN"/>
-          </w:rPr>
-          <w:rPr>
-            <w:color w:val="0000EE"/>
-            <w:u w:val="single"/>
-          </w:rPr>
-          <w:t>38</w:t>
-        </w:r>
-      </w:hyperlink>
-      <w:r>
-        <w:rPr>
-          <w:lang w:val="hi_IN" w:bidi="hi_IN"/>
-        </w:rPr>
-        <w:t xml:space="preserve">; </w:t>
-      </w:r>
-      <w:hyperlink r:id="rId165">
-        <w:r>
-          <w:rPr>
-            <w:lang w:val="hi_IN" w:bidi="hi_IN"/>
-          </w:rPr>
-          <w:rPr>
-            <w:color w:val="0000EE"/>
-            <w:u w:val="single"/>
-          </w:rPr>
-          <w:t>11:1–40</w:t>
-        </w:r>
-      </w:hyperlink>
-      <w:r>
-        <w:rPr>
-          <w:lang w:val="hi_IN" w:bidi="hi_IN"/>
-        </w:rPr>
-        <w:t xml:space="preserve">; </w:t>
-      </w:r>
-      <w:hyperlink r:id="rId186">
-        <w:r>
-          <w:rPr>
-            <w:lang w:val="hi_IN" w:bidi="hi_IN"/>
-          </w:rPr>
-          <w:rPr>
-            <w:color w:val="0000EE"/>
-            <w:u w:val="single"/>
-          </w:rPr>
-          <w:t>याकूब 1:5–6</w:t>
-        </w:r>
-      </w:hyperlink>
-      <w:r>
-        <w:rPr>
-          <w:lang w:val="hi_IN" w:bidi="hi_IN"/>
-        </w:rPr>
-        <w:t xml:space="preserve">; </w:t>
-      </w:r>
-      <w:hyperlink r:id="rId134">
-        <w:r>
-          <w:rPr>
-            <w:lang w:val="hi_IN" w:bidi="hi_IN"/>
-          </w:rPr>
-          <w:rPr>
-            <w:color w:val="0000EE"/>
-            <w:u w:val="single"/>
-          </w:rPr>
-          <w:t>2:14–26</w:t>
-        </w:r>
-      </w:hyperlink>
-      <w:r>
-        <w:rPr>
-          <w:lang w:val="hi_IN" w:bidi="hi_IN"/>
-        </w:rPr>
-        <w:t xml:space="preserve">; </w:t>
-      </w:r>
-      <w:hyperlink r:id="rId187">
-        <w:r>
-          <w:rPr>
-            <w:lang w:val="hi_IN" w:bidi="hi_IN"/>
-          </w:rPr>
-          <w:rPr>
-            <w:color w:val="0000EE"/>
-            <w:u w:val="single"/>
-          </w:rPr>
-          <w:t>1 यूहन्ना 3:23</w:t>
-        </w:r>
-      </w:hyperlink>
-      <w:r>
-        <w:rPr>
-          <w:lang w:val="hi_IN" w:bidi="hi_IN"/>
-        </w:rPr>
-        <w:t xml:space="preserve">; </w:t>
-      </w:r>
-      <w:hyperlink r:id="rId188">
-        <w:r>
-          <w:rPr>
-            <w:lang w:val="hi_IN" w:bidi="hi_IN"/>
-          </w:rPr>
-          <w:rPr>
-            <w:color w:val="0000EE"/>
-            <w:u w:val="single"/>
-          </w:rPr>
-          <w:t>5:4</w:t>
-        </w:r>
-      </w:hyperlink>
+      <w:r>
+        <w:rPr>
+          <w:lang w:val="hi_IN" w:bidi="hi_IN"/>
+        </w:rPr>
+        <w:t>38</w:t>
+      </w:r>
+      <w:r>
+        <w:rPr>
+          <w:lang w:val="hi_IN" w:bidi="hi_IN"/>
+        </w:rPr>
+        <w:t xml:space="preserve">; </w:t>
+      </w:r>
+      <w:r>
+        <w:rPr>
+          <w:lang w:val="hi_IN" w:bidi="hi_IN"/>
+        </w:rPr>
+        <w:t>11:1–40</w:t>
+      </w:r>
+      <w:r>
+        <w:rPr>
+          <w:lang w:val="hi_IN" w:bidi="hi_IN"/>
+        </w:rPr>
+        <w:t xml:space="preserve">; </w:t>
+      </w:r>
+      <w:r>
+        <w:rPr>
+          <w:lang w:val="hi_IN" w:bidi="hi_IN"/>
+        </w:rPr>
+        <w:t>याकूब 1:5–6</w:t>
+      </w:r>
+      <w:r>
+        <w:rPr>
+          <w:lang w:val="hi_IN" w:bidi="hi_IN"/>
+        </w:rPr>
+        <w:t xml:space="preserve">; </w:t>
+      </w:r>
+      <w:r>
+        <w:rPr>
+          <w:lang w:val="hi_IN" w:bidi="hi_IN"/>
+        </w:rPr>
+        <w:t>2:14–26</w:t>
+      </w:r>
+      <w:r>
+        <w:rPr>
+          <w:lang w:val="hi_IN" w:bidi="hi_IN"/>
+        </w:rPr>
+        <w:t xml:space="preserve">; </w:t>
+      </w:r>
+      <w:r>
+        <w:rPr>
+          <w:lang w:val="hi_IN" w:bidi="hi_IN"/>
+        </w:rPr>
+        <w:t>1 यूहन्ना 3:23</w:t>
+      </w:r>
+      <w:r>
+        <w:rPr>
+          <w:lang w:val="hi_IN" w:bidi="hi_IN"/>
+        </w:rPr>
+        <w:t xml:space="preserve">; </w:t>
+      </w:r>
+      <w:r>
+        <w:rPr>
+          <w:lang w:val="hi_IN" w:bidi="hi_IN"/>
+        </w:rPr>
+        <w:t>5:4</w:t>
+      </w:r>
       <w:r>
         <w:rPr>
           <w:lang w:val="hi_IN" w:bidi="hi_IN"/>
@@ -5563,18 +4261,12 @@
         </w:rPr>
         <w:t>पहली सदी में यहूदी मसीही के लिए, इस उत्तर को स्वीकार करना कठिन था। अब्राहम के समय से, परमेश्वर के साथ सही संबंध को खतना द्वारा चिह्नित किया गया था, जो पुरुष के लिंग के अग्रभाग की चमड़ी को काटने की रस्म थी (</w:t>
       </w:r>
-      <w:hyperlink r:id="rId189">
-        <w:r>
-          <w:rPr>
-            <w:lang w:val="hi_IN" w:bidi="hi_IN"/>
-          </w:rPr>
-          <w:rPr>
-            <w:color w:val="0000EE"/>
-            <w:u w:val="single"/>
-          </w:rPr>
-          <w:t>उत्प 17:9–14</w:t>
-        </w:r>
-      </w:hyperlink>
+      <w:r>
+        <w:rPr>
+          <w:lang w:val="hi_IN" w:bidi="hi_IN"/>
+        </w:rPr>
+        <w:t>उत्प 17:9–14</w:t>
+      </w:r>
       <w:r>
         <w:rPr>
           <w:lang w:val="hi_IN" w:bidi="hi_IN"/>
@@ -5609,54 +4301,36 @@
         </w:rPr>
         <w:t>प्रेरित पतरस ने याफा में अपने दर्शन और कैसरिया में अपने अनुभव से समझा कि परमेश्वर ने अन्यजातियों को अन्यजातियों के रूप में स्वीकार किया है, क्योंकि वे मसीह के पूर्ण कार्य में विश्वास करते हैं (</w:t>
       </w:r>
-      <w:hyperlink r:id="rId190">
-        <w:r>
-          <w:rPr>
-            <w:lang w:val="hi_IN" w:bidi="hi_IN"/>
-          </w:rPr>
-          <w:rPr>
-            <w:color w:val="0000EE"/>
-            <w:u w:val="single"/>
-          </w:rPr>
-          <w:t>प्रेरि 10:9–11:18</w:t>
-        </w:r>
-      </w:hyperlink>
+      <w:r>
+        <w:rPr>
+          <w:lang w:val="hi_IN" w:bidi="hi_IN"/>
+        </w:rPr>
+        <w:t>प्रेरि 10:9–11:18</w:t>
+      </w:r>
       <w:r>
         <w:rPr>
           <w:lang w:val="hi_IN" w:bidi="hi_IN"/>
         </w:rPr>
         <w:t>)। उन्हें खतना या औपचारिक नियमों का पालन करके यहूदी बनने की आवश्यकता नहीं थी। मसीह ने उन्हें विश्वास के द्वारा परमेश्वर तक खुली पहुँच प्रदान की। इसलिए पतरस और यरूशलेम की कलीसिया ने अन्यजातियों के विश्वासियों का संगति में स्वागत किया। लेकिन बाद में, जब कुछ यहूदी मसीहियों ने उनकी आलोचना की, तो पतरस ने अस्थायी रूप से अन्यजातियों के साथ खाना बंद कर दिया (</w:t>
       </w:r>
-      <w:hyperlink r:id="rId191">
-        <w:r>
-          <w:rPr>
-            <w:lang w:val="hi_IN" w:bidi="hi_IN"/>
-          </w:rPr>
-          <w:rPr>
-            <w:color w:val="0000EE"/>
-            <w:u w:val="single"/>
-          </w:rPr>
-          <w:t>गला 2:11–13</w:t>
-        </w:r>
-      </w:hyperlink>
+      <w:r>
+        <w:rPr>
+          <w:lang w:val="hi_IN" w:bidi="hi_IN"/>
+        </w:rPr>
+        <w:t>गला 2:11–13</w:t>
+      </w:r>
       <w:r>
         <w:rPr>
           <w:lang w:val="hi_IN" w:bidi="hi_IN"/>
         </w:rPr>
         <w:t>)। जवाब में, पौलुस ने पतरस को यह सुझाव देने के लिए फटकार लगाई कि परमेश्वर द्वारा स्वीकार किए जाने के लिए अन्यजातियों को यहूदी बनना चाहिए (</w:t>
       </w:r>
-      <w:hyperlink r:id="rId192">
-        <w:r>
-          <w:rPr>
-            <w:lang w:val="hi_IN" w:bidi="hi_IN"/>
-          </w:rPr>
-          <w:rPr>
-            <w:color w:val="0000EE"/>
-            <w:u w:val="single"/>
-          </w:rPr>
-          <w:t>2:14–21</w:t>
-        </w:r>
-      </w:hyperlink>
+      <w:r>
+        <w:rPr>
+          <w:lang w:val="hi_IN" w:bidi="hi_IN"/>
+        </w:rPr>
+        <w:t>2:14–21</w:t>
+      </w:r>
       <w:r>
         <w:rPr>
           <w:lang w:val="hi_IN" w:bidi="hi_IN"/>
@@ -5677,90 +4351,60 @@
         </w:rPr>
         <w:t>कोई भी व्यक्ति व्यवस्था का पालन करके परमेश्वर के साथ धर्मी नहीं बन सकता (</w:t>
       </w:r>
-      <w:hyperlink r:id="rId193">
-        <w:r>
-          <w:rPr>
-            <w:lang w:val="hi_IN" w:bidi="hi_IN"/>
-          </w:rPr>
-          <w:rPr>
-            <w:color w:val="0000EE"/>
-            <w:u w:val="single"/>
-          </w:rPr>
-          <w:t>गला 2:16</w:t>
-        </w:r>
-      </w:hyperlink>
+      <w:r>
+        <w:rPr>
+          <w:lang w:val="hi_IN" w:bidi="hi_IN"/>
+        </w:rPr>
+        <w:t>गला 2:16</w:t>
+      </w:r>
       <w:r>
         <w:rPr>
           <w:lang w:val="hi_IN" w:bidi="hi_IN"/>
         </w:rPr>
         <w:t>)। यहाँ तक कि अब्राहम को भी उसके विश्वास के कारण धर्मी माना गया (</w:t>
       </w:r>
-      <w:hyperlink r:id="rId142">
-        <w:r>
-          <w:rPr>
-            <w:lang w:val="hi_IN" w:bidi="hi_IN"/>
-          </w:rPr>
-          <w:rPr>
-            <w:color w:val="0000EE"/>
-            <w:u w:val="single"/>
-          </w:rPr>
-          <w:t>उत्प 15:6</w:t>
-        </w:r>
-      </w:hyperlink>
-      <w:r>
-        <w:rPr>
-          <w:lang w:val="hi_IN" w:bidi="hi_IN"/>
-        </w:rPr>
-        <w:t xml:space="preserve">; </w:t>
-      </w:r>
-      <w:hyperlink r:id="rId181">
-        <w:r>
-          <w:rPr>
-            <w:lang w:val="hi_IN" w:bidi="hi_IN"/>
-          </w:rPr>
-          <w:rPr>
-            <w:color w:val="0000EE"/>
-            <w:u w:val="single"/>
-          </w:rPr>
-          <w:t>गला 3:6</w:t>
-        </w:r>
-      </w:hyperlink>
-      <w:r>
-        <w:rPr>
-          <w:lang w:val="hi_IN" w:bidi="hi_IN"/>
-        </w:rPr>
-        <w:t xml:space="preserve">; </w:t>
-      </w:r>
-      <w:hyperlink r:id="rId194">
-        <w:r>
-          <w:rPr>
-            <w:lang w:val="hi_IN" w:bidi="hi_IN"/>
-          </w:rPr>
-          <w:rPr>
-            <w:color w:val="0000EE"/>
-            <w:u w:val="single"/>
-          </w:rPr>
-          <w:t>याकू 2:21–24</w:t>
-        </w:r>
-      </w:hyperlink>
+      <w:r>
+        <w:rPr>
+          <w:lang w:val="hi_IN" w:bidi="hi_IN"/>
+        </w:rPr>
+        <w:t>उत्प 15:6</w:t>
+      </w:r>
+      <w:r>
+        <w:rPr>
+          <w:lang w:val="hi_IN" w:bidi="hi_IN"/>
+        </w:rPr>
+        <w:t xml:space="preserve">; </w:t>
+      </w:r>
+      <w:r>
+        <w:rPr>
+          <w:lang w:val="hi_IN" w:bidi="hi_IN"/>
+        </w:rPr>
+        <w:t>गला 3:6</w:t>
+      </w:r>
+      <w:r>
+        <w:rPr>
+          <w:lang w:val="hi_IN" w:bidi="hi_IN"/>
+        </w:rPr>
+        <w:t xml:space="preserve">; </w:t>
+      </w:r>
+      <w:r>
+        <w:rPr>
+          <w:lang w:val="hi_IN" w:bidi="hi_IN"/>
+        </w:rPr>
+        <w:t>याकू 2:21–24</w:t>
+      </w:r>
       <w:r>
         <w:rPr>
           <w:lang w:val="hi_IN" w:bidi="hi_IN"/>
         </w:rPr>
         <w:t>)। यह खतने के कारण नहीं था, जो बाद में आया (</w:t>
       </w:r>
-      <w:hyperlink r:id="rId189">
-        <w:r>
-          <w:rPr>
-            <w:lang w:val="hi_IN" w:bidi="hi_IN"/>
-          </w:rPr>
-          <w:rPr>
-            <w:color w:val="0000EE"/>
-            <w:u w:val="single"/>
-          </w:rPr>
-          <w:t>उत्प 17:9–14</w:t>
-        </w:r>
-      </w:hyperlink>
+      <w:r>
+        <w:rPr>
+          <w:lang w:val="hi_IN" w:bidi="hi_IN"/>
+        </w:rPr>
+        <w:t>उत्प 17:9–14</w:t>
+      </w:r>
       <w:r>
         <w:rPr>
           <w:lang w:val="hi_IN" w:bidi="hi_IN"/>
@@ -5790,126 +4434,84 @@
           <w:lang w:val="hi_IN" w:bidi="hi_IN"/>
         </w:rPr>
       </w:r>
-      <w:hyperlink r:id="rId142">
-        <w:r>
-          <w:rPr>
-            <w:lang w:val="hi_IN" w:bidi="hi_IN"/>
-          </w:rPr>
-          <w:rPr>
-            <w:color w:val="0000EE"/>
-            <w:u w:val="single"/>
-          </w:rPr>
-          <w:t>उत्पत्ति 15:6</w:t>
-        </w:r>
-      </w:hyperlink>
-      <w:r>
-        <w:rPr>
-          <w:lang w:val="hi_IN" w:bidi="hi_IN"/>
-        </w:rPr>
-        <w:t xml:space="preserve">; </w:t>
-      </w:r>
-      <w:hyperlink r:id="rId157">
-        <w:r>
-          <w:rPr>
-            <w:lang w:val="hi_IN" w:bidi="hi_IN"/>
-          </w:rPr>
-          <w:rPr>
-            <w:color w:val="0000EE"/>
-            <w:u w:val="single"/>
-          </w:rPr>
-          <w:t>हबक्कूक 2:4</w:t>
-        </w:r>
-      </w:hyperlink>
-      <w:r>
-        <w:rPr>
-          <w:lang w:val="hi_IN" w:bidi="hi_IN"/>
-        </w:rPr>
-        <w:t xml:space="preserve">; </w:t>
-      </w:r>
-      <w:hyperlink r:id="rId195">
-        <w:r>
-          <w:rPr>
-            <w:lang w:val="hi_IN" w:bidi="hi_IN"/>
-          </w:rPr>
-          <w:rPr>
-            <w:color w:val="0000EE"/>
-            <w:u w:val="single"/>
-          </w:rPr>
-          <w:t>प्रेरितों के काम 10:1–11:18</w:t>
-        </w:r>
-      </w:hyperlink>
-      <w:r>
-        <w:rPr>
-          <w:lang w:val="hi_IN" w:bidi="hi_IN"/>
-        </w:rPr>
-        <w:t xml:space="preserve">; </w:t>
-      </w:r>
-      <w:hyperlink r:id="rId196">
-        <w:r>
-          <w:rPr>
-            <w:lang w:val="hi_IN" w:bidi="hi_IN"/>
-          </w:rPr>
-          <w:rPr>
-            <w:color w:val="0000EE"/>
-            <w:u w:val="single"/>
-          </w:rPr>
-          <w:t>रोमियों 1:17</w:t>
-        </w:r>
-      </w:hyperlink>
-      <w:r>
-        <w:rPr>
-          <w:lang w:val="hi_IN" w:bidi="hi_IN"/>
-        </w:rPr>
-        <w:t xml:space="preserve">; </w:t>
-      </w:r>
-      <w:hyperlink r:id="rId192">
-        <w:r>
-          <w:rPr>
-            <w:lang w:val="hi_IN" w:bidi="hi_IN"/>
-          </w:rPr>
-          <w:rPr>
-            <w:color w:val="0000EE"/>
-            <w:u w:val="single"/>
-          </w:rPr>
-          <w:t>गलातियों 2:14–21</w:t>
-        </w:r>
-      </w:hyperlink>
-      <w:r>
-        <w:rPr>
-          <w:lang w:val="hi_IN" w:bidi="hi_IN"/>
-        </w:rPr>
-        <w:t xml:space="preserve">; </w:t>
-      </w:r>
-      <w:hyperlink r:id="rId197">
-        <w:r>
-          <w:rPr>
-            <w:lang w:val="hi_IN" w:bidi="hi_IN"/>
-          </w:rPr>
-          <w:rPr>
-            <w:color w:val="0000EE"/>
-            <w:u w:val="single"/>
-          </w:rPr>
-          <w:t>गलातियों 3:11</w:t>
-        </w:r>
-      </w:hyperlink>
-      <w:r>
-        <w:rPr>
-          <w:lang w:val="hi_IN" w:bidi="hi_IN"/>
-        </w:rPr>
-        <w:t xml:space="preserve">; </w:t>
-      </w:r>
-      <w:hyperlink r:id="rId185">
-        <w:r>
-          <w:rPr>
-            <w:lang w:val="hi_IN" w:bidi="hi_IN"/>
-          </w:rPr>
-          <w:rPr>
-            <w:color w:val="0000EE"/>
-            <w:u w:val="single"/>
-          </w:rPr>
-          <w:t xml:space="preserve">इब्रानियों 10:38 </w:t>
-        </w:r>
-      </w:hyperlink>
+      <w:r>
+        <w:rPr>
+          <w:lang w:val="hi_IN" w:bidi="hi_IN"/>
+        </w:rPr>
+        <w:t>उत्पत्ति 15:6</w:t>
+      </w:r>
+      <w:r>
+        <w:rPr>
+          <w:lang w:val="hi_IN" w:bidi="hi_IN"/>
+        </w:rPr>
+        <w:t xml:space="preserve">; </w:t>
+      </w:r>
+      <w:r>
+        <w:rPr>
+          <w:lang w:val="hi_IN" w:bidi="hi_IN"/>
+        </w:rPr>
+        <w:t>हबक्कूक 2:4</w:t>
+      </w:r>
+      <w:r>
+        <w:rPr>
+          <w:lang w:val="hi_IN" w:bidi="hi_IN"/>
+        </w:rPr>
+        <w:t xml:space="preserve">; </w:t>
+      </w:r>
+      <w:r>
+        <w:rPr>
+          <w:lang w:val="hi_IN" w:bidi="hi_IN"/>
+        </w:rPr>
+        <w:t>प्रेरितों के काम 10:1–11:18</w:t>
+      </w:r>
+      <w:r>
+        <w:rPr>
+          <w:lang w:val="hi_IN" w:bidi="hi_IN"/>
+        </w:rPr>
+        <w:t xml:space="preserve">; </w:t>
+      </w:r>
+      <w:r>
+        <w:rPr>
+          <w:lang w:val="hi_IN" w:bidi="hi_IN"/>
+        </w:rPr>
+        <w:t>रोमियों 1:17</w:t>
+      </w:r>
+      <w:r>
+        <w:rPr>
+          <w:lang w:val="hi_IN" w:bidi="hi_IN"/>
+        </w:rPr>
+        <w:t xml:space="preserve">; </w:t>
+      </w:r>
+      <w:r>
+        <w:rPr>
+          <w:lang w:val="hi_IN" w:bidi="hi_IN"/>
+        </w:rPr>
+        <w:t>गलातियों 2:14–21</w:t>
+      </w:r>
+      <w:r>
+        <w:rPr>
+          <w:lang w:val="hi_IN" w:bidi="hi_IN"/>
+        </w:rPr>
+        <w:t xml:space="preserve">; </w:t>
+      </w:r>
+      <w:r>
+        <w:rPr>
+          <w:lang w:val="hi_IN" w:bidi="hi_IN"/>
+        </w:rPr>
+        <w:t>गलातियों 3:11</w:t>
+      </w:r>
+      <w:r>
+        <w:rPr>
+          <w:lang w:val="hi_IN" w:bidi="hi_IN"/>
+        </w:rPr>
+        <w:t xml:space="preserve">; </w:t>
+      </w:r>
+      <w:r>
+        <w:rPr>
+          <w:lang w:val="hi_IN" w:bidi="hi_IN"/>
+        </w:rPr>
+        <w:t xml:space="preserve">इब्रानियों 10:38 </w:t>
+      </w:r>
       <w:r>
         <w:rPr>
           <w:lang w:val="hi_IN" w:bidi="hi_IN"/>
@@ -5958,180 +4560,120 @@
         </w:rPr>
         <w:t>नूह ने बाइबल में उल्लेखित पहली वेदी बनाई (</w:t>
       </w:r>
-      <w:hyperlink r:id="rId198">
-        <w:r>
-          <w:rPr>
-            <w:lang w:val="hi_IN" w:bidi="hi_IN"/>
-          </w:rPr>
-          <w:rPr>
-            <w:color w:val="0000EE"/>
-            <w:u w:val="single"/>
-          </w:rPr>
-          <w:t>उत 8:20–21</w:t>
-        </w:r>
-      </w:hyperlink>
+      <w:r>
+        <w:rPr>
+          <w:lang w:val="hi_IN" w:bidi="hi_IN"/>
+        </w:rPr>
+        <w:t>उत 8:20–21</w:t>
+      </w:r>
       <w:r>
         <w:rPr>
           <w:lang w:val="hi_IN" w:bidi="hi_IN"/>
         </w:rPr>
         <w:t>)। कैन और हाबिल ने भी परमेश्वर को भेंट चढ़ाई (</w:t>
       </w:r>
-      <w:hyperlink r:id="rId199">
-        <w:r>
-          <w:rPr>
-            <w:lang w:val="hi_IN" w:bidi="hi_IN"/>
-          </w:rPr>
-          <w:rPr>
-            <w:color w:val="0000EE"/>
-            <w:u w:val="single"/>
-          </w:rPr>
-          <w:t>उत 4:3–5</w:t>
-        </w:r>
-      </w:hyperlink>
+      <w:r>
+        <w:rPr>
+          <w:lang w:val="hi_IN" w:bidi="hi_IN"/>
+        </w:rPr>
+        <w:t>उत 4:3–5</w:t>
+      </w:r>
       <w:r>
         <w:rPr>
           <w:lang w:val="hi_IN" w:bidi="hi_IN"/>
         </w:rPr>
         <w:t xml:space="preserve">)। कुलपतियों ने कई वेदियाँ बनाईं (देखें </w:t>
       </w:r>
-      <w:hyperlink r:id="rId200">
-        <w:r>
-          <w:rPr>
-            <w:lang w:val="hi_IN" w:bidi="hi_IN"/>
-          </w:rPr>
-          <w:rPr>
-            <w:color w:val="0000EE"/>
-            <w:u w:val="single"/>
-          </w:rPr>
-          <w:t>उत 12:7–8</w:t>
-        </w:r>
-      </w:hyperlink>
-      <w:r>
-        <w:rPr>
-          <w:lang w:val="hi_IN" w:bidi="hi_IN"/>
-        </w:rPr>
-        <w:t xml:space="preserve">; </w:t>
-      </w:r>
-      <w:hyperlink r:id="rId201">
-        <w:r>
-          <w:rPr>
-            <w:lang w:val="hi_IN" w:bidi="hi_IN"/>
-          </w:rPr>
-          <w:rPr>
-            <w:color w:val="0000EE"/>
-            <w:u w:val="single"/>
-          </w:rPr>
-          <w:t>13:4</w:t>
-        </w:r>
-      </w:hyperlink>
+      <w:r>
+        <w:rPr>
+          <w:lang w:val="hi_IN" w:bidi="hi_IN"/>
+        </w:rPr>
+        <w:t>उत 12:7–8</w:t>
+      </w:r>
+      <w:r>
+        <w:rPr>
+          <w:lang w:val="hi_IN" w:bidi="hi_IN"/>
+        </w:rPr>
+        <w:t xml:space="preserve">; </w:t>
+      </w:r>
+      <w:r>
+        <w:rPr>
+          <w:lang w:val="hi_IN" w:bidi="hi_IN"/>
+        </w:rPr>
+        <w:t>13:4</w:t>
+      </w:r>
       <w:r>
         <w:rPr>
           <w:lang w:val="hi_IN" w:bidi="hi_IN"/>
         </w:rPr>
         <w:t xml:space="preserve">, </w:t>
       </w:r>
-      <w:hyperlink r:id="rId202">
-        <w:r>
-          <w:rPr>
-            <w:lang w:val="hi_IN" w:bidi="hi_IN"/>
-          </w:rPr>
-          <w:rPr>
-            <w:color w:val="0000EE"/>
-            <w:u w:val="single"/>
-          </w:rPr>
-          <w:t>18</w:t>
-        </w:r>
-      </w:hyperlink>
-      <w:r>
-        <w:rPr>
-          <w:lang w:val="hi_IN" w:bidi="hi_IN"/>
-        </w:rPr>
-        <w:t xml:space="preserve">; </w:t>
-      </w:r>
-      <w:hyperlink r:id="rId203">
-        <w:r>
-          <w:rPr>
-            <w:lang w:val="hi_IN" w:bidi="hi_IN"/>
-          </w:rPr>
-          <w:rPr>
-            <w:color w:val="0000EE"/>
-            <w:u w:val="single"/>
-          </w:rPr>
-          <w:t>22:9</w:t>
-        </w:r>
-      </w:hyperlink>
-      <w:r>
-        <w:rPr>
-          <w:lang w:val="hi_IN" w:bidi="hi_IN"/>
-        </w:rPr>
-        <w:t xml:space="preserve">; </w:t>
-      </w:r>
-      <w:hyperlink r:id="rId204">
-        <w:r>
-          <w:rPr>
-            <w:lang w:val="hi_IN" w:bidi="hi_IN"/>
-          </w:rPr>
-          <w:rPr>
-            <w:color w:val="0000EE"/>
-            <w:u w:val="single"/>
-          </w:rPr>
-          <w:t>26:25</w:t>
-        </w:r>
-      </w:hyperlink>
-      <w:r>
-        <w:rPr>
-          <w:lang w:val="hi_IN" w:bidi="hi_IN"/>
-        </w:rPr>
-        <w:t xml:space="preserve">; </w:t>
-      </w:r>
-      <w:hyperlink r:id="rId205">
-        <w:r>
-          <w:rPr>
-            <w:lang w:val="hi_IN" w:bidi="hi_IN"/>
-          </w:rPr>
-          <w:rPr>
-            <w:color w:val="0000EE"/>
-            <w:u w:val="single"/>
-          </w:rPr>
-          <w:t>33:20</w:t>
-        </w:r>
-      </w:hyperlink>
-      <w:r>
-        <w:rPr>
-          <w:lang w:val="hi_IN" w:bidi="hi_IN"/>
-        </w:rPr>
-        <w:t xml:space="preserve">; </w:t>
-      </w:r>
-      <w:hyperlink r:id="rId206">
-        <w:r>
-          <w:rPr>
-            <w:lang w:val="hi_IN" w:bidi="hi_IN"/>
-          </w:rPr>
-          <w:rPr>
-            <w:color w:val="0000EE"/>
-            <w:u w:val="single"/>
-          </w:rPr>
-          <w:t>35:1</w:t>
-        </w:r>
-      </w:hyperlink>
+      <w:r>
+        <w:rPr>
+          <w:lang w:val="hi_IN" w:bidi="hi_IN"/>
+        </w:rPr>
+        <w:t>18</w:t>
+      </w:r>
+      <w:r>
+        <w:rPr>
+          <w:lang w:val="hi_IN" w:bidi="hi_IN"/>
+        </w:rPr>
+        <w:t xml:space="preserve">; </w:t>
+      </w:r>
+      <w:r>
+        <w:rPr>
+          <w:lang w:val="hi_IN" w:bidi="hi_IN"/>
+        </w:rPr>
+        <w:t>22:9</w:t>
+      </w:r>
+      <w:r>
+        <w:rPr>
+          <w:lang w:val="hi_IN" w:bidi="hi_IN"/>
+        </w:rPr>
+        <w:t xml:space="preserve">; </w:t>
+      </w:r>
+      <w:r>
+        <w:rPr>
+          <w:lang w:val="hi_IN" w:bidi="hi_IN"/>
+        </w:rPr>
+        <w:t>26:25</w:t>
+      </w:r>
+      <w:r>
+        <w:rPr>
+          <w:lang w:val="hi_IN" w:bidi="hi_IN"/>
+        </w:rPr>
+        <w:t xml:space="preserve">; </w:t>
+      </w:r>
+      <w:r>
+        <w:rPr>
+          <w:lang w:val="hi_IN" w:bidi="hi_IN"/>
+        </w:rPr>
+        <w:t>33:20</w:t>
+      </w:r>
+      <w:r>
+        <w:rPr>
+          <w:lang w:val="hi_IN" w:bidi="hi_IN"/>
+        </w:rPr>
+        <w:t xml:space="preserve">; </w:t>
+      </w:r>
+      <w:r>
+        <w:rPr>
+          <w:lang w:val="hi_IN" w:bidi="hi_IN"/>
+        </w:rPr>
+        <w:t>35:1</w:t>
+      </w:r>
       <w:r>
         <w:rPr>
           <w:lang w:val="hi_IN" w:bidi="hi_IN"/>
         </w:rPr>
         <w:t xml:space="preserve">, </w:t>
       </w:r>
-      <w:hyperlink r:id="rId207">
-        <w:r>
-          <w:rPr>
-            <w:lang w:val="hi_IN" w:bidi="hi_IN"/>
-          </w:rPr>
-          <w:rPr>
-            <w:color w:val="0000EE"/>
-            <w:u w:val="single"/>
-          </w:rPr>
-          <w:t>14–15</w:t>
-        </w:r>
-      </w:hyperlink>
+      <w:r>
+        <w:rPr>
+          <w:lang w:val="hi_IN" w:bidi="hi_IN"/>
+        </w:rPr>
+        <w:t>14–15</w:t>
+      </w:r>
       <w:r>
         <w:rPr>
           <w:lang w:val="hi_IN" w:bidi="hi_IN"/>
@@ -6190,18 +4732,12 @@
         </w:rPr>
         <w:t xml:space="preserve">आमतौर पर, एक वेदी एक ऊँचे मंच पर होती थी जिसमें एक रैंप या सीढ़ी होती थी। यह आराधना के लिए बलिदानों को स्वर्ग की ओर उठाती थी। कई वेदियों के कोनों पर चार सींग उस पवित्र क्षेत्र को चिह्नित करते थे जहाँ ईश्वरीय और मनुष्य के क्षेत्र मिलते थे (देखें </w:t>
       </w:r>
-      <w:hyperlink r:id="rId208">
-        <w:r>
-          <w:rPr>
-            <w:lang w:val="hi_IN" w:bidi="hi_IN"/>
-          </w:rPr>
-          <w:rPr>
-            <w:color w:val="0000EE"/>
-            <w:u w:val="single"/>
-          </w:rPr>
-          <w:t>निर्ग 27:2</w:t>
-        </w:r>
-      </w:hyperlink>
+      <w:r>
+        <w:rPr>
+          <w:lang w:val="hi_IN" w:bidi="hi_IN"/>
+        </w:rPr>
+        <w:t>निर्ग 27:2</w:t>
+      </w:r>
       <w:r>
         <w:rPr>
           <w:lang w:val="hi_IN" w:bidi="hi_IN"/>
@@ -6222,144 +4758,96 @@
         </w:rPr>
         <w:t xml:space="preserve">यीशु अपने आप में महायाजक, बलिदान का मेम्ना और वेदी की विभिन्न प्रतीकात्मक भूमिकाओं को समाहित करते हैं (देखें </w:t>
       </w:r>
-      <w:hyperlink r:id="rId209">
-        <w:r>
-          <w:rPr>
-            <w:lang w:val="hi_IN" w:bidi="hi_IN"/>
-          </w:rPr>
-          <w:rPr>
-            <w:color w:val="0000EE"/>
-            <w:u w:val="single"/>
-          </w:rPr>
-          <w:t>इब्रा 4:14–15</w:t>
-        </w:r>
-      </w:hyperlink>
-      <w:r>
-        <w:rPr>
-          <w:lang w:val="hi_IN" w:bidi="hi_IN"/>
-        </w:rPr>
-        <w:t xml:space="preserve">; </w:t>
-      </w:r>
-      <w:hyperlink r:id="rId210">
-        <w:r>
-          <w:rPr>
-            <w:lang w:val="hi_IN" w:bidi="hi_IN"/>
-          </w:rPr>
-          <w:rPr>
-            <w:color w:val="0000EE"/>
-            <w:u w:val="single"/>
-          </w:rPr>
-          <w:t>7:24</w:t>
-        </w:r>
-      </w:hyperlink>
+      <w:r>
+        <w:rPr>
+          <w:lang w:val="hi_IN" w:bidi="hi_IN"/>
+        </w:rPr>
+        <w:t>इब्रा 4:14–15</w:t>
+      </w:r>
+      <w:r>
+        <w:rPr>
+          <w:lang w:val="hi_IN" w:bidi="hi_IN"/>
+        </w:rPr>
+        <w:t xml:space="preserve">; </w:t>
+      </w:r>
+      <w:r>
+        <w:rPr>
+          <w:lang w:val="hi_IN" w:bidi="hi_IN"/>
+        </w:rPr>
+        <w:t>7:24</w:t>
+      </w:r>
       <w:r>
         <w:rPr>
           <w:lang w:val="hi_IN" w:bidi="hi_IN"/>
         </w:rPr>
         <w:t xml:space="preserve">, </w:t>
       </w:r>
-      <w:hyperlink r:id="rId211">
-        <w:r>
-          <w:rPr>
-            <w:lang w:val="hi_IN" w:bidi="hi_IN"/>
-          </w:rPr>
-          <w:rPr>
-            <w:color w:val="0000EE"/>
-            <w:u w:val="single"/>
-          </w:rPr>
-          <w:t>27</w:t>
-        </w:r>
-      </w:hyperlink>
-      <w:r>
-        <w:rPr>
-          <w:lang w:val="hi_IN" w:bidi="hi_IN"/>
-        </w:rPr>
-        <w:t xml:space="preserve">; </w:t>
-      </w:r>
-      <w:hyperlink r:id="rId212">
-        <w:r>
-          <w:rPr>
-            <w:lang w:val="hi_IN" w:bidi="hi_IN"/>
-          </w:rPr>
-          <w:rPr>
-            <w:color w:val="0000EE"/>
-            <w:u w:val="single"/>
-          </w:rPr>
-          <w:t>9:14</w:t>
-        </w:r>
-      </w:hyperlink>
+      <w:r>
+        <w:rPr>
+          <w:lang w:val="hi_IN" w:bidi="hi_IN"/>
+        </w:rPr>
+        <w:t>27</w:t>
+      </w:r>
+      <w:r>
+        <w:rPr>
+          <w:lang w:val="hi_IN" w:bidi="hi_IN"/>
+        </w:rPr>
+        <w:t xml:space="preserve">; </w:t>
+      </w:r>
+      <w:r>
+        <w:rPr>
+          <w:lang w:val="hi_IN" w:bidi="hi_IN"/>
+        </w:rPr>
+        <w:t>9:14</w:t>
+      </w:r>
       <w:r>
         <w:rPr>
           <w:lang w:val="hi_IN" w:bidi="hi_IN"/>
         </w:rPr>
         <w:t xml:space="preserve">, </w:t>
       </w:r>
-      <w:hyperlink r:id="rId213">
-        <w:r>
-          <w:rPr>
-            <w:lang w:val="hi_IN" w:bidi="hi_IN"/>
-          </w:rPr>
-          <w:rPr>
-            <w:color w:val="0000EE"/>
-            <w:u w:val="single"/>
-          </w:rPr>
-          <w:t>26</w:t>
-        </w:r>
-      </w:hyperlink>
-      <w:r>
-        <w:rPr>
-          <w:lang w:val="hi_IN" w:bidi="hi_IN"/>
-        </w:rPr>
-        <w:t xml:space="preserve">; </w:t>
-      </w:r>
-      <w:hyperlink r:id="rId214">
-        <w:r>
-          <w:rPr>
-            <w:lang w:val="hi_IN" w:bidi="hi_IN"/>
-          </w:rPr>
-          <w:rPr>
-            <w:color w:val="0000EE"/>
-            <w:u w:val="single"/>
-          </w:rPr>
-          <w:t>10:10</w:t>
-        </w:r>
-      </w:hyperlink>
-      <w:r>
-        <w:rPr>
-          <w:lang w:val="hi_IN" w:bidi="hi_IN"/>
-        </w:rPr>
-        <w:t xml:space="preserve">; </w:t>
-      </w:r>
-      <w:hyperlink r:id="rId215">
-        <w:r>
-          <w:rPr>
-            <w:lang w:val="hi_IN" w:bidi="hi_IN"/>
-          </w:rPr>
-          <w:rPr>
-            <w:color w:val="0000EE"/>
-            <w:u w:val="single"/>
-          </w:rPr>
-          <w:t>13:10</w:t>
-        </w:r>
-      </w:hyperlink>
+      <w:r>
+        <w:rPr>
+          <w:lang w:val="hi_IN" w:bidi="hi_IN"/>
+        </w:rPr>
+        <w:t>26</w:t>
+      </w:r>
+      <w:r>
+        <w:rPr>
+          <w:lang w:val="hi_IN" w:bidi="hi_IN"/>
+        </w:rPr>
+        <w:t xml:space="preserve">; </w:t>
+      </w:r>
+      <w:r>
+        <w:rPr>
+          <w:lang w:val="hi_IN" w:bidi="hi_IN"/>
+        </w:rPr>
+        <w:t>10:10</w:t>
+      </w:r>
+      <w:r>
+        <w:rPr>
+          <w:lang w:val="hi_IN" w:bidi="hi_IN"/>
+        </w:rPr>
+        <w:t xml:space="preserve">; </w:t>
+      </w:r>
+      <w:r>
+        <w:rPr>
+          <w:lang w:val="hi_IN" w:bidi="hi_IN"/>
+        </w:rPr>
+        <w:t>13:10</w:t>
+      </w:r>
       <w:r>
         <w:rPr>
           <w:lang w:val="hi_IN" w:bidi="hi_IN"/>
         </w:rPr>
         <w:t xml:space="preserve">, </w:t>
       </w:r>
-      <w:hyperlink r:id="rId216">
-        <w:r>
-          <w:rPr>
-            <w:lang w:val="hi_IN" w:bidi="hi_IN"/>
-          </w:rPr>
-          <w:rPr>
-            <w:color w:val="0000EE"/>
-            <w:u w:val="single"/>
-          </w:rPr>
-          <w:t>12</w:t>
-        </w:r>
-      </w:hyperlink>
+      <w:r>
+        <w:rPr>
+          <w:lang w:val="hi_IN" w:bidi="hi_IN"/>
+        </w:rPr>
+        <w:t>12</w:t>
+      </w:r>
       <w:r>
         <w:rPr>
           <w:lang w:val="hi_IN" w:bidi="hi_IN"/>
@@ -6378,54 +4866,36 @@
         </w:rPr>
         <w:t xml:space="preserve">के लहू का उल्लेख करके अपने बलिदान की भविष्यवाणी की (देखें </w:t>
       </w:r>
-      <w:hyperlink r:id="rId217">
-        <w:r>
-          <w:rPr>
-            <w:lang w:val="hi_IN" w:bidi="hi_IN"/>
-          </w:rPr>
-          <w:rPr>
-            <w:color w:val="0000EE"/>
-            <w:u w:val="single"/>
-          </w:rPr>
-          <w:t>मत्ती 23:35</w:t>
-        </w:r>
-      </w:hyperlink>
-      <w:r>
-        <w:rPr>
-          <w:lang w:val="hi_IN" w:bidi="hi_IN"/>
-        </w:rPr>
-        <w:t xml:space="preserve">; </w:t>
-      </w:r>
-      <w:hyperlink r:id="rId218">
-        <w:r>
-          <w:rPr>
-            <w:lang w:val="hi_IN" w:bidi="hi_IN"/>
-          </w:rPr>
-          <w:rPr>
-            <w:color w:val="0000EE"/>
-            <w:u w:val="single"/>
-          </w:rPr>
-          <w:t>लूका 11:50–51</w:t>
-        </w:r>
-      </w:hyperlink>
+      <w:r>
+        <w:rPr>
+          <w:lang w:val="hi_IN" w:bidi="hi_IN"/>
+        </w:rPr>
+        <w:t>मत्ती 23:35</w:t>
+      </w:r>
+      <w:r>
+        <w:rPr>
+          <w:lang w:val="hi_IN" w:bidi="hi_IN"/>
+        </w:rPr>
+        <w:t xml:space="preserve">; </w:t>
+      </w:r>
+      <w:r>
+        <w:rPr>
+          <w:lang w:val="hi_IN" w:bidi="hi_IN"/>
+        </w:rPr>
+        <w:t>लूका 11:50–51</w:t>
+      </w:r>
       <w:r>
         <w:rPr>
           <w:lang w:val="hi_IN" w:bidi="hi_IN"/>
         </w:rPr>
         <w:t>)। उनका क्रूसीकरण, क्रूस को अंतिम बलिदान की "वेदी" के रूप में प्रतिनिधित्व करता है। इसलिए, प्रकाशितवाक्य में राजा के रूप में बैठे "मेम्ना" ने मन्दिर और वेदी को अनावश्यक बना दिया है (</w:t>
       </w:r>
-      <w:hyperlink r:id="rId219">
-        <w:r>
-          <w:rPr>
-            <w:lang w:val="hi_IN" w:bidi="hi_IN"/>
-          </w:rPr>
-          <w:rPr>
-            <w:color w:val="0000EE"/>
-            <w:u w:val="single"/>
-          </w:rPr>
-          <w:t>प्रका 21:22</w:t>
-        </w:r>
-      </w:hyperlink>
+      <w:r>
+        <w:rPr>
+          <w:lang w:val="hi_IN" w:bidi="hi_IN"/>
+        </w:rPr>
+        <w:t>प्रका 21:22</w:t>
+      </w:r>
       <w:r>
         <w:rPr>
           <w:lang w:val="hi_IN" w:bidi="hi_IN"/>
@@ -6455,216 +4925,144 @@
           <w:lang w:val="hi_IN" w:bidi="hi_IN"/>
         </w:rPr>
       </w:r>
-      <w:hyperlink r:id="rId198">
-        <w:r>
-          <w:rPr>
-            <w:lang w:val="hi_IN" w:bidi="hi_IN"/>
-          </w:rPr>
-          <w:rPr>
-            <w:color w:val="0000EE"/>
-            <w:u w:val="single"/>
-          </w:rPr>
-          <w:t>उत्पत्ति 8:20–21</w:t>
-        </w:r>
-      </w:hyperlink>
-      <w:r>
-        <w:rPr>
-          <w:lang w:val="hi_IN" w:bidi="hi_IN"/>
-        </w:rPr>
-        <w:t xml:space="preserve">; </w:t>
-      </w:r>
-      <w:hyperlink r:id="rId200">
-        <w:r>
-          <w:rPr>
-            <w:lang w:val="hi_IN" w:bidi="hi_IN"/>
-          </w:rPr>
-          <w:rPr>
-            <w:color w:val="0000EE"/>
-            <w:u w:val="single"/>
-          </w:rPr>
-          <w:t>12:7–8</w:t>
-        </w:r>
-      </w:hyperlink>
-      <w:r>
-        <w:rPr>
-          <w:lang w:val="hi_IN" w:bidi="hi_IN"/>
-        </w:rPr>
-        <w:t xml:space="preserve">; </w:t>
-      </w:r>
-      <w:hyperlink r:id="rId220">
-        <w:r>
-          <w:rPr>
-            <w:lang w:val="hi_IN" w:bidi="hi_IN"/>
-          </w:rPr>
-          <w:rPr>
-            <w:color w:val="0000EE"/>
-            <w:u w:val="single"/>
-          </w:rPr>
-          <w:t>22:9–14</w:t>
-        </w:r>
-      </w:hyperlink>
-      <w:r>
-        <w:rPr>
-          <w:lang w:val="hi_IN" w:bidi="hi_IN"/>
-        </w:rPr>
-        <w:t xml:space="preserve">; </w:t>
-      </w:r>
-      <w:hyperlink r:id="rId205">
-        <w:r>
-          <w:rPr>
-            <w:lang w:val="hi_IN" w:bidi="hi_IN"/>
-          </w:rPr>
-          <w:rPr>
-            <w:color w:val="0000EE"/>
-            <w:u w:val="single"/>
-          </w:rPr>
-          <w:t>33:20</w:t>
-        </w:r>
-      </w:hyperlink>
-      <w:r>
-        <w:rPr>
-          <w:lang w:val="hi_IN" w:bidi="hi_IN"/>
-        </w:rPr>
-        <w:t xml:space="preserve">; </w:t>
-      </w:r>
-      <w:hyperlink r:id="rId221">
-        <w:r>
-          <w:rPr>
-            <w:lang w:val="hi_IN" w:bidi="hi_IN"/>
-          </w:rPr>
-          <w:rPr>
-            <w:color w:val="0000EE"/>
-            <w:u w:val="single"/>
-          </w:rPr>
-          <w:t>निर्गमन 20:24–26</w:t>
-        </w:r>
-      </w:hyperlink>
-      <w:r>
-        <w:rPr>
-          <w:lang w:val="hi_IN" w:bidi="hi_IN"/>
-        </w:rPr>
-        <w:t xml:space="preserve">; </w:t>
-      </w:r>
-      <w:hyperlink r:id="rId222">
-        <w:r>
-          <w:rPr>
-            <w:lang w:val="hi_IN" w:bidi="hi_IN"/>
-          </w:rPr>
-          <w:rPr>
-            <w:color w:val="0000EE"/>
-            <w:u w:val="single"/>
-          </w:rPr>
-          <w:t>यहोशू 22:10–34</w:t>
-        </w:r>
-      </w:hyperlink>
-      <w:r>
-        <w:rPr>
-          <w:lang w:val="hi_IN" w:bidi="hi_IN"/>
-        </w:rPr>
-        <w:t xml:space="preserve">; </w:t>
-      </w:r>
-      <w:hyperlink r:id="rId223">
-        <w:r>
-          <w:rPr>
-            <w:lang w:val="hi_IN" w:bidi="hi_IN"/>
-          </w:rPr>
-          <w:rPr>
-            <w:color w:val="0000EE"/>
-            <w:u w:val="single"/>
-          </w:rPr>
-          <w:t>1 राजाओं 18:20–40</w:t>
-        </w:r>
-      </w:hyperlink>
-      <w:r>
-        <w:rPr>
-          <w:lang w:val="hi_IN" w:bidi="hi_IN"/>
-        </w:rPr>
-        <w:t xml:space="preserve">; </w:t>
-      </w:r>
-      <w:hyperlink r:id="rId224">
-        <w:r>
-          <w:rPr>
-            <w:lang w:val="hi_IN" w:bidi="hi_IN"/>
-          </w:rPr>
-          <w:rPr>
-            <w:color w:val="0000EE"/>
-            <w:u w:val="single"/>
-          </w:rPr>
-          <w:t>होशे 8:11–13</w:t>
-        </w:r>
-      </w:hyperlink>
-      <w:r>
-        <w:rPr>
-          <w:lang w:val="hi_IN" w:bidi="hi_IN"/>
-        </w:rPr>
-        <w:t xml:space="preserve">; </w:t>
-      </w:r>
-      <w:hyperlink r:id="rId225">
-        <w:r>
-          <w:rPr>
-            <w:lang w:val="hi_IN" w:bidi="hi_IN"/>
-          </w:rPr>
-          <w:rPr>
-            <w:color w:val="0000EE"/>
-            <w:u w:val="single"/>
-          </w:rPr>
-          <w:t>मत्ती 5:23–24</w:t>
-        </w:r>
-      </w:hyperlink>
-      <w:r>
-        <w:rPr>
-          <w:lang w:val="hi_IN" w:bidi="hi_IN"/>
-        </w:rPr>
-        <w:t xml:space="preserve">; </w:t>
-      </w:r>
-      <w:hyperlink r:id="rId226">
-        <w:r>
-          <w:rPr>
-            <w:lang w:val="hi_IN" w:bidi="hi_IN"/>
-          </w:rPr>
-          <w:rPr>
-            <w:color w:val="0000EE"/>
-            <w:u w:val="single"/>
-          </w:rPr>
-          <w:t>इब्रानियों 13:10–14</w:t>
-        </w:r>
-      </w:hyperlink>
-      <w:r>
-        <w:rPr>
-          <w:lang w:val="hi_IN" w:bidi="hi_IN"/>
-        </w:rPr>
-        <w:t xml:space="preserve">; </w:t>
-      </w:r>
-      <w:hyperlink r:id="rId227">
-        <w:r>
-          <w:rPr>
-            <w:lang w:val="hi_IN" w:bidi="hi_IN"/>
-          </w:rPr>
-          <w:rPr>
-            <w:color w:val="0000EE"/>
-            <w:u w:val="single"/>
-          </w:rPr>
-          <w:t>प्रकाशितवाक्य 6:9</w:t>
-        </w:r>
-      </w:hyperlink>
-      <w:r>
-        <w:rPr>
-          <w:lang w:val="hi_IN" w:bidi="hi_IN"/>
-        </w:rPr>
-        <w:t xml:space="preserve">; </w:t>
-      </w:r>
-      <w:hyperlink r:id="rId228">
-        <w:r>
-          <w:rPr>
-            <w:lang w:val="hi_IN" w:bidi="hi_IN"/>
-          </w:rPr>
-          <w:rPr>
-            <w:color w:val="0000EE"/>
-            <w:u w:val="single"/>
-          </w:rPr>
-          <w:t>8:3–5</w:t>
-        </w:r>
-      </w:hyperlink>
+      <w:r>
+        <w:rPr>
+          <w:lang w:val="hi_IN" w:bidi="hi_IN"/>
+        </w:rPr>
+        <w:t>उत्पत्ति 8:20–21</w:t>
+      </w:r>
+      <w:r>
+        <w:rPr>
+          <w:lang w:val="hi_IN" w:bidi="hi_IN"/>
+        </w:rPr>
+        <w:t xml:space="preserve">; </w:t>
+      </w:r>
+      <w:r>
+        <w:rPr>
+          <w:lang w:val="hi_IN" w:bidi="hi_IN"/>
+        </w:rPr>
+        <w:t>12:7–8</w:t>
+      </w:r>
+      <w:r>
+        <w:rPr>
+          <w:lang w:val="hi_IN" w:bidi="hi_IN"/>
+        </w:rPr>
+        <w:t xml:space="preserve">; </w:t>
+      </w:r>
+      <w:r>
+        <w:rPr>
+          <w:lang w:val="hi_IN" w:bidi="hi_IN"/>
+        </w:rPr>
+        <w:t>22:9–14</w:t>
+      </w:r>
+      <w:r>
+        <w:rPr>
+          <w:lang w:val="hi_IN" w:bidi="hi_IN"/>
+        </w:rPr>
+        <w:t xml:space="preserve">; </w:t>
+      </w:r>
+      <w:r>
+        <w:rPr>
+          <w:lang w:val="hi_IN" w:bidi="hi_IN"/>
+        </w:rPr>
+        <w:t>33:20</w:t>
+      </w:r>
+      <w:r>
+        <w:rPr>
+          <w:lang w:val="hi_IN" w:bidi="hi_IN"/>
+        </w:rPr>
+        <w:t xml:space="preserve">; </w:t>
+      </w:r>
+      <w:r>
+        <w:rPr>
+          <w:lang w:val="hi_IN" w:bidi="hi_IN"/>
+        </w:rPr>
+        <w:t>निर्गमन 20:24–26</w:t>
+      </w:r>
+      <w:r>
+        <w:rPr>
+          <w:lang w:val="hi_IN" w:bidi="hi_IN"/>
+        </w:rPr>
+        <w:t xml:space="preserve">; </w:t>
+      </w:r>
+      <w:r>
+        <w:rPr>
+          <w:lang w:val="hi_IN" w:bidi="hi_IN"/>
+        </w:rPr>
+        <w:t>यहोशू 22:10–34</w:t>
+      </w:r>
+      <w:r>
+        <w:rPr>
+          <w:lang w:val="hi_IN" w:bidi="hi_IN"/>
+        </w:rPr>
+        <w:t xml:space="preserve">; </w:t>
+      </w:r>
+      <w:r>
+        <w:rPr>
+          <w:lang w:val="hi_IN" w:bidi="hi_IN"/>
+        </w:rPr>
+        <w:t>1 राजाओं 18:20–40</w:t>
+      </w:r>
+      <w:r>
+        <w:rPr>
+          <w:lang w:val="hi_IN" w:bidi="hi_IN"/>
+        </w:rPr>
+        <w:t xml:space="preserve">; </w:t>
+      </w:r>
+      <w:r>
+        <w:rPr>
+          <w:lang w:val="hi_IN" w:bidi="hi_IN"/>
+        </w:rPr>
+        <w:t>होशे 8:11–13</w:t>
+      </w:r>
+      <w:r>
+        <w:rPr>
+          <w:lang w:val="hi_IN" w:bidi="hi_IN"/>
+        </w:rPr>
+        <w:t xml:space="preserve">; </w:t>
+      </w:r>
+      <w:r>
+        <w:rPr>
+          <w:lang w:val="hi_IN" w:bidi="hi_IN"/>
+        </w:rPr>
+        <w:t>मत्ती 5:23–24</w:t>
+      </w:r>
+      <w:r>
+        <w:rPr>
+          <w:lang w:val="hi_IN" w:bidi="hi_IN"/>
+        </w:rPr>
+        <w:t xml:space="preserve">; </w:t>
+      </w:r>
+      <w:r>
+        <w:rPr>
+          <w:lang w:val="hi_IN" w:bidi="hi_IN"/>
+        </w:rPr>
+        <w:t>इब्रानियों 13:10–14</w:t>
+      </w:r>
+      <w:r>
+        <w:rPr>
+          <w:lang w:val="hi_IN" w:bidi="hi_IN"/>
+        </w:rPr>
+        <w:t xml:space="preserve">; </w:t>
+      </w:r>
+      <w:r>
+        <w:rPr>
+          <w:lang w:val="hi_IN" w:bidi="hi_IN"/>
+        </w:rPr>
+        <w:t>प्रकाशितवाक्य 6:9</w:t>
+      </w:r>
+      <w:r>
+        <w:rPr>
+          <w:lang w:val="hi_IN" w:bidi="hi_IN"/>
+        </w:rPr>
+        <w:t xml:space="preserve">; </w:t>
+      </w:r>
+      <w:r>
+        <w:rPr>
+          <w:lang w:val="hi_IN" w:bidi="hi_IN"/>
+        </w:rPr>
+        <w:t>8:3–5</w:t>
+      </w:r>
       <w:r>
         <w:rPr>
           <w:lang w:val="hi_IN" w:bidi="hi_IN"/>
